--- a/downloads/teacher/ai-3-week-25.docx
+++ b/downloads/teacher/ai-3-week-25.docx
@@ -2756,6 +2756,396 @@
         <w:t>For your Verified Study Buddy, save the input, procedure, observed result and limitation of this check. Label this worked example as practice; use a different, previously unreviewed case when checking independent understanding.</w:t>
       </w:r>
     </w:p>
+    <w:p>
+      <w:pPr>
+        <w:pStyle w:val="Heading1"/>
+      </w:pPr>
+      <w:r>
+        <w:t>07. Prepare, teach and assess</w:t>
+      </w:r>
+    </w:p>
+    <w:p>
+      <w:r>
+        <w:t>Teaching target: Explain the mechanism and terminology of system evaluation sets</w:t>
+      </w:r>
+    </w:p>
+    <w:p>
+      <w:r>
+        <w:t>Prepare the labelled worked-case picture, the matching workbook, fictional input cards and a place for individual responses. No paid AI account is required for the paper reasoning activities.</w:t>
+      </w:r>
+    </w:p>
+    <w:tbl>
+      <w:tblPr>
+        <w:tblStyle w:val="LightShading-Accent1"/>
+        <w:tblW w:type="auto" w:w="0"/>
+        <w:tblLook w:firstColumn="1" w:firstRow="1" w:lastColumn="0" w:lastRow="0" w:noHBand="0" w:noVBand="1" w:val="04A0"/>
+      </w:tblPr>
+      <w:tblGrid>
+        <w:gridCol w:w="3408"/>
+        <w:gridCol w:w="3408"/>
+        <w:gridCol w:w="3408"/>
+      </w:tblGrid>
+      <w:tr>
+        <w:trPr>
+          <w:tblHeader/>
+        </w:trPr>
+        <w:tc>
+          <w:tcPr>
+            <w:tcW w:type="dxa" w:w="3408"/>
+          </w:tcPr>
+          <w:p>
+            <w:r>
+              <w:t>Session</w:t>
+            </w:r>
+          </w:p>
+        </w:tc>
+        <w:tc>
+          <w:tcPr>
+            <w:tcW w:type="dxa" w:w="3408"/>
+          </w:tcPr>
+          <w:p>
+            <w:r>
+              <w:t>Plan</w:t>
+            </w:r>
+          </w:p>
+        </w:tc>
+        <w:tc>
+          <w:tcPr>
+            <w:tcW w:type="dxa" w:w="3408"/>
+          </w:tcPr>
+          <w:p>
+            <w:r>
+              <w:t>Resources</w:t>
+            </w:r>
+          </w:p>
+        </w:tc>
+      </w:tr>
+      <w:tr>
+        <w:tc>
+          <w:tcPr>
+            <w:tcW w:type="dxa" w:w="3408"/>
+          </w:tcPr>
+          <w:p>
+            <w:r>
+              <w:t>Session 1 · Understand · 45 min</w:t>
+            </w:r>
+          </w:p>
+        </w:tc>
+        <w:tc>
+          <w:tcPr>
+            <w:tcW w:type="dxa" w:w="3408"/>
+          </w:tcPr>
+          <w:p>
+            <w:r>
+              <w:t>0–7: recall and prerequisite; 7–15: inspect the concrete case and predict; 15–30: teacher models the worked trace; 30–40: learners explain a step using the text and visual; 40–45: check the core idea.</w:t>
+            </w:r>
+          </w:p>
+        </w:tc>
+        <w:tc>
+          <w:tcPr>
+            <w:tcW w:type="dxa" w:w="3408"/>
+          </w:tcPr>
+          <w:p>
+            <w:r>
+              <w:t>Sections 1–6; record the brief recall in the workbook.</w:t>
+            </w:r>
+          </w:p>
+        </w:tc>
+      </w:tr>
+      <w:tr>
+        <w:tc>
+          <w:tcPr>
+            <w:tcW w:type="dxa" w:w="3408"/>
+          </w:tcPr>
+          <w:p>
+            <w:r>
+              <w:t>Session 2 · Practise · 45 min</w:t>
+            </w:r>
+          </w:p>
+        </w:tc>
+        <w:tc>
+          <w:tcPr>
+            <w:tcW w:type="dxa" w:w="3408"/>
+          </w:tcPr>
+          <w:p>
+            <w:r>
+              <w:t>0–5: retrieve the procedure; 5–15: W2 completion practice; 15–23: explain and check with a partner; 23–30: each learner answers the misconception check; 30–40: targeted reteaching or a harder variation; 40–45: prepare the investigation.</w:t>
+            </w:r>
+          </w:p>
+        </w:tc>
+        <w:tc>
+          <w:tcPr>
+            <w:tcW w:type="dxa" w:w="3408"/>
+          </w:tcPr>
+          <w:p>
+            <w:r>
+              <w:t>Sections 7–10; use the matching workbook W2 and misconception check.</w:t>
+            </w:r>
+          </w:p>
+        </w:tc>
+      </w:tr>
+      <w:tr>
+        <w:tc>
+          <w:tcPr>
+            <w:tcW w:type="dxa" w:w="3408"/>
+          </w:tcPr>
+          <w:p>
+            <w:r>
+              <w:t>Session 3 · Investigate and transfer · 45 min</w:t>
+            </w:r>
+          </w:p>
+        </w:tc>
+        <w:tc>
+          <w:tcPr>
+            <w:tcW w:type="dxa" w:w="3408"/>
+          </w:tcPr>
+          <w:p>
+            <w:r>
+              <w:t>0–5: retrieve the decision rule; 5–20: investigate or trace; 20–30: start the independent case; 30–38: connect the project; 38–43: act on feedback; 43–45: plan the return check.</w:t>
+            </w:r>
+          </w:p>
+        </w:tc>
+        <w:tc>
+          <w:tcPr>
+            <w:tcW w:type="dxa" w:w="3408"/>
+          </w:tcPr>
+          <w:p>
+            <w:r>
+              <w:t>Sections 9 and 11–14. Give extra time to finish the full task set; use Section 15 when the week includes a coding lab.</w:t>
+            </w:r>
+          </w:p>
+        </w:tc>
+      </w:tr>
+    </w:tbl>
+    <w:p>
+      <w:r>
+        <w:t>Before class, solve the supported practice: Ten cases include six answerable and four missing-evidence cases. System answers five answerable correctly and abstains appropriately on three missing cases. Show the intermediate steps and give the conclusion with its scope.</w:t>
+      </w:r>
+    </w:p>
+    <w:p>
+      <w:r>
+        <w:t>Reasoned practice answer: Teacher explanation: Answer correctness 5/6; appropriate fallback 3/4; combined contract passes 8/10 if each case has one required outcome. Different denominators answer different questions.</w:t>
+      </w:r>
+    </w:p>
+    <w:p>
+      <w:r>
+        <w:t>Check every learner before discussion: Use the worked case for System evaluation sets. Proposed explanation: “The worked result establishes every future case”. Decide whether this explanation is supported. Point to the step or supplied fact that decides; explain your repair if needed.</w:t>
+      </w:r>
+    </w:p>
+    <w:p>
+      <w:r>
+        <w:t>Misconception repair: Evaluation coverage limits the claim; prompts tuned on these cases need new reserved final cases.</w:t>
+      </w:r>
+    </w:p>
+    <w:p>
+      <w:r>
+        <w:t>Support: read the exact case aloud, enlarge the labelled picture, supply input cards and model only the first deciding step. Accept a spoken explanation or drawing; retain the reasoning goal.</w:t>
+      </w:r>
+    </w:p>
+    <w:p>
+      <w:r>
+        <w:t>Extension: Remove the unsupported sentence while preserving the supported one. Require a prediction and a reason before comparing. Expected result: The revised one-sentence answer passes these two declared checks. Reason: The remaining claim is supported and one sentence is within the maximum.</w:t>
+      </w:r>
+    </w:p>
+    <w:p>
+      <w:r>
+        <w:t>Independent assessment: withhold the reserved answer until the learner has attempted the new case. Record support separately from correctness.</w:t>
+      </w:r>
+    </w:p>
+    <w:tbl>
+      <w:tblPr>
+        <w:tblStyle w:val="LightShading-Accent1"/>
+        <w:tblW w:type="auto" w:w="0"/>
+        <w:tblLook w:firstColumn="1" w:firstRow="1" w:lastColumn="0" w:lastRow="0" w:noHBand="0" w:noVBand="1" w:val="04A0"/>
+      </w:tblPr>
+      <w:tblGrid>
+        <w:gridCol w:w="2556"/>
+        <w:gridCol w:w="2556"/>
+        <w:gridCol w:w="2556"/>
+        <w:gridCol w:w="2556"/>
+      </w:tblGrid>
+      <w:tr>
+        <w:trPr>
+          <w:tblHeader/>
+        </w:trPr>
+        <w:tc>
+          <w:tcPr>
+            <w:tcW w:type="dxa" w:w="2556"/>
+          </w:tcPr>
+          <w:p>
+            <w:r>
+              <w:t>Criterion</w:t>
+            </w:r>
+          </w:p>
+        </w:tc>
+        <w:tc>
+          <w:tcPr>
+            <w:tcW w:type="dxa" w:w="2556"/>
+          </w:tcPr>
+          <w:p>
+            <w:r>
+              <w:t>Not yet</w:t>
+            </w:r>
+          </w:p>
+        </w:tc>
+        <w:tc>
+          <w:tcPr>
+            <w:tcW w:type="dxa" w:w="2556"/>
+          </w:tcPr>
+          <w:p>
+            <w:r>
+              <w:t>With support</w:t>
+            </w:r>
+          </w:p>
+        </w:tc>
+        <w:tc>
+          <w:tcPr>
+            <w:tcW w:type="dxa" w:w="2556"/>
+          </w:tcPr>
+          <w:p>
+            <w:r>
+              <w:t>Independent</w:t>
+            </w:r>
+          </w:p>
+        </w:tc>
+      </w:tr>
+      <w:tr>
+        <w:tc>
+          <w:tcPr>
+            <w:tcW w:type="dxa" w:w="2556"/>
+          </w:tcPr>
+          <w:p>
+            <w:r>
+              <w:t>Explanation</w:t>
+            </w:r>
+          </w:p>
+        </w:tc>
+        <w:tc>
+          <w:tcPr>
+            <w:tcW w:type="dxa" w:w="2556"/>
+          </w:tcPr>
+          <w:p>
+            <w:r>
+              <w:t>Names an answer without a deciding fact</w:t>
+            </w:r>
+          </w:p>
+        </w:tc>
+        <w:tc>
+          <w:tcPr>
+            <w:tcW w:type="dxa" w:w="2556"/>
+          </w:tcPr>
+          <w:p>
+            <w:r>
+              <w:t>Uses a hint to link fact and decision</w:t>
+            </w:r>
+          </w:p>
+        </w:tc>
+        <w:tc>
+          <w:tcPr>
+            <w:tcW w:type="dxa" w:w="2556"/>
+          </w:tcPr>
+          <w:p>
+            <w:r>
+              <w:t>Explains the deciding fact in own words</w:t>
+            </w:r>
+          </w:p>
+        </w:tc>
+      </w:tr>
+      <w:tr>
+        <w:tc>
+          <w:tcPr>
+            <w:tcW w:type="dxa" w:w="2556"/>
+          </w:tcPr>
+          <w:p>
+            <w:r>
+              <w:t>Trace or test</w:t>
+            </w:r>
+          </w:p>
+        </w:tc>
+        <w:tc>
+          <w:tcPr>
+            <w:tcW w:type="dxa" w:w="2556"/>
+          </w:tcPr>
+          <w:p>
+            <w:r>
+              <w:t>Cannot connect input and result</w:t>
+            </w:r>
+          </w:p>
+        </w:tc>
+        <w:tc>
+          <w:tcPr>
+            <w:tcW w:type="dxa" w:w="2556"/>
+          </w:tcPr>
+          <w:p>
+            <w:r>
+              <w:t>Completes steps with prompts</w:t>
+            </w:r>
+          </w:p>
+        </w:tc>
+        <w:tc>
+          <w:tcPr>
+            <w:tcW w:type="dxa" w:w="2556"/>
+          </w:tcPr>
+          <w:p>
+            <w:r>
+              <w:t>Traces or tests a changed case accurately</w:t>
+            </w:r>
+          </w:p>
+        </w:tc>
+      </w:tr>
+      <w:tr>
+        <w:tc>
+          <w:tcPr>
+            <w:tcW w:type="dxa" w:w="2556"/>
+          </w:tcPr>
+          <w:p>
+            <w:r>
+              <w:t>Limits and revision</w:t>
+            </w:r>
+          </w:p>
+        </w:tc>
+        <w:tc>
+          <w:tcPr>
+            <w:tcW w:type="dxa" w:w="2556"/>
+          </w:tcPr>
+          <w:p>
+            <w:r>
+              <w:t>Claims more than evidence supports</w:t>
+            </w:r>
+          </w:p>
+        </w:tc>
+        <w:tc>
+          <w:tcPr>
+            <w:tcW w:type="dxa" w:w="2556"/>
+          </w:tcPr>
+          <w:p>
+            <w:r>
+              <w:t>Names a limit after a prompt</w:t>
+            </w:r>
+          </w:p>
+        </w:tc>
+        <w:tc>
+          <w:tcPr>
+            <w:tcW w:type="dxa" w:w="2556"/>
+          </w:tcPr>
+          <w:p>
+            <w:r>
+              <w:t>States a defensible limit and useful next test</w:t>
+            </w:r>
+          </w:p>
+        </w:tc>
+      </w:tr>
+    </w:tbl>
+    <w:p>
+      <w:r>
+        <w:t>Project checkpoint: Prepare the demonstration. Gather reproducible instructions, evidence, access checks and remaining limitations.</w:t>
+      </w:r>
+    </w:p>
+    <w:p>
+      <w:r>
+        <w:t>Use the weekly teacher answer for topic-specific reasoning. A saved progress tick is an activity record; judge mastery from the learner’s explanation and evidence.</w:t>
+      </w:r>
+    </w:p>
     <w:sectPr>
       <w:pgSz w:w="12240" w:h="15840"/>
       <w:pgMar w:top="936" w:right="1008" w:bottom="936" w:left="1008" w:header="720" w:footer="720" w:gutter="0"/>

--- a/downloads/teacher/ai-3-week-25.docx
+++ b/downloads/teacher/ai-3-week-25.docx
@@ -3146,6 +3146,39 @@
         <w:t>Use the weekly teacher answer for topic-specific reasoning. A saved progress tick is an activity record; judge mastery from the learner’s explanation and evidence.</w:t>
       </w:r>
     </w:p>
+    <w:p>
+      <w:pPr>
+        <w:pStyle w:val="Heading1"/>
+      </w:pPr>
+      <w:r>
+        <w:t>08. Use feedback, labs and repair paths</w:t>
+      </w:r>
+    </w:p>
+    <w:p>
+      <w:r>
+        <w:t>Use the two formative questions as supported practice, not as independent mastery scores. Discuss the deciding evidence rather than accepting a guessed selection.</w:t>
+      </w:r>
+    </w:p>
+    <w:p>
+      <w:r>
+        <w:t>The feedback comes from the reviewed public worked case. Do not reveal the separately reserved independent teacher answer until the learner has attempted that case.</w:t>
+      </w:r>
+    </w:p>
+    <w:p>
+      <w:r>
+        <w:t>Ask students to predict before running code. Preserve errors and actual outputs; collect a changed test and an explanation. The branch-boundary and indexing lessons deliberately include failure cases.</w:t>
+      </w:r>
+    </w:p>
+    <w:p>
+      <w:r>
+        <w:t>Use the earlier worked-explanation links to address a specific missing building block, then return to the current question. Adapt this suggestion after observing the learner; it is not an automatic diagnosis.</w:t>
+      </w:r>
+    </w:p>
+    <w:p>
+      <w:r>
+        <w:t>Collect the completed-work portfolio as evidence. Record support separately from correctness, and assess explanation, trace/test and limitations. Progress ticks and quiz selections alone do not establish mastery.</w:t>
+      </w:r>
+    </w:p>
     <w:sectPr>
       <w:pgSz w:w="12240" w:h="15840"/>
       <w:pgMar w:top="936" w:right="1008" w:bottom="936" w:left="1008" w:header="720" w:footer="720" w:gutter="0"/>

--- a/downloads/teacher/ai-3-week-25.docx
+++ b/downloads/teacher/ai-3-week-25.docx
@@ -29,6 +29,11 @@
       </w:r>
     </w:p>
     <w:p>
+      <w:r>
+        <w:t>Prepare Quality Rubrics: check the target, prerequisites, resources and adaptable teaching schedule.</w:t>
+      </w:r>
+    </w:p>
+    <w:p>
       <w:pPr>
         <w:pStyle w:val="Heading3"/>
       </w:pPr>
@@ -37,8 +42,26 @@
       </w:r>
     </w:p>
     <w:p>
-      <w:r>
-        <w:t>Primary target: Explain the mechanism and terminology of system evaluation sets</w:t>
+      <w:pPr>
+        <w:spacing w:line="336" w:lineRule="auto" w:after="180"/>
+      </w:pPr>
+      <w:r>
+        <w:rPr>
+          <w:b w:val="0"/>
+        </w:rPr>
+        <w:t xml:space="preserve">Primary target: Explain the </w:t>
+      </w:r>
+      <w:r>
+        <w:rPr>
+          <w:b/>
+        </w:rPr>
+        <w:t>mechanism</w:t>
+      </w:r>
+      <w:r>
+        <w:rPr>
+          <w:b w:val="0"/>
+        </w:rPr>
+        <w:t xml:space="preserve"> and terminology of system evaluation sets</w:t>
       </w:r>
     </w:p>
     <w:tbl>
@@ -185,12 +208,47 @@
       </w:tr>
     </w:tbl>
     <w:p>
-      <w:r>
-        <w:t>This is a starting allocation of 135 minutes, not a validated duration. Preserve all named topics. Schedule extra time for connected examples, the full investigation, independent cases and project building. Repeated copies of a case share one recorded attempt; they are not new evidence.</w:t>
-      </w:r>
-    </w:p>
-    <w:p>
-      <w:r>
+      <w:pPr>
+        <w:spacing w:line="336" w:lineRule="auto" w:after="180"/>
+      </w:pPr>
+      <w:r>
+        <w:rPr>
+          <w:b w:val="0"/>
+        </w:rPr>
+        <w:t>This is a starting allocation of 135 minutes, not a validated duration. Preserve all named topics. Schedule extra time for connected examples, the full investigation, independent cases and project building.</w:t>
+      </w:r>
+    </w:p>
+    <w:p>
+      <w:pPr>
+        <w:spacing w:line="336" w:lineRule="auto" w:after="180"/>
+      </w:pPr>
+      <w:r>
+        <w:rPr>
+          <w:b w:val="0"/>
+        </w:rPr>
+        <w:t xml:space="preserve">Repeated copies of a case share one recorded attempt; they are not new </w:t>
+      </w:r>
+      <w:r>
+        <w:rPr>
+          <w:b/>
+        </w:rPr>
+        <w:t>evidence</w:t>
+      </w:r>
+      <w:r>
+        <w:rPr>
+          <w:b w:val="0"/>
+        </w:rPr>
+        <w:t>.</w:t>
+      </w:r>
+    </w:p>
+    <w:p>
+      <w:pPr>
+        <w:spacing w:line="336" w:lineRule="auto" w:after="180"/>
+      </w:pPr>
+      <w:r>
+        <w:rPr>
+          <w:b w:val="0"/>
+        </w:rPr>
         <w:t>Case exposure check: this source example appears in ai-3/25, ai-3/26. Reuse a familiar case for recall or modelling; verify that the case used to assess transfer has not already received feedback.</w:t>
       </w:r>
     </w:p>
@@ -211,18 +269,82 @@
       </w:r>
     </w:p>
     <w:p>
-      <w:r>
+      <w:pPr>
+        <w:spacing w:line="336" w:lineRule="auto" w:after="180"/>
+      </w:pPr>
+      <w:r>
+        <w:rPr>
+          <w:b w:val="0"/>
+        </w:rPr>
         <w:t>Without opening the old lesson, explain one key idea from Prototype a Grounded Assistant. Give an example and a mistake that the idea helps you avoid.</w:t>
       </w:r>
     </w:p>
     <w:p>
-      <w:r>
-        <w:t>Look for: Explain the mechanism and terminology of capstone grounded assistant</w:t>
-      </w:r>
-    </w:p>
-    <w:p>
-      <w:r>
-        <w:t>Reference example, not the only acceptable wording: Teacher explanation: Build the assistant as a sequence of testable stages: validate request, retrieve authorised evidence, decide answerability, draft, validate and return. Avoid merging all errors into one model score. A supported response requires current matching approval and register records. Any retrieval or validation failure gives needs_review with null claims. The classroom implementation performs no booking or external action.</w:t>
+      <w:pPr>
+        <w:spacing w:line="336" w:lineRule="auto" w:after="180"/>
+      </w:pPr>
+      <w:r>
+        <w:rPr>
+          <w:b w:val="0"/>
+        </w:rPr>
+        <w:t xml:space="preserve">Look for: Explain the </w:t>
+      </w:r>
+      <w:r>
+        <w:rPr>
+          <w:b/>
+        </w:rPr>
+        <w:t>mechanism</w:t>
+      </w:r>
+      <w:r>
+        <w:rPr>
+          <w:b w:val="0"/>
+        </w:rPr>
+        <w:t xml:space="preserve"> and terminology of capstone grounded assistant</w:t>
+      </w:r>
+    </w:p>
+    <w:p>
+      <w:pPr>
+        <w:spacing w:line="336" w:lineRule="auto" w:after="180"/>
+      </w:pPr>
+      <w:r>
+        <w:rPr>
+          <w:b w:val="0"/>
+        </w:rPr>
+        <w:t xml:space="preserve">Reference example, not the only acceptable wording: Teacher explanation: Build the assistant as a sequence of testable stages: validate request, retrieve authorised </w:t>
+      </w:r>
+      <w:r>
+        <w:rPr>
+          <w:b/>
+        </w:rPr>
+        <w:t>evidence</w:t>
+      </w:r>
+      <w:r>
+        <w:rPr>
+          <w:b w:val="0"/>
+        </w:rPr>
+        <w:t>, decide answerability, draft, validate and return.</w:t>
+      </w:r>
+    </w:p>
+    <w:p>
+      <w:pPr>
+        <w:spacing w:line="336" w:lineRule="auto" w:after="180"/>
+      </w:pPr>
+      <w:r>
+        <w:rPr>
+          <w:b w:val="0"/>
+        </w:rPr>
+        <w:t>Avoid merging all errors into one model score. A supported response requires current matching approval and register records. Any retrieval or validation failure gives needs_review with null claims.</w:t>
+      </w:r>
+    </w:p>
+    <w:p>
+      <w:pPr>
+        <w:spacing w:line="336" w:lineRule="auto" w:after="180"/>
+      </w:pPr>
+      <w:r>
+        <w:rPr>
+          <w:b w:val="0"/>
+        </w:rPr>
+        <w:t>The classroom implementation performs no booking or external action.</w:t>
       </w:r>
     </w:p>
     <w:p>
@@ -234,17 +356,35 @@
       </w:r>
     </w:p>
     <w:p>
-      <w:r>
+      <w:pPr>
+        <w:spacing w:line="336" w:lineRule="auto" w:after="180"/>
+      </w:pPr>
+      <w:r>
+        <w:rPr>
+          <w:b w:val="0"/>
+        </w:rPr>
         <w:t>Without opening the old lesson, explain one key idea from Requests Responses and JSON. Give an example and a mistake that the idea helps you avoid.</w:t>
       </w:r>
     </w:p>
     <w:p>
-      <w:r>
+      <w:pPr>
+        <w:spacing w:line="336" w:lineRule="auto" w:after="180"/>
+      </w:pPr>
+      <w:r>
+        <w:rPr>
+          <w:b w:val="0"/>
+        </w:rPr>
         <w:t>Look for: Parse JSON into Python records</w:t>
       </w:r>
     </w:p>
     <w:p>
-      <w:r>
+      <w:pPr>
+        <w:spacing w:line="336" w:lineRule="auto" w:after="180"/>
+      </w:pPr>
+      <w:r>
+        <w:rPr>
+          <w:b w:val="0"/>
+        </w:rPr>
         <w:t>Reference example, not the only acceptable wording: None and true, respectively.</w:t>
       </w:r>
     </w:p>
@@ -257,22 +397,116 @@
       </w:r>
     </w:p>
     <w:p>
-      <w:r>
+      <w:pPr>
+        <w:spacing w:line="336" w:lineRule="auto" w:after="180"/>
+      </w:pPr>
+      <w:r>
+        <w:rPr>
+          <w:b w:val="0"/>
+        </w:rPr>
         <w:t>Without opening the old lesson, explain one key idea from User Need and AI Contribution. Give an example and a mistake that the idea helps you avoid.</w:t>
       </w:r>
     </w:p>
     <w:p>
-      <w:r>
-        <w:t>Look for: Explain the mechanism and terminology of capstone requirements and corpus</w:t>
-      </w:r>
-    </w:p>
-    <w:p>
-      <w:r>
-        <w:t>Reference example, not the only acceptable wording: Teacher explanation: A grounded-assistant capstone begins with bounded requirements and a versioned permitted corpus. A baseline can be a manual lookup process using the same evidence. Specify the user question, source authority, access, output/fallback contract and evaluation plan. Freeze corpus IDs and split cases before implementation. Keep teacher material out of student retrieval.</w:t>
-      </w:r>
-    </w:p>
-    <w:p>
-      <w:r>
+      <w:pPr>
+        <w:spacing w:line="336" w:lineRule="auto" w:after="180"/>
+      </w:pPr>
+      <w:r>
+        <w:rPr>
+          <w:b w:val="0"/>
+        </w:rPr>
+        <w:t xml:space="preserve">Look for: Explain the </w:t>
+      </w:r>
+      <w:r>
+        <w:rPr>
+          <w:b/>
+        </w:rPr>
+        <w:t>mechanism</w:t>
+      </w:r>
+      <w:r>
+        <w:rPr>
+          <w:b w:val="0"/>
+        </w:rPr>
+        <w:t xml:space="preserve"> and terminology of capstone requirements and corpus</w:t>
+      </w:r>
+    </w:p>
+    <w:p>
+      <w:pPr>
+        <w:spacing w:line="336" w:lineRule="auto" w:after="180"/>
+      </w:pPr>
+      <w:r>
+        <w:rPr>
+          <w:b w:val="0"/>
+        </w:rPr>
+        <w:t>Reference example, not the only acceptable wording: Teacher explanation: A grounded-assistant capstone begins with bounded requirements and a versioned permitted corpus.</w:t>
+      </w:r>
+    </w:p>
+    <w:p>
+      <w:pPr>
+        <w:spacing w:line="336" w:lineRule="auto" w:after="180"/>
+      </w:pPr>
+      <w:r>
+        <w:rPr>
+          <w:b w:val="0"/>
+        </w:rPr>
+        <w:t xml:space="preserve">A baseline can be a manual lookup </w:t>
+      </w:r>
+      <w:r>
+        <w:rPr>
+          <w:b/>
+        </w:rPr>
+        <w:t>process</w:t>
+      </w:r>
+      <w:r>
+        <w:rPr>
+          <w:b w:val="0"/>
+        </w:rPr>
+        <w:t xml:space="preserve"> using the same </w:t>
+      </w:r>
+      <w:r>
+        <w:rPr>
+          <w:b/>
+        </w:rPr>
+        <w:t>evidence</w:t>
+      </w:r>
+      <w:r>
+        <w:rPr>
+          <w:b w:val="0"/>
+        </w:rPr>
+        <w:t xml:space="preserve">. Specify the user question, source authority, access, </w:t>
+      </w:r>
+      <w:r>
+        <w:rPr>
+          <w:b/>
+        </w:rPr>
+        <w:t>output</w:t>
+      </w:r>
+      <w:r>
+        <w:rPr>
+          <w:b w:val="0"/>
+        </w:rPr>
+        <w:t>/fallback contract and evaluation plan. Freeze corpus IDs and split cases before implementation.</w:t>
+      </w:r>
+    </w:p>
+    <w:p>
+      <w:pPr>
+        <w:spacing w:line="336" w:lineRule="auto" w:after="180"/>
+      </w:pPr>
+      <w:r>
+        <w:rPr>
+          <w:b w:val="0"/>
+        </w:rPr>
+        <w:t>Keep teacher material out of student retrieval.</w:t>
+      </w:r>
+    </w:p>
+    <w:p>
+      <w:pPr>
+        <w:spacing w:line="336" w:lineRule="auto" w:after="180"/>
+      </w:pPr>
+      <w:r>
+        <w:rPr>
+          <w:b w:val="0"/>
+        </w:rPr>
         <w:t>Use the student module and workbook section with this exact week title. The worked case, independent question and answers below form one aligned lesson sequence.</w:t>
       </w:r>
     </w:p>
@@ -285,7 +519,13 @@
       </w:r>
     </w:p>
     <w:p>
-      <w:r>
+      <w:pPr>
+        <w:spacing w:line="336" w:lineRule="auto" w:after="180"/>
+      </w:pPr>
+      <w:r>
+        <w:rPr>
+          <w:b w:val="0"/>
+        </w:rPr>
         <w:t>An answer earns 2 for format, 2 for tone and 0 for source support. It gets 4/6. Is it acceptable for a source-only assistant? Revise the rubric's decision rule.</w:t>
       </w:r>
     </w:p>
@@ -298,7 +538,13 @@
       </w:r>
     </w:p>
     <w:p>
-      <w:r>
+      <w:pPr>
+        <w:spacing w:line="336" w:lineRule="auto" w:after="180"/>
+      </w:pPr>
+      <w:r>
+        <w:rPr>
+          <w:b w:val="0"/>
+        </w:rPr>
         <w:t>Usefulness, correctness, clarity, safety, and completeness must be judged separately.</w:t>
       </w:r>
     </w:p>
@@ -435,12 +681,38 @@
       </w:r>
     </w:p>
     <w:p>
-      <w:r>
+      <w:pPr>
+        <w:spacing w:line="336" w:lineRule="auto" w:after="180"/>
+      </w:pPr>
+      <w:r>
+        <w:rPr>
+          <w:b w:val="0"/>
+        </w:rPr>
         <w:t>Use the supplied scenario, student illustrations and blank paper. For numeric work, offer counters or a calculator after learners show the setup. Fictional records are supplied; personal data and paid accounts are unnecessary.</w:t>
       </w:r>
     </w:p>
     <w:p>
-      <w:r>
+      <w:pPr>
+        <w:pStyle w:val="Heading3"/>
+      </w:pPr>
+      <w:r>
+        <w:t>Alternative compact allocation</w:t>
+      </w:r>
+    </w:p>
+    <w:p>
+      <w:r>
+        <w:t>This compact option is not the full-week schedule. Use the main teaching cycle and allow extra sessions for the investigation, independent work and project.</w:t>
+      </w:r>
+    </w:p>
+    <w:p>
+      <w:pPr>
+        <w:spacing w:line="336" w:lineRule="auto" w:after="180"/>
+        <w:shd w:fill="F1F6F8"/>
+      </w:pPr>
+      <w:r>
+        <w:rPr>
+          <w:b w:val="0"/>
+        </w:rPr>
         <w:t>Allow 80 minutes: recall 8; explanation 12; worked demonstration 15; guided practice 20; independent assessment 15; project and reflection 10. Extend the lab into a second session when needed.</w:t>
       </w:r>
     </w:p>
@@ -453,8 +725,60 @@
       </w:r>
     </w:p>
     <w:p>
-      <w:r>
-        <w:t>Two 45-minute sessions. A system evaluation set contains cases with expected behaviour and scoring rules. It should cover retrieval, support, fallback and permissions rather than only easy answerable questions. Use the supplied constructed scenarios to make the mechanism inspectable. Collect W4 before sharing solutions. Students should name intermediate evidence and limitations; classroom pacing and learning effectiveness remain unvalidated.</w:t>
+      <w:pPr>
+        <w:spacing w:line="336" w:lineRule="auto" w:after="180"/>
+      </w:pPr>
+      <w:r>
+        <w:rPr>
+          <w:b w:val="0"/>
+        </w:rPr>
+        <w:t>Two 45-minute sessions. A system evaluation set contains cases with expected behaviour and scoring rules. It should cover retrieval, support, fallback and permissions rather than only easy answerable questions.</w:t>
+      </w:r>
+    </w:p>
+    <w:p>
+      <w:pPr>
+        <w:spacing w:line="336" w:lineRule="auto" w:after="180"/>
+      </w:pPr>
+      <w:r>
+        <w:rPr>
+          <w:b w:val="0"/>
+        </w:rPr>
+        <w:t xml:space="preserve">Use the supplied constructed scenarios to make the </w:t>
+      </w:r>
+      <w:r>
+        <w:rPr>
+          <w:b/>
+        </w:rPr>
+        <w:t>mechanism</w:t>
+      </w:r>
+      <w:r>
+        <w:rPr>
+          <w:b w:val="0"/>
+        </w:rPr>
+        <w:t xml:space="preserve"> inspectable. Collect W4 before sharing solutions.</w:t>
+      </w:r>
+    </w:p>
+    <w:p>
+      <w:pPr>
+        <w:spacing w:line="336" w:lineRule="auto" w:after="180"/>
+      </w:pPr>
+      <w:r>
+        <w:rPr>
+          <w:b w:val="0"/>
+        </w:rPr>
+        <w:t xml:space="preserve">Students should name intermediate </w:t>
+      </w:r>
+      <w:r>
+        <w:rPr>
+          <w:b/>
+        </w:rPr>
+        <w:t>evidence</w:t>
+      </w:r>
+      <w:r>
+        <w:rPr>
+          <w:b w:val="0"/>
+        </w:rPr>
+        <w:t xml:space="preserve"> and limitations; classroom pacing and learning effectiveness remain unvalidated.</w:t>
       </w:r>
     </w:p>
     <w:p>
@@ -466,22 +790,81 @@
       </w:r>
     </w:p>
     <w:p>
-      <w:r>
-        <w:t>A result depends on the inputs, procedure and conditions that produced it. Preserve data roles and distinguish observed outcomes from predictions or unmeasured conditions. If the prior concept cannot be explained, use a short retrieval activity before this chapter.</w:t>
-      </w:r>
-    </w:p>
-    <w:p>
-      <w:r>
+      <w:pPr>
+        <w:spacing w:line="336" w:lineRule="auto" w:after="180"/>
+      </w:pPr>
+      <w:r>
+        <w:rPr>
+          <w:b w:val="0"/>
+        </w:rPr>
+        <w:t xml:space="preserve">A result depends on the </w:t>
+      </w:r>
+      <w:r>
+        <w:rPr>
+          <w:b/>
+        </w:rPr>
+        <w:t>input</w:t>
+      </w:r>
+      <w:r>
+        <w:rPr>
+          <w:b w:val="0"/>
+        </w:rPr>
+        <w:t xml:space="preserve">s, procedure and conditions that produced it. Preserve data roles and distinguish observed outcomes from </w:t>
+      </w:r>
+      <w:r>
+        <w:rPr>
+          <w:b/>
+        </w:rPr>
+        <w:t>prediction</w:t>
+      </w:r>
+      <w:r>
+        <w:rPr>
+          <w:b w:val="0"/>
+        </w:rPr>
+        <w:t>s or unmeasured conditions.</w:t>
+      </w:r>
+    </w:p>
+    <w:p>
+      <w:pPr>
+        <w:spacing w:line="336" w:lineRule="auto" w:after="180"/>
+      </w:pPr>
+      <w:r>
+        <w:rPr>
+          <w:b w:val="0"/>
+        </w:rPr>
+        <w:t>If the prior concept cannot be explained, use a short retrieval activity before this chapter.</w:t>
+      </w:r>
+    </w:p>
+    <w:p>
+      <w:pPr>
+        <w:spacing w:line="336" w:lineRule="auto" w:after="180"/>
+      </w:pPr>
+      <w:r>
+        <w:rPr>
+          <w:b w:val="0"/>
+        </w:rPr>
         <w:t>Lesson and workbook; paper and pencil</w:t>
       </w:r>
     </w:p>
     <w:p>
-      <w:r>
+      <w:pPr>
+        <w:spacing w:line="336" w:lineRule="auto" w:after="180"/>
+      </w:pPr>
+      <w:r>
+        <w:rPr>
+          <w:b w:val="0"/>
+        </w:rPr>
         <w:t>Calculator and optional local Python 3 for arithmetic; no live API or private data</w:t>
       </w:r>
     </w:p>
     <w:p>
-      <w:r>
+      <w:pPr>
+        <w:spacing w:line="336" w:lineRule="auto" w:after="180"/>
+      </w:pPr>
+      <w:r>
+        <w:rPr>
+          <w:b w:val="0"/>
+        </w:rPr>
         <w:t>Prepare the fresh retry separately and withhold its solution until after collection</w:t>
       </w:r>
     </w:p>
@@ -494,12 +877,24 @@
       </w:r>
     </w:p>
     <w:p>
-      <w:r>
+      <w:pPr>
+        <w:spacing w:line="336" w:lineRule="auto" w:after="180"/>
+      </w:pPr>
+      <w:r>
+        <w:rPr>
+          <w:b w:val="0"/>
+        </w:rPr>
         <w:t>By the end, I can explain quality rubrics using a traced example and a stated limitation.</w:t>
       </w:r>
     </w:p>
     <w:p>
-      <w:r>
+      <w:pPr>
+        <w:spacing w:line="336" w:lineRule="auto" w:after="180"/>
+      </w:pPr>
+      <w:r>
+        <w:rPr>
+          <w:b w:val="0"/>
+        </w:rPr>
         <w:t>This added worked case illustrates the week’s main idea. Retain all original and connected topics; schedule its practice within the teaching cycle.</w:t>
       </w:r>
     </w:p>
@@ -512,61 +907,227 @@
       </w:r>
     </w:p>
     <w:p>
+      <w:r>
+        <w:t>Model Quality Rubrics using the supplied case, labelled mechanism and reasoning. Make the scope of each conclusion explicit.</w:t>
+      </w:r>
+    </w:p>
+    <w:p>
+      <w:pPr>
+        <w:spacing w:line="336" w:lineRule="auto" w:after="180"/>
+      </w:pPr>
+      <w:r>
+        <w:rPr>
+          <w:b/>
+        </w:rPr>
+        <w:t>Input</w:t>
+      </w:r>
+      <w:r>
+        <w:rPr>
+          <w:b w:val="0"/>
+        </w:rPr>
+        <w:t xml:space="preserve"> → </w:t>
+      </w:r>
+      <w:r>
+        <w:rPr>
+          <w:b/>
+        </w:rPr>
+        <w:t>Process</w:t>
+      </w:r>
+      <w:r>
+        <w:rPr>
+          <w:b w:val="0"/>
+        </w:rPr>
+        <w:t xml:space="preserve"> → </w:t>
+      </w:r>
+      <w:r>
+        <w:rPr>
+          <w:b/>
+        </w:rPr>
+        <w:t>Output</w:t>
+      </w:r>
+    </w:p>
+    <w:p>
+      <w:pPr>
+        <w:spacing w:line="336" w:lineRule="auto" w:after="180"/>
+      </w:pPr>
+      <w:r>
+        <w:rPr>
+          <w:b w:val="0"/>
+        </w:rPr>
+        <w:t>Trace the information. At each stage, ask what changed and how you could test it.</w:t>
+      </w:r>
+    </w:p>
+    <w:p>
+      <w:pPr>
+        <w:spacing w:line="336" w:lineRule="auto" w:after="180"/>
+      </w:pPr>
+      <w:r>
+        <w:rPr>
+          <w:b w:val="0"/>
+        </w:rPr>
+        <w:t>Which stage could fail even when the other two are correct? Explain:</w:t>
+      </w:r>
+    </w:p>
+    <w:p>
+      <w:pPr>
+        <w:spacing w:line="336" w:lineRule="auto" w:after="180"/>
+      </w:pPr>
+      <w:r>
+        <w:rPr>
+          <w:b w:val="0"/>
+        </w:rPr>
+        <w:t xml:space="preserve">Predict first. Then check each step. A correct answer without visible reasoning is incomplete </w:t>
+      </w:r>
+      <w:r>
+        <w:rPr>
+          <w:b/>
+        </w:rPr>
+        <w:t>evidence</w:t>
+      </w:r>
+      <w:r>
+        <w:rPr>
+          <w:b w:val="0"/>
+        </w:rPr>
+        <w:t>.</w:t>
+      </w:r>
+    </w:p>
+    <w:p>
+      <w:pPr>
+        <w:spacing w:line="336" w:lineRule="auto" w:after="180"/>
+        <w:shd w:fill="F4F9FC"/>
+      </w:pPr>
+      <w:r>
+        <w:rPr>
+          <w:b w:val="0"/>
+        </w:rPr>
+        <w:t xml:space="preserve">1. </w:t>
+      </w:r>
+      <w:r>
+        <w:rPr>
+          <w:b/>
+        </w:rPr>
+        <w:t>Output</w:t>
+      </w:r>
+      <w:r>
+        <w:rPr>
+          <w:b w:val="0"/>
+        </w:rPr>
+        <w:t xml:space="preserve"> is clear and useful but contains one unsupported claim.</w:t>
+      </w:r>
+    </w:p>
+    <w:p>
+      <w:pPr>
+        <w:spacing w:line="336" w:lineRule="auto" w:after="180"/>
+        <w:shd w:fill="F4F9FC"/>
+      </w:pPr>
+      <w:r>
+        <w:rPr>
+          <w:b w:val="0"/>
+        </w:rPr>
+        <w:t>2. Clarity=4 does not cancel correctness=1.</w:t>
+      </w:r>
+    </w:p>
+    <w:p>
+      <w:pPr>
+        <w:spacing w:line="336" w:lineRule="auto" w:after="180"/>
+        <w:shd w:fill="F4F9FC"/>
+      </w:pPr>
+      <w:r>
+        <w:rPr>
+          <w:b w:val="0"/>
+        </w:rPr>
+        <w:t xml:space="preserve">3. Score each </w:t>
+      </w:r>
+      <w:r>
+        <w:rPr>
+          <w:b/>
+        </w:rPr>
+        <w:t>dimension</w:t>
+      </w:r>
+      <w:r>
+        <w:rPr>
+          <w:b w:val="0"/>
+        </w:rPr>
+        <w:t xml:space="preserve"> using observable </w:t>
+      </w:r>
+      <w:r>
+        <w:rPr>
+          <w:b/>
+        </w:rPr>
+        <w:t>anchor</w:t>
+      </w:r>
+      <w:r>
+        <w:rPr>
+          <w:b w:val="0"/>
+        </w:rPr>
+        <w:t>s.</w:t>
+      </w:r>
+    </w:p>
+    <w:p>
+      <w:pPr>
+        <w:spacing w:line="336" w:lineRule="auto" w:after="180"/>
+        <w:shd w:fill="F4F9FC"/>
+      </w:pPr>
+      <w:r>
+        <w:rPr>
+          <w:b w:val="0"/>
+        </w:rPr>
+        <w:t xml:space="preserve">4. Discuss scorer disagreements and refine ambiguous </w:t>
+      </w:r>
+      <w:r>
+        <w:rPr>
+          <w:b/>
+        </w:rPr>
+        <w:t>anchor</w:t>
+      </w:r>
+      <w:r>
+        <w:rPr>
+          <w:b w:val="0"/>
+        </w:rPr>
+        <w:t>s.</w:t>
+      </w:r>
+    </w:p>
+    <w:p>
+      <w:pPr>
+        <w:spacing w:line="336" w:lineRule="auto" w:after="180"/>
+      </w:pPr>
+      <w:r>
+        <w:rPr>
+          <w:b w:val="0"/>
+        </w:rPr>
+        <w:t>Recalculate, retrace, or restate the reasoning in your own representation:</w:t>
+      </w:r>
+    </w:p>
+    <w:p>
+      <w:pPr>
+        <w:spacing w:line="336" w:lineRule="auto" w:after="180"/>
+        <w:shd w:fill="F5F1FB"/>
+      </w:pPr>
+      <w:r>
+        <w:rPr>
+          <w:b w:val="0"/>
+        </w:rPr>
+        <w:t xml:space="preserve">CHECK Did the </w:t>
+      </w:r>
+      <w:r>
+        <w:rPr>
+          <w:b/>
+        </w:rPr>
+        <w:t>evidence</w:t>
+      </w:r>
+      <w:r>
+        <w:rPr>
+          <w:b w:val="0"/>
+        </w:rPr>
+        <w:t xml:space="preserve"> answer the exact question? Did the total, path, or source record stay consistent?</w:t>
+      </w:r>
+    </w:p>
+    <w:p>
       <w:pPr>
         <w:pStyle w:val="Heading3"/>
       </w:pPr>
       <w:r>
-        <w:t>Explain the mechanism</w:t>
-      </w:r>
-    </w:p>
-    <w:p>
-      <w:r>
-        <w:t>Input → Process → Output</w:t>
-      </w:r>
-    </w:p>
-    <w:p>
-      <w:r>
-        <w:t>Trace the information. At each stage, ask what changed and how you could test it.</w:t>
-      </w:r>
-    </w:p>
-    <w:p>
-      <w:r>
-        <w:t>Which stage could fail even when the other two are correct? Explain:</w:t>
-      </w:r>
-    </w:p>
-    <w:p>
-      <w:r>
-        <w:t>Predict first. Then check each step. A correct answer without visible reasoning is incomplete evidence.</w:t>
-      </w:r>
-    </w:p>
-    <w:p>
-      <w:r>
-        <w:t>1. Output is clear and useful but contains one unsupported claim.</w:t>
-      </w:r>
-    </w:p>
-    <w:p>
-      <w:r>
-        <w:t>2. Clarity=4 does not cancel correctness=1.</w:t>
-      </w:r>
-    </w:p>
-    <w:p>
-      <w:r>
-        <w:t>3. Score each dimension using observable anchors.</w:t>
-      </w:r>
-    </w:p>
-    <w:p>
-      <w:r>
-        <w:t>4. Discuss scorer disagreements and refine ambiguous anchors.</w:t>
-      </w:r>
-    </w:p>
-    <w:p>
-      <w:r>
-        <w:t>Recalculate, retrace, or restate the reasoning in your own representation:</w:t>
-      </w:r>
-    </w:p>
-    <w:p>
-      <w:r>
-        <w:t>CHECK Did the evidence answer the exact question? Did the total, path, or source record stay consistent?</w:t>
+        <w:t>Concrete teaching case</w:t>
       </w:r>
     </w:p>
     <w:p>
@@ -574,16 +1135,30 @@
         <w:pStyle w:val="Heading3"/>
       </w:pPr>
       <w:r>
-        <w:t>Concrete teaching case</w:t>
-      </w:r>
-    </w:p>
-    <w:p>
-      <w:r>
+        <w:t>The teaching case</w:t>
+      </w:r>
+    </w:p>
+    <w:p>
+      <w:pPr>
+        <w:spacing w:line="336" w:lineRule="auto" w:after="180"/>
+        <w:shd w:fill="F1F6FC"/>
+      </w:pPr>
+      <w:r>
+        <w:rPr>
+          <w:b w:val="0"/>
+        </w:rPr>
         <w:t>Rubric gives 0–2 each for support, usefulness and safety. Response is useful and safe but unsupported.</w:t>
       </w:r>
     </w:p>
     <w:p>
-      <w:r>
+      <w:pPr>
+        <w:spacing w:line="336" w:lineRule="auto" w:after="180"/>
+        <w:shd w:fill="F5F1FB"/>
+      </w:pPr>
+      <w:r>
+        <w:rPr>
+          <w:b w:val="0"/>
+        </w:rPr>
         <w:t>Why can a total mislead?</w:t>
       </w:r>
     </w:p>
@@ -596,7 +1171,22 @@
       </w:r>
     </w:p>
     <w:p>
-      <w:r>
+      <w:pPr>
+        <w:pStyle w:val="Heading3"/>
+      </w:pPr>
+      <w:r>
+        <w:t>Why the result follows</w:t>
+      </w:r>
+    </w:p>
+    <w:p>
+      <w:pPr>
+        <w:spacing w:line="336" w:lineRule="auto" w:after="180"/>
+        <w:shd w:fill="F1F6FC"/>
+      </w:pPr>
+      <w:r>
+        <w:rPr>
+          <w:b w:val="0"/>
+        </w:rPr>
         <w:t>It may get 4/6 while failing essential support. Declare mandatory criteria before testing so other points cannot compensate.</w:t>
       </w:r>
     </w:p>
@@ -609,23 +1199,121 @@
       </w:r>
     </w:p>
     <w:p>
-      <w:r>
+      <w:pPr>
+        <w:spacing w:line="336" w:lineRule="auto" w:after="180"/>
+      </w:pPr>
+      <w:r>
+        <w:rPr>
+          <w:b w:val="0"/>
+        </w:rPr>
         <w:t>A system evaluation set contains cases with expected behaviour and scoring rules. It should cover retrieval, support, fallback and permissions rather than only easy answerable questions.</w:t>
       </w:r>
     </w:p>
     <w:p>
-      <w:r>
-        <w:t>Begin by writing the question the procedure is intended to answer. Identify the information already supplied, the information it will produce and the information still missing. These are constructed classroom examples; they do not require live accounts, private records or an external service. Do not treat a plausible explanation as a measured outcome.</w:t>
-      </w:r>
-    </w:p>
-    <w:p>
-      <w:r>
-        <w:t>Record case ID, evidence version, expected claims or fallback, permitted actions and scoring rubric. Separate development from final cases. Aggregate metrics only after checking required conditions individually.</w:t>
-      </w:r>
-    </w:p>
-    <w:p>
-      <w:r>
-        <w:t>Before applying the procedure, write its units, denominator or decision boundary where relevant. A partner should be able to repeat each step using the same inputs. If a required input is absent or violates the stated contract, record that condition explicitly instead of quietly replacing it with a convenient value.</w:t>
+      <w:pPr>
+        <w:pStyle w:val="Heading3"/>
+      </w:pPr>
+      <w:r>
+        <w:t>Explain the added worked example · 1</w:t>
+      </w:r>
+    </w:p>
+    <w:p>
+      <w:pPr>
+        <w:spacing w:line="336" w:lineRule="auto" w:after="180"/>
+      </w:pPr>
+      <w:r>
+        <w:rPr>
+          <w:b w:val="0"/>
+        </w:rPr>
+        <w:t>Begin by writing the question the procedure is intended to answer. Identify the information already supplied, the information it will produce and the information still missing.</w:t>
+      </w:r>
+    </w:p>
+    <w:p>
+      <w:pPr>
+        <w:spacing w:line="336" w:lineRule="auto" w:after="180"/>
+      </w:pPr>
+      <w:r>
+        <w:rPr>
+          <w:b w:val="0"/>
+        </w:rPr>
+        <w:t>These are constructed classroom examples; they do not require live accounts, private records or an external service. Do not treat a plausible explanation as a measured outcome.</w:t>
+      </w:r>
+    </w:p>
+    <w:p>
+      <w:pPr>
+        <w:spacing w:line="336" w:lineRule="auto" w:after="180"/>
+      </w:pPr>
+      <w:r>
+        <w:rPr>
+          <w:b w:val="0"/>
+        </w:rPr>
+        <w:t xml:space="preserve">Record case ID, </w:t>
+      </w:r>
+      <w:r>
+        <w:rPr>
+          <w:b/>
+        </w:rPr>
+        <w:t>evidence</w:t>
+      </w:r>
+      <w:r>
+        <w:rPr>
+          <w:b w:val="0"/>
+        </w:rPr>
+        <w:t xml:space="preserve"> version, expected claims or fallback, permitted actions and scoring rubric. Separate development from final cases. Aggregate metrics only after checking required conditions individually.</w:t>
+      </w:r>
+    </w:p>
+    <w:p>
+      <w:pPr>
+        <w:pStyle w:val="Heading3"/>
+      </w:pPr>
+      <w:r>
+        <w:t>Explain the added worked example · 2</w:t>
+      </w:r>
+    </w:p>
+    <w:p>
+      <w:pPr>
+        <w:spacing w:line="336" w:lineRule="auto" w:after="180"/>
+      </w:pPr>
+      <w:r>
+        <w:rPr>
+          <w:b w:val="0"/>
+        </w:rPr>
+        <w:t xml:space="preserve">Before applying the procedure, write its units, denominator or decision boundary where relevant. A partner should be able to repeat each step using the same </w:t>
+      </w:r>
+      <w:r>
+        <w:rPr>
+          <w:b/>
+        </w:rPr>
+        <w:t>input</w:t>
+      </w:r>
+      <w:r>
+        <w:rPr>
+          <w:b w:val="0"/>
+        </w:rPr>
+        <w:t>s.</w:t>
+      </w:r>
+    </w:p>
+    <w:p>
+      <w:pPr>
+        <w:spacing w:line="336" w:lineRule="auto" w:after="180"/>
+      </w:pPr>
+      <w:r>
+        <w:rPr>
+          <w:b w:val="0"/>
+        </w:rPr>
+        <w:t xml:space="preserve">If a required </w:t>
+      </w:r>
+      <w:r>
+        <w:rPr>
+          <w:b/>
+        </w:rPr>
+        <w:t>input</w:t>
+      </w:r>
+      <w:r>
+        <w:rPr>
+          <w:b w:val="0"/>
+        </w:rPr>
+        <w:t xml:space="preserve"> is absent or violates the stated contract, record that condition explicitly instead of quietly replacing it with a convenient value.</w:t>
       </w:r>
     </w:p>
     <w:p>
@@ -747,23 +1435,149 @@
       </w:r>
     </w:p>
     <w:p>
-      <w:r>
-        <w:t>Use the complete worked example below before asking learners to complete W2. Reveal a small part, invite a prediction, then explain the deciding step. These teacher notes contain solutions; do not reveal the independent case answer during modelling.</w:t>
-      </w:r>
-    </w:p>
-    <w:p>
-      <w:r>
-        <w:t>Ten cases include six answerable and four missing-evidence cases. System answers five answerable correctly and abstains appropriately on three missing cases.</w:t>
-      </w:r>
-    </w:p>
-    <w:p>
-      <w:r>
-        <w:t>Answer correctness 5/6; appropriate fallback 3/4; combined contract passes 8/10 if each case has one required outcome. Different denominators answer different questions.</w:t>
-      </w:r>
-    </w:p>
-    <w:p>
-      <w:r>
-        <w:t>Compare the intermediate evidence with the final statement. Explain why each number or decision follows from the stated inputs. The conclusion belongs to this scenario and procedure; changing the inputs, evaluation population or authority can change what it establishes. Retain the raw record so a later revision can be compared honestly.</w:t>
+      <w:pPr>
+        <w:spacing w:line="336" w:lineRule="auto" w:after="180"/>
+      </w:pPr>
+      <w:r>
+        <w:rPr>
+          <w:b w:val="0"/>
+        </w:rPr>
+        <w:t xml:space="preserve">Use the complete worked example below before asking learners to complete W2. Reveal a small part, invite a </w:t>
+      </w:r>
+      <w:r>
+        <w:rPr>
+          <w:b/>
+        </w:rPr>
+        <w:t>prediction</w:t>
+      </w:r>
+      <w:r>
+        <w:rPr>
+          <w:b w:val="0"/>
+        </w:rPr>
+        <w:t>, then explain the deciding step.</w:t>
+      </w:r>
+    </w:p>
+    <w:p>
+      <w:pPr>
+        <w:spacing w:line="336" w:lineRule="auto" w:after="180"/>
+      </w:pPr>
+      <w:r>
+        <w:rPr>
+          <w:b w:val="0"/>
+        </w:rPr>
+        <w:t>These teacher notes contain solutions; do not reveal the independent case answer during modelling.</w:t>
+      </w:r>
+    </w:p>
+    <w:p>
+      <w:pPr>
+        <w:spacing w:line="336" w:lineRule="auto" w:after="180"/>
+      </w:pPr>
+      <w:r>
+        <w:rPr>
+          <w:b w:val="0"/>
+        </w:rPr>
+        <w:t>Ten cases include six answerable and four missing-</w:t>
+      </w:r>
+      <w:r>
+        <w:rPr>
+          <w:b/>
+        </w:rPr>
+        <w:t>evidence</w:t>
+      </w:r>
+      <w:r>
+        <w:rPr>
+          <w:b w:val="0"/>
+        </w:rPr>
+        <w:t xml:space="preserve"> cases. System answers five answerable correctly and abstains appropriately on three missing cases.</w:t>
+      </w:r>
+    </w:p>
+    <w:p>
+      <w:pPr>
+        <w:spacing w:line="336" w:lineRule="auto" w:after="180"/>
+      </w:pPr>
+      <w:r>
+        <w:rPr>
+          <w:b w:val="0"/>
+        </w:rPr>
+        <w:t xml:space="preserve">Answer correctness 5/6; appropriate fallback 3/4; combined </w:t>
+      </w:r>
+      <w:r>
+        <w:rPr>
+          <w:b/>
+        </w:rPr>
+        <w:t>contract pass</w:t>
+      </w:r>
+      <w:r>
+        <w:rPr>
+          <w:b w:val="0"/>
+        </w:rPr>
+        <w:t>es 8/10 if each case has one required outcome. Different denominators answer different questions.</w:t>
+      </w:r>
+    </w:p>
+    <w:p>
+      <w:pPr>
+        <w:pStyle w:val="Heading3"/>
+      </w:pPr>
+      <w:r>
+        <w:t>Model the reasoning aloud · 3</w:t>
+      </w:r>
+    </w:p>
+    <w:p>
+      <w:pPr>
+        <w:spacing w:line="336" w:lineRule="auto" w:after="180"/>
+      </w:pPr>
+      <w:r>
+        <w:rPr>
+          <w:b w:val="0"/>
+        </w:rPr>
+        <w:t xml:space="preserve">Compare the intermediate </w:t>
+      </w:r>
+      <w:r>
+        <w:rPr>
+          <w:b/>
+        </w:rPr>
+        <w:t>evidence</w:t>
+      </w:r>
+      <w:r>
+        <w:rPr>
+          <w:b w:val="0"/>
+        </w:rPr>
+        <w:t xml:space="preserve"> with the final statement. Explain why each number or decision follows from the stated </w:t>
+      </w:r>
+      <w:r>
+        <w:rPr>
+          <w:b/>
+        </w:rPr>
+        <w:t>input</w:t>
+      </w:r>
+      <w:r>
+        <w:rPr>
+          <w:b w:val="0"/>
+        </w:rPr>
+        <w:t>s.</w:t>
+      </w:r>
+    </w:p>
+    <w:p>
+      <w:pPr>
+        <w:spacing w:line="336" w:lineRule="auto" w:after="180"/>
+      </w:pPr>
+      <w:r>
+        <w:rPr>
+          <w:b w:val="0"/>
+        </w:rPr>
+        <w:t xml:space="preserve">The conclusion belongs to this scenario and procedure; changing the </w:t>
+      </w:r>
+      <w:r>
+        <w:rPr>
+          <w:b/>
+        </w:rPr>
+        <w:t>input</w:t>
+      </w:r>
+      <w:r>
+        <w:rPr>
+          <w:b w:val="0"/>
+        </w:rPr>
+        <w:t>s, evaluation population or authority can change what it establishes. Retain the raw record so a later revision can be compared honestly.</w:t>
       </w:r>
     </w:p>
     <w:tbl>
@@ -869,7 +1683,13 @@
       </w:tr>
     </w:tbl>
     <w:p>
-      <w:r>
+      <w:pPr>
+        <w:spacing w:line="336" w:lineRule="auto" w:after="180"/>
+      </w:pPr>
+      <w:r>
+        <w:rPr>
+          <w:b w:val="0"/>
+        </w:rPr>
         <w:t>Use the diagram and verbal explanation together. Ask learners to match a sentence to a specific visual step; do not assign learners fixed visual or auditory learning styles.</w:t>
       </w:r>
     </w:p>
@@ -882,7 +1702,13 @@
       </w:r>
     </w:p>
     <w:p>
-      <w:r>
+      <w:pPr>
+        <w:spacing w:line="336" w:lineRule="auto" w:after="180"/>
+      </w:pPr>
+      <w:r>
+        <w:rPr>
+          <w:b w:val="0"/>
+        </w:rPr>
         <w:t>Use a quality rubric whose safety gate cannot be traded for attractive formatting.</w:t>
       </w:r>
     </w:p>
@@ -895,13 +1721,79 @@
       </w:r>
     </w:p>
     <w:p>
-      <w:r>
-        <w:t>Approved S1 says: “A root anchors a plant in soil.” Rubric: every claim supported by S1, at most two sentences. Draft: “A root anchors a plant in soil. Roots grow exactly 2 cm each day.”</w:t>
-      </w:r>
-    </w:p>
-    <w:p>
-      <w:r>
-        <w:t>All inputs and outcomes in this worked example are invented classroom data; no real model run is claimed.</w:t>
+      <w:pPr>
+        <w:pStyle w:val="Heading3"/>
+      </w:pPr>
+      <w:r>
+        <w:t>Supplied facts</w:t>
+      </w:r>
+    </w:p>
+    <w:p>
+      <w:pPr>
+        <w:spacing w:line="336" w:lineRule="auto" w:after="180"/>
+        <w:shd w:fill="F1F6FC"/>
+      </w:pPr>
+      <w:r>
+        <w:rPr>
+          <w:b w:val="0"/>
+        </w:rPr>
+        <w:t xml:space="preserve">Approved S1 says: “A root </w:t>
+      </w:r>
+      <w:r>
+        <w:rPr>
+          <w:b/>
+        </w:rPr>
+        <w:t>anchor</w:t>
+      </w:r>
+      <w:r>
+        <w:rPr>
+          <w:b w:val="0"/>
+        </w:rPr>
+        <w:t xml:space="preserve">s a plant in soil.” Rubric: every claim supported by S1, at most two sentences. Draft: “A root </w:t>
+      </w:r>
+      <w:r>
+        <w:rPr>
+          <w:b/>
+        </w:rPr>
+        <w:t>anchor</w:t>
+      </w:r>
+      <w:r>
+        <w:rPr>
+          <w:b w:val="0"/>
+        </w:rPr>
+        <w:t>s a plant in soil. Roots grow exactly 2 cm each day.”</w:t>
+      </w:r>
+    </w:p>
+    <w:p>
+      <w:pPr>
+        <w:pStyle w:val="Heading3"/>
+      </w:pPr>
+      <w:r>
+        <w:t>Supplied facts</w:t>
+      </w:r>
+    </w:p>
+    <w:p>
+      <w:pPr>
+        <w:spacing w:line="336" w:lineRule="auto" w:after="180"/>
+        <w:shd w:fill="F1F6FC"/>
+      </w:pPr>
+      <w:r>
+        <w:rPr>
+          <w:b w:val="0"/>
+        </w:rPr>
+        <w:t xml:space="preserve">All </w:t>
+      </w:r>
+      <w:r>
+        <w:rPr>
+          <w:b/>
+        </w:rPr>
+        <w:t>input</w:t>
+      </w:r>
+      <w:r>
+        <w:rPr>
+          <w:b w:val="0"/>
+        </w:rPr>
+        <w:t>s and outcomes in this worked example are invented classroom data; no real model run is claimed.</w:t>
       </w:r>
     </w:p>
     <w:p>
@@ -1064,20 +1956,86 @@
       </w:r>
     </w:p>
     <w:p>
-      <w:r>
-        <w:t>Compare each draft sentence directly with S1. The anchoring claim matches the supplied source; the daily growth claim adds a measurement the source never gives. Two sentences pass the format rule, but unsupported content fails the mandatory evidence gate. Removing that sentence repairs the support defect rather than merely polishing the wording.</w:t>
-      </w:r>
-    </w:p>
-    <w:p>
       <w:pPr>
         <w:pStyle w:val="Heading3"/>
       </w:pPr>
       <w:r>
+        <w:t>Why the result follows</w:t>
+      </w:r>
+    </w:p>
+    <w:p>
+      <w:pPr>
+        <w:spacing w:line="336" w:lineRule="auto" w:after="180"/>
+        <w:shd w:fill="F1F6FC"/>
+      </w:pPr>
+      <w:r>
+        <w:rPr>
+          <w:b w:val="0"/>
+        </w:rPr>
+        <w:t xml:space="preserve">Compare each draft sentence directly with S1. The </w:t>
+      </w:r>
+      <w:r>
+        <w:rPr>
+          <w:b/>
+        </w:rPr>
+        <w:t>anchor</w:t>
+      </w:r>
+      <w:r>
+        <w:rPr>
+          <w:b w:val="0"/>
+        </w:rPr>
+        <w:t>ing claim matches the supplied source; the daily growth claim adds a measurement the source never gives.</w:t>
+      </w:r>
+    </w:p>
+    <w:p>
+      <w:pPr>
+        <w:spacing w:line="336" w:lineRule="auto" w:after="180"/>
+        <w:shd w:fill="F1F6FC"/>
+      </w:pPr>
+      <w:r>
+        <w:rPr>
+          <w:b w:val="0"/>
+        </w:rPr>
+        <w:t xml:space="preserve">Two sentences pass the format rule, but unsupported content fails the mandatory </w:t>
+      </w:r>
+      <w:r>
+        <w:rPr>
+          <w:b/>
+        </w:rPr>
+        <w:t>evidence</w:t>
+      </w:r>
+      <w:r>
+        <w:rPr>
+          <w:b w:val="0"/>
+        </w:rPr>
+        <w:t xml:space="preserve"> gate. Removing that sentence repairs the support defect rather than merely polishing the wording.</w:t>
+      </w:r>
+    </w:p>
+    <w:p>
+      <w:pPr>
+        <w:pStyle w:val="Heading3"/>
+      </w:pPr>
+      <w:r>
         <w:t>What this example does not establish</w:t>
       </w:r>
     </w:p>
     <w:p>
-      <w:r>
+      <w:pPr>
+        <w:pStyle w:val="Heading3"/>
+      </w:pPr>
+      <w:r>
+        <w:t>Keep the stated limit</w:t>
+      </w:r>
+    </w:p>
+    <w:p>
+      <w:pPr>
+        <w:spacing w:line="336" w:lineRule="auto" w:after="180"/>
+        <w:shd w:fill="FFF5E6"/>
+      </w:pPr>
+      <w:r>
+        <w:rPr>
+          <w:b w:val="0"/>
+        </w:rPr>
         <w:t>Passing this small rubric does not establish readability, completeness or benefit across every pupil and question.</w:t>
       </w:r>
     </w:p>
@@ -1090,17 +2048,68 @@
       </w:r>
     </w:p>
     <w:p>
-      <w:r>
+      <w:pPr>
+        <w:pStyle w:val="Heading3"/>
+      </w:pPr>
+      <w:r>
+        <w:t>Change one thing</w:t>
+      </w:r>
+    </w:p>
+    <w:p>
+      <w:pPr>
+        <w:spacing w:line="336" w:lineRule="auto" w:after="180"/>
+        <w:shd w:fill="F5F1FB"/>
+      </w:pPr>
+      <w:r>
+        <w:rPr>
+          <w:b w:val="0"/>
+        </w:rPr>
         <w:t>Change: Remove the unsupported sentence while preserving the supported one.</w:t>
       </w:r>
     </w:p>
     <w:p>
-      <w:r>
-        <w:t>Prediction: The revised one-sentence answer passes these two declared checks.</w:t>
-      </w:r>
-    </w:p>
-    <w:p>
-      <w:r>
+      <w:pPr>
+        <w:pStyle w:val="Heading3"/>
+      </w:pPr>
+      <w:r>
+        <w:t>Predicted result</w:t>
+      </w:r>
+    </w:p>
+    <w:p>
+      <w:pPr>
+        <w:spacing w:line="336" w:lineRule="auto" w:after="180"/>
+        <w:shd w:fill="F1F6FC"/>
+      </w:pPr>
+      <w:r>
+        <w:rPr>
+          <w:b/>
+        </w:rPr>
+        <w:t>Prediction</w:t>
+      </w:r>
+      <w:r>
+        <w:rPr>
+          <w:b w:val="0"/>
+        </w:rPr>
+        <w:t>: The revised one-sentence answer passes these two declared checks.</w:t>
+      </w:r>
+    </w:p>
+    <w:p>
+      <w:pPr>
+        <w:pStyle w:val="Heading3"/>
+      </w:pPr>
+      <w:r>
+        <w:t>Why the result follows</w:t>
+      </w:r>
+    </w:p>
+    <w:p>
+      <w:pPr>
+        <w:spacing w:line="336" w:lineRule="auto" w:after="180"/>
+        <w:shd w:fill="F1F6FC"/>
+      </w:pPr>
+      <w:r>
+        <w:rPr>
+          <w:b w:val="0"/>
+        </w:rPr>
         <w:t>Reason: The remaining claim is supported and one sentence is within the maximum.</w:t>
       </w:r>
     </w:p>
@@ -1113,8 +2122,57 @@
       </w:r>
     </w:p>
     <w:p>
-      <w:r>
-        <w:t>Cover the result. Ask learners to name the inputs and predict the next step. Uncover one step, connect the icon to the actual procedure, and explain its evidence. Then change the supplied condition and compare. The picture is a representation; it does not document execution of a real AI model.</w:t>
+      <w:pPr>
+        <w:pStyle w:val="Heading3"/>
+      </w:pPr>
+      <w:r>
+        <w:t>Ask while showing the picture · 4</w:t>
+      </w:r>
+    </w:p>
+    <w:p>
+      <w:pPr>
+        <w:spacing w:line="336" w:lineRule="auto" w:after="180"/>
+      </w:pPr>
+      <w:r>
+        <w:rPr>
+          <w:b w:val="0"/>
+        </w:rPr>
+        <w:t xml:space="preserve">Cover the result. Ask learners to name the </w:t>
+      </w:r>
+      <w:r>
+        <w:rPr>
+          <w:b/>
+        </w:rPr>
+        <w:t>input</w:t>
+      </w:r>
+      <w:r>
+        <w:rPr>
+          <w:b w:val="0"/>
+        </w:rPr>
+        <w:t xml:space="preserve">s and predict the next step. Uncover one step, connect the icon to the actual procedure, and explain its </w:t>
+      </w:r>
+      <w:r>
+        <w:rPr>
+          <w:b/>
+        </w:rPr>
+        <w:t>evidence</w:t>
+      </w:r>
+      <w:r>
+        <w:rPr>
+          <w:b w:val="0"/>
+        </w:rPr>
+        <w:t>. Then change the supplied condition and compare.</w:t>
+      </w:r>
+    </w:p>
+    <w:p>
+      <w:pPr>
+        <w:spacing w:line="336" w:lineRule="auto" w:after="180"/>
+      </w:pPr>
+      <w:r>
+        <w:rPr>
+          <w:b w:val="0"/>
+        </w:rPr>
+        <w:t>The picture is a representation; it does not document execution of a real AI model.</w:t>
       </w:r>
     </w:p>
     <w:p>
@@ -1126,11 +2184,16 @@
       </w:r>
     </w:p>
     <w:p>
+      <w:r>
+        <w:t>Demonstrate Quality Rubrics, reduce support deliberately and check individual reasoning before discussing answers.</w:t>
+      </w:r>
+    </w:p>
+    <w:p>
       <w:pPr>
         <w:pStyle w:val="Heading3"/>
       </w:pPr>
       <w:r>
-        <w:t>Demonstrate and guide practice</w:t>
+        <w:t>Board sequence</w:t>
       </w:r>
     </w:p>
     <w:p>
@@ -1138,26 +2201,90 @@
         <w:pStyle w:val="Heading3"/>
       </w:pPr>
       <w:r>
-        <w:t>Board sequence</w:t>
-      </w:r>
-    </w:p>
-    <w:p>
-      <w:r>
+        <w:t>1. Put the facts on the board</w:t>
+      </w:r>
+    </w:p>
+    <w:p>
+      <w:pPr>
+        <w:spacing w:line="336" w:lineRule="auto" w:after="180"/>
+        <w:shd w:fill="F4F9FC"/>
+      </w:pPr>
+      <w:r>
+        <w:rPr>
+          <w:b w:val="0"/>
+        </w:rPr>
         <w:t>Write the given facts: Rubric gives 0–2 each for support, usefulness and safety. Response is useful and safe but unsupported.</w:t>
       </w:r>
     </w:p>
     <w:p>
-      <w:r>
+      <w:pPr>
+        <w:pStyle w:val="Heading3"/>
+      </w:pPr>
+      <w:r>
+        <w:t>2. State the decision to explain</w:t>
+      </w:r>
+    </w:p>
+    <w:p>
+      <w:pPr>
+        <w:spacing w:line="336" w:lineRule="auto" w:after="180"/>
+        <w:shd w:fill="F5F1FB"/>
+      </w:pPr>
+      <w:r>
+        <w:rPr>
+          <w:b w:val="0"/>
+        </w:rPr>
         <w:t>Write the question to explain: Why can a total mislead?</w:t>
       </w:r>
     </w:p>
     <w:p>
-      <w:r>
-        <w:t>Reveal after predictions: It may get 4/6 while failing essential support. Declare mandatory criteria before testing so other points cannot compensate.</w:t>
-      </w:r>
-    </w:p>
-    <w:p>
-      <w:r>
+      <w:pPr>
+        <w:pStyle w:val="Heading3"/>
+      </w:pPr>
+      <w:r>
+        <w:t>3. Reveal the worked reasoning</w:t>
+      </w:r>
+    </w:p>
+    <w:p>
+      <w:pPr>
+        <w:spacing w:line="336" w:lineRule="auto" w:after="180"/>
+        <w:shd w:fill="F1F6FC"/>
+      </w:pPr>
+      <w:r>
+        <w:rPr>
+          <w:b w:val="0"/>
+        </w:rPr>
+        <w:t xml:space="preserve">Reveal after </w:t>
+      </w:r>
+      <w:r>
+        <w:rPr>
+          <w:b/>
+        </w:rPr>
+        <w:t>prediction</w:t>
+      </w:r>
+      <w:r>
+        <w:rPr>
+          <w:b w:val="0"/>
+        </w:rPr>
+        <w:t>s: It may get 4/6 while failing essential support. Declare mandatory criteria before testing so other points cannot compensate.</w:t>
+      </w:r>
+    </w:p>
+    <w:p>
+      <w:pPr>
+        <w:pStyle w:val="Heading3"/>
+      </w:pPr>
+      <w:r>
+        <w:t>Hold back the independent task</w:t>
+      </w:r>
+    </w:p>
+    <w:p>
+      <w:pPr>
+        <w:spacing w:line="336" w:lineRule="auto" w:after="180"/>
+        <w:shd w:fill="F5F1FB"/>
+      </w:pPr>
+      <w:r>
+        <w:rPr>
+          <w:b w:val="0"/>
+        </w:rPr>
         <w:t>Keep for an independent attempt: Two answers have equally polished language. One has three supported claims; the other has two supported claims and one invented claim. How should a quality rubric distinguish them?</w:t>
       </w:r>
     </w:p>
@@ -1170,23 +2297,77 @@
       </w:r>
     </w:p>
     <w:p>
-      <w:r>
+      <w:pPr>
+        <w:pStyle w:val="Heading3"/>
+      </w:pPr>
+      <w:r>
+        <w:t>Ask the class</w:t>
+      </w:r>
+    </w:p>
+    <w:p>
+      <w:pPr>
+        <w:spacing w:line="336" w:lineRule="auto" w:after="180"/>
+        <w:shd w:fill="F5F1FB"/>
+      </w:pPr>
+      <w:r>
+        <w:rPr>
+          <w:b w:val="0"/>
+        </w:rPr>
         <w:t>Ask: Which facts are given, and which would we have to assume? Learners mark relevant details before discussing answers.</w:t>
       </w:r>
     </w:p>
     <w:p>
-      <w:r>
+      <w:pPr>
+        <w:pStyle w:val="Heading3"/>
+      </w:pPr>
+      <w:r>
+        <w:t>Language to model</w:t>
+      </w:r>
+    </w:p>
+    <w:p>
+      <w:pPr>
+        <w:spacing w:line="336" w:lineRule="auto" w:after="180"/>
+        <w:shd w:fill="F1F6F8"/>
+      </w:pPr>
+      <w:r>
+        <w:rPr>
+          <w:b w:val="0"/>
+        </w:rPr>
         <w:t>Say: Predict first. Show the rule, information path or calculation that would produce the result. A correct guess is not yet an explanation.</w:t>
       </w:r>
     </w:p>
     <w:p>
-      <w:r>
+      <w:pPr>
+        <w:spacing w:line="336" w:lineRule="auto" w:after="180"/>
+      </w:pPr>
+      <w:r>
+        <w:rPr>
+          <w:b w:val="0"/>
+        </w:rPr>
         <w:t>Reveal reasoning one step at a time. Explain why a tempting alternative fails. Write units and denominators for arithmetic, trace conditions for decisions, and identify supporting sources for claims.</w:t>
       </w:r>
     </w:p>
     <w:p>
-      <w:r>
-        <w:t>In pairs, one learner solves while the other checks evidence; exchange roles. Remove the worked answer before independent assessment.</w:t>
+      <w:pPr>
+        <w:spacing w:line="336" w:lineRule="auto" w:after="180"/>
+      </w:pPr>
+      <w:r>
+        <w:rPr>
+          <w:b w:val="0"/>
+        </w:rPr>
+        <w:t xml:space="preserve">In pairs, one learner solves while the other checks </w:t>
+      </w:r>
+      <w:r>
+        <w:rPr>
+          <w:b/>
+        </w:rPr>
+        <w:t>evidence</w:t>
+      </w:r>
+      <w:r>
+        <w:rPr>
+          <w:b w:val="0"/>
+        </w:rPr>
+        <w:t>; exchange roles. Remove the worked answer before independent assessment.</w:t>
       </w:r>
     </w:p>
     <w:p>
@@ -1198,8 +2379,84 @@
       </w:r>
     </w:p>
     <w:p>
-      <w:r>
-        <w:t>Guided: Answer correctness 5/6; appropriate fallback 3/4; combined contract passes 8/10 if each case has one required outcome. Different denominators answer different questions. Qualification: Evaluation coverage limits the claim; prompts tuned on these cases need new reserved final cases. Exit: accept a concrete variation with its predicted outcome and a stated condition that would challenge the mechanism; reject a claim resting on unmeasured evidence.</w:t>
+      <w:pPr>
+        <w:spacing w:line="336" w:lineRule="auto" w:after="180"/>
+      </w:pPr>
+      <w:r>
+        <w:rPr>
+          <w:b w:val="0"/>
+        </w:rPr>
+        <w:t xml:space="preserve">Guided: Answer correctness 5/6; appropriate fallback 3/4; combined </w:t>
+      </w:r>
+      <w:r>
+        <w:rPr>
+          <w:b/>
+        </w:rPr>
+        <w:t>contract pass</w:t>
+      </w:r>
+      <w:r>
+        <w:rPr>
+          <w:b w:val="0"/>
+        </w:rPr>
+        <w:t>es 8/10 if each case has one required outcome. Different denominators answer different questions.</w:t>
+      </w:r>
+    </w:p>
+    <w:p>
+      <w:pPr>
+        <w:spacing w:line="336" w:lineRule="auto" w:after="180"/>
+      </w:pPr>
+      <w:r>
+        <w:rPr>
+          <w:b w:val="0"/>
+        </w:rPr>
+        <w:t xml:space="preserve">Qualification: Evaluation </w:t>
+      </w:r>
+      <w:r>
+        <w:rPr>
+          <w:b/>
+        </w:rPr>
+        <w:t>coverage</w:t>
+      </w:r>
+      <w:r>
+        <w:rPr>
+          <w:b w:val="0"/>
+        </w:rPr>
+        <w:t xml:space="preserve"> limits the claim; prompts tuned on these cases need new reserved final cases.</w:t>
+      </w:r>
+    </w:p>
+    <w:p>
+      <w:pPr>
+        <w:spacing w:line="336" w:lineRule="auto" w:after="180"/>
+      </w:pPr>
+      <w:r>
+        <w:rPr>
+          <w:b w:val="0"/>
+        </w:rPr>
+        <w:t xml:space="preserve">Exit: accept a concrete variation with its predicted outcome and a stated condition that would challenge the </w:t>
+      </w:r>
+      <w:r>
+        <w:rPr>
+          <w:b/>
+        </w:rPr>
+        <w:t>mechanism</w:t>
+      </w:r>
+      <w:r>
+        <w:rPr>
+          <w:b w:val="0"/>
+        </w:rPr>
+        <w:t xml:space="preserve">; reject a claim resting on unmeasured </w:t>
+      </w:r>
+      <w:r>
+        <w:rPr>
+          <w:b/>
+        </w:rPr>
+        <w:t>evidence</w:t>
+      </w:r>
+      <w:r>
+        <w:rPr>
+          <w:b w:val="0"/>
+        </w:rPr>
+        <w:t>.</w:t>
       </w:r>
     </w:p>
     <w:p>
@@ -1431,41 +2688,143 @@
       </w:r>
     </w:p>
     <w:p>
-      <w:r>
-        <w:t>Completion task: Ten cases include six answerable and four missing-evidence cases. System answers five answerable correctly and abstains appropriately on three missing cases. Show the intermediate steps and give the conclusion with its scope.</w:t>
-      </w:r>
-    </w:p>
-    <w:p>
-      <w:r>
-        <w:t>Teacher check: Teacher explanation: Answer correctness 5/6; appropriate fallback 3/4; combined contract passes 8/10 if each case has one required outcome. Different denominators answer different questions.</w:t>
-      </w:r>
-    </w:p>
-    <w:p>
-      <w:r>
-        <w:t>Start by identifying the given inputs together. Leave the intermediate steps blank. If needed, model one step, then withdraw that help on the next step. Move to a full trace only when the partial trace is understood. For partners, alternate explainer and checker; collect a response from every learner before discussion.</w:t>
-      </w:r>
-    </w:p>
-    <w:p>
       <w:pPr>
         <w:pStyle w:val="Heading3"/>
       </w:pPr>
       <w:r>
+        <w:t>Completion practice</w:t>
+      </w:r>
+    </w:p>
+    <w:p>
+      <w:pPr>
+        <w:spacing w:line="336" w:lineRule="auto" w:after="180"/>
+        <w:shd w:fill="F5F1FB"/>
+      </w:pPr>
+      <w:r>
+        <w:rPr>
+          <w:b w:val="0"/>
+        </w:rPr>
+        <w:t>Completion task: Ten cases include six answerable and four missing-</w:t>
+      </w:r>
+      <w:r>
+        <w:rPr>
+          <w:b/>
+        </w:rPr>
+        <w:t>evidence</w:t>
+      </w:r>
+      <w:r>
+        <w:rPr>
+          <w:b w:val="0"/>
+        </w:rPr>
+        <w:t xml:space="preserve"> cases. System answers five answerable correctly and abstains appropriately on three missing cases.</w:t>
+      </w:r>
+    </w:p>
+    <w:p>
+      <w:pPr>
+        <w:spacing w:line="336" w:lineRule="auto" w:after="180"/>
+        <w:shd w:fill="F5F1FB"/>
+      </w:pPr>
+      <w:r>
+        <w:rPr>
+          <w:b w:val="0"/>
+        </w:rPr>
+        <w:t>Show the intermediate steps and give the conclusion with its scope.</w:t>
+      </w:r>
+    </w:p>
+    <w:p>
+      <w:pPr>
+        <w:pStyle w:val="Heading3"/>
+      </w:pPr>
+      <w:r>
+        <w:t>Reasoning to listen for</w:t>
+      </w:r>
+    </w:p>
+    <w:p>
+      <w:pPr>
+        <w:spacing w:line="336" w:lineRule="auto" w:after="180"/>
+        <w:shd w:fill="F1F6FC"/>
+      </w:pPr>
+      <w:r>
+        <w:rPr>
+          <w:b w:val="0"/>
+        </w:rPr>
+        <w:t xml:space="preserve">Teacher check: Teacher explanation: Answer correctness 5/6; appropriate fallback 3/4; combined </w:t>
+      </w:r>
+      <w:r>
+        <w:rPr>
+          <w:b/>
+        </w:rPr>
+        <w:t>contract pass</w:t>
+      </w:r>
+      <w:r>
+        <w:rPr>
+          <w:b w:val="0"/>
+        </w:rPr>
+        <w:t>es 8/10 if each case has one required outcome. Different denominators answer different questions.</w:t>
+      </w:r>
+    </w:p>
+    <w:p>
+      <w:pPr>
+        <w:spacing w:line="336" w:lineRule="auto" w:after="180"/>
+      </w:pPr>
+      <w:r>
+        <w:rPr>
+          <w:b w:val="0"/>
+        </w:rPr>
+        <w:t xml:space="preserve">Start by identifying the given </w:t>
+      </w:r>
+      <w:r>
+        <w:rPr>
+          <w:b/>
+        </w:rPr>
+        <w:t>input</w:t>
+      </w:r>
+      <w:r>
+        <w:rPr>
+          <w:b w:val="0"/>
+        </w:rPr>
+        <w:t>s together. Leave the intermediate steps blank. If needed, model one step, then withdraw that help on the next step. Move to a full trace only when the partial trace is understood.</w:t>
+      </w:r>
+    </w:p>
+    <w:p>
+      <w:pPr>
+        <w:spacing w:line="336" w:lineRule="auto" w:after="180"/>
+      </w:pPr>
+      <w:r>
+        <w:rPr>
+          <w:b w:val="0"/>
+        </w:rPr>
+        <w:t>For partners, alternate explainer and checker; collect a response from every learner before discussion.</w:t>
+      </w:r>
+    </w:p>
+    <w:p>
+      <w:pPr>
+        <w:pStyle w:val="Heading3"/>
+      </w:pPr>
+      <w:r>
         <w:t>Individual reasoning check</w:t>
       </w:r>
     </w:p>
     <w:p>
-      <w:r>
-        <w:t>Use the worked case for System evaluation sets. Proposed explanation: “The worked result establishes every future case”. Decide whether this explanation is supported. Point to the step or supplied fact that decides; explain your repair if needed.</w:t>
-      </w:r>
-    </w:p>
-    <w:p>
-      <w:r>
-        <w:t>Expected correction: Evaluation coverage limits the claim; prompts tuned on these cases need new reserved final cases.</w:t>
-      </w:r>
-    </w:p>
-    <w:p>
-      <w:r>
-        <w:t>Collect explanations, not only yes/no votes. If a misunderstanding is common, re-model the relevant step for the class. If it affects a few learners, give a short targeted group explanation while others solve a more demanding variation.</w:t>
+      <w:pPr>
+        <w:spacing w:line="336" w:lineRule="auto" w:after="180"/>
+      </w:pPr>
+      <w:r>
+        <w:rPr>
+          <w:b w:val="0"/>
+        </w:rPr>
+        <w:t>Use the worked case for System evaluation sets. Proposed explanation: “The worked result establishes every future case”. Decide whether this explanation is supported.</w:t>
+      </w:r>
+    </w:p>
+    <w:p>
+      <w:pPr>
+        <w:spacing w:line="336" w:lineRule="auto" w:after="180"/>
+      </w:pPr>
+      <w:r>
+        <w:rPr>
+          <w:b w:val="0"/>
+        </w:rPr>
+        <w:t>Point to the step or supplied fact that decides; explain your repair if needed.</w:t>
       </w:r>
     </w:p>
     <w:p>
@@ -1473,12 +2832,84 @@
         <w:pStyle w:val="Heading3"/>
       </w:pPr>
       <w:r>
+        <w:t>Expected repair</w:t>
+      </w:r>
+    </w:p>
+    <w:p>
+      <w:pPr>
+        <w:spacing w:line="336" w:lineRule="auto" w:after="180"/>
+        <w:shd w:fill="F1F6FC"/>
+      </w:pPr>
+      <w:r>
+        <w:rPr>
+          <w:b w:val="0"/>
+        </w:rPr>
+        <w:t xml:space="preserve">Expected correction: Evaluation </w:t>
+      </w:r>
+      <w:r>
+        <w:rPr>
+          <w:b/>
+        </w:rPr>
+        <w:t>coverage</w:t>
+      </w:r>
+      <w:r>
+        <w:rPr>
+          <w:b w:val="0"/>
+        </w:rPr>
+        <w:t xml:space="preserve"> limits the claim; prompts tuned on these cases need new reserved final cases.</w:t>
+      </w:r>
+    </w:p>
+    <w:p>
+      <w:pPr>
+        <w:spacing w:line="336" w:lineRule="auto" w:after="180"/>
+      </w:pPr>
+      <w:r>
+        <w:rPr>
+          <w:b w:val="0"/>
+        </w:rPr>
+        <w:t>Collect explanations, not only yes/no votes. If a misunderstanding is common, re-model the relevant step for the class.</w:t>
+      </w:r>
+    </w:p>
+    <w:p>
+      <w:pPr>
+        <w:spacing w:line="336" w:lineRule="auto" w:after="180"/>
+      </w:pPr>
+      <w:r>
+        <w:rPr>
+          <w:b w:val="0"/>
+        </w:rPr>
+        <w:t>If it affects a few learners, give a short targeted group explanation while others solve a more demanding variation.</w:t>
+      </w:r>
+    </w:p>
+    <w:p>
+      <w:pPr>
+        <w:pStyle w:val="Heading3"/>
+      </w:pPr>
+      <w:r>
         <w:t>Pictorial practice question</w:t>
       </w:r>
     </w:p>
     <w:p>
-      <w:r>
-        <w:t>Why is “one out of two checks passed” an insufficient release decision? Point to the relevant step in the picture, then write the changed result and the rule or evidence that supports it.</w:t>
+      <w:pPr>
+        <w:spacing w:line="336" w:lineRule="auto" w:after="180"/>
+      </w:pPr>
+      <w:r>
+        <w:rPr>
+          <w:b w:val="0"/>
+        </w:rPr>
+        <w:t xml:space="preserve">Why is “one out of two checks passed” an insufficient release decision? Point to the relevant step in the picture, then write the changed result and the rule or </w:t>
+      </w:r>
+      <w:r>
+        <w:rPr>
+          <w:b/>
+        </w:rPr>
+        <w:t>evidence</w:t>
+      </w:r>
+      <w:r>
+        <w:rPr>
+          <w:b w:val="0"/>
+        </w:rPr>
+        <w:t xml:space="preserve"> that supports it.</w:t>
       </w:r>
     </w:p>
     <w:p>
@@ -1490,18 +2921,71 @@
       </w:r>
     </w:p>
     <w:p>
-      <w:r>
-        <w:t>Support is a mandatory gate. Passing length cannot compensate for presenting an unsupported claim as fact. Changed-case check: The revised one-sentence answer passes these two declared checks. The remaining claim is supported and one sentence is within the maximum.</w:t>
-      </w:r>
-    </w:p>
-    <w:p>
-      <w:r>
+      <w:pPr>
+        <w:spacing w:line="336" w:lineRule="auto" w:after="180"/>
+      </w:pPr>
+      <w:r>
+        <w:rPr>
+          <w:b w:val="0"/>
+        </w:rPr>
+        <w:t>Support is a mandatory gate. Passing length cannot compensate for presenting an unsupported claim as fact. Changed-case check: The revised one-sentence answer passes these two declared checks.</w:t>
+      </w:r>
+    </w:p>
+    <w:p>
+      <w:pPr>
+        <w:spacing w:line="336" w:lineRule="auto" w:after="180"/>
+      </w:pPr>
+      <w:r>
+        <w:rPr>
+          <w:b w:val="0"/>
+        </w:rPr>
+        <w:t>The remaining claim is supported and one sentence is within the maximum.</w:t>
+      </w:r>
+    </w:p>
+    <w:p>
+      <w:pPr>
+        <w:spacing w:line="336" w:lineRule="auto" w:after="180"/>
+      </w:pPr>
+      <w:r>
+        <w:rPr>
+          <w:b w:val="0"/>
+        </w:rPr>
         <w:t>Changed-case reasoning: The revised one-sentence answer passes these two declared checks. The remaining claim is supported and one sentence is within the maximum.</w:t>
       </w:r>
     </w:p>
     <w:p>
-      <w:r>
-        <w:t>Collect each learner’s explanation before discussion. Use the first missing connection between input, deciding step and result to choose support. This question is worked-case practice, not fresh mastery evidence.</w:t>
+      <w:pPr>
+        <w:spacing w:line="336" w:lineRule="auto" w:after="180"/>
+      </w:pPr>
+      <w:r>
+        <w:rPr>
+          <w:b w:val="0"/>
+        </w:rPr>
+        <w:t xml:space="preserve">Collect each learner’s explanation before discussion. Use the first missing connection between </w:t>
+      </w:r>
+      <w:r>
+        <w:rPr>
+          <w:b/>
+        </w:rPr>
+        <w:t>input</w:t>
+      </w:r>
+      <w:r>
+        <w:rPr>
+          <w:b w:val="0"/>
+        </w:rPr>
+        <w:t xml:space="preserve">, deciding step and result to choose support. This question is worked-case practice, not fresh mastery </w:t>
+      </w:r>
+      <w:r>
+        <w:rPr>
+          <w:b/>
+        </w:rPr>
+        <w:t>evidence</w:t>
+      </w:r>
+      <w:r>
+        <w:rPr>
+          <w:b w:val="0"/>
+        </w:rPr>
+        <w:t>.</w:t>
       </w:r>
     </w:p>
     <w:p>
@@ -1513,54 +2997,153 @@
       </w:r>
     </w:p>
     <w:p>
+      <w:r>
+        <w:t>Run the Quality Rubrics investigation and use the first unsupported step to choose a teaching response.</w:t>
+      </w:r>
+    </w:p>
+    <w:p>
+      <w:pPr>
+        <w:spacing w:line="336" w:lineRule="auto" w:after="180"/>
+      </w:pPr>
+      <w:r>
+        <w:rPr>
+          <w:b w:val="0"/>
+        </w:rPr>
+        <w:t>Words You Can Use to Reason</w:t>
+      </w:r>
+    </w:p>
+    <w:p>
+      <w:pPr>
+        <w:spacing w:line="336" w:lineRule="auto" w:after="180"/>
+      </w:pPr>
+      <w:r>
+        <w:rPr>
+          <w:b w:val="0"/>
+        </w:rPr>
+        <w:t>A definition matters when you can recognize the idea, use it, and contrast it with a near-miss.</w:t>
+      </w:r>
+    </w:p>
+    <w:p>
+      <w:pPr>
+        <w:spacing w:line="336" w:lineRule="auto" w:after="180"/>
+      </w:pPr>
+      <w:r>
+        <w:rPr>
+          <w:b w:val="0"/>
+        </w:rPr>
+        <w:t>Predict → Test → Record → Explain</w:t>
+      </w:r>
+    </w:p>
+    <w:p>
+      <w:pPr>
+        <w:spacing w:line="336" w:lineRule="auto" w:after="180"/>
+      </w:pPr>
+      <w:r>
+        <w:rPr>
+          <w:b w:val="0"/>
+        </w:rPr>
+        <w:t>Keep expected and actual results separate. Surprises are useful data when recorded honestly.</w:t>
+      </w:r>
+    </w:p>
+    <w:p>
+      <w:pPr>
+        <w:spacing w:line="336" w:lineRule="auto" w:after="180"/>
+      </w:pPr>
+      <w:r>
+        <w:rPr>
+          <w:b w:val="0"/>
+        </w:rPr>
+        <w:t xml:space="preserve">Score three </w:t>
+      </w:r>
+      <w:r>
+        <w:rPr>
+          <w:b/>
+        </w:rPr>
+        <w:t>output</w:t>
+      </w:r>
+      <w:r>
+        <w:rPr>
+          <w:b w:val="0"/>
+        </w:rPr>
+        <w:t xml:space="preserve">s independently, compare by </w:t>
+      </w:r>
+      <w:r>
+        <w:rPr>
+          <w:b/>
+        </w:rPr>
+        <w:t>dimension</w:t>
+      </w:r>
+      <w:r>
+        <w:rPr>
+          <w:b w:val="0"/>
+        </w:rPr>
+        <w:t xml:space="preserve">, cite </w:t>
+      </w:r>
+      <w:r>
+        <w:rPr>
+          <w:b/>
+        </w:rPr>
+        <w:t>evidence</w:t>
+      </w:r>
+      <w:r>
+        <w:rPr>
+          <w:b w:val="0"/>
+        </w:rPr>
+        <w:t xml:space="preserve"> for each score, and improve one weak </w:t>
+      </w:r>
+      <w:r>
+        <w:rPr>
+          <w:b/>
+        </w:rPr>
+        <w:t>anchor</w:t>
+      </w:r>
+      <w:r>
+        <w:rPr>
+          <w:b w:val="0"/>
+        </w:rPr>
+        <w:t>.</w:t>
+      </w:r>
+    </w:p>
+    <w:p>
+      <w:pPr>
+        <w:spacing w:line="336" w:lineRule="auto" w:after="180"/>
+        <w:shd w:fill="F5F1FB"/>
+      </w:pPr>
+      <w:r>
+        <w:rPr>
+          <w:b w:val="0"/>
+        </w:rPr>
+        <w:t>What did the hardest test teach you that the normal test did not?</w:t>
+      </w:r>
+    </w:p>
+    <w:p>
       <w:pPr>
         <w:pStyle w:val="Heading3"/>
       </w:pPr>
       <w:r>
-        <w:t>Run the weekly evidence lab</w:t>
-      </w:r>
-    </w:p>
-    <w:p>
-      <w:r>
-        <w:t>Words You Can Use to Reason</w:t>
-      </w:r>
-    </w:p>
-    <w:p>
-      <w:r>
-        <w:t>A definition matters when you can recognize the idea, use it, and contrast it with a near-miss.</w:t>
-      </w:r>
-    </w:p>
-    <w:p>
-      <w:r>
-        <w:t>Predict → Test → Record → Explain</w:t>
-      </w:r>
-    </w:p>
-    <w:p>
-      <w:r>
-        <w:t>Keep expected and actual results separate. Surprises are useful data when recorded honestly.</w:t>
-      </w:r>
-    </w:p>
-    <w:p>
-      <w:r>
-        <w:t>Score three outputs independently, compare by dimension, cite evidence for each score, and improve one weak anchor.</w:t>
-      </w:r>
-    </w:p>
-    <w:p>
-      <w:r>
-        <w:t>What did the hardest test teach you that the normal test did not?</w:t>
-      </w:r>
-    </w:p>
-    <w:p>
-      <w:pPr>
-        <w:pStyle w:val="Heading3"/>
-      </w:pPr>
-      <w:r>
         <w:t>Make the lab runnable</w:t>
       </w:r>
     </w:p>
     <w:p>
-      <w:r>
-        <w:t>Use the concrete case as the shared normal case and the independent question as a second case. Each pair creates a boundary or missing-information case and predicts its result before testing. Keep the expected result separate from an observed mistake.</w:t>
+      <w:pPr>
+        <w:spacing w:line="336" w:lineRule="auto" w:after="180"/>
+      </w:pPr>
+      <w:r>
+        <w:rPr>
+          <w:b w:val="0"/>
+        </w:rPr>
+        <w:t>Use the concrete case as the shared normal case and the independent question as a second case. Each pair creates a boundary or missing-information case and predicts its result before testing.</w:t>
+      </w:r>
+    </w:p>
+    <w:p>
+      <w:pPr>
+        <w:spacing w:line="336" w:lineRule="auto" w:after="180"/>
+      </w:pPr>
+      <w:r>
+        <w:rPr>
+          <w:b w:val="0"/>
+        </w:rPr>
+        <w:t>Keep the expected result separate from an observed mistake.</w:t>
       </w:r>
     </w:p>
     <w:tbl>
@@ -1718,8 +3301,25 @@
       </w:r>
     </w:p>
     <w:p>
-      <w:r>
-        <w:t>For guessing, return to given facts and request a trace. For vocabulary without application, use one example and one non-example. For arithmetic errors, check the setup before the calculation. Finish with a different uncoached case before recording mastery.</w:t>
+      <w:pPr>
+        <w:spacing w:line="336" w:lineRule="auto" w:after="180"/>
+      </w:pPr>
+      <w:r>
+        <w:rPr>
+          <w:b w:val="0"/>
+        </w:rPr>
+        <w:t>For guessing, return to given facts and request a trace. For vocabulary without application, use one example and one non-example. For arithmetic errors, check the setup before the calculation.</w:t>
+      </w:r>
+    </w:p>
+    <w:p>
+      <w:pPr>
+        <w:spacing w:line="336" w:lineRule="auto" w:after="180"/>
+      </w:pPr>
+      <w:r>
+        <w:rPr>
+          <w:b w:val="0"/>
+        </w:rPr>
+        <w:t>Finish with a different uncoached case before recording mastery.</w:t>
       </w:r>
     </w:p>
     <w:p>
@@ -1731,18 +3331,84 @@
       </w:r>
     </w:p>
     <w:p>
-      <w:r>
-        <w:t>The worked result establishes every future case: Evaluation coverage limits the claim; prompts tuned on these cases need new reserved final cases.</w:t>
-      </w:r>
-    </w:p>
-    <w:p>
-      <w:r>
-        <w:t>A missing input may be replaced without recording the change: A replacement changes the evidence or contract. Record the change and its justification; do not silently turn unknown into a measured value.</w:t>
-      </w:r>
-    </w:p>
-    <w:p>
-      <w:r>
-        <w:t>Repeating an assessed case is new independent evidence: A replay checks consistency. An example used for feedback or revision cannot later be described as untouched final evaluation.</w:t>
+      <w:pPr>
+        <w:spacing w:line="336" w:lineRule="auto" w:after="180"/>
+      </w:pPr>
+      <w:r>
+        <w:rPr>
+          <w:b w:val="0"/>
+        </w:rPr>
+        <w:t xml:space="preserve">The worked result establishes every future case: Evaluation </w:t>
+      </w:r>
+      <w:r>
+        <w:rPr>
+          <w:b/>
+        </w:rPr>
+        <w:t>coverage</w:t>
+      </w:r>
+      <w:r>
+        <w:rPr>
+          <w:b w:val="0"/>
+        </w:rPr>
+        <w:t xml:space="preserve"> limits the claim; prompts tuned on these cases need new reserved final cases.</w:t>
+      </w:r>
+    </w:p>
+    <w:p>
+      <w:pPr>
+        <w:spacing w:line="336" w:lineRule="auto" w:after="180"/>
+      </w:pPr>
+      <w:r>
+        <w:rPr>
+          <w:b w:val="0"/>
+        </w:rPr>
+        <w:t xml:space="preserve">A missing </w:t>
+      </w:r>
+      <w:r>
+        <w:rPr>
+          <w:b/>
+        </w:rPr>
+        <w:t>input</w:t>
+      </w:r>
+      <w:r>
+        <w:rPr>
+          <w:b w:val="0"/>
+        </w:rPr>
+        <w:t xml:space="preserve"> may be replaced without recording the change: A replacement changes the </w:t>
+      </w:r>
+      <w:r>
+        <w:rPr>
+          <w:b/>
+        </w:rPr>
+        <w:t>evidence</w:t>
+      </w:r>
+      <w:r>
+        <w:rPr>
+          <w:b w:val="0"/>
+        </w:rPr>
+        <w:t xml:space="preserve"> or contract. Record the change and its justification; do not silently turn unknown into a measured value.</w:t>
+      </w:r>
+    </w:p>
+    <w:p>
+      <w:pPr>
+        <w:spacing w:line="336" w:lineRule="auto" w:after="180"/>
+      </w:pPr>
+      <w:r>
+        <w:rPr>
+          <w:b w:val="0"/>
+        </w:rPr>
+        <w:t xml:space="preserve">Repeating an assessed case is new independent </w:t>
+      </w:r>
+      <w:r>
+        <w:rPr>
+          <w:b/>
+        </w:rPr>
+        <w:t>evidence</w:t>
+      </w:r>
+      <w:r>
+        <w:rPr>
+          <w:b w:val="0"/>
+        </w:rPr>
+        <w:t>: A replay checks consistency. An example used for feedback or revision cannot later be described as untouched final evaluation.</w:t>
       </w:r>
     </w:p>
     <w:p>
@@ -1900,8 +3566,25 @@
       </w:tr>
     </w:tbl>
     <w:p>
-      <w:r>
-        <w:t>Offer an oral explanation, drawing, enlarged visual or fewer examples when that removes a reading/writing barrier. Keep the same reasoning goal. Stretch secure learners by changing a boundary or assumption and asking them to defend the effect, not simply by assigning more of the same questions.</w:t>
+      <w:pPr>
+        <w:spacing w:line="336" w:lineRule="auto" w:after="180"/>
+      </w:pPr>
+      <w:r>
+        <w:rPr>
+          <w:b w:val="0"/>
+        </w:rPr>
+        <w:t>Offer an oral explanation, drawing, enlarged visual or fewer examples when that removes a reading/writing barrier. Keep the same reasoning goal.</w:t>
+      </w:r>
+    </w:p>
+    <w:p>
+      <w:pPr>
+        <w:spacing w:line="336" w:lineRule="auto" w:after="180"/>
+      </w:pPr>
+      <w:r>
+        <w:rPr>
+          <w:b w:val="0"/>
+        </w:rPr>
+        <w:t>Stretch secure learners by changing a boundary or assumption and asking them to defend the effect, not simply by assigning more of the same questions.</w:t>
       </w:r>
     </w:p>
     <w:p>
@@ -1913,11 +3596,16 @@
       </w:r>
     </w:p>
     <w:p>
+      <w:r>
+        <w:t>Use the Quality Rubrics questions, teacher keys and criteria after the relevant attempts. Previously discussed cases are practice; protect the separately selected independent task.</w:t>
+      </w:r>
+    </w:p>
+    <w:p>
       <w:pPr>
         <w:pStyle w:val="Heading3"/>
       </w:pPr>
       <w:r>
-        <w:t>Assess and explain the answers</w:t>
+        <w:t>Worked case answer</w:t>
       </w:r>
     </w:p>
     <w:p>
@@ -1925,11 +3613,18 @@
         <w:pStyle w:val="Heading3"/>
       </w:pPr>
       <w:r>
-        <w:t>Worked case answer</w:t>
-      </w:r>
-    </w:p>
-    <w:p>
-      <w:r>
+        <w:t>Teacher key · Worked case answer</w:t>
+      </w:r>
+    </w:p>
+    <w:p>
+      <w:pPr>
+        <w:spacing w:line="336" w:lineRule="auto" w:after="180"/>
+        <w:shd w:fill="F1F6FC"/>
+      </w:pPr>
+      <w:r>
+        <w:rPr>
+          <w:b w:val="0"/>
+        </w:rPr>
         <w:t>It may get 4/6 while failing essential support. Declare mandatory criteria before testing so other points cannot compensate.</w:t>
       </w:r>
     </w:p>
@@ -1942,7 +3637,22 @@
       </w:r>
     </w:p>
     <w:p>
-      <w:r>
+      <w:pPr>
+        <w:pStyle w:val="Heading3"/>
+      </w:pPr>
+      <w:r>
+        <w:t>Independent question · withhold the key</w:t>
+      </w:r>
+    </w:p>
+    <w:p>
+      <w:pPr>
+        <w:spacing w:line="336" w:lineRule="auto" w:after="180"/>
+        <w:shd w:fill="F5F1FB"/>
+      </w:pPr>
+      <w:r>
+        <w:rPr>
+          <w:b w:val="0"/>
+        </w:rPr>
         <w:t>Two answers have equally polished language. One has three supported claims; the other has two supported claims and one invented claim. How should a quality rubric distinguish them?</w:t>
       </w:r>
     </w:p>
@@ -1955,8 +3665,35 @@
       </w:r>
     </w:p>
     <w:p>
-      <w:r>
-        <w:t>Score factual support separately from style and flag the invented claim. A serious unsupported claim can fail a required evidence criterion.</w:t>
+      <w:pPr>
+        <w:pStyle w:val="Heading3"/>
+      </w:pPr>
+      <w:r>
+        <w:t>Teacher key · Expected independent answer</w:t>
+      </w:r>
+    </w:p>
+    <w:p>
+      <w:pPr>
+        <w:spacing w:line="336" w:lineRule="auto" w:after="180"/>
+        <w:shd w:fill="F1F6FC"/>
+      </w:pPr>
+      <w:r>
+        <w:rPr>
+          <w:b w:val="0"/>
+        </w:rPr>
+        <w:t xml:space="preserve">Score factual support separately from style and flag the invented claim. A serious unsupported claim can fail a required </w:t>
+      </w:r>
+      <w:r>
+        <w:rPr>
+          <w:b/>
+        </w:rPr>
+        <w:t>evidence</w:t>
+      </w:r>
+      <w:r>
+        <w:rPr>
+          <w:b w:val="0"/>
+        </w:rPr>
+        <w:t xml:space="preserve"> criterion.</w:t>
       </w:r>
     </w:p>
     <w:p>
@@ -2194,8 +3931,25 @@
       </w:tr>
     </w:tbl>
     <w:p>
-      <w:r>
-        <w:t>Use 6/8 as a classroom checkpoint, with 2 required for both Result and Reasoning. This is a proposed teaching rule, not a validated certification threshold. Do not count a coached answer as independent mastery; correct unsafe or unsupported claims regardless of total.</w:t>
+      <w:pPr>
+        <w:spacing w:line="336" w:lineRule="auto" w:after="180"/>
+      </w:pPr>
+      <w:r>
+        <w:rPr>
+          <w:b w:val="0"/>
+        </w:rPr>
+        <w:t>Use 6/8 as a classroom checkpoint, with 2 required for both Result and Reasoning. This is a proposed teaching rule, not a validated certification threshold.</w:t>
+      </w:r>
+    </w:p>
+    <w:p>
+      <w:pPr>
+        <w:spacing w:line="336" w:lineRule="auto" w:after="180"/>
+      </w:pPr>
+      <w:r>
+        <w:rPr>
+          <w:b w:val="0"/>
+        </w:rPr>
+        <w:t>Do not count a coached answer as independent mastery; correct unsafe or unsupported claims regardless of total.</w:t>
       </w:r>
     </w:p>
     <w:p>
@@ -2207,8 +3961,26 @@
       </w:r>
     </w:p>
     <w:p>
-      <w:r>
-        <w:t>Ask the learner to find the evidence that challenges this claim: “A single overall impression is enough to evaluate answer quality.” Keep the first attempt and an uncoached retry separate.</w:t>
+      <w:pPr>
+        <w:spacing w:line="336" w:lineRule="auto" w:after="180"/>
+      </w:pPr>
+      <w:r>
+        <w:rPr>
+          <w:b w:val="0"/>
+        </w:rPr>
+        <w:t xml:space="preserve">Ask the learner to find the </w:t>
+      </w:r>
+      <w:r>
+        <w:rPr>
+          <w:b/>
+        </w:rPr>
+        <w:t>evidence</w:t>
+      </w:r>
+      <w:r>
+        <w:rPr>
+          <w:b w:val="0"/>
+        </w:rPr>
+        <w:t xml:space="preserve"> that challenges this claim: “A single overall impression is enough to evaluate answer quality.” Keep the first attempt and an uncoached retry separate.</w:t>
       </w:r>
     </w:p>
     <w:p>
@@ -2220,15 +3992,54 @@
       </w:r>
     </w:p>
     <w:p>
-      <w:r>
-        <w:t>No. Require source support as a mandatory pass condition in addition to any overall threshold. Keep tone and format as separate dimensions. State the rule before testing to avoid approving unsupported answers because they look polished.</w:t>
-      </w:r>
-    </w:p>
-    <w:p>
       <w:pPr>
         <w:pStyle w:val="Heading3"/>
       </w:pPr>
       <w:r>
+        <w:t>Teacher key · Original transfer answer</w:t>
+      </w:r>
+    </w:p>
+    <w:p>
+      <w:pPr>
+        <w:spacing w:line="336" w:lineRule="auto" w:after="180"/>
+        <w:shd w:fill="F1F6FC"/>
+      </w:pPr>
+      <w:r>
+        <w:rPr>
+          <w:b w:val="0"/>
+        </w:rPr>
+        <w:t xml:space="preserve">No. Require source support as a mandatory pass condition in addition to any overall threshold. Keep tone and format as separate </w:t>
+      </w:r>
+      <w:r>
+        <w:rPr>
+          <w:b/>
+        </w:rPr>
+        <w:t>dimension</w:t>
+      </w:r>
+      <w:r>
+        <w:rPr>
+          <w:b w:val="0"/>
+        </w:rPr>
+        <w:t>s.</w:t>
+      </w:r>
+    </w:p>
+    <w:p>
+      <w:pPr>
+        <w:spacing w:line="336" w:lineRule="auto" w:after="180"/>
+        <w:shd w:fill="F1F6FC"/>
+      </w:pPr>
+      <w:r>
+        <w:rPr>
+          <w:b w:val="0"/>
+        </w:rPr>
+        <w:t>State the rule before testing to avoid approving unsupported answers because they look polished.</w:t>
+      </w:r>
+    </w:p>
+    <w:p>
+      <w:pPr>
+        <w:pStyle w:val="Heading3"/>
+      </w:pPr>
+      <w:r>
         <w:t>Explanations for the additional workbook examples</w:t>
       </w:r>
     </w:p>
@@ -2241,66 +4052,330 @@
       </w:r>
     </w:p>
     <w:p>
-      <w:r>
-        <w:t>Explain the weekly mechanism in your own words. Use the worked scenario to name its input, decision rule and output.</w:t>
-      </w:r>
-    </w:p>
-    <w:p>
-      <w:r>
-        <w:t>Teacher explanation: A system evaluation set contains cases with expected behaviour and scoring rules. It should cover retrieval, support, fallback and permissions rather than only easy answerable questions. Record case ID, evidence version, expected claims or fallback, permitted actions and scoring rubric. Separate development from final cases. Aggregate metrics only after checking required conditions individually.</w:t>
-      </w:r>
-    </w:p>
-    <w:p>
       <w:pPr>
         <w:pStyle w:val="Heading3"/>
       </w:pPr>
       <w:r>
+        <w:t>Workbook question · W1</w:t>
+      </w:r>
+    </w:p>
+    <w:p>
+      <w:pPr>
+        <w:spacing w:line="336" w:lineRule="auto" w:after="180"/>
+        <w:shd w:fill="F5F1FB"/>
+      </w:pPr>
+      <w:r>
+        <w:rPr>
+          <w:b w:val="0"/>
+        </w:rPr>
+        <w:t xml:space="preserve">Explain the weekly </w:t>
+      </w:r>
+      <w:r>
+        <w:rPr>
+          <w:b/>
+        </w:rPr>
+        <w:t>mechanism</w:t>
+      </w:r>
+      <w:r>
+        <w:rPr>
+          <w:b w:val="0"/>
+        </w:rPr>
+        <w:t xml:space="preserve"> in your own words. Use the worked scenario to name its </w:t>
+      </w:r>
+      <w:r>
+        <w:rPr>
+          <w:b/>
+        </w:rPr>
+        <w:t>input</w:t>
+      </w:r>
+      <w:r>
+        <w:rPr>
+          <w:b w:val="0"/>
+        </w:rPr>
+        <w:t xml:space="preserve">, decision rule and </w:t>
+      </w:r>
+      <w:r>
+        <w:rPr>
+          <w:b/>
+        </w:rPr>
+        <w:t>output</w:t>
+      </w:r>
+      <w:r>
+        <w:rPr>
+          <w:b w:val="0"/>
+        </w:rPr>
+        <w:t>.</w:t>
+      </w:r>
+    </w:p>
+    <w:p>
+      <w:pPr>
+        <w:pStyle w:val="Heading3"/>
+      </w:pPr>
+      <w:r>
+        <w:t>Teacher reasoning · W1</w:t>
+      </w:r>
+    </w:p>
+    <w:p>
+      <w:pPr>
+        <w:spacing w:line="336" w:lineRule="auto" w:after="180"/>
+        <w:shd w:fill="F1F6FC"/>
+      </w:pPr>
+      <w:r>
+        <w:rPr>
+          <w:b w:val="0"/>
+        </w:rPr>
+        <w:t>Teacher explanation: A system evaluation set contains cases with expected behaviour and scoring rules. It should cover retrieval, support, fallback and permissions rather than only easy answerable questions.</w:t>
+      </w:r>
+    </w:p>
+    <w:p>
+      <w:pPr>
+        <w:spacing w:line="336" w:lineRule="auto" w:after="180"/>
+        <w:shd w:fill="F1F6FC"/>
+      </w:pPr>
+      <w:r>
+        <w:rPr>
+          <w:b w:val="0"/>
+        </w:rPr>
+        <w:t xml:space="preserve">Record case ID, </w:t>
+      </w:r>
+      <w:r>
+        <w:rPr>
+          <w:b/>
+        </w:rPr>
+        <w:t>evidence</w:t>
+      </w:r>
+      <w:r>
+        <w:rPr>
+          <w:b w:val="0"/>
+        </w:rPr>
+        <w:t xml:space="preserve"> version, expected claims or fallback, permitted actions and scoring rubric. Separate development from final cases. Aggregate metrics only after checking required conditions individually.</w:t>
+      </w:r>
+    </w:p>
+    <w:p>
+      <w:pPr>
+        <w:pStyle w:val="Heading3"/>
+      </w:pPr>
+      <w:r>
         <w:t>W2 Trace the worked case</w:t>
       </w:r>
     </w:p>
     <w:p>
-      <w:r>
-        <w:t>Ten cases include six answerable and four missing-evidence cases. System answers five answerable correctly and abstains appropriately on three missing cases. Show the intermediate steps and give the conclusion with its scope.</w:t>
-      </w:r>
-    </w:p>
-    <w:p>
-      <w:r>
-        <w:t>Teacher explanation: Answer correctness 5/6; appropriate fallback 3/4; combined contract passes 8/10 if each case has one required outcome. Different denominators answer different questions.</w:t>
-      </w:r>
-    </w:p>
-    <w:p>
       <w:pPr>
         <w:pStyle w:val="Heading3"/>
       </w:pPr>
       <w:r>
+        <w:t>Workbook question · W2</w:t>
+      </w:r>
+    </w:p>
+    <w:p>
+      <w:pPr>
+        <w:spacing w:line="336" w:lineRule="auto" w:after="180"/>
+        <w:shd w:fill="F5F1FB"/>
+      </w:pPr>
+      <w:r>
+        <w:rPr>
+          <w:b w:val="0"/>
+        </w:rPr>
+        <w:t>Ten cases include six answerable and four missing-</w:t>
+      </w:r>
+      <w:r>
+        <w:rPr>
+          <w:b/>
+        </w:rPr>
+        <w:t>evidence</w:t>
+      </w:r>
+      <w:r>
+        <w:rPr>
+          <w:b w:val="0"/>
+        </w:rPr>
+        <w:t xml:space="preserve"> cases. System answers five answerable correctly and abstains appropriately on three missing cases. Show the intermediate steps and give the conclusion with its scope.</w:t>
+      </w:r>
+    </w:p>
+    <w:p>
+      <w:pPr>
+        <w:pStyle w:val="Heading3"/>
+      </w:pPr>
+      <w:r>
+        <w:t>Teacher reasoning · W2</w:t>
+      </w:r>
+    </w:p>
+    <w:p>
+      <w:pPr>
+        <w:spacing w:line="336" w:lineRule="auto" w:after="180"/>
+        <w:shd w:fill="F1F6FC"/>
+      </w:pPr>
+      <w:r>
+        <w:rPr>
+          <w:b w:val="0"/>
+        </w:rPr>
+        <w:t xml:space="preserve">Teacher explanation: Answer correctness 5/6; appropriate fallback 3/4; combined </w:t>
+      </w:r>
+      <w:r>
+        <w:rPr>
+          <w:b/>
+        </w:rPr>
+        <w:t>contract pass</w:t>
+      </w:r>
+      <w:r>
+        <w:rPr>
+          <w:b w:val="0"/>
+        </w:rPr>
+        <w:t>es 8/10 if each case has one required outcome. Different denominators answer different questions.</w:t>
+      </w:r>
+    </w:p>
+    <w:p>
+      <w:pPr>
+        <w:pStyle w:val="Heading3"/>
+      </w:pPr>
+      <w:r>
         <w:t>W3 Audit the limit</w:t>
       </w:r>
     </w:p>
     <w:p>
-      <w:r>
-        <w:t>A report omits this qualification: Evaluation coverage limits the claim; prompts tuned on these cases need new reserved final cases. Explain how omitting it could change a reader's interpretation, and write an accurate replacement.</w:t>
-      </w:r>
-    </w:p>
-    <w:p>
-      <w:r>
-        <w:t>Teacher explanation: Evaluation coverage limits the claim; prompts tuned on these cases need new reserved final cases. State the observed result separately from the unverified or out-of-scope claim; preserve the original evidence rather than inventing a missing fact.</w:t>
-      </w:r>
-    </w:p>
-    <w:p>
       <w:pPr>
         <w:pStyle w:val="Heading3"/>
       </w:pPr>
       <w:r>
+        <w:t>Workbook question · W3</w:t>
+      </w:r>
+    </w:p>
+    <w:p>
+      <w:pPr>
+        <w:spacing w:line="336" w:lineRule="auto" w:after="180"/>
+        <w:shd w:fill="F5F1FB"/>
+      </w:pPr>
+      <w:r>
+        <w:rPr>
+          <w:b w:val="0"/>
+        </w:rPr>
+        <w:t xml:space="preserve">A report omits this qualification: Evaluation </w:t>
+      </w:r>
+      <w:r>
+        <w:rPr>
+          <w:b/>
+        </w:rPr>
+        <w:t>coverage</w:t>
+      </w:r>
+      <w:r>
+        <w:rPr>
+          <w:b w:val="0"/>
+        </w:rPr>
+        <w:t xml:space="preserve"> limits the claim; prompts tuned on these cases need new reserved final cases.</w:t>
+      </w:r>
+    </w:p>
+    <w:p>
+      <w:pPr>
+        <w:spacing w:line="336" w:lineRule="auto" w:after="180"/>
+        <w:shd w:fill="F5F1FB"/>
+      </w:pPr>
+      <w:r>
+        <w:rPr>
+          <w:b w:val="0"/>
+        </w:rPr>
+        <w:t>Explain how omitting it could change a reader's interpretation, and write an accurate replacement.</w:t>
+      </w:r>
+    </w:p>
+    <w:p>
+      <w:pPr>
+        <w:pStyle w:val="Heading3"/>
+      </w:pPr>
+      <w:r>
+        <w:t>Teacher reasoning · W3</w:t>
+      </w:r>
+    </w:p>
+    <w:p>
+      <w:pPr>
+        <w:spacing w:line="336" w:lineRule="auto" w:after="180"/>
+        <w:shd w:fill="F1F6FC"/>
+      </w:pPr>
+      <w:r>
+        <w:rPr>
+          <w:b w:val="0"/>
+        </w:rPr>
+        <w:t xml:space="preserve">Teacher explanation: Evaluation </w:t>
+      </w:r>
+      <w:r>
+        <w:rPr>
+          <w:b/>
+        </w:rPr>
+        <w:t>coverage</w:t>
+      </w:r>
+      <w:r>
+        <w:rPr>
+          <w:b w:val="0"/>
+        </w:rPr>
+        <w:t xml:space="preserve"> limits the claim; prompts tuned on these cases need new reserved final cases.</w:t>
+      </w:r>
+    </w:p>
+    <w:p>
+      <w:pPr>
+        <w:spacing w:line="336" w:lineRule="auto" w:after="180"/>
+        <w:shd w:fill="F1F6FC"/>
+      </w:pPr>
+      <w:r>
+        <w:rPr>
+          <w:b w:val="0"/>
+        </w:rPr>
+        <w:t xml:space="preserve">State the observed result separately from the unverified or out-of-scope claim; preserve the original </w:t>
+      </w:r>
+      <w:r>
+        <w:rPr>
+          <w:b/>
+        </w:rPr>
+        <w:t>evidence</w:t>
+      </w:r>
+      <w:r>
+        <w:rPr>
+          <w:b w:val="0"/>
+        </w:rPr>
+        <w:t xml:space="preserve"> rather than inventing a missing fact.</w:t>
+      </w:r>
+    </w:p>
+    <w:p>
+      <w:pPr>
+        <w:pStyle w:val="Heading3"/>
+      </w:pPr>
+      <w:r>
         <w:t>W4 Apply a new case independently</w:t>
       </w:r>
     </w:p>
     <w:p>
-      <w:r>
+      <w:pPr>
+        <w:pStyle w:val="Heading3"/>
+      </w:pPr>
+      <w:r>
+        <w:t>Workbook question · W4</w:t>
+      </w:r>
+    </w:p>
+    <w:p>
+      <w:pPr>
+        <w:spacing w:line="336" w:lineRule="auto" w:after="180"/>
+        <w:shd w:fill="F5F1FB"/>
+      </w:pPr>
+      <w:r>
+        <w:rPr>
+          <w:b w:val="0"/>
+        </w:rPr>
         <w:t>Twelve cases: eight answerable, four unanswerable. Correct answers six; appropriate abstentions two. Compute separate and combined pass rates.</w:t>
       </w:r>
     </w:p>
     <w:p>
-      <w:r>
+      <w:pPr>
+        <w:pStyle w:val="Heading3"/>
+      </w:pPr>
+      <w:r>
+        <w:t>Teacher reasoning · W4</w:t>
+      </w:r>
+    </w:p>
+    <w:p>
+      <w:pPr>
+        <w:spacing w:line="336" w:lineRule="auto" w:after="180"/>
+        <w:shd w:fill="F1F6FC"/>
+      </w:pPr>
+      <w:r>
+        <w:rPr>
+          <w:b w:val="0"/>
+        </w:rPr>
         <w:t>Teacher explanation: 6/8=75%; 2/4=50%; combined 8/12=2/3. Do not call all twelve answer-accuracy cases.</w:t>
       </w:r>
     </w:p>
@@ -2313,25 +4388,154 @@
       </w:r>
     </w:p>
     <w:p>
-      <w:r>
-        <w:t>For the worked scenario, propose one additional case that could reveal a failure, describe its expected outcome before running it, and explain what would need to remain fixed for a fair comparison. Do not reuse W4 as a new final test after receiving feedback.</w:t>
-      </w:r>
-    </w:p>
-    <w:p>
-      <w:r>
-        <w:t>Teacher explanation: Accept a concrete variant of the worked input or a missing/conflicting/boundary condition, with an expectation derived from the declared procedure. Require preserved settings, original outputs and data roles. Evaluation coverage limits the claim; prompts tuned on these cases need new reserved final cases. The new case should test this particular mechanism rather than merely restate the original result.</w:t>
-      </w:r>
-    </w:p>
-    <w:p>
       <w:pPr>
         <w:pStyle w:val="Heading3"/>
       </w:pPr>
       <w:r>
+        <w:t>Workbook question · W5</w:t>
+      </w:r>
+    </w:p>
+    <w:p>
+      <w:pPr>
+        <w:spacing w:line="336" w:lineRule="auto" w:after="180"/>
+        <w:shd w:fill="F5F1FB"/>
+      </w:pPr>
+      <w:r>
+        <w:rPr>
+          <w:b w:val="0"/>
+        </w:rPr>
+        <w:t>For the worked scenario, propose one additional case that could reveal a failure, describe its expected outcome before running it, and explain what would need to remain fixed for a fair comparison.</w:t>
+      </w:r>
+    </w:p>
+    <w:p>
+      <w:pPr>
+        <w:spacing w:line="336" w:lineRule="auto" w:after="180"/>
+        <w:shd w:fill="F5F1FB"/>
+      </w:pPr>
+      <w:r>
+        <w:rPr>
+          <w:b w:val="0"/>
+        </w:rPr>
+        <w:t>Do not reuse W4 as a new final test after receiving feedback.</w:t>
+      </w:r>
+    </w:p>
+    <w:p>
+      <w:pPr>
+        <w:pStyle w:val="Heading3"/>
+      </w:pPr>
+      <w:r>
+        <w:t>Teacher reasoning · W5</w:t>
+      </w:r>
+    </w:p>
+    <w:p>
+      <w:pPr>
+        <w:spacing w:line="336" w:lineRule="auto" w:after="180"/>
+        <w:shd w:fill="F1F6FC"/>
+      </w:pPr>
+      <w:r>
+        <w:rPr>
+          <w:b w:val="0"/>
+        </w:rPr>
+        <w:t xml:space="preserve">Teacher explanation: Accept a concrete variant of the worked </w:t>
+      </w:r>
+      <w:r>
+        <w:rPr>
+          <w:b/>
+        </w:rPr>
+        <w:t>input</w:t>
+      </w:r>
+      <w:r>
+        <w:rPr>
+          <w:b w:val="0"/>
+        </w:rPr>
+        <w:t xml:space="preserve"> or a missing/conflicting/boundary condition, with an expectation derived from the declared procedure.</w:t>
+      </w:r>
+    </w:p>
+    <w:p>
+      <w:pPr>
+        <w:spacing w:line="336" w:lineRule="auto" w:after="180"/>
+        <w:shd w:fill="F1F6FC"/>
+      </w:pPr>
+      <w:r>
+        <w:rPr>
+          <w:b w:val="0"/>
+        </w:rPr>
+        <w:t xml:space="preserve">Require preserved settings, original </w:t>
+      </w:r>
+      <w:r>
+        <w:rPr>
+          <w:b/>
+        </w:rPr>
+        <w:t>output</w:t>
+      </w:r>
+      <w:r>
+        <w:rPr>
+          <w:b w:val="0"/>
+        </w:rPr>
+        <w:t xml:space="preserve">s and data roles. Evaluation </w:t>
+      </w:r>
+      <w:r>
+        <w:rPr>
+          <w:b/>
+        </w:rPr>
+        <w:t>coverage</w:t>
+      </w:r>
+      <w:r>
+        <w:rPr>
+          <w:b w:val="0"/>
+        </w:rPr>
+        <w:t xml:space="preserve"> limits the claim; prompts tuned on these cases need new reserved final cases.</w:t>
+      </w:r>
+    </w:p>
+    <w:p>
+      <w:pPr>
+        <w:spacing w:line="336" w:lineRule="auto" w:after="180"/>
+        <w:shd w:fill="F1F6FC"/>
+      </w:pPr>
+      <w:r>
+        <w:rPr>
+          <w:b w:val="0"/>
+        </w:rPr>
+        <w:t xml:space="preserve">The new case should test this particular </w:t>
+      </w:r>
+      <w:r>
+        <w:rPr>
+          <w:b/>
+        </w:rPr>
+        <w:t>mechanism</w:t>
+      </w:r>
+      <w:r>
+        <w:rPr>
+          <w:b w:val="0"/>
+        </w:rPr>
+        <w:t xml:space="preserve"> rather than merely restate the original result.</w:t>
+      </w:r>
+    </w:p>
+    <w:p>
+      <w:pPr>
+        <w:pStyle w:val="Heading3"/>
+      </w:pPr>
+      <w:r>
         <w:t>Assess independent transfer</w:t>
       </w:r>
     </w:p>
     <w:p>
-      <w:r>
+      <w:pPr>
+        <w:pStyle w:val="Heading3"/>
+      </w:pPr>
+      <w:r>
+        <w:t>Independent question · withhold the key</w:t>
+      </w:r>
+    </w:p>
+    <w:p>
+      <w:pPr>
+        <w:spacing w:line="336" w:lineRule="auto" w:after="180"/>
+        <w:shd w:fill="F5F1FB"/>
+      </w:pPr>
+      <w:r>
+        <w:rPr>
+          <w:b w:val="0"/>
+        </w:rPr>
         <w:t>Selected case: Twelve cases: eight answerable, four unanswerable. Correct answers six; appropriate abstentions two. Compute separate and combined pass rates.</w:t>
       </w:r>
     </w:p>
@@ -2344,7 +4548,22 @@
       </w:r>
     </w:p>
     <w:p>
-      <w:r>
+      <w:pPr>
+        <w:pStyle w:val="Heading3"/>
+      </w:pPr>
+      <w:r>
+        <w:t>Teacher key · Selected case answer</w:t>
+      </w:r>
+    </w:p>
+    <w:p>
+      <w:pPr>
+        <w:spacing w:line="336" w:lineRule="auto" w:after="180"/>
+        <w:shd w:fill="F1F6FC"/>
+      </w:pPr>
+      <w:r>
+        <w:rPr>
+          <w:b w:val="0"/>
+        </w:rPr>
         <w:t>Teacher explanation: 6/8=75%; 2/4=50%; combined 8/12=2/3. Do not call all twelve answer-accuracy cases.</w:t>
       </w:r>
     </w:p>
@@ -2451,21 +4670,89 @@
       </w:tr>
     </w:tbl>
     <w:p>
-      <w:r>
-        <w:t>Record each dimension as not yet, with support, or independent. Accept a valid alternative procedure with a defensible trace. Do not penalise an honestly recorded model failure if the learner correctly explains its evidence and limits.</w:t>
-      </w:r>
-    </w:p>
-    <w:p>
       <w:pPr>
         <w:pStyle w:val="Heading3"/>
       </w:pPr>
       <w:r>
+        <w:t>Teacher key · Selected case answer</w:t>
+      </w:r>
+    </w:p>
+    <w:p>
+      <w:pPr>
+        <w:spacing w:line="336" w:lineRule="auto" w:after="180"/>
+        <w:shd w:fill="F1F6FC"/>
+      </w:pPr>
+      <w:r>
+        <w:rPr>
+          <w:b w:val="0"/>
+        </w:rPr>
+        <w:t xml:space="preserve">Record each </w:t>
+      </w:r>
+      <w:r>
+        <w:rPr>
+          <w:b/>
+        </w:rPr>
+        <w:t>dimension</w:t>
+      </w:r>
+      <w:r>
+        <w:rPr>
+          <w:b w:val="0"/>
+        </w:rPr>
+        <w:t xml:space="preserve"> as not yet, with support, or independent. Accept a valid alternative procedure with a defensible trace.</w:t>
+      </w:r>
+    </w:p>
+    <w:p>
+      <w:pPr>
+        <w:spacing w:line="336" w:lineRule="auto" w:after="180"/>
+        <w:shd w:fill="F1F6FC"/>
+      </w:pPr>
+      <w:r>
+        <w:rPr>
+          <w:b w:val="0"/>
+        </w:rPr>
+        <w:t xml:space="preserve">Do not penalise an honestly recorded model failure if the learner correctly explains its </w:t>
+      </w:r>
+      <w:r>
+        <w:rPr>
+          <w:b/>
+        </w:rPr>
+        <w:t>evidence</w:t>
+      </w:r>
+      <w:r>
+        <w:rPr>
+          <w:b w:val="0"/>
+        </w:rPr>
+        <w:t xml:space="preserve"> and limits.</w:t>
+      </w:r>
+    </w:p>
+    <w:p>
+      <w:pPr>
+        <w:pStyle w:val="Heading3"/>
+      </w:pPr>
+      <w:r>
         <w:t>Feedback that the learner uses</w:t>
       </w:r>
     </w:p>
     <w:p>
-      <w:r>
-        <w:t>Name the earliest unsupported step and give one action to repair it. Have the learner make that repair now and explain why. Then assess the relevant skill on a fresh, fully specified case. Confirm it was not previously practised with feedback; solve and check the new case before assigning it. A follow-up design prompt is a starting brief, not automatically an equivalent test.</w:t>
+      <w:pPr>
+        <w:spacing w:line="336" w:lineRule="auto" w:after="180"/>
+      </w:pPr>
+      <w:r>
+        <w:rPr>
+          <w:b w:val="0"/>
+        </w:rPr>
+        <w:t>Name the earliest unsupported step and give one action to repair it. Have the learner make that repair now and explain why. Then assess the relevant skill on a fresh, fully specified case.</w:t>
+      </w:r>
+    </w:p>
+    <w:p>
+      <w:pPr>
+        <w:spacing w:line="336" w:lineRule="auto" w:after="180"/>
+      </w:pPr>
+      <w:r>
+        <w:rPr>
+          <w:b w:val="0"/>
+        </w:rPr>
+        <w:t>Confirm it was not previously practised with feedback; solve and check the new case before assigning it. A follow-up design prompt is a starting brief, not automatically an equivalent test.</w:t>
       </w:r>
     </w:p>
     <w:p>
@@ -2477,11 +4764,74 @@
       </w:r>
     </w:p>
     <w:p>
+      <w:r>
+        <w:t>Connect Quality Rubrics to Verified Study Buddy, adapt support and plan a later changed-case check.</w:t>
+      </w:r>
+    </w:p>
+    <w:p>
       <w:pPr>
         <w:pStyle w:val="Heading3"/>
       </w:pPr>
       <w:r>
-        <w:t>Connect and extend learning</w:t>
+        <w:t>Verified Study Buddy</w:t>
+      </w:r>
+    </w:p>
+    <w:p>
+      <w:pPr>
+        <w:spacing w:line="336" w:lineRule="auto" w:after="180"/>
+      </w:pPr>
+      <w:r>
+        <w:rPr>
+          <w:b w:val="0"/>
+        </w:rPr>
+        <w:t>Use a five-</w:t>
+      </w:r>
+      <w:r>
+        <w:rPr>
+          <w:b/>
+        </w:rPr>
+        <w:t>dimension</w:t>
+      </w:r>
+      <w:r>
+        <w:rPr>
+          <w:b w:val="0"/>
+        </w:rPr>
+        <w:t xml:space="preserve"> rubric and block release when correctness or safety is below threshold.</w:t>
+      </w:r>
+    </w:p>
+    <w:p>
+      <w:pPr>
+        <w:spacing w:line="336" w:lineRule="auto" w:after="180"/>
+      </w:pPr>
+      <w:r>
+        <w:rPr>
+          <w:b w:val="0"/>
+        </w:rPr>
+        <w:t xml:space="preserve">Keep the decision, </w:t>
+      </w:r>
+      <w:r>
+        <w:rPr>
+          <w:b/>
+        </w:rPr>
+        <w:t>input</w:t>
+      </w:r>
+      <w:r>
+        <w:rPr>
+          <w:b w:val="0"/>
+        </w:rPr>
+        <w:t xml:space="preserve">, result, explanation and remaining limitation in the project </w:t>
+      </w:r>
+      <w:r>
+        <w:rPr>
+          <w:b/>
+        </w:rPr>
+        <w:t>evidence</w:t>
+      </w:r>
+      <w:r>
+        <w:rPr>
+          <w:b w:val="0"/>
+        </w:rPr>
+        <w:t xml:space="preserve"> record. Retrieve this record next week rather than restarting the project.</w:t>
       </w:r>
     </w:p>
     <w:p>
@@ -2489,17 +4839,54 @@
         <w:pStyle w:val="Heading3"/>
       </w:pPr>
       <w:r>
-        <w:t>Verified Study Buddy</w:t>
-      </w:r>
-    </w:p>
-    <w:p>
-      <w:r>
-        <w:t>Use a five-dimension rubric and block release when correctness or safety is below threshold.</w:t>
-      </w:r>
-    </w:p>
-    <w:p>
-      <w:r>
-        <w:t>Keep the decision, input, result, explanation and remaining limitation in the project evidence record. Retrieve this record next week rather than restarting the project.</w:t>
+        <w:t>Support and stretch</w:t>
+      </w:r>
+    </w:p>
+    <w:p>
+      <w:pPr>
+        <w:spacing w:line="336" w:lineRule="auto" w:after="180"/>
+      </w:pPr>
+      <w:r>
+        <w:rPr>
+          <w:b w:val="0"/>
+        </w:rPr>
+        <w:t xml:space="preserve">Provide one short approved passage; separate instruction, </w:t>
+      </w:r>
+      <w:r>
+        <w:rPr>
+          <w:b/>
+        </w:rPr>
+        <w:t>input</w:t>
+      </w:r>
+      <w:r>
+        <w:rPr>
+          <w:b w:val="0"/>
+        </w:rPr>
+        <w:t xml:space="preserve">, </w:t>
+      </w:r>
+      <w:r>
+        <w:rPr>
+          <w:b/>
+        </w:rPr>
+        <w:t>output</w:t>
+      </w:r>
+      <w:r>
+        <w:rPr>
+          <w:b w:val="0"/>
+        </w:rPr>
+        <w:t xml:space="preserve"> and </w:t>
+      </w:r>
+      <w:r>
+        <w:rPr>
+          <w:b/>
+        </w:rPr>
+        <w:t>evidence</w:t>
+      </w:r>
+      <w:r>
+        <w:rPr>
+          <w:b w:val="0"/>
+        </w:rPr>
+        <w:t>. Stretch: introduce an unsupported claim or conflicting source and validate claim by claim with a fallback.</w:t>
       </w:r>
     </w:p>
     <w:p>
@@ -2507,12 +4894,30 @@
         <w:pStyle w:val="Heading3"/>
       </w:pPr>
       <w:r>
-        <w:t>Support and stretch</w:t>
-      </w:r>
-    </w:p>
-    <w:p>
-      <w:r>
-        <w:t>Provide one short approved passage; separate instruction, input, output and evidence. Stretch: introduce an unsupported claim or conflicting source and validate claim by claim with a fallback.</w:t>
+        <w:t>Exit reflection</w:t>
+      </w:r>
+    </w:p>
+    <w:p>
+      <w:pPr>
+        <w:spacing w:line="336" w:lineRule="auto" w:after="180"/>
+      </w:pPr>
+      <w:r>
+        <w:rPr>
+          <w:b w:val="0"/>
+        </w:rPr>
+        <w:t xml:space="preserve">Ask for one decision the learner can now justify and one situation requiring more </w:t>
+      </w:r>
+      <w:r>
+        <w:rPr>
+          <w:b/>
+        </w:rPr>
+        <w:t>evidence</w:t>
+      </w:r>
+      <w:r>
+        <w:rPr>
+          <w:b w:val="0"/>
+        </w:rPr>
+        <w:t xml:space="preserve"> or human review. Confidence ratings are separate from correct independent performance.</w:t>
       </w:r>
     </w:p>
     <w:p>
@@ -2520,12 +4925,30 @@
         <w:pStyle w:val="Heading3"/>
       </w:pPr>
       <w:r>
-        <w:t>Exit reflection</w:t>
-      </w:r>
-    </w:p>
-    <w:p>
-      <w:r>
-        <w:t>Ask for one decision the learner can now justify and one situation requiring more evidence or human review. Confidence ratings are separate from correct independent performance.</w:t>
+        <w:t>Bridge to the next week</w:t>
+      </w:r>
+    </w:p>
+    <w:p>
+      <w:pPr>
+        <w:spacing w:line="336" w:lineRule="auto" w:after="180"/>
+      </w:pPr>
+      <w:r>
+        <w:rPr>
+          <w:b w:val="0"/>
+        </w:rPr>
+        <w:t xml:space="preserve">Next: Week 26: Evaluation Sets. Retrieve today’s </w:t>
+      </w:r>
+      <w:r>
+        <w:rPr>
+          <w:b/>
+        </w:rPr>
+        <w:t>evidence</w:t>
+      </w:r>
+      <w:r>
+        <w:rPr>
+          <w:b w:val="0"/>
+        </w:rPr>
+        <w:t xml:space="preserve"> and identify what carries forward and what is new.</w:t>
       </w:r>
     </w:p>
     <w:p>
@@ -2533,12 +4956,121 @@
         <w:pStyle w:val="Heading3"/>
       </w:pPr>
       <w:r>
-        <w:t>Bridge to the next week</w:t>
-      </w:r>
-    </w:p>
-    <w:p>
-      <w:r>
-        <w:t>Next: Week 26: Evaluation Sets. Retrieve today’s evidence and identify what carries forward and what is new.</w:t>
+        <w:t>Support and fresh reassessment</w:t>
+      </w:r>
+    </w:p>
+    <w:p>
+      <w:pPr>
+        <w:spacing w:line="336" w:lineRule="auto" w:after="180"/>
+      </w:pPr>
+      <w:r>
+        <w:rPr>
+          <w:b w:val="0"/>
+        </w:rPr>
+        <w:t xml:space="preserve">Provide an </w:t>
+      </w:r>
+      <w:r>
+        <w:rPr>
+          <w:b/>
+        </w:rPr>
+        <w:t>input</w:t>
+      </w:r>
+      <w:r>
+        <w:rPr>
+          <w:b w:val="0"/>
+        </w:rPr>
+        <w:t>/procedure/result/limit frame and a calculator when needed. Ask students to identify the first step before completing the whole trace.</w:t>
+      </w:r>
+    </w:p>
+    <w:p>
+      <w:pPr>
+        <w:spacing w:line="336" w:lineRule="auto" w:after="180"/>
+      </w:pPr>
+      <w:r>
+        <w:rPr>
+          <w:b w:val="0"/>
+        </w:rPr>
+        <w:t xml:space="preserve">Extension: compare two concrete variants of this </w:t>
+      </w:r>
+      <w:r>
+        <w:rPr>
+          <w:b/>
+        </w:rPr>
+        <w:t>mechanism</w:t>
+      </w:r>
+      <w:r>
+        <w:rPr>
+          <w:b w:val="0"/>
+        </w:rPr>
+        <w:t xml:space="preserve"> while holding unrelated conditions fixed; report both successful and unsuccessful outcomes.</w:t>
+      </w:r>
+    </w:p>
+    <w:p>
+      <w:pPr>
+        <w:spacing w:line="336" w:lineRule="auto" w:after="180"/>
+      </w:pPr>
+      <w:r>
+        <w:rPr>
+          <w:b w:val="0"/>
+        </w:rPr>
+        <w:t>W4: 6/8=75%; 2/4=50%; combined 8/12=2/3. Do not call all twelve answer-accuracy cases. Require intermediate reasoning and the stated scope.</w:t>
+      </w:r>
+    </w:p>
+    <w:p>
+      <w:pPr>
+        <w:spacing w:line="336" w:lineRule="auto" w:after="180"/>
+      </w:pPr>
+      <w:r>
+        <w:rPr>
+          <w:b w:val="0"/>
+        </w:rPr>
+        <w:t>Fresh retry: Five answerable and five unanswerable; four correct answers and four appropriate fallbacks. Expected reasoning: 4/5=</w:t>
+      </w:r>
+      <w:r>
+        <w:rPr>
+          <w:b/>
+        </w:rPr>
+        <w:t>80%</w:t>
+      </w:r>
+      <w:r>
+        <w:rPr>
+          <w:b w:val="0"/>
+        </w:rPr>
+        <w:t xml:space="preserve"> in each category; combined 8/10. Preserve individual failures and permission checks.</w:t>
+      </w:r>
+    </w:p>
+    <w:p>
+      <w:pPr>
+        <w:spacing w:line="336" w:lineRule="auto" w:after="180"/>
+      </w:pPr>
+      <w:r>
+        <w:rPr>
+          <w:b w:val="0"/>
+        </w:rPr>
+        <w:t>If students need support, record it and reassess with another new case rather than awarding independence to a copied answer.</w:t>
+      </w:r>
+    </w:p>
+    <w:p>
+      <w:pPr>
+        <w:spacing w:line="336" w:lineRule="auto" w:after="180"/>
+      </w:pPr>
+      <w:r>
+        <w:rPr>
+          <w:b w:val="0"/>
+        </w:rPr>
+        <w:t xml:space="preserve">Next connection: Capstone requirements and corpus. Preserve the current case record and retrieve its </w:t>
+      </w:r>
+      <w:r>
+        <w:rPr>
+          <w:b/>
+        </w:rPr>
+        <w:t>evidence</w:t>
+      </w:r>
+      <w:r>
+        <w:rPr>
+          <w:b w:val="0"/>
+        </w:rPr>
+        <w:t xml:space="preserve"> boundary before moving on.</w:t>
       </w:r>
     </w:p>
     <w:p>
@@ -2546,40 +5078,40 @@
         <w:pStyle w:val="Heading3"/>
       </w:pPr>
       <w:r>
-        <w:t>Support and fresh reassessment</w:t>
-      </w:r>
-    </w:p>
-    <w:p>
-      <w:r>
-        <w:t>Provide an input/procedure/result/limit frame and a calculator when needed. Ask students to identify the first step before completing the whole trace. Extension: compare two concrete variants of this mechanism while holding unrelated conditions fixed; report both successful and unsuccessful outcomes.</w:t>
-      </w:r>
-    </w:p>
-    <w:p>
-      <w:r>
-        <w:t>W4: 6/8=75%; 2/4=50%; combined 8/12=2/3. Do not call all twelve answer-accuracy cases. Require intermediate reasoning and the stated scope. Fresh retry: Five answerable and five unanswerable; four correct answers and four appropriate fallbacks. Expected reasoning: 4/5=80% in each category; combined 8/10. Preserve individual failures and permission checks. If students need support, record it and reassess with another new case rather than awarding independence to a copied answer.</w:t>
-      </w:r>
-    </w:p>
-    <w:p>
-      <w:r>
-        <w:t>Next connection: Capstone requirements and corpus. Preserve the current case record and retrieve its evidence boundary before moving on.</w:t>
-      </w:r>
-    </w:p>
-    <w:p>
-      <w:pPr>
-        <w:pStyle w:val="Heading3"/>
-      </w:pPr>
-      <w:r>
         <w:t>Plan the delayed return</w:t>
       </w:r>
     </w:p>
     <w:p>
-      <w:r>
+      <w:pPr>
+        <w:spacing w:line="336" w:lineRule="auto" w:after="180"/>
+      </w:pPr>
+      <w:r>
+        <w:rPr>
+          <w:b w:val="0"/>
+        </w:rPr>
         <w:t>Suggested return points in this level: ai-3/26, ai-3/28, ai-3/31. Use actual classroom dates, adjusting for holidays and gaps. One, three and six teaching weeks are scheduling choices, not a claimed optimal spacing.</w:t>
       </w:r>
     </w:p>
     <w:p>
-      <w:r>
-        <w:t>At a delayed check, ask for the idea from memory and a changed application. Compare with the earlier independent response and record support used. For a new level, revisit the previous capstone before checking the new prerequisites.</w:t>
+      <w:pPr>
+        <w:spacing w:line="336" w:lineRule="auto" w:after="180"/>
+      </w:pPr>
+      <w:r>
+        <w:rPr>
+          <w:b w:val="0"/>
+        </w:rPr>
+        <w:t>At a delayed check, ask for the idea from memory and a changed application. Compare with the earlier independent response and record support used.</w:t>
+      </w:r>
+    </w:p>
+    <w:p>
+      <w:pPr>
+        <w:spacing w:line="336" w:lineRule="auto" w:after="180"/>
+      </w:pPr>
+      <w:r>
+        <w:rPr>
+          <w:b w:val="0"/>
+        </w:rPr>
+        <w:t>For a new level, revisit the previous capstone before checking the new prerequisites.</w:t>
       </w:r>
     </w:p>
     <w:tbl>
@@ -2739,8 +5271,26 @@
       </w:tr>
     </w:tbl>
     <w:p>
-      <w:r>
-        <w:t>Use the evidence to choose reteaching or the next step. A completed page, confidence rating or attractive project does not by itself demonstrate understanding.</w:t>
+      <w:pPr>
+        <w:spacing w:line="336" w:lineRule="auto" w:after="180"/>
+      </w:pPr>
+      <w:r>
+        <w:rPr>
+          <w:b w:val="0"/>
+        </w:rPr>
+        <w:t xml:space="preserve">Use the </w:t>
+      </w:r>
+      <w:r>
+        <w:rPr>
+          <w:b/>
+        </w:rPr>
+        <w:t>evidence</w:t>
+      </w:r>
+      <w:r>
+        <w:rPr>
+          <w:b w:val="0"/>
+        </w:rPr>
+        <w:t xml:space="preserve"> to choose reteaching or the next step. A completed page, confidence rating or attractive project does not by itself demonstrate understanding.</w:t>
       </w:r>
     </w:p>
     <w:p>
@@ -2752,8 +5302,37 @@
       </w:r>
     </w:p>
     <w:p>
-      <w:r>
-        <w:t>For your Verified Study Buddy, save the input, procedure, observed result and limitation of this check. Label this worked example as practice; use a different, previously unreviewed case when checking independent understanding.</w:t>
+      <w:pPr>
+        <w:spacing w:line="336" w:lineRule="auto" w:after="180"/>
+      </w:pPr>
+      <w:r>
+        <w:rPr>
+          <w:b w:val="0"/>
+        </w:rPr>
+        <w:t xml:space="preserve">For your Verified Study Buddy, save the </w:t>
+      </w:r>
+      <w:r>
+        <w:rPr>
+          <w:b/>
+        </w:rPr>
+        <w:t>input</w:t>
+      </w:r>
+      <w:r>
+        <w:rPr>
+          <w:b w:val="0"/>
+        </w:rPr>
+        <w:t>, procedure, observed result and limitation of this check.</w:t>
+      </w:r>
+    </w:p>
+    <w:p>
+      <w:pPr>
+        <w:spacing w:line="336" w:lineRule="auto" w:after="180"/>
+      </w:pPr>
+      <w:r>
+        <w:rPr>
+          <w:b w:val="0"/>
+        </w:rPr>
+        <w:t>Label this worked example as practice; use a different, previously unreviewed case when checking independent understanding.</w:t>
       </w:r>
     </w:p>
     <w:p>
@@ -2766,12 +5345,62 @@
     </w:p>
     <w:p>
       <w:r>
-        <w:t>Teaching target: Explain the mechanism and terminology of system evaluation sets</w:t>
-      </w:r>
-    </w:p>
-    <w:p>
-      <w:r>
-        <w:t>Prepare the labelled worked-case picture, the matching workbook, fictional input cards and a place for individual responses. No paid AI account is required for the paper reasoning activities.</w:t>
+        <w:t>Use this preparation summary alongside the detailed Quality Rubrics lesson; it is a checklist rather than a replacement for the full sequence.</w:t>
+      </w:r>
+    </w:p>
+    <w:p>
+      <w:pPr>
+        <w:pStyle w:val="Heading3"/>
+      </w:pPr>
+      <w:r>
+        <w:t>Teaching target</w:t>
+      </w:r>
+    </w:p>
+    <w:p>
+      <w:pPr>
+        <w:spacing w:line="336" w:lineRule="auto" w:after="180"/>
+        <w:shd w:fill="EDF7F3"/>
+      </w:pPr>
+      <w:r>
+        <w:rPr>
+          <w:b w:val="0"/>
+        </w:rPr>
+        <w:t xml:space="preserve">Teaching target: Explain the </w:t>
+      </w:r>
+      <w:r>
+        <w:rPr>
+          <w:b/>
+        </w:rPr>
+        <w:t>mechanism</w:t>
+      </w:r>
+      <w:r>
+        <w:rPr>
+          <w:b w:val="0"/>
+        </w:rPr>
+        <w:t xml:space="preserve"> and terminology of system evaluation sets</w:t>
+      </w:r>
+    </w:p>
+    <w:p>
+      <w:pPr>
+        <w:spacing w:line="336" w:lineRule="auto" w:after="180"/>
+      </w:pPr>
+      <w:r>
+        <w:rPr>
+          <w:b w:val="0"/>
+        </w:rPr>
+        <w:t xml:space="preserve">Prepare the labelled worked-case picture, the matching workbook, fictional </w:t>
+      </w:r>
+      <w:r>
+        <w:rPr>
+          <w:b/>
+        </w:rPr>
+        <w:t>input</w:t>
+      </w:r>
+      <w:r>
+        <w:rPr>
+          <w:b w:val="0"/>
+        </w:rPr>
+        <w:t xml:space="preserve"> cards and a place for individual responses. No paid AI account is required for the paper reasoning activities.</w:t>
       </w:r>
     </w:p>
     <w:tbl>
@@ -2918,37 +5547,218 @@
       </w:tr>
     </w:tbl>
     <w:p>
-      <w:r>
-        <w:t>Before class, solve the supported practice: Ten cases include six answerable and four missing-evidence cases. System answers five answerable correctly and abstains appropriately on three missing cases. Show the intermediate steps and give the conclusion with its scope.</w:t>
-      </w:r>
-    </w:p>
-    <w:p>
-      <w:r>
-        <w:t>Reasoned practice answer: Teacher explanation: Answer correctness 5/6; appropriate fallback 3/4; combined contract passes 8/10 if each case has one required outcome. Different denominators answer different questions.</w:t>
-      </w:r>
-    </w:p>
-    <w:p>
-      <w:r>
-        <w:t>Check every learner before discussion: Use the worked case for System evaluation sets. Proposed explanation: “The worked result establishes every future case”. Decide whether this explanation is supported. Point to the step or supplied fact that decides; explain your repair if needed.</w:t>
-      </w:r>
-    </w:p>
-    <w:p>
-      <w:r>
-        <w:t>Misconception repair: Evaluation coverage limits the claim; prompts tuned on these cases need new reserved final cases.</w:t>
-      </w:r>
-    </w:p>
-    <w:p>
-      <w:r>
-        <w:t>Support: read the exact case aloud, enlarge the labelled picture, supply input cards and model only the first deciding step. Accept a spoken explanation or drawing; retain the reasoning goal.</w:t>
-      </w:r>
-    </w:p>
-    <w:p>
-      <w:r>
-        <w:t>Extension: Remove the unsupported sentence while preserving the supported one. Require a prediction and a reason before comparing. Expected result: The revised one-sentence answer passes these two declared checks. Reason: The remaining claim is supported and one sentence is within the maximum.</w:t>
-      </w:r>
-    </w:p>
-    <w:p>
-      <w:r>
+      <w:pPr>
+        <w:spacing w:line="336" w:lineRule="auto" w:after="180"/>
+      </w:pPr>
+      <w:r>
+        <w:rPr>
+          <w:b w:val="0"/>
+        </w:rPr>
+        <w:t>Before class, solve the supported practice: Ten cases include six answerable and four missing-</w:t>
+      </w:r>
+      <w:r>
+        <w:rPr>
+          <w:b/>
+        </w:rPr>
+        <w:t>evidence</w:t>
+      </w:r>
+      <w:r>
+        <w:rPr>
+          <w:b w:val="0"/>
+        </w:rPr>
+        <w:t xml:space="preserve"> cases. System answers five answerable correctly and abstains appropriately on three missing cases.</w:t>
+      </w:r>
+    </w:p>
+    <w:p>
+      <w:pPr>
+        <w:spacing w:line="336" w:lineRule="auto" w:after="180"/>
+      </w:pPr>
+      <w:r>
+        <w:rPr>
+          <w:b w:val="0"/>
+        </w:rPr>
+        <w:t>Show the intermediate steps and give the conclusion with its scope.</w:t>
+      </w:r>
+    </w:p>
+    <w:p>
+      <w:pPr>
+        <w:pStyle w:val="Heading3"/>
+      </w:pPr>
+      <w:r>
+        <w:t>Supported practice answer</w:t>
+      </w:r>
+    </w:p>
+    <w:p>
+      <w:pPr>
+        <w:spacing w:line="336" w:lineRule="auto" w:after="180"/>
+        <w:shd w:fill="F1F6FC"/>
+      </w:pPr>
+      <w:r>
+        <w:rPr>
+          <w:b w:val="0"/>
+        </w:rPr>
+        <w:t xml:space="preserve">Reasoned practice answer: Teacher explanation: Answer correctness 5/6; appropriate fallback 3/4; combined </w:t>
+      </w:r>
+      <w:r>
+        <w:rPr>
+          <w:b/>
+        </w:rPr>
+        <w:t>contract pass</w:t>
+      </w:r>
+      <w:r>
+        <w:rPr>
+          <w:b w:val="0"/>
+        </w:rPr>
+        <w:t>es 8/10 if each case has one required outcome. Different denominators answer different questions.</w:t>
+      </w:r>
+    </w:p>
+    <w:p>
+      <w:pPr>
+        <w:spacing w:line="336" w:lineRule="auto" w:after="180"/>
+      </w:pPr>
+      <w:r>
+        <w:rPr>
+          <w:b w:val="0"/>
+        </w:rPr>
+        <w:t>Check every learner before discussion: Use the worked case for System evaluation sets. Proposed explanation: “The worked result establishes every future case”. Decide whether this explanation is supported.</w:t>
+      </w:r>
+    </w:p>
+    <w:p>
+      <w:pPr>
+        <w:spacing w:line="336" w:lineRule="auto" w:after="180"/>
+      </w:pPr>
+      <w:r>
+        <w:rPr>
+          <w:b w:val="0"/>
+        </w:rPr>
+        <w:t>Point to the step or supplied fact that decides; explain your repair if needed.</w:t>
+      </w:r>
+    </w:p>
+    <w:p>
+      <w:pPr>
+        <w:pStyle w:val="Heading3"/>
+      </w:pPr>
+      <w:r>
+        <w:t>Repair the misconception</w:t>
+      </w:r>
+    </w:p>
+    <w:p>
+      <w:pPr>
+        <w:spacing w:line="336" w:lineRule="auto" w:after="180"/>
+        <w:shd w:fill="FFF5E6"/>
+      </w:pPr>
+      <w:r>
+        <w:rPr>
+          <w:b w:val="0"/>
+        </w:rPr>
+        <w:t xml:space="preserve">Misconception repair: Evaluation </w:t>
+      </w:r>
+      <w:r>
+        <w:rPr>
+          <w:b/>
+        </w:rPr>
+        <w:t>coverage</w:t>
+      </w:r>
+      <w:r>
+        <w:rPr>
+          <w:b w:val="0"/>
+        </w:rPr>
+        <w:t xml:space="preserve"> limits the claim; prompts tuned on these cases need new reserved final cases.</w:t>
+      </w:r>
+    </w:p>
+    <w:p>
+      <w:pPr>
+        <w:pStyle w:val="Heading3"/>
+      </w:pPr>
+      <w:r>
+        <w:t>Support without giving away the answer</w:t>
+      </w:r>
+    </w:p>
+    <w:p>
+      <w:pPr>
+        <w:spacing w:line="336" w:lineRule="auto" w:after="180"/>
+        <w:shd w:fill="F1F6F8"/>
+      </w:pPr>
+      <w:r>
+        <w:rPr>
+          <w:b w:val="0"/>
+        </w:rPr>
+        <w:t xml:space="preserve">Support: read the exact case aloud, enlarge the labelled picture, supply </w:t>
+      </w:r>
+      <w:r>
+        <w:rPr>
+          <w:b/>
+        </w:rPr>
+        <w:t>input</w:t>
+      </w:r>
+      <w:r>
+        <w:rPr>
+          <w:b w:val="0"/>
+        </w:rPr>
+        <w:t xml:space="preserve"> cards and model only the first deciding step. Accept a spoken explanation or drawing; retain the reasoning goal.</w:t>
+      </w:r>
+    </w:p>
+    <w:p>
+      <w:pPr>
+        <w:pStyle w:val="Heading3"/>
+      </w:pPr>
+      <w:r>
+        <w:t>Extend the reasoning</w:t>
+      </w:r>
+    </w:p>
+    <w:p>
+      <w:pPr>
+        <w:spacing w:line="336" w:lineRule="auto" w:after="180"/>
+        <w:shd w:fill="F5F1FB"/>
+      </w:pPr>
+      <w:r>
+        <w:rPr>
+          <w:b w:val="0"/>
+        </w:rPr>
+        <w:t xml:space="preserve">Extension: Remove the unsupported sentence while preserving the supported one. Require a </w:t>
+      </w:r>
+      <w:r>
+        <w:rPr>
+          <w:b/>
+        </w:rPr>
+        <w:t>prediction</w:t>
+      </w:r>
+      <w:r>
+        <w:rPr>
+          <w:b w:val="0"/>
+        </w:rPr>
+        <w:t xml:space="preserve"> and a reason before comparing. Expected result: The revised one-sentence answer passes these two declared checks.</w:t>
+      </w:r>
+    </w:p>
+    <w:p>
+      <w:pPr>
+        <w:spacing w:line="336" w:lineRule="auto" w:after="180"/>
+        <w:shd w:fill="F5F1FB"/>
+      </w:pPr>
+      <w:r>
+        <w:rPr>
+          <w:b w:val="0"/>
+        </w:rPr>
+        <w:t>Reason: The remaining claim is supported and one sentence is within the maximum.</w:t>
+      </w:r>
+    </w:p>
+    <w:p>
+      <w:pPr>
+        <w:pStyle w:val="Heading3"/>
+      </w:pPr>
+      <w:r>
+        <w:t>Protect the independent attempt</w:t>
+      </w:r>
+    </w:p>
+    <w:p>
+      <w:pPr>
+        <w:spacing w:line="336" w:lineRule="auto" w:after="180"/>
+        <w:shd w:fill="FFF5E6"/>
+      </w:pPr>
+      <w:r>
+        <w:rPr>
+          <w:b w:val="0"/>
+        </w:rPr>
         <w:t>Independent assessment: withhold the reserved answer until the learner has attempted the new case. Record support separately from correctness.</w:t>
       </w:r>
     </w:p>
@@ -3137,13 +5947,58 @@
       </w:tr>
     </w:tbl>
     <w:p>
-      <w:r>
-        <w:t>Project checkpoint: Prepare the demonstration. Gather reproducible instructions, evidence, access checks and remaining limitations.</w:t>
-      </w:r>
-    </w:p>
-    <w:p>
-      <w:r>
-        <w:t>Use the weekly teacher answer for topic-specific reasoning. A saved progress tick is an activity record; judge mastery from the learner’s explanation and evidence.</w:t>
+      <w:pPr>
+        <w:pStyle w:val="Heading3"/>
+      </w:pPr>
+      <w:r>
+        <w:t>Project checkpoint</w:t>
+      </w:r>
+    </w:p>
+    <w:p>
+      <w:pPr>
+        <w:spacing w:line="336" w:lineRule="auto" w:after="180"/>
+        <w:shd w:fill="EDF7F3"/>
+      </w:pPr>
+      <w:r>
+        <w:rPr>
+          <w:b w:val="0"/>
+        </w:rPr>
+        <w:t xml:space="preserve">Project checkpoint: Prepare the demonstration. Gather reproducible instructions, </w:t>
+      </w:r>
+      <w:r>
+        <w:rPr>
+          <w:b/>
+        </w:rPr>
+        <w:t>evidence</w:t>
+      </w:r>
+      <w:r>
+        <w:rPr>
+          <w:b w:val="0"/>
+        </w:rPr>
+        <w:t>, access checks and remaining limitations.</w:t>
+      </w:r>
+    </w:p>
+    <w:p>
+      <w:pPr>
+        <w:spacing w:line="336" w:lineRule="auto" w:after="180"/>
+      </w:pPr>
+      <w:r>
+        <w:rPr>
+          <w:b w:val="0"/>
+        </w:rPr>
+        <w:t xml:space="preserve">Use the weekly teacher answer for topic-specific reasoning. A saved progress tick is an activity record; judge mastery from the learner’s explanation and </w:t>
+      </w:r>
+      <w:r>
+        <w:rPr>
+          <w:b/>
+        </w:rPr>
+        <w:t>evidence</w:t>
+      </w:r>
+      <w:r>
+        <w:rPr>
+          <w:b w:val="0"/>
+        </w:rPr>
+        <w:t>.</w:t>
       </w:r>
     </w:p>
     <w:p>
@@ -3156,27 +6011,1055 @@
     </w:p>
     <w:p>
       <w:r>
-        <w:t>Use the two formative questions as supported practice, not as independent mastery scores. Discuss the deciding evidence rather than accepting a guessed selection.</w:t>
-      </w:r>
-    </w:p>
-    <w:p>
-      <w:r>
+        <w:t>Use feedback, earlier review and portfolios purposefully. Apply the coding routine only when this lesson has an executable lab.</w:t>
+      </w:r>
+    </w:p>
+    <w:p>
+      <w:pPr>
+        <w:spacing w:line="336" w:lineRule="auto" w:after="180"/>
+      </w:pPr>
+      <w:r>
+        <w:rPr>
+          <w:b w:val="0"/>
+        </w:rPr>
+        <w:t xml:space="preserve">Use the two formative questions as supported practice, not as independent mastery scores. Discuss the deciding </w:t>
+      </w:r>
+      <w:r>
+        <w:rPr>
+          <w:b/>
+        </w:rPr>
+        <w:t>evidence</w:t>
+      </w:r>
+      <w:r>
+        <w:rPr>
+          <w:b w:val="0"/>
+        </w:rPr>
+        <w:t xml:space="preserve"> rather than accepting a guessed selection.</w:t>
+      </w:r>
+    </w:p>
+    <w:p>
+      <w:pPr>
+        <w:spacing w:line="336" w:lineRule="auto" w:after="180"/>
+      </w:pPr>
+      <w:r>
+        <w:rPr>
+          <w:b w:val="0"/>
+        </w:rPr>
         <w:t>The feedback comes from the reviewed public worked case. Do not reveal the separately reserved independent teacher answer until the learner has attempted that case.</w:t>
       </w:r>
     </w:p>
     <w:p>
-      <w:r>
-        <w:t>Ask students to predict before running code. Preserve errors and actual outputs; collect a changed test and an explanation. The branch-boundary and indexing lessons deliberately include failure cases.</w:t>
-      </w:r>
-    </w:p>
-    <w:p>
-      <w:r>
+      <w:pPr>
+        <w:pStyle w:val="Heading3"/>
+      </w:pPr>
+      <w:r>
+        <w:t>For later coding lessons</w:t>
+      </w:r>
+    </w:p>
+    <w:p>
+      <w:r>
+        <w:t>This week has no code block. Use this routine when a later lesson includes an executable lab.</w:t>
+      </w:r>
+    </w:p>
+    <w:p>
+      <w:pPr>
+        <w:spacing w:line="336" w:lineRule="auto" w:after="180"/>
+        <w:shd w:fill="F1F6F8"/>
+      </w:pPr>
+      <w:r>
+        <w:rPr>
+          <w:b w:val="0"/>
+        </w:rPr>
+        <w:t xml:space="preserve">Ask students to predict before running code. Preserve errors and actual </w:t>
+      </w:r>
+      <w:r>
+        <w:rPr>
+          <w:b/>
+        </w:rPr>
+        <w:t>output</w:t>
+      </w:r>
+      <w:r>
+        <w:rPr>
+          <w:b w:val="0"/>
+        </w:rPr>
+        <w:t>s; collect a changed test and an explanation. The branch-boundary and indexing lessons deliberately include failure cases.</w:t>
+      </w:r>
+    </w:p>
+    <w:p>
+      <w:pPr>
+        <w:spacing w:line="336" w:lineRule="auto" w:after="180"/>
+      </w:pPr>
+      <w:r>
+        <w:rPr>
+          <w:b w:val="0"/>
+        </w:rPr>
         <w:t>Use the earlier worked-explanation links to address a specific missing building block, then return to the current question. Adapt this suggestion after observing the learner; it is not an automatic diagnosis.</w:t>
       </w:r>
     </w:p>
     <w:p>
-      <w:r>
-        <w:t>Collect the completed-work portfolio as evidence. Record support separately from correctness, and assess explanation, trace/test and limitations. Progress ticks and quiz selections alone do not establish mastery.</w:t>
+      <w:pPr>
+        <w:spacing w:line="336" w:lineRule="auto" w:after="180"/>
+      </w:pPr>
+      <w:r>
+        <w:rPr>
+          <w:b w:val="0"/>
+        </w:rPr>
+        <w:t xml:space="preserve">Collect the completed-work portfolio as </w:t>
+      </w:r>
+      <w:r>
+        <w:rPr>
+          <w:b/>
+        </w:rPr>
+        <w:t>evidence</w:t>
+      </w:r>
+      <w:r>
+        <w:rPr>
+          <w:b w:val="0"/>
+        </w:rPr>
+        <w:t>. Record support separately from correctness, and assess explanation, trace/test and limitations. Progress ticks and quiz selections alone do not establish mastery.</w:t>
+      </w:r>
+    </w:p>
+    <w:p>
+      <w:pPr>
+        <w:pStyle w:val="Heading1"/>
+      </w:pPr>
+      <w:r>
+        <w:t>09. Visual concept journey</w:t>
+      </w:r>
+    </w:p>
+    <w:p>
+      <w:r>
+        <w:t>Show one Quality Rubrics graphic at a time, request a prediction and discuss its trace before the independent assessment.</w:t>
+      </w:r>
+    </w:p>
+    <w:p>
+      <w:pPr>
+        <w:spacing w:line="336" w:lineRule="auto" w:after="180"/>
+      </w:pPr>
+      <w:r>
+        <w:rPr>
+          <w:b w:val="0"/>
+        </w:rPr>
+        <w:t xml:space="preserve">Use one picture at a time. Hide a worked result before asking for a </w:t>
+      </w:r>
+      <w:r>
+        <w:rPr>
+          <w:b/>
+        </w:rPr>
+        <w:t>prediction</w:t>
+      </w:r>
+      <w:r>
+        <w:rPr>
+          <w:b w:val="0"/>
+        </w:rPr>
+        <w:t>, then reveal it for feedback. These are supported teaching cases; retain the separate independent assessment for a fresh first attempt.</w:t>
+      </w:r>
+    </w:p>
+    <w:p>
+      <w:pPr>
+        <w:pStyle w:val="Heading3"/>
+      </w:pPr>
+      <w:r>
+        <w:t>01. Quality Rubrics: the case</w:t>
+      </w:r>
+    </w:p>
+    <w:p>
+      <w:r>
+        <w:drawing>
+          <wp:inline xmlns:a="http://schemas.openxmlformats.org/drawingml/2006/main" xmlns:pic="http://schemas.openxmlformats.org/drawingml/2006/picture">
+            <wp:extent cx="5486400" cy="3288792"/>
+            <wp:docPr id="2" name="Picture 2" descr="Use a quality rubric whose safety gate cannot be traded for attractive formatting. Supplied facts: Approved S1 says: “A root anchors a plant in soil.” Rubric: every claim supported by S1, at most two sentences. Draft: “A root anchors a plant in soil. Roots grow exactly 2 cm each day.” All inputs and outcomes in this worked example are invented classroom data; no real model run is claimed."/>
+            <wp:cNvGraphicFramePr>
+              <a:graphicFrameLocks noChangeAspect="1"/>
+            </wp:cNvGraphicFramePr>
+            <a:graphic>
+              <a:graphicData uri="http://schemas.openxmlformats.org/drawingml/2006/picture">
+                <pic:pic>
+                  <pic:nvPicPr>
+                    <pic:cNvPr id="0" name="academy-story-ai-3-25-01.png"/>
+                    <pic:cNvPicPr/>
+                  </pic:nvPicPr>
+                  <pic:blipFill>
+                    <a:blip r:embed="rId10"/>
+                    <a:stretch>
+                      <a:fillRect/>
+                    </a:stretch>
+                  </pic:blipFill>
+                  <pic:spPr>
+                    <a:xfrm>
+                      <a:off x="0" y="0"/>
+                      <a:ext cx="5486400" cy="3288792"/>
+                    </a:xfrm>
+                    <a:prstGeom prst="rect"/>
+                  </pic:spPr>
+                </pic:pic>
+              </a:graphicData>
+            </a:graphic>
+          </wp:inline>
+        </w:drawing>
+      </w:r>
+    </w:p>
+    <w:p>
+      <w:pPr>
+        <w:spacing w:line="336" w:lineRule="auto" w:after="180"/>
+      </w:pPr>
+      <w:r>
+        <w:rPr>
+          <w:b w:val="0"/>
+        </w:rPr>
+        <w:t xml:space="preserve">Use a quality rubric whose safety gate cannot be traded for attractive formatting. Supplied facts: Approved S1 says: “A root </w:t>
+      </w:r>
+      <w:r>
+        <w:rPr>
+          <w:b/>
+        </w:rPr>
+        <w:t>anchor</w:t>
+      </w:r>
+      <w:r>
+        <w:rPr>
+          <w:b w:val="0"/>
+        </w:rPr>
+        <w:t>s a plant in soil.” Rubric: every claim supported by S1, at most two sentences.</w:t>
+      </w:r>
+    </w:p>
+    <w:p>
+      <w:pPr>
+        <w:spacing w:line="336" w:lineRule="auto" w:after="180"/>
+      </w:pPr>
+      <w:r>
+        <w:rPr>
+          <w:b w:val="0"/>
+        </w:rPr>
+        <w:t xml:space="preserve">Draft: “A root </w:t>
+      </w:r>
+      <w:r>
+        <w:rPr>
+          <w:b/>
+        </w:rPr>
+        <w:t>anchor</w:t>
+      </w:r>
+      <w:r>
+        <w:rPr>
+          <w:b w:val="0"/>
+        </w:rPr>
+        <w:t xml:space="preserve">s a plant in soil. Roots grow exactly 2 cm each day.” All </w:t>
+      </w:r>
+      <w:r>
+        <w:rPr>
+          <w:b/>
+        </w:rPr>
+        <w:t>input</w:t>
+      </w:r>
+      <w:r>
+        <w:rPr>
+          <w:b w:val="0"/>
+        </w:rPr>
+        <w:t>s and outcomes in this worked example are invented classroom data; no real model run is claimed.</w:t>
+      </w:r>
+    </w:p>
+    <w:p>
+      <w:pPr>
+        <w:spacing w:line="336" w:lineRule="auto" w:after="180"/>
+        <w:shd w:fill="F5F1FB"/>
+      </w:pPr>
+      <w:r>
+        <w:rPr>
+          <w:b w:val="0"/>
+        </w:rPr>
+        <w:t>Point to the given fact that matters most. Explain why it matters.</w:t>
+      </w:r>
+    </w:p>
+    <w:p>
+      <w:pPr>
+        <w:pStyle w:val="Heading3"/>
+      </w:pPr>
+      <w:r>
+        <w:t>Discuss while showing the picture</w:t>
+      </w:r>
+    </w:p>
+    <w:p>
+      <w:pPr>
+        <w:spacing w:line="336" w:lineRule="auto" w:after="180"/>
+        <w:shd w:fill="F1F6F8"/>
+      </w:pPr>
+      <w:r>
+        <w:rPr>
+          <w:b w:val="0"/>
+        </w:rPr>
+        <w:t>Teacher prompt: Point to the given fact that matters most. Explain why it matters. Ask learners to describe one label or arrow in ordinary words. Use the adjacent transcript if the image is difficult to see.</w:t>
+      </w:r>
+    </w:p>
+    <w:p>
+      <w:pPr>
+        <w:pStyle w:val="Heading3"/>
+      </w:pPr>
+      <w:r>
+        <w:t>02. Follow the deciding steps</w:t>
+      </w:r>
+    </w:p>
+    <w:p>
+      <w:r>
+        <w:drawing>
+          <wp:inline xmlns:a="http://schemas.openxmlformats.org/drawingml/2006/main" xmlns:pic="http://schemas.openxmlformats.org/drawingml/2006/picture">
+            <wp:extent cx="5486400" cy="3337560"/>
+            <wp:docPr id="3" name="Picture 3" descr="Check support: The anchoring sentence matches S1. The daily 2 cm growth sentence has no supporting evidence in S1. → Check format: Two sentences satisfy the format requirement. → Apply gate: Reject the answer for unsupported content despite its correct length."/>
+            <wp:cNvGraphicFramePr>
+              <a:graphicFrameLocks noChangeAspect="1"/>
+            </wp:cNvGraphicFramePr>
+            <a:graphic>
+              <a:graphicData uri="http://schemas.openxmlformats.org/drawingml/2006/picture">
+                <pic:pic>
+                  <pic:nvPicPr>
+                    <pic:cNvPr id="0" name="academy-story-ai-3-25-02.png"/>
+                    <pic:cNvPicPr/>
+                  </pic:nvPicPr>
+                  <pic:blipFill>
+                    <a:blip r:embed="rId11"/>
+                    <a:stretch>
+                      <a:fillRect/>
+                    </a:stretch>
+                  </pic:blipFill>
+                  <pic:spPr>
+                    <a:xfrm>
+                      <a:off x="0" y="0"/>
+                      <a:ext cx="5486400" cy="3337560"/>
+                    </a:xfrm>
+                    <a:prstGeom prst="rect"/>
+                  </pic:spPr>
+                </pic:pic>
+              </a:graphicData>
+            </a:graphic>
+          </wp:inline>
+        </w:drawing>
+      </w:r>
+    </w:p>
+    <w:p>
+      <w:pPr>
+        <w:spacing w:line="336" w:lineRule="auto" w:after="180"/>
+      </w:pPr>
+      <w:r>
+        <w:rPr>
+          <w:b w:val="0"/>
+        </w:rPr>
+        <w:t xml:space="preserve">Check support: The </w:t>
+      </w:r>
+      <w:r>
+        <w:rPr>
+          <w:b/>
+        </w:rPr>
+        <w:t>anchor</w:t>
+      </w:r>
+      <w:r>
+        <w:rPr>
+          <w:b w:val="0"/>
+        </w:rPr>
+        <w:t>ing sentence matches S1.</w:t>
+      </w:r>
+    </w:p>
+    <w:p>
+      <w:pPr>
+        <w:spacing w:line="336" w:lineRule="auto" w:after="180"/>
+      </w:pPr>
+      <w:r>
+        <w:rPr>
+          <w:b w:val="0"/>
+        </w:rPr>
+        <w:t xml:space="preserve">The daily 2 cm growth sentence has no supporting </w:t>
+      </w:r>
+      <w:r>
+        <w:rPr>
+          <w:b/>
+        </w:rPr>
+        <w:t>evidence</w:t>
+      </w:r>
+      <w:r>
+        <w:rPr>
+          <w:b w:val="0"/>
+        </w:rPr>
+        <w:t xml:space="preserve"> in S1. → Check format: Two sentences satisfy the format requirement. → Apply gate: Reject the answer for unsupported content despite its correct length.</w:t>
+      </w:r>
+    </w:p>
+    <w:p>
+      <w:pPr>
+        <w:spacing w:line="336" w:lineRule="auto" w:after="180"/>
+        <w:shd w:fill="F5F1FB"/>
+      </w:pPr>
+      <w:r>
+        <w:rPr>
+          <w:b w:val="0"/>
+        </w:rPr>
+        <w:t xml:space="preserve">Point to each numbered stage and explain which recorded </w:t>
+      </w:r>
+      <w:r>
+        <w:rPr>
+          <w:b/>
+        </w:rPr>
+        <w:t>input</w:t>
+      </w:r>
+      <w:r>
+        <w:rPr>
+          <w:b w:val="0"/>
+        </w:rPr>
+        <w:t xml:space="preserve"> it uses.</w:t>
+      </w:r>
+    </w:p>
+    <w:p>
+      <w:pPr>
+        <w:pStyle w:val="Heading3"/>
+      </w:pPr>
+      <w:r>
+        <w:t>Discuss while showing the picture</w:t>
+      </w:r>
+    </w:p>
+    <w:p>
+      <w:pPr>
+        <w:spacing w:line="336" w:lineRule="auto" w:after="180"/>
+        <w:shd w:fill="F1F6F8"/>
+      </w:pPr>
+      <w:r>
+        <w:rPr>
+          <w:b w:val="0"/>
+        </w:rPr>
+        <w:t xml:space="preserve">Teacher prompt: Point to each numbered stage and explain which recorded </w:t>
+      </w:r>
+      <w:r>
+        <w:rPr>
+          <w:b/>
+        </w:rPr>
+        <w:t>input</w:t>
+      </w:r>
+      <w:r>
+        <w:rPr>
+          <w:b w:val="0"/>
+        </w:rPr>
+        <w:t xml:space="preserve"> it uses. Ask learners to describe one label or arrow in ordinary words. Use the adjacent transcript if the image is difficult to see.</w:t>
+      </w:r>
+    </w:p>
+    <w:p>
+      <w:pPr>
+        <w:pStyle w:val="Heading3"/>
+      </w:pPr>
+      <w:r>
+        <w:t>03. System evaluation sets — evidence trace</w:t>
+      </w:r>
+    </w:p>
+    <w:p>
+      <w:r>
+        <w:drawing>
+          <wp:inline xmlns:a="http://schemas.openxmlformats.org/drawingml/2006/main" xmlns:pic="http://schemas.openxmlformats.org/drawingml/2006/picture">
+            <wp:extent cx="5486400" cy="3145536"/>
+            <wp:docPr id="4" name="Picture 4" descr="System evaluation sets — evidence trace. Ten cases include six answerable and four missing-evidence cases. System answers five answerable correctly and abstains appropriately on three missing cases. | Record case ID, evidence version, expected claims or fallback, permitted actions and scoring rubric. Separate development from final cases. Aggregate metrics only after checking required conditions individually. | Answer correctness 5/6; appropriate fallback 3/4; combined contract passes 8/10 if each case has one required outcome. Different denominators answer different questions."/>
+            <wp:cNvGraphicFramePr>
+              <a:graphicFrameLocks noChangeAspect="1"/>
+            </wp:cNvGraphicFramePr>
+            <a:graphic>
+              <a:graphicData uri="http://schemas.openxmlformats.org/drawingml/2006/picture">
+                <pic:pic>
+                  <pic:nvPicPr>
+                    <pic:cNvPr id="0" name="academy-story-ai-3-25-03.png"/>
+                    <pic:cNvPicPr/>
+                  </pic:nvPicPr>
+                  <pic:blipFill>
+                    <a:blip r:embed="rId12"/>
+                    <a:stretch>
+                      <a:fillRect/>
+                    </a:stretch>
+                  </pic:blipFill>
+                  <pic:spPr>
+                    <a:xfrm>
+                      <a:off x="0" y="0"/>
+                      <a:ext cx="5486400" cy="3145536"/>
+                    </a:xfrm>
+                    <a:prstGeom prst="rect"/>
+                  </pic:spPr>
+                </pic:pic>
+              </a:graphicData>
+            </a:graphic>
+          </wp:inline>
+        </w:drawing>
+      </w:r>
+    </w:p>
+    <w:p>
+      <w:pPr>
+        <w:spacing w:line="336" w:lineRule="auto" w:after="180"/>
+      </w:pPr>
+      <w:r>
+        <w:rPr>
+          <w:b w:val="0"/>
+        </w:rPr>
+        <w:t xml:space="preserve">System evaluation sets — </w:t>
+      </w:r>
+      <w:r>
+        <w:rPr>
+          <w:b/>
+        </w:rPr>
+        <w:t>evidence</w:t>
+      </w:r>
+      <w:r>
+        <w:rPr>
+          <w:b w:val="0"/>
+        </w:rPr>
+        <w:t xml:space="preserve"> trace. Ten cases include six answerable and four missing-</w:t>
+      </w:r>
+      <w:r>
+        <w:rPr>
+          <w:b/>
+        </w:rPr>
+        <w:t>evidence</w:t>
+      </w:r>
+      <w:r>
+        <w:rPr>
+          <w:b w:val="0"/>
+        </w:rPr>
+        <w:t xml:space="preserve"> cases.</w:t>
+      </w:r>
+    </w:p>
+    <w:p>
+      <w:pPr>
+        <w:spacing w:line="336" w:lineRule="auto" w:after="180"/>
+      </w:pPr>
+      <w:r>
+        <w:rPr>
+          <w:b w:val="0"/>
+        </w:rPr>
+        <w:t xml:space="preserve">System answers five answerable correctly and abstains appropriately on three missing cases. | Record case ID, </w:t>
+      </w:r>
+      <w:r>
+        <w:rPr>
+          <w:b/>
+        </w:rPr>
+        <w:t>evidence</w:t>
+      </w:r>
+      <w:r>
+        <w:rPr>
+          <w:b w:val="0"/>
+        </w:rPr>
+        <w:t xml:space="preserve"> version, expected claims or fallback, permitted actions and scoring rubric.</w:t>
+      </w:r>
+    </w:p>
+    <w:p>
+      <w:pPr>
+        <w:spacing w:line="336" w:lineRule="auto" w:after="180"/>
+      </w:pPr>
+      <w:r>
+        <w:rPr>
+          <w:b w:val="0"/>
+        </w:rPr>
+        <w:t>Separate development from final cases.</w:t>
+      </w:r>
+    </w:p>
+    <w:p>
+      <w:pPr>
+        <w:spacing w:line="336" w:lineRule="auto" w:after="180"/>
+      </w:pPr>
+      <w:r>
+        <w:rPr>
+          <w:b w:val="0"/>
+        </w:rPr>
+        <w:t xml:space="preserve">Aggregate metrics only after checking required conditions individually. | Answer correctness 5/6; appropriate fallback 3/4; combined </w:t>
+      </w:r>
+      <w:r>
+        <w:rPr>
+          <w:b/>
+        </w:rPr>
+        <w:t>contract pass</w:t>
+      </w:r>
+      <w:r>
+        <w:rPr>
+          <w:b w:val="0"/>
+        </w:rPr>
+        <w:t>es 8/10 if each case has one required outcome.</w:t>
+      </w:r>
+    </w:p>
+    <w:p>
+      <w:pPr>
+        <w:spacing w:line="336" w:lineRule="auto" w:after="180"/>
+      </w:pPr>
+      <w:r>
+        <w:rPr>
+          <w:b w:val="0"/>
+        </w:rPr>
+        <w:t>Different denominators answer different questions.</w:t>
+      </w:r>
+    </w:p>
+    <w:p>
+      <w:pPr>
+        <w:spacing w:line="336" w:lineRule="auto" w:after="180"/>
+        <w:shd w:fill="F5F1FB"/>
+      </w:pPr>
+      <w:r>
+        <w:rPr>
+          <w:b w:val="0"/>
+        </w:rPr>
+        <w:t>Read the labels and values. Explain the relationship the model shows.</w:t>
+      </w:r>
+    </w:p>
+    <w:p>
+      <w:pPr>
+        <w:pStyle w:val="Heading3"/>
+      </w:pPr>
+      <w:r>
+        <w:t>Discuss while showing the picture</w:t>
+      </w:r>
+    </w:p>
+    <w:p>
+      <w:pPr>
+        <w:spacing w:line="336" w:lineRule="auto" w:after="180"/>
+        <w:shd w:fill="F1F6F8"/>
+      </w:pPr>
+      <w:r>
+        <w:rPr>
+          <w:b w:val="0"/>
+        </w:rPr>
+        <w:t>Teacher prompt: Read the labels and values. Explain the relationship the model shows. Ask learners to describe one label or arrow in ordinary words. Use the adjacent transcript if the image is difficult to see.</w:t>
+      </w:r>
+    </w:p>
+    <w:p>
+      <w:pPr>
+        <w:pStyle w:val="Heading3"/>
+      </w:pPr>
+      <w:r>
+        <w:t>04. Change one thing. Trace what follows.</w:t>
+      </w:r>
+    </w:p>
+    <w:p>
+      <w:r>
+        <w:drawing>
+          <wp:inline xmlns:a="http://schemas.openxmlformats.org/drawingml/2006/main" xmlns:pic="http://schemas.openxmlformats.org/drawingml/2006/picture">
+            <wp:extent cx="5486400" cy="3026664"/>
+            <wp:docPr id="5" name="Picture 5" descr="Original case: Reject the answer for unsupported content despite its correct length. Changed condition: Remove the unsupported sentence while preserving the supported one. Expected result: The revised one-sentence answer passes these two declared checks. Reason: The remaining claim is supported and one sentence is within the maximum."/>
+            <wp:cNvGraphicFramePr>
+              <a:graphicFrameLocks noChangeAspect="1"/>
+            </wp:cNvGraphicFramePr>
+            <a:graphic>
+              <a:graphicData uri="http://schemas.openxmlformats.org/drawingml/2006/picture">
+                <pic:pic>
+                  <pic:nvPicPr>
+                    <pic:cNvPr id="0" name="academy-story-ai-3-25-04.png"/>
+                    <pic:cNvPicPr/>
+                  </pic:nvPicPr>
+                  <pic:blipFill>
+                    <a:blip r:embed="rId13"/>
+                    <a:stretch>
+                      <a:fillRect/>
+                    </a:stretch>
+                  </pic:blipFill>
+                  <pic:spPr>
+                    <a:xfrm>
+                      <a:off x="0" y="0"/>
+                      <a:ext cx="5486400" cy="3026664"/>
+                    </a:xfrm>
+                    <a:prstGeom prst="rect"/>
+                  </pic:spPr>
+                </pic:pic>
+              </a:graphicData>
+            </a:graphic>
+          </wp:inline>
+        </w:drawing>
+      </w:r>
+    </w:p>
+    <w:p>
+      <w:pPr>
+        <w:spacing w:line="336" w:lineRule="auto" w:after="180"/>
+      </w:pPr>
+      <w:r>
+        <w:rPr>
+          <w:b w:val="0"/>
+        </w:rPr>
+        <w:t>Original case: Reject the answer for unsupported content despite its correct length. Changed condition: Remove the unsupported sentence while preserving the supported one.</w:t>
+      </w:r>
+    </w:p>
+    <w:p>
+      <w:pPr>
+        <w:spacing w:line="336" w:lineRule="auto" w:after="180"/>
+      </w:pPr>
+      <w:r>
+        <w:rPr>
+          <w:b w:val="0"/>
+        </w:rPr>
+        <w:t>Expected result: The revised one-sentence answer passes these two declared checks. Reason: The remaining claim is supported and one sentence is within the maximum.</w:t>
+      </w:r>
+    </w:p>
+    <w:p>
+      <w:pPr>
+        <w:spacing w:line="336" w:lineRule="auto" w:after="180"/>
+        <w:shd w:fill="F5F1FB"/>
+      </w:pPr>
+      <w:r>
+        <w:rPr>
+          <w:b w:val="0"/>
+        </w:rPr>
+        <w:t>Predict before checking the worked changed-case result. Name what changed and what the supplied facts allow you to conclude.</w:t>
+      </w:r>
+    </w:p>
+    <w:p>
+      <w:pPr>
+        <w:pStyle w:val="Heading3"/>
+      </w:pPr>
+      <w:r>
+        <w:t>Discuss while showing the picture</w:t>
+      </w:r>
+    </w:p>
+    <w:p>
+      <w:pPr>
+        <w:spacing w:line="336" w:lineRule="auto" w:after="180"/>
+        <w:shd w:fill="F1F6F8"/>
+      </w:pPr>
+      <w:r>
+        <w:rPr>
+          <w:b w:val="0"/>
+        </w:rPr>
+        <w:t>Teacher prompt: Predict before checking the worked changed-case result. Name what changed and what the supplied facts allow you to conclude. Ask learners to describe one label or arrow in ordinary words.</w:t>
+      </w:r>
+    </w:p>
+    <w:p>
+      <w:pPr>
+        <w:spacing w:line="336" w:lineRule="auto" w:after="180"/>
+        <w:shd w:fill="F1F6F8"/>
+      </w:pPr>
+      <w:r>
+        <w:rPr>
+          <w:b w:val="0"/>
+        </w:rPr>
+        <w:t>Use the adjacent transcript if the image is difficult to see. Changed-case reasoning: The remaining claim is supported and one sentence is within the maximum.</w:t>
+      </w:r>
+    </w:p>
+    <w:p>
+      <w:pPr>
+        <w:pStyle w:val="Heading3"/>
+      </w:pPr>
+      <w:r>
+        <w:t>05. Connect the explanation to its limit</w:t>
+      </w:r>
+    </w:p>
+    <w:p>
+      <w:r>
+        <w:drawing>
+          <wp:inline xmlns:a="http://schemas.openxmlformats.org/drawingml/2006/main" xmlns:pic="http://schemas.openxmlformats.org/drawingml/2006/picture">
+            <wp:extent cx="5486400" cy="2834640"/>
+            <wp:docPr id="6" name="Picture 6" descr="Compare each draft sentence directly with S1. The anchoring claim matches the supplied source; the daily growth claim adds a measurement the source never gives. Two sentences pass the format rule, but unsupported content fails the mandatory evidence gate. Removing that sentence repairs the support defect rather than merely polishing the wording. Limit: Passing this small rubric does not establish readability, completeness or benefit across every pupil and question."/>
+            <wp:cNvGraphicFramePr>
+              <a:graphicFrameLocks noChangeAspect="1"/>
+            </wp:cNvGraphicFramePr>
+            <a:graphic>
+              <a:graphicData uri="http://schemas.openxmlformats.org/drawingml/2006/picture">
+                <pic:pic>
+                  <pic:nvPicPr>
+                    <pic:cNvPr id="0" name="academy-story-ai-3-25-05.png"/>
+                    <pic:cNvPicPr/>
+                  </pic:nvPicPr>
+                  <pic:blipFill>
+                    <a:blip r:embed="rId14"/>
+                    <a:stretch>
+                      <a:fillRect/>
+                    </a:stretch>
+                  </pic:blipFill>
+                  <pic:spPr>
+                    <a:xfrm>
+                      <a:off x="0" y="0"/>
+                      <a:ext cx="5486400" cy="2834640"/>
+                    </a:xfrm>
+                    <a:prstGeom prst="rect"/>
+                  </pic:spPr>
+                </pic:pic>
+              </a:graphicData>
+            </a:graphic>
+          </wp:inline>
+        </w:drawing>
+      </w:r>
+    </w:p>
+    <w:p>
+      <w:pPr>
+        <w:spacing w:line="336" w:lineRule="auto" w:after="180"/>
+      </w:pPr>
+      <w:r>
+        <w:rPr>
+          <w:b w:val="0"/>
+        </w:rPr>
+        <w:t xml:space="preserve">Compare each draft sentence directly with S1. The </w:t>
+      </w:r>
+      <w:r>
+        <w:rPr>
+          <w:b/>
+        </w:rPr>
+        <w:t>anchor</w:t>
+      </w:r>
+      <w:r>
+        <w:rPr>
+          <w:b w:val="0"/>
+        </w:rPr>
+        <w:t>ing claim matches the supplied source; the daily growth claim adds a measurement the source never gives.</w:t>
+      </w:r>
+    </w:p>
+    <w:p>
+      <w:pPr>
+        <w:spacing w:line="336" w:lineRule="auto" w:after="180"/>
+      </w:pPr>
+      <w:r>
+        <w:rPr>
+          <w:b w:val="0"/>
+        </w:rPr>
+        <w:t xml:space="preserve">Two sentences pass the format rule, but unsupported content fails the mandatory </w:t>
+      </w:r>
+      <w:r>
+        <w:rPr>
+          <w:b/>
+        </w:rPr>
+        <w:t>evidence</w:t>
+      </w:r>
+      <w:r>
+        <w:rPr>
+          <w:b w:val="0"/>
+        </w:rPr>
+        <w:t xml:space="preserve"> gate. Removing that sentence repairs the support defect rather than merely polishing the wording.</w:t>
+      </w:r>
+    </w:p>
+    <w:p>
+      <w:pPr>
+        <w:spacing w:line="336" w:lineRule="auto" w:after="180"/>
+      </w:pPr>
+      <w:r>
+        <w:rPr>
+          <w:b w:val="0"/>
+        </w:rPr>
+        <w:t>Limit: Passing this small rubric does not establish readability, completeness or benefit across every pupil and question.</w:t>
+      </w:r>
+    </w:p>
+    <w:p>
+      <w:pPr>
+        <w:spacing w:line="336" w:lineRule="auto" w:after="180"/>
+        <w:shd w:fill="F5F1FB"/>
+      </w:pPr>
+      <w:r>
+        <w:rPr>
+          <w:b w:val="0"/>
+        </w:rPr>
+        <w:t>Explain the case, then point to a limit on the claim.</w:t>
+      </w:r>
+    </w:p>
+    <w:p>
+      <w:pPr>
+        <w:pStyle w:val="Heading3"/>
+      </w:pPr>
+      <w:r>
+        <w:t>Discuss while showing the picture</w:t>
+      </w:r>
+    </w:p>
+    <w:p>
+      <w:pPr>
+        <w:spacing w:line="336" w:lineRule="auto" w:after="180"/>
+        <w:shd w:fill="F1F6F8"/>
+      </w:pPr>
+      <w:r>
+        <w:rPr>
+          <w:b w:val="0"/>
+        </w:rPr>
+        <w:t>Teacher prompt: Explain the case, then point to a limit on the claim. Ask learners to describe one label or arrow in ordinary words. Use the adjacent transcript if the image is difficult to see.</w:t>
+      </w:r>
+    </w:p>
+    <w:p>
+      <w:pPr>
+        <w:spacing w:line="336" w:lineRule="auto" w:after="180"/>
+        <w:shd w:fill="F1F6F8"/>
+      </w:pPr>
+      <w:r>
+        <w:rPr>
+          <w:b w:val="0"/>
+        </w:rPr>
+        <w:t>Keep the stated scope: Passing this small rubric does not establish readability, completeness or benefit across every pupil and question.</w:t>
+      </w:r>
+    </w:p>
+    <w:p>
+      <w:pPr>
+        <w:pStyle w:val="Heading3"/>
+      </w:pPr>
+      <w:r>
+        <w:t>06. Make the idea visible in your project</w:t>
+      </w:r>
+    </w:p>
+    <w:p>
+      <w:r>
+        <w:drawing>
+          <wp:inline xmlns:a="http://schemas.openxmlformats.org/drawingml/2006/main" xmlns:pic="http://schemas.openxmlformats.org/drawingml/2006/picture">
+            <wp:extent cx="5486400" cy="3681984"/>
+            <wp:docPr id="7" name="Picture 7" descr="For your Verified Study Buddy, save the input, procedure, observed result and limitation of this check. Label this worked example as practice; use a different, previously unreviewed case when checking independent understanding. Draw your input, deciding step, result and limit. Supported question: Why is “one out of two checks passed” an insufficient release decision? Point to the relevant step in the picture, then write the changed result and the rule or evidence that supports it."/>
+            <wp:cNvGraphicFramePr>
+              <a:graphicFrameLocks noChangeAspect="1"/>
+            </wp:cNvGraphicFramePr>
+            <a:graphic>
+              <a:graphicData uri="http://schemas.openxmlformats.org/drawingml/2006/picture">
+                <pic:pic>
+                  <pic:nvPicPr>
+                    <pic:cNvPr id="0" name="academy-story-ai-3-25-06.png"/>
+                    <pic:cNvPicPr/>
+                  </pic:nvPicPr>
+                  <pic:blipFill>
+                    <a:blip r:embed="rId15"/>
+                    <a:stretch>
+                      <a:fillRect/>
+                    </a:stretch>
+                  </pic:blipFill>
+                  <pic:spPr>
+                    <a:xfrm>
+                      <a:off x="0" y="0"/>
+                      <a:ext cx="5486400" cy="3681984"/>
+                    </a:xfrm>
+                    <a:prstGeom prst="rect"/>
+                  </pic:spPr>
+                </pic:pic>
+              </a:graphicData>
+            </a:graphic>
+          </wp:inline>
+        </w:drawing>
+      </w:r>
+    </w:p>
+    <w:p>
+      <w:pPr>
+        <w:spacing w:line="336" w:lineRule="auto" w:after="180"/>
+      </w:pPr>
+      <w:r>
+        <w:rPr>
+          <w:b w:val="0"/>
+        </w:rPr>
+        <w:t xml:space="preserve">For your Verified Study Buddy, save the </w:t>
+      </w:r>
+      <w:r>
+        <w:rPr>
+          <w:b/>
+        </w:rPr>
+        <w:t>input</w:t>
+      </w:r>
+      <w:r>
+        <w:rPr>
+          <w:b w:val="0"/>
+        </w:rPr>
+        <w:t>, procedure, observed result and limitation of this check.</w:t>
+      </w:r>
+    </w:p>
+    <w:p>
+      <w:pPr>
+        <w:spacing w:line="336" w:lineRule="auto" w:after="180"/>
+      </w:pPr>
+      <w:r>
+        <w:rPr>
+          <w:b w:val="0"/>
+        </w:rPr>
+        <w:t xml:space="preserve">Label this worked example as practice; use a different, previously unreviewed case when checking independent understanding. Draw your </w:t>
+      </w:r>
+      <w:r>
+        <w:rPr>
+          <w:b/>
+        </w:rPr>
+        <w:t>input</w:t>
+      </w:r>
+      <w:r>
+        <w:rPr>
+          <w:b w:val="0"/>
+        </w:rPr>
+        <w:t>, deciding step, result and limit.</w:t>
+      </w:r>
+    </w:p>
+    <w:p>
+      <w:pPr>
+        <w:spacing w:line="336" w:lineRule="auto" w:after="180"/>
+      </w:pPr>
+      <w:r>
+        <w:rPr>
+          <w:b w:val="0"/>
+        </w:rPr>
+        <w:t xml:space="preserve">Supported question: Why is “one out of two checks passed” an insufficient release decision? Point to the relevant step in the picture, then write the changed result and the rule or </w:t>
+      </w:r>
+      <w:r>
+        <w:rPr>
+          <w:b/>
+        </w:rPr>
+        <w:t>evidence</w:t>
+      </w:r>
+      <w:r>
+        <w:rPr>
+          <w:b w:val="0"/>
+        </w:rPr>
+        <w:t xml:space="preserve"> that supports it.</w:t>
+      </w:r>
+    </w:p>
+    <w:p>
+      <w:pPr>
+        <w:spacing w:line="336" w:lineRule="auto" w:after="180"/>
+        <w:shd w:fill="F5F1FB"/>
+      </w:pPr>
+      <w:r>
+        <w:rPr>
+          <w:b w:val="0"/>
+        </w:rPr>
+        <w:t xml:space="preserve">Draw your project trace and justify the deciding step using </w:t>
+      </w:r>
+      <w:r>
+        <w:rPr>
+          <w:b/>
+        </w:rPr>
+        <w:t>evidence</w:t>
+      </w:r>
+      <w:r>
+        <w:rPr>
+          <w:b w:val="0"/>
+        </w:rPr>
+        <w:t>.</w:t>
+      </w:r>
+    </w:p>
+    <w:p>
+      <w:pPr>
+        <w:pStyle w:val="Heading3"/>
+      </w:pPr>
+      <w:r>
+        <w:t>Discuss while showing the picture</w:t>
+      </w:r>
+    </w:p>
+    <w:p>
+      <w:pPr>
+        <w:spacing w:line="336" w:lineRule="auto" w:after="180"/>
+        <w:shd w:fill="F1F6F8"/>
+      </w:pPr>
+      <w:r>
+        <w:rPr>
+          <w:b w:val="0"/>
+        </w:rPr>
+        <w:t xml:space="preserve">Teacher prompt: Draw your project trace and justify the deciding step using </w:t>
+      </w:r>
+      <w:r>
+        <w:rPr>
+          <w:b/>
+        </w:rPr>
+        <w:t>evidence</w:t>
+      </w:r>
+      <w:r>
+        <w:rPr>
+          <w:b w:val="0"/>
+        </w:rPr>
+        <w:t>. Ask learners to describe one label or arrow in ordinary words. Use the adjacent transcript if the image is difficult to see.</w:t>
+      </w:r>
+    </w:p>
+    <w:p>
+      <w:pPr>
+        <w:spacing w:line="336" w:lineRule="auto" w:after="180"/>
+        <w:shd w:fill="F1F6F8"/>
+      </w:pPr>
+      <w:r>
+        <w:rPr>
+          <w:b w:val="0"/>
+        </w:rPr>
+        <w:t>Supported practice key: Support is a mandatory gate. Passing length cannot compensate for presenting an unsupported claim as fact. Changed-case check: The revised one-sentence answer passes these two declared checks.</w:t>
+      </w:r>
+    </w:p>
+    <w:p>
+      <w:pPr>
+        <w:spacing w:line="336" w:lineRule="auto" w:after="180"/>
+        <w:shd w:fill="F1F6F8"/>
+      </w:pPr>
+      <w:r>
+        <w:rPr>
+          <w:b w:val="0"/>
+        </w:rPr>
+        <w:t>The remaining claim is supported and one sentence is within the maximum.</w:t>
       </w:r>
     </w:p>
     <w:sectPr>

--- a/downloads/teacher/ai-3-week-25.docx
+++ b/downloads/teacher/ai-3-week-25.docx
@@ -201,7 +201,7 @@
           </w:tcPr>
           <w:p>
             <w:r>
-              <w:t>Sections 9 and 11–14. Give extra time to finish the full task set; use Section 15 when the week includes a coding lab.</w:t>
+              <w:t>Use “Run the investigation”, “Connect your project”, “Show what you know”, “Study a complete case” and “Try a new case independently”. Give extra time for the full task set. If this week has a coding lab, use its named section; section numbers can change when extra explanations are included.</w:t>
             </w:r>
           </w:p>
         </w:tc>
@@ -5540,7 +5540,7 @@
           </w:tcPr>
           <w:p>
             <w:r>
-              <w:t>Sections 9 and 11–14. Give extra time to finish the full task set; use Section 15 when the week includes a coding lab.</w:t>
+              <w:t>Use “Run the investigation”, “Connect your project”, “Show what you know”, “Study a complete case” and “Try a new case independently”. Give extra time for the full task set. If this week has a coding lab, use its named section; section numbers can change when extra explanations are included.</w:t>
             </w:r>
           </w:p>
         </w:tc>

--- a/downloads/teacher/ai-3-week-25.docx
+++ b/downloads/teacher/ai-3-week-25.docx
@@ -25,20 +25,38 @@
         <w:pStyle w:val="Heading1"/>
       </w:pPr>
       <w:r>
-        <w:t>01. Quality Rubrics</w:t>
-      </w:r>
-    </w:p>
-    <w:p>
-      <w:r>
-        <w:t>Prepare Quality Rubrics: check the target, prerequisites, resources and adaptable teaching schedule.</w:t>
-      </w:r>
-    </w:p>
-    <w:p>
-      <w:pPr>
-        <w:pStyle w:val="Heading3"/>
-      </w:pPr>
-      <w:r>
-        <w:t>Teach the learning cycle</w:t>
+        <w:t>Teach a rating as a justified decision.</w:t>
+      </w:r>
+    </w:p>
+    <w:p>
+      <w:r>
+        <w:t>Supply complete sources and drafts, preserve disagreements and assess a fresh rubric case.</w:t>
+      </w:r>
+    </w:p>
+    <w:p>
+      <w:r>
+        <w:t>Ask which exact clause or visible feature justifies each rating and which qualities remain unmeasured.</w:t>
+      </w:r>
+    </w:p>
+    <w:p>
+      <w:pPr>
+        <w:pStyle w:val="Heading1"/>
+      </w:pPr>
+      <w:r>
+        <w:t>01. Prepare this connected week</w:t>
+      </w:r>
+    </w:p>
+    <w:p>
+      <w:r>
+        <w:t>Use one main plan and keep practice separate from the independent first attempt.</w:t>
+      </w:r>
+    </w:p>
+    <w:p>
+      <w:pPr>
+        <w:pStyle w:val="Heading2"/>
+      </w:pPr>
+      <w:r>
+        <w:t>Learning goal and precision</w:t>
       </w:r>
     </w:p>
     <w:p>
@@ -49,7 +67,29 @@
         <w:rPr>
           <w:b w:val="0"/>
         </w:rPr>
-        <w:t xml:space="preserve">Primary target: Explain the </w:t>
+        <w:t>Primary target: Judge an output using separate observable rubric criteria</w:t>
+      </w:r>
+    </w:p>
+    <w:p>
+      <w:pPr>
+        <w:spacing w:line="336" w:lineRule="auto" w:after="180"/>
+      </w:pPr>
+      <w:r>
+        <w:rPr>
+          <w:b w:val="0"/>
+        </w:rPr>
+        <w:t>Two 45-minute sessions. A system evaluation set contains cases with expected behaviour and scoring rules. It should cover retrieval, support, fallback and permissions rather than only easy answerable questions.</w:t>
+      </w:r>
+    </w:p>
+    <w:p>
+      <w:pPr>
+        <w:spacing w:line="336" w:lineRule="auto" w:after="180"/>
+      </w:pPr>
+      <w:r>
+        <w:rPr>
+          <w:b w:val="0"/>
+        </w:rPr>
+        <w:t xml:space="preserve">Use the supplied constructed scenarios to make the </w:t>
       </w:r>
       <w:r>
         <w:rPr>
@@ -61,7 +101,97 @@
         <w:rPr>
           <w:b w:val="0"/>
         </w:rPr>
-        <w:t xml:space="preserve"> and terminology of system evaluation sets</w:t>
+        <w:t xml:space="preserve"> inspectable. Collect W4 before sharing solutions.</w:t>
+      </w:r>
+    </w:p>
+    <w:p>
+      <w:pPr>
+        <w:spacing w:line="336" w:lineRule="auto" w:after="180"/>
+      </w:pPr>
+      <w:r>
+        <w:rPr>
+          <w:b w:val="0"/>
+        </w:rPr>
+        <w:t xml:space="preserve">Students should name intermediate </w:t>
+      </w:r>
+      <w:r>
+        <w:rPr>
+          <w:b/>
+        </w:rPr>
+        <w:t>evidence</w:t>
+      </w:r>
+      <w:r>
+        <w:rPr>
+          <w:b w:val="0"/>
+        </w:rPr>
+        <w:t xml:space="preserve"> and limitations; classroom pacing and learning effectiveness remain unvalidated.</w:t>
+      </w:r>
+    </w:p>
+    <w:p>
+      <w:pPr>
+        <w:spacing w:line="336" w:lineRule="auto" w:after="180"/>
+      </w:pPr>
+      <w:r>
+        <w:rPr>
+          <w:b w:val="0"/>
+        </w:rPr>
+        <w:t>By the end, I can explain quality rubrics using a traced example and a stated limitation.</w:t>
+      </w:r>
+    </w:p>
+    <w:p>
+      <w:pPr>
+        <w:pStyle w:val="Heading2"/>
+      </w:pPr>
+      <w:r>
+        <w:t>What to prepare</w:t>
+      </w:r>
+    </w:p>
+    <w:p>
+      <w:pPr>
+        <w:pStyle w:val="ListBullet"/>
+      </w:pPr>
+      <w:r>
+        <w:t>Use the supplied scenario, student illustrations and blank paper. For numeric work, offer counters or a calculator after learners show the setup. Fictional records are supplied; personal data and paid accounts are unnecessary.</w:t>
+      </w:r>
+    </w:p>
+    <w:p>
+      <w:pPr>
+        <w:pStyle w:val="ListBullet"/>
+      </w:pPr>
+      <w:r>
+        <w:t>Case exposure check: this source example appears in ai-3/25, ai-3/26. Reuse a familiar case for recall or modelling; verify that the case used to assess transfer has not already received feedback.</w:t>
+      </w:r>
+    </w:p>
+    <w:p>
+      <w:pPr>
+        <w:pStyle w:val="ListBullet"/>
+      </w:pPr>
+      <w:r>
+        <w:t>Lesson and workbook; paper and pencil</w:t>
+      </w:r>
+    </w:p>
+    <w:p>
+      <w:pPr>
+        <w:pStyle w:val="ListBullet"/>
+      </w:pPr>
+      <w:r>
+        <w:t>Calculator and optional local Python 3 for arithmetic; no live API or private data</w:t>
+      </w:r>
+    </w:p>
+    <w:p>
+      <w:pPr>
+        <w:pStyle w:val="ListBullet"/>
+      </w:pPr>
+      <w:r>
+        <w:t>Prepare the fresh retry separately and withhold its solution until after collection</w:t>
+      </w:r>
+    </w:p>
+    <w:p>
+      <w:pPr>
+        <w:pStyle w:val="Heading2"/>
+      </w:pPr>
+      <w:r>
+        <w:t>Main teaching plan</w:t>
       </w:r>
     </w:p>
     <w:tbl>
@@ -243,13 +373,279 @@
     </w:p>
     <w:p>
       <w:pPr>
+        <w:pStyle w:val="Heading2"/>
+      </w:pPr>
+      <w:r>
+        <w:t>Opening retrieval and readiness</w:t>
+      </w:r>
+    </w:p>
+    <w:p>
+      <w:pPr>
         <w:spacing w:line="336" w:lineRule="auto" w:after="180"/>
       </w:pPr>
       <w:r>
         <w:rPr>
           <w:b w:val="0"/>
         </w:rPr>
-        <w:t>Case exposure check: this source example appears in ai-3/25, ai-3/26. Reuse a familiar case for recall or modelling; verify that the case used to assess transfer has not already received feedback.</w:t>
+        <w:t>Without opening the old lesson, explain one key idea from Prototype a Grounded Assistant. Give an example and a mistake that the idea helps you avoid.</w:t>
+      </w:r>
+    </w:p>
+    <w:p>
+      <w:pPr>
+        <w:spacing w:line="336" w:lineRule="auto" w:after="180"/>
+      </w:pPr>
+      <w:r>
+        <w:rPr>
+          <w:b w:val="0"/>
+        </w:rPr>
+        <w:t xml:space="preserve">Look for: Explain the </w:t>
+      </w:r>
+      <w:r>
+        <w:rPr>
+          <w:b/>
+        </w:rPr>
+        <w:t>mechanism</w:t>
+      </w:r>
+      <w:r>
+        <w:rPr>
+          <w:b w:val="0"/>
+        </w:rPr>
+        <w:t xml:space="preserve"> and terminology of capstone grounded assistant</w:t>
+      </w:r>
+    </w:p>
+    <w:p>
+      <w:pPr>
+        <w:spacing w:line="336" w:lineRule="auto" w:after="180"/>
+      </w:pPr>
+      <w:r>
+        <w:rPr>
+          <w:b w:val="0"/>
+        </w:rPr>
+        <w:t xml:space="preserve">Reference example, not the only acceptable wording: Teacher explanation: Build the assistant as a sequence of testable stages: validate request, retrieve authorised </w:t>
+      </w:r>
+      <w:r>
+        <w:rPr>
+          <w:b/>
+        </w:rPr>
+        <w:t>evidence</w:t>
+      </w:r>
+      <w:r>
+        <w:rPr>
+          <w:b w:val="0"/>
+        </w:rPr>
+        <w:t>, decide answerability, draft, validate and return.</w:t>
+      </w:r>
+    </w:p>
+    <w:p>
+      <w:pPr>
+        <w:spacing w:line="336" w:lineRule="auto" w:after="180"/>
+      </w:pPr>
+      <w:r>
+        <w:rPr>
+          <w:b w:val="0"/>
+        </w:rPr>
+        <w:t>Avoid merging all errors into one model score. A supported response requires current matching approval and register records. Any retrieval or validation failure gives needs_review with null claims.</w:t>
+      </w:r>
+    </w:p>
+    <w:p>
+      <w:pPr>
+        <w:spacing w:line="336" w:lineRule="auto" w:after="180"/>
+      </w:pPr>
+      <w:r>
+        <w:rPr>
+          <w:b w:val="0"/>
+        </w:rPr>
+        <w:t>The classroom implementation performs no booking or external action.</w:t>
+      </w:r>
+    </w:p>
+    <w:p>
+      <w:pPr>
+        <w:spacing w:line="336" w:lineRule="auto" w:after="180"/>
+      </w:pPr>
+      <w:r>
+        <w:rPr>
+          <w:b w:val="0"/>
+        </w:rPr>
+        <w:t>Without opening the old lesson, explain one key idea from Requests Responses and JSON. Give an example and a mistake that the idea helps you avoid.</w:t>
+      </w:r>
+    </w:p>
+    <w:p>
+      <w:pPr>
+        <w:spacing w:line="336" w:lineRule="auto" w:after="180"/>
+      </w:pPr>
+      <w:r>
+        <w:rPr>
+          <w:b w:val="0"/>
+        </w:rPr>
+        <w:t>Look for: Parse JSON into Python records</w:t>
+      </w:r>
+    </w:p>
+    <w:p>
+      <w:pPr>
+        <w:spacing w:line="336" w:lineRule="auto" w:after="180"/>
+      </w:pPr>
+      <w:r>
+        <w:rPr>
+          <w:b w:val="0"/>
+        </w:rPr>
+        <w:t>Reference example, not the only acceptable wording: JSON null becomes Python None and Python True serialises as JSON true. Guard top-level structure before fields, then validate types and ranges. Parsing does not verify an observation.</w:t>
+      </w:r>
+    </w:p>
+    <w:p>
+      <w:pPr>
+        <w:spacing w:line="336" w:lineRule="auto" w:after="180"/>
+      </w:pPr>
+      <w:r>
+        <w:rPr>
+          <w:b w:val="0"/>
+        </w:rPr>
+        <w:t>Without opening the old lesson, explain one key idea from User Need and AI Contribution. Give an example and a mistake that the idea helps you avoid.</w:t>
+      </w:r>
+    </w:p>
+    <w:p>
+      <w:pPr>
+        <w:spacing w:line="336" w:lineRule="auto" w:after="180"/>
+      </w:pPr>
+      <w:r>
+        <w:rPr>
+          <w:b w:val="0"/>
+        </w:rPr>
+        <w:t xml:space="preserve">Look for: Explain the </w:t>
+      </w:r>
+      <w:r>
+        <w:rPr>
+          <w:b/>
+        </w:rPr>
+        <w:t>mechanism</w:t>
+      </w:r>
+      <w:r>
+        <w:rPr>
+          <w:b w:val="0"/>
+        </w:rPr>
+        <w:t xml:space="preserve"> and terminology of capstone requirements and corpus</w:t>
+      </w:r>
+    </w:p>
+    <w:p>
+      <w:pPr>
+        <w:spacing w:line="336" w:lineRule="auto" w:after="180"/>
+      </w:pPr>
+      <w:r>
+        <w:rPr>
+          <w:b w:val="0"/>
+        </w:rPr>
+        <w:t>Reference example, not the only acceptable wording: Teacher explanation: A grounded-assistant capstone begins with bounded requirements and a versioned permitted corpus.</w:t>
+      </w:r>
+    </w:p>
+    <w:p>
+      <w:pPr>
+        <w:spacing w:line="336" w:lineRule="auto" w:after="180"/>
+      </w:pPr>
+      <w:r>
+        <w:rPr>
+          <w:b w:val="0"/>
+        </w:rPr>
+        <w:t xml:space="preserve">A baseline can be a manual lookup </w:t>
+      </w:r>
+      <w:r>
+        <w:rPr>
+          <w:b/>
+        </w:rPr>
+        <w:t>process</w:t>
+      </w:r>
+      <w:r>
+        <w:rPr>
+          <w:b w:val="0"/>
+        </w:rPr>
+        <w:t xml:space="preserve"> using the same </w:t>
+      </w:r>
+      <w:r>
+        <w:rPr>
+          <w:b/>
+        </w:rPr>
+        <w:t>evidence</w:t>
+      </w:r>
+      <w:r>
+        <w:rPr>
+          <w:b w:val="0"/>
+        </w:rPr>
+        <w:t xml:space="preserve">. Specify the user question, source authority, access, </w:t>
+      </w:r>
+      <w:r>
+        <w:rPr>
+          <w:b/>
+        </w:rPr>
+        <w:t>output</w:t>
+      </w:r>
+      <w:r>
+        <w:rPr>
+          <w:b w:val="0"/>
+        </w:rPr>
+        <w:t>/fallback contract and evaluation plan. Freeze corpus IDs and split cases before implementation.</w:t>
+      </w:r>
+    </w:p>
+    <w:p>
+      <w:pPr>
+        <w:spacing w:line="336" w:lineRule="auto" w:after="180"/>
+      </w:pPr>
+      <w:r>
+        <w:rPr>
+          <w:b w:val="0"/>
+        </w:rPr>
+        <w:t>Keep teacher material out of student retrieval.</w:t>
+      </w:r>
+    </w:p>
+    <w:p>
+      <w:pPr>
+        <w:spacing w:line="336" w:lineRule="auto" w:after="180"/>
+      </w:pPr>
+      <w:r>
+        <w:rPr>
+          <w:b w:val="0"/>
+        </w:rPr>
+        <w:t xml:space="preserve">A result depends on the </w:t>
+      </w:r>
+      <w:r>
+        <w:rPr>
+          <w:b/>
+        </w:rPr>
+        <w:t>input</w:t>
+      </w:r>
+      <w:r>
+        <w:rPr>
+          <w:b w:val="0"/>
+        </w:rPr>
+        <w:t xml:space="preserve">s, procedure and conditions that produced it. Preserve data roles and distinguish observed outcomes from </w:t>
+      </w:r>
+      <w:r>
+        <w:rPr>
+          <w:b/>
+        </w:rPr>
+        <w:t>prediction</w:t>
+      </w:r>
+      <w:r>
+        <w:rPr>
+          <w:b w:val="0"/>
+        </w:rPr>
+        <w:t>s or unmeasured conditions.</w:t>
+      </w:r>
+    </w:p>
+    <w:p>
+      <w:pPr>
+        <w:spacing w:line="336" w:lineRule="auto" w:after="180"/>
+      </w:pPr>
+      <w:r>
+        <w:rPr>
+          <w:b w:val="0"/>
+        </w:rPr>
+        <w:t>If the prior concept cannot be explained, use a short retrieval activity before this chapter.</w:t>
+      </w:r>
+    </w:p>
+    <w:p>
+      <w:pPr>
+        <w:pStyle w:val="Heading2"/>
+      </w:pPr>
+      <w:r>
+        <w:t>Earlier wording, alternatives and picture transcripts · reference / check after trying</w:t>
       </w:r>
     </w:p>
     <w:p>
@@ -257,6 +653,14 @@
         <w:pStyle w:val="Heading3"/>
       </w:pPr>
       <w:r>
+        <w:t>Teach the learning cycle</w:t>
+      </w:r>
+    </w:p>
+    <w:p>
+      <w:pPr>
+        <w:pStyle w:val="Heading3"/>
+      </w:pPr>
+      <w:r>
         <w:t>Retrieval answer guidance</w:t>
       </w:r>
     </w:p>
@@ -270,85 +674,6 @@
     </w:p>
     <w:p>
       <w:pPr>
-        <w:spacing w:line="336" w:lineRule="auto" w:after="180"/>
-      </w:pPr>
-      <w:r>
-        <w:rPr>
-          <w:b w:val="0"/>
-        </w:rPr>
-        <w:t>Without opening the old lesson, explain one key idea from Prototype a Grounded Assistant. Give an example and a mistake that the idea helps you avoid.</w:t>
-      </w:r>
-    </w:p>
-    <w:p>
-      <w:pPr>
-        <w:spacing w:line="336" w:lineRule="auto" w:after="180"/>
-      </w:pPr>
-      <w:r>
-        <w:rPr>
-          <w:b w:val="0"/>
-        </w:rPr>
-        <w:t xml:space="preserve">Look for: Explain the </w:t>
-      </w:r>
-      <w:r>
-        <w:rPr>
-          <w:b/>
-        </w:rPr>
-        <w:t>mechanism</w:t>
-      </w:r>
-      <w:r>
-        <w:rPr>
-          <w:b w:val="0"/>
-        </w:rPr>
-        <w:t xml:space="preserve"> and terminology of capstone grounded assistant</w:t>
-      </w:r>
-    </w:p>
-    <w:p>
-      <w:pPr>
-        <w:spacing w:line="336" w:lineRule="auto" w:after="180"/>
-      </w:pPr>
-      <w:r>
-        <w:rPr>
-          <w:b w:val="0"/>
-        </w:rPr>
-        <w:t xml:space="preserve">Reference example, not the only acceptable wording: Teacher explanation: Build the assistant as a sequence of testable stages: validate request, retrieve authorised </w:t>
-      </w:r>
-      <w:r>
-        <w:rPr>
-          <w:b/>
-        </w:rPr>
-        <w:t>evidence</w:t>
-      </w:r>
-      <w:r>
-        <w:rPr>
-          <w:b w:val="0"/>
-        </w:rPr>
-        <w:t>, decide answerability, draft, validate and return.</w:t>
-      </w:r>
-    </w:p>
-    <w:p>
-      <w:pPr>
-        <w:spacing w:line="336" w:lineRule="auto" w:after="180"/>
-      </w:pPr>
-      <w:r>
-        <w:rPr>
-          <w:b w:val="0"/>
-        </w:rPr>
-        <w:t>Avoid merging all errors into one model score. A supported response requires current matching approval and register records. Any retrieval or validation failure gives needs_review with null claims.</w:t>
-      </w:r>
-    </w:p>
-    <w:p>
-      <w:pPr>
-        <w:spacing w:line="336" w:lineRule="auto" w:after="180"/>
-      </w:pPr>
-      <w:r>
-        <w:rPr>
-          <w:b w:val="0"/>
-        </w:rPr>
-        <w:t>The classroom implementation performs no booking or external action.</w:t>
-      </w:r>
-    </w:p>
-    <w:p>
-      <w:pPr>
         <w:pStyle w:val="Heading3"/>
       </w:pPr>
       <w:r>
@@ -357,146 +682,10 @@
     </w:p>
     <w:p>
       <w:pPr>
-        <w:spacing w:line="336" w:lineRule="auto" w:after="180"/>
-      </w:pPr>
-      <w:r>
-        <w:rPr>
-          <w:b w:val="0"/>
-        </w:rPr>
-        <w:t>Without opening the old lesson, explain one key idea from Requests Responses and JSON. Give an example and a mistake that the idea helps you avoid.</w:t>
-      </w:r>
-    </w:p>
-    <w:p>
-      <w:pPr>
-        <w:spacing w:line="336" w:lineRule="auto" w:after="180"/>
-      </w:pPr>
-      <w:r>
-        <w:rPr>
-          <w:b w:val="0"/>
-        </w:rPr>
-        <w:t>Look for: Parse JSON into Python records</w:t>
-      </w:r>
-    </w:p>
-    <w:p>
-      <w:pPr>
-        <w:spacing w:line="336" w:lineRule="auto" w:after="180"/>
-      </w:pPr>
-      <w:r>
-        <w:rPr>
-          <w:b w:val="0"/>
-        </w:rPr>
-        <w:t>Reference example, not the only acceptable wording: None and true, respectively.</w:t>
-      </w:r>
-    </w:p>
-    <w:p>
-      <w:pPr>
         <w:pStyle w:val="Heading3"/>
       </w:pPr>
       <w:r>
         <w:t>User Need and AI Contribution</w:t>
-      </w:r>
-    </w:p>
-    <w:p>
-      <w:pPr>
-        <w:spacing w:line="336" w:lineRule="auto" w:after="180"/>
-      </w:pPr>
-      <w:r>
-        <w:rPr>
-          <w:b w:val="0"/>
-        </w:rPr>
-        <w:t>Without opening the old lesson, explain one key idea from User Need and AI Contribution. Give an example and a mistake that the idea helps you avoid.</w:t>
-      </w:r>
-    </w:p>
-    <w:p>
-      <w:pPr>
-        <w:spacing w:line="336" w:lineRule="auto" w:after="180"/>
-      </w:pPr>
-      <w:r>
-        <w:rPr>
-          <w:b w:val="0"/>
-        </w:rPr>
-        <w:t xml:space="preserve">Look for: Explain the </w:t>
-      </w:r>
-      <w:r>
-        <w:rPr>
-          <w:b/>
-        </w:rPr>
-        <w:t>mechanism</w:t>
-      </w:r>
-      <w:r>
-        <w:rPr>
-          <w:b w:val="0"/>
-        </w:rPr>
-        <w:t xml:space="preserve"> and terminology of capstone requirements and corpus</w:t>
-      </w:r>
-    </w:p>
-    <w:p>
-      <w:pPr>
-        <w:spacing w:line="336" w:lineRule="auto" w:after="180"/>
-      </w:pPr>
-      <w:r>
-        <w:rPr>
-          <w:b w:val="0"/>
-        </w:rPr>
-        <w:t>Reference example, not the only acceptable wording: Teacher explanation: A grounded-assistant capstone begins with bounded requirements and a versioned permitted corpus.</w:t>
-      </w:r>
-    </w:p>
-    <w:p>
-      <w:pPr>
-        <w:spacing w:line="336" w:lineRule="auto" w:after="180"/>
-      </w:pPr>
-      <w:r>
-        <w:rPr>
-          <w:b w:val="0"/>
-        </w:rPr>
-        <w:t xml:space="preserve">A baseline can be a manual lookup </w:t>
-      </w:r>
-      <w:r>
-        <w:rPr>
-          <w:b/>
-        </w:rPr>
-        <w:t>process</w:t>
-      </w:r>
-      <w:r>
-        <w:rPr>
-          <w:b w:val="0"/>
-        </w:rPr>
-        <w:t xml:space="preserve"> using the same </w:t>
-      </w:r>
-      <w:r>
-        <w:rPr>
-          <w:b/>
-        </w:rPr>
-        <w:t>evidence</w:t>
-      </w:r>
-      <w:r>
-        <w:rPr>
-          <w:b w:val="0"/>
-        </w:rPr>
-        <w:t xml:space="preserve">. Specify the user question, source authority, access, </w:t>
-      </w:r>
-      <w:r>
-        <w:rPr>
-          <w:b/>
-        </w:rPr>
-        <w:t>output</w:t>
-      </w:r>
-      <w:r>
-        <w:rPr>
-          <w:b w:val="0"/>
-        </w:rPr>
-        <w:t>/fallback contract and evaluation plan. Freeze corpus IDs and split cases before implementation.</w:t>
-      </w:r>
-    </w:p>
-    <w:p>
-      <w:pPr>
-        <w:spacing w:line="336" w:lineRule="auto" w:after="180"/>
-      </w:pPr>
-      <w:r>
-        <w:rPr>
-          <w:b w:val="0"/>
-        </w:rPr>
-        <w:t>Keep teacher material out of student retrieval.</w:t>
       </w:r>
     </w:p>
     <w:p>
@@ -681,6 +870,11 @@
       </w:r>
     </w:p>
     <w:p>
+      <w:r>
+        <w:t>This compact option is not the full-week schedule. Use the main teaching cycle and allow extra sessions for the investigation, independent work and project.</w:t>
+      </w:r>
+    </w:p>
+    <w:p>
       <w:pPr>
         <w:spacing w:line="336" w:lineRule="auto" w:after="180"/>
       </w:pPr>
@@ -688,7 +882,7 @@
         <w:rPr>
           <w:b w:val="0"/>
         </w:rPr>
-        <w:t>Use the supplied scenario, student illustrations and blank paper. For numeric work, offer counters or a calculator after learners show the setup. Fictional records are supplied; personal data and paid accounts are unnecessary.</w:t>
+        <w:t>Allow 80 minutes: recall 8; explanation 12; worked demonstration 15; guided practice 20; independent assessment 15; project and reflection 10. Extend the lab into a second session when needed.</w:t>
       </w:r>
     </w:p>
     <w:p>
@@ -696,24 +890,344 @@
         <w:pStyle w:val="Heading3"/>
       </w:pPr>
       <w:r>
-        <w:t>Alternative compact allocation</w:t>
-      </w:r>
-    </w:p>
-    <w:p>
-      <w:r>
-        <w:t>This compact option is not the full-week schedule. Use the main teaching cycle and allow extra sessions for the investigation, independent work and project.</w:t>
+        <w:t>Preparation for the connected explanation</w:t>
+      </w:r>
+    </w:p>
+    <w:p>
+      <w:pPr>
+        <w:pStyle w:val="Heading3"/>
+      </w:pPr>
+      <w:r>
+        <w:t>Readiness answer</w:t>
+      </w:r>
+    </w:p>
+    <w:p>
+      <w:pPr>
+        <w:pStyle w:val="Heading3"/>
+      </w:pPr>
+      <w:r>
+        <w:t>End goal for the pictorial case</w:t>
       </w:r>
     </w:p>
     <w:p>
       <w:pPr>
         <w:spacing w:line="336" w:lineRule="auto" w:after="180"/>
-        <w:shd w:fill="F1F6F8"/>
-      </w:pPr>
-      <w:r>
-        <w:rPr>
-          <w:b w:val="0"/>
-        </w:rPr>
-        <w:t>Allow 80 minutes: recall 8; explanation 12; worked demonstration 15; guided practice 20; independent assessment 15; project and reflection 10. Extend the lab into a second session when needed.</w:t>
+      </w:pPr>
+      <w:r>
+        <w:rPr>
+          <w:b w:val="0"/>
+        </w:rPr>
+        <w:t>This added worked case illustrates the week’s main idea. Retain all original and connected topics; schedule its practice within the teaching cycle.</w:t>
+      </w:r>
+    </w:p>
+    <w:p>
+      <w:pPr>
+        <w:pStyle w:val="Heading1"/>
+      </w:pPr>
+      <w:r>
+        <w:t>02. Teach observable criteria before combining ratings</w:t>
+      </w:r>
+    </w:p>
+    <w:p>
+      <w:r>
+        <w:t>Use the source and output to justify every flag.</w:t>
+      </w:r>
+    </w:p>
+    <w:p>
+      <w:pPr>
+        <w:pStyle w:val="Heading2"/>
+      </w:pPr>
+      <w:r>
+        <w:t>Read the three-criterion contract</w:t>
+      </w:r>
+    </w:p>
+    <w:tbl>
+      <w:tblPr>
+        <w:tblStyle w:val="LightShading-Accent1"/>
+        <w:tblW w:type="auto" w:w="0"/>
+        <w:tblLook w:firstColumn="1" w:firstRow="1" w:lastColumn="0" w:lastRow="0" w:noHBand="0" w:noVBand="1" w:val="04A0"/>
+      </w:tblPr>
+      <w:tblGrid>
+        <w:gridCol w:w="5112"/>
+        <w:gridCol w:w="5112"/>
+      </w:tblGrid>
+      <w:tr>
+        <w:trPr>
+          <w:tblHeader/>
+        </w:trPr>
+        <w:tc>
+          <w:tcPr>
+            <w:tcW w:type="dxa" w:w="5112"/>
+          </w:tcPr>
+          <w:p>
+            <w:r>
+              <w:t>Current classroom criterion</w:t>
+            </w:r>
+          </w:p>
+        </w:tc>
+        <w:tc>
+          <w:tcPr>
+            <w:tcW w:type="dxa" w:w="5112"/>
+          </w:tcPr>
+          <w:p>
+            <w:r>
+              <w:t>Pass anchor / mandatory decision</w:t>
+            </w:r>
+          </w:p>
+        </w:tc>
+      </w:tr>
+      <w:tr>
+        <w:tc>
+          <w:tcPr>
+            <w:tcW w:type="dxa" w:w="5112"/>
+          </w:tcPr>
+          <w:p>
+            <w:r>
+              <w:t>Source support</w:t>
+            </w:r>
+          </w:p>
+        </w:tc>
+        <w:tc>
+          <w:tcPr>
+            <w:tcW w:type="dxa" w:w="5112"/>
+          </w:tcPr>
+          <w:p>
+            <w:r>
+              <w:t>Every factual claim is entailed by the approved note; mandatory evidence gate</w:t>
+            </w:r>
+          </w:p>
+        </w:tc>
+      </w:tr>
+      <w:tr>
+        <w:tc>
+          <w:tcPr>
+            <w:tcW w:type="dxa" w:w="5112"/>
+          </w:tcPr>
+          <w:p>
+            <w:r>
+              <w:t>Task fit</w:t>
+            </w:r>
+          </w:p>
+        </w:tc>
+        <w:tc>
+          <w:tcPr>
+            <w:tcW w:type="dxa" w:w="5112"/>
+          </w:tcPr>
+          <w:p>
+            <w:r>
+              <w:t>The output answers the asked role question; point to the relevant clause</w:t>
+            </w:r>
+          </w:p>
+        </w:tc>
+      </w:tr>
+      <w:tr>
+        <w:tc>
+          <w:tcPr>
+            <w:tcW w:type="dxa" w:w="5112"/>
+          </w:tcPr>
+          <w:p>
+            <w:r>
+              <w:t>Format</w:t>
+            </w:r>
+          </w:p>
+        </w:tc>
+        <w:tc>
+          <w:tcPr>
+            <w:tcW w:type="dxa" w:w="5112"/>
+          </w:tcPr>
+          <w:p>
+            <w:r>
+              <w:t>At most two sentences; count the supplied full-stop-delimited sentences</w:t>
+            </w:r>
+          </w:p>
+        </w:tc>
+      </w:tr>
+      <w:tr>
+        <w:tc>
+          <w:tcPr>
+            <w:tcW w:type="dxa" w:w="5112"/>
+          </w:tcPr>
+          <w:p>
+            <w:r>
+              <w:t>Release for this exercise</w:t>
+            </w:r>
+          </w:p>
+        </w:tc>
+        <w:tc>
+          <w:tcPr>
+            <w:tcW w:type="dxa" w:w="5112"/>
+          </w:tcPr>
+          <w:p>
+            <w:r>
+              <w:t>All three checks pass; do not replace the gate with a total</w:t>
+            </w:r>
+          </w:p>
+        </w:tc>
+      </w:tr>
+      <w:tr>
+        <w:tc>
+          <w:tcPr>
+            <w:tcW w:type="dxa" w:w="5112"/>
+          </w:tcPr>
+          <w:p>
+            <w:r>
+              <w:t>Not measured</w:t>
+            </w:r>
+          </w:p>
+        </w:tc>
+        <w:tc>
+          <w:tcPr>
+            <w:tcW w:type="dxa" w:w="5112"/>
+          </w:tcPr>
+          <w:p>
+            <w:r>
+              <w:t>Readability across learners, broad safety, completeness for other questions and learning benefit</w:t>
+            </w:r>
+          </w:p>
+        </w:tc>
+      </w:tr>
+    </w:tbl>
+    <w:p>
+      <w:pPr>
+        <w:pStyle w:val="Heading2"/>
+      </w:pPr>
+      <w:r>
+        <w:t>Read S1 and the complete root draft</w:t>
+      </w:r>
+    </w:p>
+    <w:p>
+      <w:pPr>
+        <w:spacing w:line="336" w:lineRule="auto" w:after="180"/>
+      </w:pPr>
+      <w:r>
+        <w:rPr>
+          <w:b w:val="0"/>
+        </w:rPr>
+        <w:t>Use a quality rubric whose safety gate cannot be traded for attractive formatting.</w:t>
+      </w:r>
+    </w:p>
+    <w:p>
+      <w:pPr>
+        <w:spacing w:line="336" w:lineRule="auto" w:after="180"/>
+      </w:pPr>
+      <w:r>
+        <w:rPr>
+          <w:b w:val="0"/>
+        </w:rPr>
+        <w:t xml:space="preserve">Approved S1 says: “A root </w:t>
+      </w:r>
+      <w:r>
+        <w:rPr>
+          <w:b/>
+        </w:rPr>
+        <w:t>anchor</w:t>
+      </w:r>
+      <w:r>
+        <w:rPr>
+          <w:b w:val="0"/>
+        </w:rPr>
+        <w:t xml:space="preserve">s a plant in soil.” Rubric: every claim supported by S1, at most two sentences. Draft: “A root </w:t>
+      </w:r>
+      <w:r>
+        <w:rPr>
+          <w:b/>
+        </w:rPr>
+        <w:t>anchor</w:t>
+      </w:r>
+      <w:r>
+        <w:rPr>
+          <w:b w:val="0"/>
+        </w:rPr>
+        <w:t>s a plant in soil. Roots grow exactly 2 cm each day.”</w:t>
+      </w:r>
+    </w:p>
+    <w:p>
+      <w:pPr>
+        <w:spacing w:line="336" w:lineRule="auto" w:after="180"/>
+      </w:pPr>
+      <w:r>
+        <w:rPr>
+          <w:b w:val="0"/>
+        </w:rPr>
+        <w:t xml:space="preserve">All </w:t>
+      </w:r>
+      <w:r>
+        <w:rPr>
+          <w:b/>
+        </w:rPr>
+        <w:t>input</w:t>
+      </w:r>
+      <w:r>
+        <w:rPr>
+          <w:b w:val="0"/>
+        </w:rPr>
+        <w:t>s and outcomes in this worked example are invented classroom data; no real model run is claimed.</w:t>
+      </w:r>
+    </w:p>
+    <w:p>
+      <w:pPr>
+        <w:spacing w:line="336" w:lineRule="auto" w:after="180"/>
+      </w:pPr>
+      <w:r>
+        <w:rPr>
+          <w:b w:val="0"/>
+        </w:rPr>
+        <w:t>Current question: what role does a root have according to S1? S1 says only A root anchors a plant in soil. Draft has two sentences: the supported anchoring sentence and Roots grow exactly 2 cm each day. Under the three-criterion rubric, task fit and format pass, but source support fails. The source gives no daily growth measurement.</w:t>
+      </w:r>
+    </w:p>
+    <w:p>
+      <w:pPr>
+        <w:spacing w:line="336" w:lineRule="auto" w:after="180"/>
+      </w:pPr>
+      <w:r>
+        <w:rPr>
+          <w:b w:val="0"/>
+        </w:rPr>
+        <w:t>This is an evidence-support gate; do not claim that the exercise measures every dimension of safety.</w:t>
+      </w:r>
+    </w:p>
+    <w:p>
+      <w:pPr>
+        <w:pStyle w:val="Heading2"/>
+      </w:pPr>
+      <w:r>
+        <w:t>Trace the failed evidence gate</w:t>
+      </w:r>
+    </w:p>
+    <w:p>
+      <w:r>
+        <w:drawing>
+          <wp:inline xmlns:a="http://schemas.openxmlformats.org/drawingml/2006/main" xmlns:pic="http://schemas.openxmlformats.org/drawingml/2006/picture">
+            <wp:extent cx="5486400" cy="3337560"/>
+            <wp:docPr id="1" name="Picture 1" descr="Check support: The anchoring sentence matches S1. The daily 2 cm growth sentence has no supporting evidence in S1. → Check format: Two sentences satisfy the format requirement. → Apply gate: Reject the answer for unsupported content despite its correct length."/>
+            <wp:cNvGraphicFramePr>
+              <a:graphicFrameLocks noChangeAspect="1"/>
+            </wp:cNvGraphicFramePr>
+            <a:graphic>
+              <a:graphicData uri="http://schemas.openxmlformats.org/drawingml/2006/picture">
+                <pic:pic>
+                  <pic:nvPicPr>
+                    <pic:cNvPr id="0" name="academy-story-ai-3-25-02.png"/>
+                    <pic:cNvPicPr/>
+                  </pic:nvPicPr>
+                  <pic:blipFill>
+                    <a:blip r:embed="rId9"/>
+                    <a:stretch>
+                      <a:fillRect/>
+                    </a:stretch>
+                  </pic:blipFill>
+                  <pic:spPr>
+                    <a:xfrm>
+                      <a:off x="0" y="0"/>
+                      <a:ext cx="5486400" cy="3337560"/>
+                    </a:xfrm>
+                    <a:prstGeom prst="rect"/>
+                  </pic:spPr>
+                </pic:pic>
+              </a:graphicData>
+            </a:graphic>
+          </wp:inline>
+        </w:drawing>
       </w:r>
     </w:p>
     <w:p>
@@ -721,7 +1235,114 @@
         <w:pStyle w:val="Heading3"/>
       </w:pPr>
       <w:r>
-        <w:t>Preparation for the connected explanation</w:t>
+        <w:t>Read the picture one step at a time</w:t>
+      </w:r>
+    </w:p>
+    <w:tbl>
+      <w:tblPr>
+        <w:tblStyle w:val="LightShading-Accent1"/>
+        <w:tblW w:type="auto" w:w="0"/>
+        <w:tblLook w:firstColumn="1" w:firstRow="1" w:lastColumn="0" w:lastRow="0" w:noHBand="0" w:noVBand="1" w:val="04A0"/>
+      </w:tblPr>
+      <w:tblGrid>
+        <w:gridCol w:w="5112"/>
+        <w:gridCol w:w="5112"/>
+      </w:tblGrid>
+      <w:tr>
+        <w:trPr>
+          <w:tblHeader/>
+        </w:trPr>
+        <w:tc>
+          <w:tcPr>
+            <w:tcW w:type="dxa" w:w="5112"/>
+          </w:tcPr>
+          <w:p>
+            <w:r>
+              <w:t>Step</w:t>
+            </w:r>
+          </w:p>
+        </w:tc>
+        <w:tc>
+          <w:tcPr>
+            <w:tcW w:type="dxa" w:w="5112"/>
+          </w:tcPr>
+          <w:p>
+            <w:r>
+              <w:t>What happens and why</w:t>
+            </w:r>
+          </w:p>
+        </w:tc>
+      </w:tr>
+      <w:tr>
+        <w:tc>
+          <w:tcPr>
+            <w:tcW w:type="dxa" w:w="5112"/>
+          </w:tcPr>
+          <w:p>
+            <w:r>
+              <w:t>1. Check support</w:t>
+            </w:r>
+          </w:p>
+        </w:tc>
+        <w:tc>
+          <w:tcPr>
+            <w:tcW w:type="dxa" w:w="5112"/>
+          </w:tcPr>
+          <w:p>
+            <w:r>
+              <w:t>The anchoring sentence matches S1. The daily 2 cm growth sentence has no supporting evidence in S1.</w:t>
+            </w:r>
+          </w:p>
+        </w:tc>
+      </w:tr>
+      <w:tr>
+        <w:tc>
+          <w:tcPr>
+            <w:tcW w:type="dxa" w:w="5112"/>
+          </w:tcPr>
+          <w:p>
+            <w:r>
+              <w:t>2. Check format</w:t>
+            </w:r>
+          </w:p>
+        </w:tc>
+        <w:tc>
+          <w:tcPr>
+            <w:tcW w:type="dxa" w:w="5112"/>
+          </w:tcPr>
+          <w:p>
+            <w:r>
+              <w:t>Two sentences satisfy the format requirement.</w:t>
+            </w:r>
+          </w:p>
+        </w:tc>
+      </w:tr>
+      <w:tr>
+        <w:tc>
+          <w:tcPr>
+            <w:tcW w:type="dxa" w:w="5112"/>
+          </w:tcPr>
+          <w:p>
+            <w:r>
+              <w:t>3. Apply gate</w:t>
+            </w:r>
+          </w:p>
+        </w:tc>
+        <w:tc>
+          <w:tcPr>
+            <w:tcW w:type="dxa" w:w="5112"/>
+          </w:tcPr>
+          <w:p>
+            <w:r>
+              <w:t>Reject the answer for unsupported content despite its correct length.</w:t>
+            </w:r>
+          </w:p>
+        </w:tc>
+      </w:tr>
+    </w:tbl>
+    <w:p>
+      <w:r>
+        <w:t>Match each pictured step to the supplied facts. This is a worked teaching case, not an independent assessment.</w:t>
       </w:r>
     </w:p>
     <w:p>
@@ -732,7 +1353,19 @@
         <w:rPr>
           <w:b w:val="0"/>
         </w:rPr>
-        <w:t>Two 45-minute sessions. A system evaluation set contains cases with expected behaviour and scoring rules. It should cover retrieval, support, fallback and permissions rather than only easy answerable questions.</w:t>
+        <w:t xml:space="preserve">Compare each draft sentence directly with S1. The </w:t>
+      </w:r>
+      <w:r>
+        <w:rPr>
+          <w:b/>
+        </w:rPr>
+        <w:t>anchor</w:t>
+      </w:r>
+      <w:r>
+        <w:rPr>
+          <w:b w:val="0"/>
+        </w:rPr>
+        <w:t>ing claim matches the supplied source; the daily growth claim adds a measurement the source never gives.</w:t>
       </w:r>
     </w:p>
     <w:p>
@@ -743,19 +1376,27 @@
         <w:rPr>
           <w:b w:val="0"/>
         </w:rPr>
-        <w:t xml:space="preserve">Use the supplied constructed scenarios to make the </w:t>
+        <w:t xml:space="preserve">Two sentences pass the format rule, but unsupported content fails the mandatory </w:t>
       </w:r>
       <w:r>
         <w:rPr>
           <w:b/>
         </w:rPr>
-        <w:t>mechanism</w:t>
-      </w:r>
-      <w:r>
-        <w:rPr>
-          <w:b w:val="0"/>
-        </w:rPr>
-        <w:t xml:space="preserve"> inspectable. Collect W4 before sharing solutions.</w:t>
+        <w:t>evidence</w:t>
+      </w:r>
+      <w:r>
+        <w:rPr>
+          <w:b w:val="0"/>
+        </w:rPr>
+        <w:t xml:space="preserve"> gate. Removing that sentence repairs the support defect rather than merely polishing the wording.</w:t>
+      </w:r>
+    </w:p>
+    <w:p>
+      <w:pPr>
+        <w:pStyle w:val="Heading2"/>
+      </w:pPr>
+      <w:r>
+        <w:t>Predict the justified repair</w:t>
       </w:r>
     </w:p>
     <w:p>
@@ -766,19 +1407,454 @@
         <w:rPr>
           <w:b w:val="0"/>
         </w:rPr>
-        <w:t xml:space="preserve">Students should name intermediate </w:t>
-      </w:r>
+        <w:t>Change: Remove the unsupported sentence while preserving the supported one.</w:t>
+      </w:r>
+    </w:p>
+    <w:p>
+      <w:pPr>
+        <w:spacing w:line="336" w:lineRule="auto" w:after="180"/>
+      </w:pPr>
       <w:r>
         <w:rPr>
           <w:b/>
         </w:rPr>
+        <w:t>Prediction</w:t>
+      </w:r>
+      <w:r>
+        <w:rPr>
+          <w:b w:val="0"/>
+        </w:rPr>
+        <w:t>: The revised one-sentence answer passes these two declared checks.</w:t>
+      </w:r>
+    </w:p>
+    <w:p>
+      <w:pPr>
+        <w:spacing w:line="336" w:lineRule="auto" w:after="180"/>
+      </w:pPr>
+      <w:r>
+        <w:rPr>
+          <w:b w:val="0"/>
+        </w:rPr>
+        <w:t>Reason: The remaining claim is supported and one sentence is within the maximum.</w:t>
+      </w:r>
+    </w:p>
+    <w:p>
+      <w:pPr>
+        <w:pStyle w:val="Heading2"/>
+      </w:pPr>
+      <w:r>
+        <w:t>State the unmeasured-quality limit</w:t>
+      </w:r>
+    </w:p>
+    <w:p>
+      <w:pPr>
+        <w:spacing w:line="336" w:lineRule="auto" w:after="180"/>
+      </w:pPr>
+      <w:r>
+        <w:rPr>
+          <w:b w:val="0"/>
+        </w:rPr>
+        <w:t>Passing this small rubric does not establish readability, completeness or benefit across every pupil and question.</w:t>
+      </w:r>
+    </w:p>
+    <w:p>
+      <w:pPr>
+        <w:spacing w:line="336" w:lineRule="auto" w:after="180"/>
+      </w:pPr>
+      <w:r>
+        <w:rPr>
+          <w:b w:val="0"/>
+        </w:rPr>
+        <w:t xml:space="preserve">Cover the result. Ask learners to name the </w:t>
+      </w:r>
+      <w:r>
+        <w:rPr>
+          <w:b/>
+        </w:rPr>
+        <w:t>input</w:t>
+      </w:r>
+      <w:r>
+        <w:rPr>
+          <w:b w:val="0"/>
+        </w:rPr>
+        <w:t xml:space="preserve">s and predict the next step. Uncover one step, connect the icon to the actual procedure, and explain its </w:t>
+      </w:r>
+      <w:r>
+        <w:rPr>
+          <w:b/>
+        </w:rPr>
         <w:t>evidence</w:t>
       </w:r>
       <w:r>
         <w:rPr>
           <w:b w:val="0"/>
         </w:rPr>
-        <w:t xml:space="preserve"> and limitations; classroom pacing and learning effectiveness remain unvalidated.</w:t>
+        <w:t>. Then change the supplied condition and compare.</w:t>
+      </w:r>
+    </w:p>
+    <w:p>
+      <w:pPr>
+        <w:spacing w:line="336" w:lineRule="auto" w:after="180"/>
+      </w:pPr>
+      <w:r>
+        <w:rPr>
+          <w:b w:val="0"/>
+        </w:rPr>
+        <w:t>The picture is a representation; it does not document execution of a real AI model.</w:t>
+      </w:r>
+    </w:p>
+    <w:p>
+      <w:pPr>
+        <w:pStyle w:val="Heading2"/>
+      </w:pPr>
+      <w:r>
+        <w:t>Review · Earlier point-total illustration · reference / check after trying</w:t>
+      </w:r>
+    </w:p>
+    <w:p>
+      <w:pPr>
+        <w:spacing w:line="336" w:lineRule="auto" w:after="180"/>
+      </w:pPr>
+      <w:r>
+        <w:rPr>
+          <w:b w:val="0"/>
+        </w:rPr>
+        <w:t>Rubric gives 0–2 each for support, usefulness and safety. Response is useful and safe but unsupported.</w:t>
+      </w:r>
+    </w:p>
+    <w:p>
+      <w:pPr>
+        <w:spacing w:line="336" w:lineRule="auto" w:after="180"/>
+      </w:pPr>
+      <w:r>
+        <w:rPr>
+          <w:b w:val="0"/>
+        </w:rPr>
+        <w:t>Why can a total mislead?</w:t>
+      </w:r>
+    </w:p>
+    <w:p>
+      <w:pPr>
+        <w:spacing w:line="336" w:lineRule="auto" w:after="180"/>
+      </w:pPr>
+      <w:r>
+        <w:rPr>
+          <w:b w:val="0"/>
+        </w:rPr>
+        <w:t>It may get 4/6 while failing essential support. Declare mandatory criteria before testing so other points cannot compensate.</w:t>
+      </w:r>
+    </w:p>
+    <w:p>
+      <w:pPr>
+        <w:pStyle w:val="Heading2"/>
+      </w:pPr>
+      <w:r>
+        <w:t>Review · Earlier evaluation-set calculations · reference / check after trying</w:t>
+      </w:r>
+    </w:p>
+    <w:p>
+      <w:pPr>
+        <w:spacing w:line="336" w:lineRule="auto" w:after="180"/>
+      </w:pPr>
+      <w:r>
+        <w:rPr>
+          <w:b w:val="0"/>
+        </w:rPr>
+        <w:t>A system evaluation set contains cases with expected behaviour and scoring rules. It should cover retrieval, support, fallback and permissions rather than only easy answerable questions.</w:t>
+      </w:r>
+    </w:p>
+    <w:p>
+      <w:pPr>
+        <w:spacing w:line="336" w:lineRule="auto" w:after="180"/>
+      </w:pPr>
+      <w:r>
+        <w:rPr>
+          <w:b w:val="0"/>
+        </w:rPr>
+        <w:t xml:space="preserve">Record case ID, </w:t>
+      </w:r>
+      <w:r>
+        <w:rPr>
+          <w:b/>
+        </w:rPr>
+        <w:t>evidence</w:t>
+      </w:r>
+      <w:r>
+        <w:rPr>
+          <w:b w:val="0"/>
+        </w:rPr>
+        <w:t xml:space="preserve"> version, expected claims or fallback, permitted actions and scoring rubric. Separate development from final cases. Aggregate metrics only after checking required conditions individually.</w:t>
+      </w:r>
+    </w:p>
+    <w:p>
+      <w:pPr>
+        <w:spacing w:line="336" w:lineRule="auto" w:after="180"/>
+      </w:pPr>
+      <w:r>
+        <w:rPr>
+          <w:b w:val="0"/>
+        </w:rPr>
+        <w:t>Ten cases include six answerable and four missing-</w:t>
+      </w:r>
+      <w:r>
+        <w:rPr>
+          <w:b/>
+        </w:rPr>
+        <w:t>evidence</w:t>
+      </w:r>
+      <w:r>
+        <w:rPr>
+          <w:b w:val="0"/>
+        </w:rPr>
+        <w:t xml:space="preserve"> cases. System answers five answerable correctly and abstains appropriately on three missing cases.</w:t>
+      </w:r>
+    </w:p>
+    <w:p>
+      <w:pPr>
+        <w:spacing w:line="336" w:lineRule="auto" w:after="180"/>
+      </w:pPr>
+      <w:r>
+        <w:rPr>
+          <w:b w:val="0"/>
+        </w:rPr>
+        <w:t xml:space="preserve">Answer correctness 5/6; appropriate fallback 3/4; combined </w:t>
+      </w:r>
+      <w:r>
+        <w:rPr>
+          <w:b/>
+        </w:rPr>
+        <w:t>contract pass</w:t>
+      </w:r>
+      <w:r>
+        <w:rPr>
+          <w:b w:val="0"/>
+        </w:rPr>
+        <w:t>es 8/10 if each case has one required outcome. Different denominators answer different questions.</w:t>
+      </w:r>
+    </w:p>
+    <w:p>
+      <w:pPr>
+        <w:pStyle w:val="Heading2"/>
+      </w:pPr>
+      <w:r>
+        <w:t>Earlier wording, alternatives and picture transcripts · reference / check after trying</w:t>
+      </w:r>
+    </w:p>
+    <w:p>
+      <w:pPr>
+        <w:spacing w:line="336" w:lineRule="auto" w:after="180"/>
+      </w:pPr>
+      <w:r>
+        <w:rPr>
+          <w:b w:val="0"/>
+        </w:rPr>
+        <w:t>Explain the mechanism</w:t>
+      </w:r>
+    </w:p>
+    <w:p>
+      <w:pPr>
+        <w:spacing w:line="336" w:lineRule="auto" w:after="180"/>
+      </w:pPr>
+      <w:r>
+        <w:rPr>
+          <w:b/>
+        </w:rPr>
+        <w:t>Input</w:t>
+      </w:r>
+      <w:r>
+        <w:rPr>
+          <w:b w:val="0"/>
+        </w:rPr>
+        <w:t xml:space="preserve"> → </w:t>
+      </w:r>
+      <w:r>
+        <w:rPr>
+          <w:b/>
+        </w:rPr>
+        <w:t>Process</w:t>
+      </w:r>
+      <w:r>
+        <w:rPr>
+          <w:b w:val="0"/>
+        </w:rPr>
+        <w:t xml:space="preserve"> → </w:t>
+      </w:r>
+      <w:r>
+        <w:rPr>
+          <w:b/>
+        </w:rPr>
+        <w:t>Output</w:t>
+      </w:r>
+    </w:p>
+    <w:p>
+      <w:pPr>
+        <w:spacing w:line="336" w:lineRule="auto" w:after="180"/>
+      </w:pPr>
+      <w:r>
+        <w:rPr>
+          <w:b w:val="0"/>
+        </w:rPr>
+        <w:t>Trace the information. At each stage, ask what changed and how you could test it.</w:t>
+      </w:r>
+    </w:p>
+    <w:p>
+      <w:pPr>
+        <w:spacing w:line="336" w:lineRule="auto" w:after="180"/>
+      </w:pPr>
+      <w:r>
+        <w:rPr>
+          <w:b w:val="0"/>
+        </w:rPr>
+        <w:t>Which stage could fail even when the other two are correct? Explain:</w:t>
+      </w:r>
+    </w:p>
+    <w:p>
+      <w:pPr>
+        <w:spacing w:line="336" w:lineRule="auto" w:after="180"/>
+      </w:pPr>
+      <w:r>
+        <w:rPr>
+          <w:b w:val="0"/>
+        </w:rPr>
+        <w:t xml:space="preserve">Predict first. Then check each step. A correct answer without visible reasoning is incomplete </w:t>
+      </w:r>
+      <w:r>
+        <w:rPr>
+          <w:b/>
+        </w:rPr>
+        <w:t>evidence</w:t>
+      </w:r>
+      <w:r>
+        <w:rPr>
+          <w:b w:val="0"/>
+        </w:rPr>
+        <w:t>.</w:t>
+      </w:r>
+    </w:p>
+    <w:p>
+      <w:pPr>
+        <w:spacing w:line="336" w:lineRule="auto" w:after="180"/>
+      </w:pPr>
+      <w:r>
+        <w:rPr>
+          <w:b w:val="0"/>
+        </w:rPr>
+        <w:t xml:space="preserve">1. </w:t>
+      </w:r>
+      <w:r>
+        <w:rPr>
+          <w:b/>
+        </w:rPr>
+        <w:t>Output</w:t>
+      </w:r>
+      <w:r>
+        <w:rPr>
+          <w:b w:val="0"/>
+        </w:rPr>
+        <w:t xml:space="preserve"> is clear and useful but contains one unsupported claim.</w:t>
+      </w:r>
+    </w:p>
+    <w:p>
+      <w:pPr>
+        <w:spacing w:line="336" w:lineRule="auto" w:after="180"/>
+      </w:pPr>
+      <w:r>
+        <w:rPr>
+          <w:b w:val="0"/>
+        </w:rPr>
+        <w:t>2. Clarity=4 does not cancel correctness=1.</w:t>
+      </w:r>
+    </w:p>
+    <w:p>
+      <w:pPr>
+        <w:spacing w:line="336" w:lineRule="auto" w:after="180"/>
+      </w:pPr>
+      <w:r>
+        <w:rPr>
+          <w:b w:val="0"/>
+        </w:rPr>
+        <w:t xml:space="preserve">3. Score each </w:t>
+      </w:r>
+      <w:r>
+        <w:rPr>
+          <w:b/>
+        </w:rPr>
+        <w:t>dimension</w:t>
+      </w:r>
+      <w:r>
+        <w:rPr>
+          <w:b w:val="0"/>
+        </w:rPr>
+        <w:t xml:space="preserve"> using observable </w:t>
+      </w:r>
+      <w:r>
+        <w:rPr>
+          <w:b/>
+        </w:rPr>
+        <w:t>anchor</w:t>
+      </w:r>
+      <w:r>
+        <w:rPr>
+          <w:b w:val="0"/>
+        </w:rPr>
+        <w:t>s.</w:t>
+      </w:r>
+    </w:p>
+    <w:p>
+      <w:pPr>
+        <w:spacing w:line="336" w:lineRule="auto" w:after="180"/>
+      </w:pPr>
+      <w:r>
+        <w:rPr>
+          <w:b w:val="0"/>
+        </w:rPr>
+        <w:t xml:space="preserve">4. Discuss scorer disagreements and refine ambiguous </w:t>
+      </w:r>
+      <w:r>
+        <w:rPr>
+          <w:b/>
+        </w:rPr>
+        <w:t>anchor</w:t>
+      </w:r>
+      <w:r>
+        <w:rPr>
+          <w:b w:val="0"/>
+        </w:rPr>
+        <w:t>s.</w:t>
+      </w:r>
+    </w:p>
+    <w:p>
+      <w:pPr>
+        <w:spacing w:line="336" w:lineRule="auto" w:after="180"/>
+      </w:pPr>
+      <w:r>
+        <w:rPr>
+          <w:b w:val="0"/>
+        </w:rPr>
+        <w:t>Recalculate, retrace, or restate the reasoning in your own representation:</w:t>
+      </w:r>
+    </w:p>
+    <w:p>
+      <w:pPr>
+        <w:spacing w:line="336" w:lineRule="auto" w:after="180"/>
+      </w:pPr>
+      <w:r>
+        <w:rPr>
+          <w:b w:val="0"/>
+        </w:rPr>
+        <w:t xml:space="preserve">CHECK Did the </w:t>
+      </w:r>
+      <w:r>
+        <w:rPr>
+          <w:b/>
+        </w:rPr>
+        <w:t>evidence</w:t>
+      </w:r>
+      <w:r>
+        <w:rPr>
+          <w:b w:val="0"/>
+        </w:rPr>
+        <w:t xml:space="preserve"> answer the exact question? Did the total, path, or source record stay consistent?</w:t>
       </w:r>
     </w:p>
     <w:p>
@@ -786,7 +1862,23 @@
         <w:pStyle w:val="Heading3"/>
       </w:pPr>
       <w:r>
-        <w:t>Readiness answer</w:t>
+        <w:t>Concrete teaching case</w:t>
+      </w:r>
+    </w:p>
+    <w:p>
+      <w:pPr>
+        <w:pStyle w:val="Heading3"/>
+      </w:pPr>
+      <w:r>
+        <w:t>Exact explanation to model</w:t>
+      </w:r>
+    </w:p>
+    <w:p>
+      <w:pPr>
+        <w:pStyle w:val="Heading3"/>
+      </w:pPr>
+      <w:r>
+        <w:t>Explain the added worked example</w:t>
       </w:r>
     </w:p>
     <w:p>
@@ -797,31 +1889,7 @@
         <w:rPr>
           <w:b w:val="0"/>
         </w:rPr>
-        <w:t xml:space="preserve">A result depends on the </w:t>
-      </w:r>
-      <w:r>
-        <w:rPr>
-          <w:b/>
-        </w:rPr>
-        <w:t>input</w:t>
-      </w:r>
-      <w:r>
-        <w:rPr>
-          <w:b w:val="0"/>
-        </w:rPr>
-        <w:t xml:space="preserve">s, procedure and conditions that produced it. Preserve data roles and distinguish observed outcomes from </w:t>
-      </w:r>
-      <w:r>
-        <w:rPr>
-          <w:b/>
-        </w:rPr>
-        <w:t>prediction</w:t>
-      </w:r>
-      <w:r>
-        <w:rPr>
-          <w:b w:val="0"/>
-        </w:rPr>
-        <w:t>s or unmeasured conditions.</w:t>
+        <w:t>Begin by writing the question the procedure is intended to answer. Identify the information already supplied, the information it will produce and the information still missing.</w:t>
       </w:r>
     </w:p>
     <w:p>
@@ -832,442 +1900,7 @@
         <w:rPr>
           <w:b w:val="0"/>
         </w:rPr>
-        <w:t>If the prior concept cannot be explained, use a short retrieval activity before this chapter.</w:t>
-      </w:r>
-    </w:p>
-    <w:p>
-      <w:pPr>
-        <w:spacing w:line="336" w:lineRule="auto" w:after="180"/>
-      </w:pPr>
-      <w:r>
-        <w:rPr>
-          <w:b w:val="0"/>
-        </w:rPr>
-        <w:t>Lesson and workbook; paper and pencil</w:t>
-      </w:r>
-    </w:p>
-    <w:p>
-      <w:pPr>
-        <w:spacing w:line="336" w:lineRule="auto" w:after="180"/>
-      </w:pPr>
-      <w:r>
-        <w:rPr>
-          <w:b w:val="0"/>
-        </w:rPr>
-        <w:t>Calculator and optional local Python 3 for arithmetic; no live API or private data</w:t>
-      </w:r>
-    </w:p>
-    <w:p>
-      <w:pPr>
-        <w:spacing w:line="336" w:lineRule="auto" w:after="180"/>
-      </w:pPr>
-      <w:r>
-        <w:rPr>
-          <w:b w:val="0"/>
-        </w:rPr>
-        <w:t>Prepare the fresh retry separately and withhold its solution until after collection</w:t>
-      </w:r>
-    </w:p>
-    <w:p>
-      <w:pPr>
-        <w:pStyle w:val="Heading3"/>
-      </w:pPr>
-      <w:r>
-        <w:t>End goal for the pictorial case</w:t>
-      </w:r>
-    </w:p>
-    <w:p>
-      <w:pPr>
-        <w:spacing w:line="336" w:lineRule="auto" w:after="180"/>
-      </w:pPr>
-      <w:r>
-        <w:rPr>
-          <w:b w:val="0"/>
-        </w:rPr>
-        <w:t>By the end, I can explain quality rubrics using a traced example and a stated limitation.</w:t>
-      </w:r>
-    </w:p>
-    <w:p>
-      <w:pPr>
-        <w:spacing w:line="336" w:lineRule="auto" w:after="180"/>
-      </w:pPr>
-      <w:r>
-        <w:rPr>
-          <w:b w:val="0"/>
-        </w:rPr>
-        <w:t>This added worked case illustrates the week’s main idea. Retain all original and connected topics; schedule its practice within the teaching cycle.</w:t>
-      </w:r>
-    </w:p>
-    <w:p>
-      <w:pPr>
-        <w:pStyle w:val="Heading1"/>
-      </w:pPr>
-      <w:r>
-        <w:t>02. Explain the mechanism</w:t>
-      </w:r>
-    </w:p>
-    <w:p>
-      <w:r>
-        <w:t>Model Quality Rubrics using the supplied case, labelled mechanism and reasoning. Make the scope of each conclusion explicit.</w:t>
-      </w:r>
-    </w:p>
-    <w:p>
-      <w:pPr>
-        <w:spacing w:line="336" w:lineRule="auto" w:after="180"/>
-      </w:pPr>
-      <w:r>
-        <w:rPr>
-          <w:b/>
-        </w:rPr>
-        <w:t>Input</w:t>
-      </w:r>
-      <w:r>
-        <w:rPr>
-          <w:b w:val="0"/>
-        </w:rPr>
-        <w:t xml:space="preserve"> → </w:t>
-      </w:r>
-      <w:r>
-        <w:rPr>
-          <w:b/>
-        </w:rPr>
-        <w:t>Process</w:t>
-      </w:r>
-      <w:r>
-        <w:rPr>
-          <w:b w:val="0"/>
-        </w:rPr>
-        <w:t xml:space="preserve"> → </w:t>
-      </w:r>
-      <w:r>
-        <w:rPr>
-          <w:b/>
-        </w:rPr>
-        <w:t>Output</w:t>
-      </w:r>
-    </w:p>
-    <w:p>
-      <w:pPr>
-        <w:spacing w:line="336" w:lineRule="auto" w:after="180"/>
-      </w:pPr>
-      <w:r>
-        <w:rPr>
-          <w:b w:val="0"/>
-        </w:rPr>
-        <w:t>Trace the information. At each stage, ask what changed and how you could test it.</w:t>
-      </w:r>
-    </w:p>
-    <w:p>
-      <w:pPr>
-        <w:spacing w:line="336" w:lineRule="auto" w:after="180"/>
-      </w:pPr>
-      <w:r>
-        <w:rPr>
-          <w:b w:val="0"/>
-        </w:rPr>
-        <w:t>Which stage could fail even when the other two are correct? Explain:</w:t>
-      </w:r>
-    </w:p>
-    <w:p>
-      <w:pPr>
-        <w:spacing w:line="336" w:lineRule="auto" w:after="180"/>
-      </w:pPr>
-      <w:r>
-        <w:rPr>
-          <w:b w:val="0"/>
-        </w:rPr>
-        <w:t xml:space="preserve">Predict first. Then check each step. A correct answer without visible reasoning is incomplete </w:t>
-      </w:r>
-      <w:r>
-        <w:rPr>
-          <w:b/>
-        </w:rPr>
-        <w:t>evidence</w:t>
-      </w:r>
-      <w:r>
-        <w:rPr>
-          <w:b w:val="0"/>
-        </w:rPr>
-        <w:t>.</w:t>
-      </w:r>
-    </w:p>
-    <w:p>
-      <w:pPr>
-        <w:spacing w:line="336" w:lineRule="auto" w:after="180"/>
-        <w:shd w:fill="F4F9FC"/>
-      </w:pPr>
-      <w:r>
-        <w:rPr>
-          <w:b w:val="0"/>
-        </w:rPr>
-        <w:t xml:space="preserve">1. </w:t>
-      </w:r>
-      <w:r>
-        <w:rPr>
-          <w:b/>
-        </w:rPr>
-        <w:t>Output</w:t>
-      </w:r>
-      <w:r>
-        <w:rPr>
-          <w:b w:val="0"/>
-        </w:rPr>
-        <w:t xml:space="preserve"> is clear and useful but contains one unsupported claim.</w:t>
-      </w:r>
-    </w:p>
-    <w:p>
-      <w:pPr>
-        <w:spacing w:line="336" w:lineRule="auto" w:after="180"/>
-        <w:shd w:fill="F4F9FC"/>
-      </w:pPr>
-      <w:r>
-        <w:rPr>
-          <w:b w:val="0"/>
-        </w:rPr>
-        <w:t>2. Clarity=4 does not cancel correctness=1.</w:t>
-      </w:r>
-    </w:p>
-    <w:p>
-      <w:pPr>
-        <w:spacing w:line="336" w:lineRule="auto" w:after="180"/>
-        <w:shd w:fill="F4F9FC"/>
-      </w:pPr>
-      <w:r>
-        <w:rPr>
-          <w:b w:val="0"/>
-        </w:rPr>
-        <w:t xml:space="preserve">3. Score each </w:t>
-      </w:r>
-      <w:r>
-        <w:rPr>
-          <w:b/>
-        </w:rPr>
-        <w:t>dimension</w:t>
-      </w:r>
-      <w:r>
-        <w:rPr>
-          <w:b w:val="0"/>
-        </w:rPr>
-        <w:t xml:space="preserve"> using observable </w:t>
-      </w:r>
-      <w:r>
-        <w:rPr>
-          <w:b/>
-        </w:rPr>
-        <w:t>anchor</w:t>
-      </w:r>
-      <w:r>
-        <w:rPr>
-          <w:b w:val="0"/>
-        </w:rPr>
-        <w:t>s.</w:t>
-      </w:r>
-    </w:p>
-    <w:p>
-      <w:pPr>
-        <w:spacing w:line="336" w:lineRule="auto" w:after="180"/>
-        <w:shd w:fill="F4F9FC"/>
-      </w:pPr>
-      <w:r>
-        <w:rPr>
-          <w:b w:val="0"/>
-        </w:rPr>
-        <w:t xml:space="preserve">4. Discuss scorer disagreements and refine ambiguous </w:t>
-      </w:r>
-      <w:r>
-        <w:rPr>
-          <w:b/>
-        </w:rPr>
-        <w:t>anchor</w:t>
-      </w:r>
-      <w:r>
-        <w:rPr>
-          <w:b w:val="0"/>
-        </w:rPr>
-        <w:t>s.</w:t>
-      </w:r>
-    </w:p>
-    <w:p>
-      <w:pPr>
-        <w:spacing w:line="336" w:lineRule="auto" w:after="180"/>
-      </w:pPr>
-      <w:r>
-        <w:rPr>
-          <w:b w:val="0"/>
-        </w:rPr>
-        <w:t>Recalculate, retrace, or restate the reasoning in your own representation:</w:t>
-      </w:r>
-    </w:p>
-    <w:p>
-      <w:pPr>
-        <w:spacing w:line="336" w:lineRule="auto" w:after="180"/>
-        <w:shd w:fill="F5F1FB"/>
-      </w:pPr>
-      <w:r>
-        <w:rPr>
-          <w:b w:val="0"/>
-        </w:rPr>
-        <w:t xml:space="preserve">CHECK Did the </w:t>
-      </w:r>
-      <w:r>
-        <w:rPr>
-          <w:b/>
-        </w:rPr>
-        <w:t>evidence</w:t>
-      </w:r>
-      <w:r>
-        <w:rPr>
-          <w:b w:val="0"/>
-        </w:rPr>
-        <w:t xml:space="preserve"> answer the exact question? Did the total, path, or source record stay consistent?</w:t>
-      </w:r>
-    </w:p>
-    <w:p>
-      <w:pPr>
-        <w:pStyle w:val="Heading3"/>
-      </w:pPr>
-      <w:r>
-        <w:t>Concrete teaching case</w:t>
-      </w:r>
-    </w:p>
-    <w:p>
-      <w:pPr>
-        <w:pStyle w:val="Heading3"/>
-      </w:pPr>
-      <w:r>
-        <w:t>The teaching case</w:t>
-      </w:r>
-    </w:p>
-    <w:p>
-      <w:pPr>
-        <w:spacing w:line="336" w:lineRule="auto" w:after="180"/>
-        <w:shd w:fill="F1F6FC"/>
-      </w:pPr>
-      <w:r>
-        <w:rPr>
-          <w:b w:val="0"/>
-        </w:rPr>
-        <w:t>Rubric gives 0–2 each for support, usefulness and safety. Response is useful and safe but unsupported.</w:t>
-      </w:r>
-    </w:p>
-    <w:p>
-      <w:pPr>
-        <w:spacing w:line="336" w:lineRule="auto" w:after="180"/>
-        <w:shd w:fill="F5F1FB"/>
-      </w:pPr>
-      <w:r>
-        <w:rPr>
-          <w:b w:val="0"/>
-        </w:rPr>
-        <w:t>Why can a total mislead?</w:t>
-      </w:r>
-    </w:p>
-    <w:p>
-      <w:pPr>
-        <w:pStyle w:val="Heading3"/>
-      </w:pPr>
-      <w:r>
-        <w:t>Exact explanation to model</w:t>
-      </w:r>
-    </w:p>
-    <w:p>
-      <w:pPr>
-        <w:pStyle w:val="Heading3"/>
-      </w:pPr>
-      <w:r>
-        <w:t>Why the result follows</w:t>
-      </w:r>
-    </w:p>
-    <w:p>
-      <w:pPr>
-        <w:spacing w:line="336" w:lineRule="auto" w:after="180"/>
-        <w:shd w:fill="F1F6FC"/>
-      </w:pPr>
-      <w:r>
-        <w:rPr>
-          <w:b w:val="0"/>
-        </w:rPr>
-        <w:t>It may get 4/6 while failing essential support. Declare mandatory criteria before testing so other points cannot compensate.</w:t>
-      </w:r>
-    </w:p>
-    <w:p>
-      <w:pPr>
-        <w:pStyle w:val="Heading3"/>
-      </w:pPr>
-      <w:r>
-        <w:t>Explain the added worked example</w:t>
-      </w:r>
-    </w:p>
-    <w:p>
-      <w:pPr>
-        <w:spacing w:line="336" w:lineRule="auto" w:after="180"/>
-      </w:pPr>
-      <w:r>
-        <w:rPr>
-          <w:b w:val="0"/>
-        </w:rPr>
-        <w:t>A system evaluation set contains cases with expected behaviour and scoring rules. It should cover retrieval, support, fallback and permissions rather than only easy answerable questions.</w:t>
-      </w:r>
-    </w:p>
-    <w:p>
-      <w:pPr>
-        <w:pStyle w:val="Heading3"/>
-      </w:pPr>
-      <w:r>
-        <w:t>Explain the added worked example · 1</w:t>
-      </w:r>
-    </w:p>
-    <w:p>
-      <w:pPr>
-        <w:spacing w:line="336" w:lineRule="auto" w:after="180"/>
-      </w:pPr>
-      <w:r>
-        <w:rPr>
-          <w:b w:val="0"/>
-        </w:rPr>
-        <w:t>Begin by writing the question the procedure is intended to answer. Identify the information already supplied, the information it will produce and the information still missing.</w:t>
-      </w:r>
-    </w:p>
-    <w:p>
-      <w:pPr>
-        <w:spacing w:line="336" w:lineRule="auto" w:after="180"/>
-      </w:pPr>
-      <w:r>
-        <w:rPr>
-          <w:b w:val="0"/>
-        </w:rPr>
         <w:t>These are constructed classroom examples; they do not require live accounts, private records or an external service. Do not treat a plausible explanation as a measured outcome.</w:t>
-      </w:r>
-    </w:p>
-    <w:p>
-      <w:pPr>
-        <w:spacing w:line="336" w:lineRule="auto" w:after="180"/>
-      </w:pPr>
-      <w:r>
-        <w:rPr>
-          <w:b w:val="0"/>
-        </w:rPr>
-        <w:t xml:space="preserve">Record case ID, </w:t>
-      </w:r>
-      <w:r>
-        <w:rPr>
-          <w:b/>
-        </w:rPr>
-        <w:t>evidence</w:t>
-      </w:r>
-      <w:r>
-        <w:rPr>
-          <w:b w:val="0"/>
-        </w:rPr>
-        <w:t xml:space="preserve"> version, expected claims or fallback, permitted actions and scoring rubric. Separate development from final cases. Aggregate metrics only after checking required conditions individually.</w:t>
-      </w:r>
-    </w:p>
-    <w:p>
-      <w:pPr>
-        <w:pStyle w:val="Heading3"/>
-      </w:pPr>
-      <w:r>
-        <w:t>Explain the added worked example · 2</w:t>
       </w:r>
     </w:p>
     <w:p>
@@ -1476,60 +2109,6 @@
         <w:rPr>
           <w:b w:val="0"/>
         </w:rPr>
-        <w:t>Ten cases include six answerable and four missing-</w:t>
-      </w:r>
-      <w:r>
-        <w:rPr>
-          <w:b/>
-        </w:rPr>
-        <w:t>evidence</w:t>
-      </w:r>
-      <w:r>
-        <w:rPr>
-          <w:b w:val="0"/>
-        </w:rPr>
-        <w:t xml:space="preserve"> cases. System answers five answerable correctly and abstains appropriately on three missing cases.</w:t>
-      </w:r>
-    </w:p>
-    <w:p>
-      <w:pPr>
-        <w:spacing w:line="336" w:lineRule="auto" w:after="180"/>
-      </w:pPr>
-      <w:r>
-        <w:rPr>
-          <w:b w:val="0"/>
-        </w:rPr>
-        <w:t xml:space="preserve">Answer correctness 5/6; appropriate fallback 3/4; combined </w:t>
-      </w:r>
-      <w:r>
-        <w:rPr>
-          <w:b/>
-        </w:rPr>
-        <w:t>contract pass</w:t>
-      </w:r>
-      <w:r>
-        <w:rPr>
-          <w:b w:val="0"/>
-        </w:rPr>
-        <w:t>es 8/10 if each case has one required outcome. Different denominators answer different questions.</w:t>
-      </w:r>
-    </w:p>
-    <w:p>
-      <w:pPr>
-        <w:pStyle w:val="Heading3"/>
-      </w:pPr>
-      <w:r>
-        <w:t>Model the reasoning aloud · 3</w:t>
-      </w:r>
-    </w:p>
-    <w:p>
-      <w:pPr>
-        <w:spacing w:line="336" w:lineRule="auto" w:after="180"/>
-      </w:pPr>
-      <w:r>
-        <w:rPr>
-          <w:b w:val="0"/>
-        </w:rPr>
         <w:t xml:space="preserve">Compare the intermediate </w:t>
       </w:r>
       <w:r>
@@ -1703,97 +2282,10 @@
     </w:p>
     <w:p>
       <w:pPr>
-        <w:spacing w:line="336" w:lineRule="auto" w:after="180"/>
-      </w:pPr>
-      <w:r>
-        <w:rPr>
-          <w:b w:val="0"/>
-        </w:rPr>
-        <w:t>Use a quality rubric whose safety gate cannot be traded for attractive formatting.</w:t>
-      </w:r>
-    </w:p>
-    <w:p>
-      <w:pPr>
         <w:pStyle w:val="Heading3"/>
       </w:pPr>
       <w:r>
         <w:t>The facts we will use</w:t>
-      </w:r>
-    </w:p>
-    <w:p>
-      <w:pPr>
-        <w:pStyle w:val="Heading3"/>
-      </w:pPr>
-      <w:r>
-        <w:t>Supplied facts</w:t>
-      </w:r>
-    </w:p>
-    <w:p>
-      <w:pPr>
-        <w:spacing w:line="336" w:lineRule="auto" w:after="180"/>
-        <w:shd w:fill="F1F6FC"/>
-      </w:pPr>
-      <w:r>
-        <w:rPr>
-          <w:b w:val="0"/>
-        </w:rPr>
-        <w:t xml:space="preserve">Approved S1 says: “A root </w:t>
-      </w:r>
-      <w:r>
-        <w:rPr>
-          <w:b/>
-        </w:rPr>
-        <w:t>anchor</w:t>
-      </w:r>
-      <w:r>
-        <w:rPr>
-          <w:b w:val="0"/>
-        </w:rPr>
-        <w:t xml:space="preserve">s a plant in soil.” Rubric: every claim supported by S1, at most two sentences. Draft: “A root </w:t>
-      </w:r>
-      <w:r>
-        <w:rPr>
-          <w:b/>
-        </w:rPr>
-        <w:t>anchor</w:t>
-      </w:r>
-      <w:r>
-        <w:rPr>
-          <w:b w:val="0"/>
-        </w:rPr>
-        <w:t>s a plant in soil. Roots grow exactly 2 cm each day.”</w:t>
-      </w:r>
-    </w:p>
-    <w:p>
-      <w:pPr>
-        <w:pStyle w:val="Heading3"/>
-      </w:pPr>
-      <w:r>
-        <w:t>Supplied facts</w:t>
-      </w:r>
-    </w:p>
-    <w:p>
-      <w:pPr>
-        <w:spacing w:line="336" w:lineRule="auto" w:after="180"/>
-        <w:shd w:fill="F1F6FC"/>
-      </w:pPr>
-      <w:r>
-        <w:rPr>
-          <w:b w:val="0"/>
-        </w:rPr>
-        <w:t xml:space="preserve">All </w:t>
-      </w:r>
-      <w:r>
-        <w:rPr>
-          <w:b/>
-        </w:rPr>
-        <w:t>input</w:t>
-      </w:r>
-      <w:r>
-        <w:rPr>
-          <w:b w:val="0"/>
-        </w:rPr>
-        <w:t>s and outcomes in this worked example are invented classroom data; no real model run is claimed.</w:t>
       </w:r>
     </w:p>
     <w:p>
@@ -1801,7 +2293,7 @@
         <w:drawing>
           <wp:inline xmlns:a="http://schemas.openxmlformats.org/drawingml/2006/main" xmlns:pic="http://schemas.openxmlformats.org/drawingml/2006/picture">
             <wp:extent cx="5486400" cy="5225143"/>
-            <wp:docPr id="1" name="Picture 1" descr="Quality Rubrics. Check support: The anchoring sentence matches S1. The daily 2 cm growth sentence has no supporting evidence in S1.. Check format: Two sentences satisfy the format requirement.. Apply gate: Reject the answer for unsupported content despite its correct length."/>
+            <wp:docPr id="2" name="Picture 2" descr="Quality Rubrics. Check support: The anchoring sentence matches S1. The daily 2 cm growth sentence has no supporting evidence in S1.. Check format: Two sentences satisfy the format requirement.. Apply gate: Reject the answer for unsupported content despite its correct length."/>
             <wp:cNvGraphicFramePr>
               <a:graphicFrameLocks noChangeAspect="1"/>
             </wp:cNvGraphicFramePr>
@@ -1813,7 +2305,7 @@
                     <pic:cNvPicPr/>
                   </pic:nvPicPr>
                   <pic:blipFill>
-                    <a:blip r:embed="rId9"/>
+                    <a:blip r:embed="rId10"/>
                     <a:stretch>
                       <a:fillRect/>
                     </a:stretch>
@@ -1837,114 +2329,7 @@
         <w:pStyle w:val="Heading3"/>
       </w:pPr>
       <w:r>
-        <w:t>Read the picture one step at a time</w:t>
-      </w:r>
-    </w:p>
-    <w:tbl>
-      <w:tblPr>
-        <w:tblStyle w:val="LightShading-Accent1"/>
-        <w:tblW w:type="auto" w:w="0"/>
-        <w:tblLook w:firstColumn="1" w:firstRow="1" w:lastColumn="0" w:lastRow="0" w:noHBand="0" w:noVBand="1" w:val="04A0"/>
-      </w:tblPr>
-      <w:tblGrid>
-        <w:gridCol w:w="5112"/>
-        <w:gridCol w:w="5112"/>
-      </w:tblGrid>
-      <w:tr>
-        <w:trPr>
-          <w:tblHeader/>
-        </w:trPr>
-        <w:tc>
-          <w:tcPr>
-            <w:tcW w:type="dxa" w:w="5112"/>
-          </w:tcPr>
-          <w:p>
-            <w:r>
-              <w:t>Step</w:t>
-            </w:r>
-          </w:p>
-        </w:tc>
-        <w:tc>
-          <w:tcPr>
-            <w:tcW w:type="dxa" w:w="5112"/>
-          </w:tcPr>
-          <w:p>
-            <w:r>
-              <w:t>What happens and why</w:t>
-            </w:r>
-          </w:p>
-        </w:tc>
-      </w:tr>
-      <w:tr>
-        <w:tc>
-          <w:tcPr>
-            <w:tcW w:type="dxa" w:w="5112"/>
-          </w:tcPr>
-          <w:p>
-            <w:r>
-              <w:t>1. Check support</w:t>
-            </w:r>
-          </w:p>
-        </w:tc>
-        <w:tc>
-          <w:tcPr>
-            <w:tcW w:type="dxa" w:w="5112"/>
-          </w:tcPr>
-          <w:p>
-            <w:r>
-              <w:t>The anchoring sentence matches S1. The daily 2 cm growth sentence has no supporting evidence in S1.</w:t>
-            </w:r>
-          </w:p>
-        </w:tc>
-      </w:tr>
-      <w:tr>
-        <w:tc>
-          <w:tcPr>
-            <w:tcW w:type="dxa" w:w="5112"/>
-          </w:tcPr>
-          <w:p>
-            <w:r>
-              <w:t>2. Check format</w:t>
-            </w:r>
-          </w:p>
-        </w:tc>
-        <w:tc>
-          <w:tcPr>
-            <w:tcW w:type="dxa" w:w="5112"/>
-          </w:tcPr>
-          <w:p>
-            <w:r>
-              <w:t>Two sentences satisfy the format requirement.</w:t>
-            </w:r>
-          </w:p>
-        </w:tc>
-      </w:tr>
-      <w:tr>
-        <w:tc>
-          <w:tcPr>
-            <w:tcW w:type="dxa" w:w="5112"/>
-          </w:tcPr>
-          <w:p>
-            <w:r>
-              <w:t>3. Apply gate</w:t>
-            </w:r>
-          </w:p>
-        </w:tc>
-        <w:tc>
-          <w:tcPr>
-            <w:tcW w:type="dxa" w:w="5112"/>
-          </w:tcPr>
-          <w:p>
-            <w:r>
-              <w:t>Reject the answer for unsupported content despite its correct length.</w:t>
-            </w:r>
-          </w:p>
-        </w:tc>
-      </w:tr>
-    </w:tbl>
-    <w:p>
-      <w:r>
-        <w:t>Match each pictured step to the supplied facts. This is a worked teaching case, not an independent assessment.</w:t>
+        <w:t>Why this result follows</w:t>
       </w:r>
     </w:p>
     <w:p>
@@ -1952,7 +2337,7 @@
         <w:pStyle w:val="Heading3"/>
       </w:pPr>
       <w:r>
-        <w:t>Why this result follows</w:t>
+        <w:t>What this example does not establish</w:t>
       </w:r>
     </w:p>
     <w:p>
@@ -1960,55 +2345,259 @@
         <w:pStyle w:val="Heading3"/>
       </w:pPr>
       <w:r>
-        <w:t>Why the result follows</w:t>
+        <w:t>Change one thing in the pictured case</w:t>
+      </w:r>
+    </w:p>
+    <w:p>
+      <w:pPr>
+        <w:pStyle w:val="Heading3"/>
+      </w:pPr>
+      <w:r>
+        <w:t>Ask while showing the picture</w:t>
+      </w:r>
+    </w:p>
+    <w:p>
+      <w:pPr>
+        <w:pStyle w:val="Heading1"/>
+      </w:pPr>
+      <w:r>
+        <w:t>03. Guide evidence-based rating, then remove help</w:t>
+      </w:r>
+    </w:p>
+    <w:p>
+      <w:r>
+        <w:t>Collect individual judgements before negotiating disagreements.</w:t>
+      </w:r>
+    </w:p>
+    <w:p>
+      <w:pPr>
+        <w:pStyle w:val="Heading2"/>
+      </w:pPr>
+      <w:r>
+        <w:t>Current completion task and key</w:t>
       </w:r>
     </w:p>
     <w:p>
       <w:pPr>
         <w:spacing w:line="336" w:lineRule="auto" w:after="180"/>
-        <w:shd w:fill="F1F6FC"/>
-      </w:pPr>
-      <w:r>
-        <w:rPr>
-          <w:b w:val="0"/>
-        </w:rPr>
-        <w:t xml:space="preserve">Compare each draft sentence directly with S1. The </w:t>
+      </w:pPr>
+      <w:r>
+        <w:rPr>
+          <w:b w:val="0"/>
+        </w:rPr>
+        <w:t>Use S1: A root anchors a plant in soil. Question: what role does a root have? Draft: A root anchors a plant in soil. Roots grow exactly 2 cm each day. Apply source support, task fit and at-most-two-sentence format separately, giving evidence for each. Apply the declared all-three release rule, then predict removing only the unsupported sentence.</w:t>
+      </w:r>
+    </w:p>
+    <w:p>
+      <w:pPr>
+        <w:spacing w:line="336" w:lineRule="auto" w:after="180"/>
+      </w:pPr>
+      <w:r>
+        <w:rPr>
+          <w:b w:val="0"/>
+        </w:rPr>
+        <w:t>Support fails: daily growth has no S1 evidence. Task fit passes: the anchoring clause answers the role question. Format passes: two sentences. Do not release because support is mandatory and all three are required. Removing the growth sentence leaves a supported one-sentence role answer; all three then pass. No general readability or learning benefit is established.</w:t>
+      </w:r>
+    </w:p>
+    <w:p>
+      <w:pPr>
+        <w:pStyle w:val="Heading2"/>
+      </w:pPr>
+      <w:r>
+        <w:t>Current individual gate check</w:t>
+      </w:r>
+    </w:p>
+    <w:p>
+      <w:pPr>
+        <w:spacing w:line="336" w:lineRule="auto" w:after="180"/>
+      </w:pPr>
+      <w:r>
+        <w:rPr>
+          <w:b w:val="0"/>
+        </w:rPr>
+        <w:t>A draft passes task fit and length but contains an unsupported measurement. Can a two-of-three score justify release under the stated all-three rule? Explain what must change.</w:t>
+      </w:r>
+    </w:p>
+    <w:p>
+      <w:pPr>
+        <w:spacing w:line="336" w:lineRule="auto" w:after="180"/>
+      </w:pPr>
+      <w:r>
+        <w:rPr>
+          <w:b w:val="0"/>
+        </w:rPr>
+        <w:t>No. Support is mandatory and all three checks must pass. Repair the unsupported claim, then recheck the whole output.</w:t>
+      </w:r>
+    </w:p>
+    <w:p>
+      <w:pPr>
+        <w:pStyle w:val="Heading2"/>
+      </w:pPr>
+      <w:r>
+        <w:t>Pictorial changed-case reasoning</w:t>
+      </w:r>
+    </w:p>
+    <w:p>
+      <w:pPr>
+        <w:spacing w:line="336" w:lineRule="auto" w:after="180"/>
+      </w:pPr>
+      <w:r>
+        <w:rPr>
+          <w:b w:val="0"/>
+        </w:rPr>
+        <w:t xml:space="preserve">Why is “one out of two checks passed” an insufficient release decision? Point to the relevant step in the picture, then write the changed result and the rule or </w:t>
       </w:r>
       <w:r>
         <w:rPr>
           <w:b/>
         </w:rPr>
-        <w:t>anchor</w:t>
-      </w:r>
-      <w:r>
-        <w:rPr>
-          <w:b w:val="0"/>
-        </w:rPr>
-        <w:t>ing claim matches the supplied source; the daily growth claim adds a measurement the source never gives.</w:t>
+        <w:t>evidence</w:t>
+      </w:r>
+      <w:r>
+        <w:rPr>
+          <w:b w:val="0"/>
+        </w:rPr>
+        <w:t xml:space="preserve"> that supports it.</w:t>
       </w:r>
     </w:p>
     <w:p>
       <w:pPr>
         <w:spacing w:line="336" w:lineRule="auto" w:after="180"/>
-        <w:shd w:fill="F1F6FC"/>
-      </w:pPr>
-      <w:r>
-        <w:rPr>
-          <w:b w:val="0"/>
-        </w:rPr>
-        <w:t xml:space="preserve">Two sentences pass the format rule, but unsupported content fails the mandatory </w:t>
+      </w:pPr>
+      <w:r>
+        <w:rPr>
+          <w:b w:val="0"/>
+        </w:rPr>
+        <w:t>Support is a mandatory gate. Passing length cannot compensate for presenting an unsupported claim as fact. Changed-case check: The revised one-sentence answer passes these two declared checks.</w:t>
+      </w:r>
+    </w:p>
+    <w:p>
+      <w:pPr>
+        <w:spacing w:line="336" w:lineRule="auto" w:after="180"/>
+      </w:pPr>
+      <w:r>
+        <w:rPr>
+          <w:b w:val="0"/>
+        </w:rPr>
+        <w:t>The remaining claim is supported and one sentence is within the maximum.</w:t>
+      </w:r>
+    </w:p>
+    <w:p>
+      <w:pPr>
+        <w:spacing w:line="336" w:lineRule="auto" w:after="180"/>
+      </w:pPr>
+      <w:r>
+        <w:rPr>
+          <w:b w:val="0"/>
+        </w:rPr>
+        <w:t>Changed-case reasoning: The revised one-sentence answer passes these two declared checks. The remaining claim is supported and one sentence is within the maximum.</w:t>
+      </w:r>
+    </w:p>
+    <w:p>
+      <w:pPr>
+        <w:spacing w:line="336" w:lineRule="auto" w:after="180"/>
+      </w:pPr>
+      <w:r>
+        <w:rPr>
+          <w:b w:val="0"/>
+        </w:rPr>
+        <w:t xml:space="preserve">Collect each learner’s explanation before discussion. Use the first missing connection between </w:t>
       </w:r>
       <w:r>
         <w:rPr>
           <w:b/>
         </w:rPr>
+        <w:t>input</w:t>
+      </w:r>
+      <w:r>
+        <w:rPr>
+          <w:b w:val="0"/>
+        </w:rPr>
+        <w:t xml:space="preserve">, deciding step and result to choose support. This question is worked-case practice, not fresh mastery </w:t>
+      </w:r>
+      <w:r>
+        <w:rPr>
+          <w:b/>
+        </w:rPr>
         <w:t>evidence</w:t>
       </w:r>
       <w:r>
         <w:rPr>
           <w:b w:val="0"/>
         </w:rPr>
-        <w:t xml:space="preserve"> gate. Removing that sentence repairs the support defect rather than merely polishing the wording.</w:t>
+        <w:t>.</w:t>
+      </w:r>
+    </w:p>
+    <w:p>
+      <w:pPr>
+        <w:pStyle w:val="Heading2"/>
+      </w:pPr>
+      <w:r>
+        <w:t>Keep each learner explaining</w:t>
+      </w:r>
+    </w:p>
+    <w:p>
+      <w:pPr>
+        <w:spacing w:line="336" w:lineRule="auto" w:after="180"/>
+      </w:pPr>
+      <w:r>
+        <w:rPr>
+          <w:b w:val="0"/>
+        </w:rPr>
+        <w:t>Ask: Which facts are given, and which would we have to assume? Learners mark relevant details before discussing answers.</w:t>
+      </w:r>
+    </w:p>
+    <w:p>
+      <w:pPr>
+        <w:spacing w:line="336" w:lineRule="auto" w:after="180"/>
+      </w:pPr>
+      <w:r>
+        <w:rPr>
+          <w:b w:val="0"/>
+        </w:rPr>
+        <w:t>Say: Predict first. Show the rule, information path or calculation that would produce the result. A correct guess is not yet an explanation.</w:t>
+      </w:r>
+    </w:p>
+    <w:p>
+      <w:pPr>
+        <w:spacing w:line="336" w:lineRule="auto" w:after="180"/>
+      </w:pPr>
+      <w:r>
+        <w:rPr>
+          <w:b w:val="0"/>
+        </w:rPr>
+        <w:t xml:space="preserve">In pairs, one learner solves while the other checks </w:t>
+      </w:r>
+      <w:r>
+        <w:rPr>
+          <w:b/>
+        </w:rPr>
+        <w:t>evidence</w:t>
+      </w:r>
+      <w:r>
+        <w:rPr>
+          <w:b w:val="0"/>
+        </w:rPr>
+        <w:t>; exchange roles. Remove the worked answer before independent assessment.</w:t>
+      </w:r>
+    </w:p>
+    <w:p>
+      <w:pPr>
+        <w:pStyle w:val="Heading2"/>
+      </w:pPr>
+      <w:r>
+        <w:t>Earlier wording, alternatives and picture transcripts · reference / check after trying</w:t>
+      </w:r>
+    </w:p>
+    <w:p>
+      <w:pPr>
+        <w:spacing w:line="336" w:lineRule="auto" w:after="180"/>
+      </w:pPr>
+      <w:r>
+        <w:rPr>
+          <w:b w:val="0"/>
+        </w:rPr>
+        <w:t>Demonstrate and guide practice</w:t>
       </w:r>
     </w:p>
     <w:p>
@@ -2016,7 +2605,63 @@
         <w:pStyle w:val="Heading3"/>
       </w:pPr>
       <w:r>
-        <w:t>What this example does not establish</w:t>
+        <w:t>Board sequence</w:t>
+      </w:r>
+    </w:p>
+    <w:p>
+      <w:pPr>
+        <w:spacing w:line="336" w:lineRule="auto" w:after="180"/>
+      </w:pPr>
+      <w:r>
+        <w:rPr>
+          <w:b w:val="0"/>
+        </w:rPr>
+        <w:t>Write the given facts: Rubric gives 0–2 each for support, usefulness and safety. Response is useful and safe but unsupported.</w:t>
+      </w:r>
+    </w:p>
+    <w:p>
+      <w:pPr>
+        <w:spacing w:line="336" w:lineRule="auto" w:after="180"/>
+      </w:pPr>
+      <w:r>
+        <w:rPr>
+          <w:b w:val="0"/>
+        </w:rPr>
+        <w:t>Write the question to explain: Why can a total mislead?</w:t>
+      </w:r>
+    </w:p>
+    <w:p>
+      <w:pPr>
+        <w:spacing w:line="336" w:lineRule="auto" w:after="180"/>
+      </w:pPr>
+      <w:r>
+        <w:rPr>
+          <w:b w:val="0"/>
+        </w:rPr>
+        <w:t xml:space="preserve">Reveal after </w:t>
+      </w:r>
+      <w:r>
+        <w:rPr>
+          <w:b/>
+        </w:rPr>
+        <w:t>prediction</w:t>
+      </w:r>
+      <w:r>
+        <w:rPr>
+          <w:b w:val="0"/>
+        </w:rPr>
+        <w:t>s: It may get 4/6 while failing essential support. Declare mandatory criteria before testing so other points cannot compensate.</w:t>
+      </w:r>
+    </w:p>
+    <w:p>
+      <w:pPr>
+        <w:spacing w:line="336" w:lineRule="auto" w:after="180"/>
+      </w:pPr>
+      <w:r>
+        <w:rPr>
+          <w:b w:val="0"/>
+        </w:rPr>
+        <w:t>Use the earlier changed question as optional later practice. Reserve Judge the new seed-coat draft independently for the first independent attempt before hints or feedback.</w:t>
       </w:r>
     </w:p>
     <w:p>
@@ -2024,350 +2669,18 @@
         <w:pStyle w:val="Heading3"/>
       </w:pPr>
       <w:r>
-        <w:t>Keep the stated limit</w:t>
+        <w:t>Classroom dialogue</w:t>
       </w:r>
     </w:p>
     <w:p>
       <w:pPr>
         <w:spacing w:line="336" w:lineRule="auto" w:after="180"/>
-        <w:shd w:fill="FFF5E6"/>
-      </w:pPr>
-      <w:r>
-        <w:rPr>
-          <w:b w:val="0"/>
-        </w:rPr>
-        <w:t>Passing this small rubric does not establish readability, completeness or benefit across every pupil and question.</w:t>
-      </w:r>
-    </w:p>
-    <w:p>
-      <w:pPr>
-        <w:pStyle w:val="Heading3"/>
-      </w:pPr>
-      <w:r>
-        <w:t>Change one thing in the pictured case</w:t>
-      </w:r>
-    </w:p>
-    <w:p>
-      <w:pPr>
-        <w:pStyle w:val="Heading3"/>
-      </w:pPr>
-      <w:r>
-        <w:t>Change one thing</w:t>
-      </w:r>
-    </w:p>
-    <w:p>
-      <w:pPr>
-        <w:spacing w:line="336" w:lineRule="auto" w:after="180"/>
-        <w:shd w:fill="F5F1FB"/>
-      </w:pPr>
-      <w:r>
-        <w:rPr>
-          <w:b w:val="0"/>
-        </w:rPr>
-        <w:t>Change: Remove the unsupported sentence while preserving the supported one.</w:t>
-      </w:r>
-    </w:p>
-    <w:p>
-      <w:pPr>
-        <w:pStyle w:val="Heading3"/>
-      </w:pPr>
-      <w:r>
-        <w:t>Predicted result</w:t>
-      </w:r>
-    </w:p>
-    <w:p>
-      <w:pPr>
-        <w:spacing w:line="336" w:lineRule="auto" w:after="180"/>
-        <w:shd w:fill="F1F6FC"/>
-      </w:pPr>
-      <w:r>
-        <w:rPr>
-          <w:b/>
-        </w:rPr>
-        <w:t>Prediction</w:t>
-      </w:r>
-      <w:r>
-        <w:rPr>
-          <w:b w:val="0"/>
-        </w:rPr>
-        <w:t>: The revised one-sentence answer passes these two declared checks.</w:t>
-      </w:r>
-    </w:p>
-    <w:p>
-      <w:pPr>
-        <w:pStyle w:val="Heading3"/>
-      </w:pPr>
-      <w:r>
-        <w:t>Why the result follows</w:t>
-      </w:r>
-    </w:p>
-    <w:p>
-      <w:pPr>
-        <w:spacing w:line="336" w:lineRule="auto" w:after="180"/>
-        <w:shd w:fill="F1F6FC"/>
-      </w:pPr>
-      <w:r>
-        <w:rPr>
-          <w:b w:val="0"/>
-        </w:rPr>
-        <w:t>Reason: The remaining claim is supported and one sentence is within the maximum.</w:t>
-      </w:r>
-    </w:p>
-    <w:p>
-      <w:pPr>
-        <w:pStyle w:val="Heading3"/>
-      </w:pPr>
-      <w:r>
-        <w:t>Ask while showing the picture</w:t>
-      </w:r>
-    </w:p>
-    <w:p>
-      <w:pPr>
-        <w:pStyle w:val="Heading3"/>
-      </w:pPr>
-      <w:r>
-        <w:t>Ask while showing the picture · 4</w:t>
-      </w:r>
-    </w:p>
-    <w:p>
-      <w:pPr>
-        <w:spacing w:line="336" w:lineRule="auto" w:after="180"/>
-      </w:pPr>
-      <w:r>
-        <w:rPr>
-          <w:b w:val="0"/>
-        </w:rPr>
-        <w:t xml:space="preserve">Cover the result. Ask learners to name the </w:t>
-      </w:r>
-      <w:r>
-        <w:rPr>
-          <w:b/>
-        </w:rPr>
-        <w:t>input</w:t>
-      </w:r>
-      <w:r>
-        <w:rPr>
-          <w:b w:val="0"/>
-        </w:rPr>
-        <w:t xml:space="preserve">s and predict the next step. Uncover one step, connect the icon to the actual procedure, and explain its </w:t>
-      </w:r>
-      <w:r>
-        <w:rPr>
-          <w:b/>
-        </w:rPr>
-        <w:t>evidence</w:t>
-      </w:r>
-      <w:r>
-        <w:rPr>
-          <w:b w:val="0"/>
-        </w:rPr>
-        <w:t>. Then change the supplied condition and compare.</w:t>
-      </w:r>
-    </w:p>
-    <w:p>
-      <w:pPr>
-        <w:spacing w:line="336" w:lineRule="auto" w:after="180"/>
-      </w:pPr>
-      <w:r>
-        <w:rPr>
-          <w:b w:val="0"/>
-        </w:rPr>
-        <w:t>The picture is a representation; it does not document execution of a real AI model.</w:t>
-      </w:r>
-    </w:p>
-    <w:p>
-      <w:pPr>
-        <w:pStyle w:val="Heading1"/>
-      </w:pPr>
-      <w:r>
-        <w:t>03. Demonstrate and guide practice</w:t>
-      </w:r>
-    </w:p>
-    <w:p>
-      <w:r>
-        <w:t>Demonstrate Quality Rubrics, reduce support deliberately and check individual reasoning before discussing answers.</w:t>
-      </w:r>
-    </w:p>
-    <w:p>
-      <w:pPr>
-        <w:pStyle w:val="Heading3"/>
-      </w:pPr>
-      <w:r>
-        <w:t>Board sequence</w:t>
-      </w:r>
-    </w:p>
-    <w:p>
-      <w:pPr>
-        <w:pStyle w:val="Heading3"/>
-      </w:pPr>
-      <w:r>
-        <w:t>1. Put the facts on the board</w:t>
-      </w:r>
-    </w:p>
-    <w:p>
-      <w:pPr>
-        <w:spacing w:line="336" w:lineRule="auto" w:after="180"/>
-        <w:shd w:fill="F4F9FC"/>
-      </w:pPr>
-      <w:r>
-        <w:rPr>
-          <w:b w:val="0"/>
-        </w:rPr>
-        <w:t>Write the given facts: Rubric gives 0–2 each for support, usefulness and safety. Response is useful and safe but unsupported.</w:t>
-      </w:r>
-    </w:p>
-    <w:p>
-      <w:pPr>
-        <w:pStyle w:val="Heading3"/>
-      </w:pPr>
-      <w:r>
-        <w:t>2. State the decision to explain</w:t>
-      </w:r>
-    </w:p>
-    <w:p>
-      <w:pPr>
-        <w:spacing w:line="336" w:lineRule="auto" w:after="180"/>
-        <w:shd w:fill="F5F1FB"/>
-      </w:pPr>
-      <w:r>
-        <w:rPr>
-          <w:b w:val="0"/>
-        </w:rPr>
-        <w:t>Write the question to explain: Why can a total mislead?</w:t>
-      </w:r>
-    </w:p>
-    <w:p>
-      <w:pPr>
-        <w:pStyle w:val="Heading3"/>
-      </w:pPr>
-      <w:r>
-        <w:t>3. Reveal the worked reasoning</w:t>
-      </w:r>
-    </w:p>
-    <w:p>
-      <w:pPr>
-        <w:spacing w:line="336" w:lineRule="auto" w:after="180"/>
-        <w:shd w:fill="F1F6FC"/>
-      </w:pPr>
-      <w:r>
-        <w:rPr>
-          <w:b w:val="0"/>
-        </w:rPr>
-        <w:t xml:space="preserve">Reveal after </w:t>
-      </w:r>
-      <w:r>
-        <w:rPr>
-          <w:b/>
-        </w:rPr>
-        <w:t>prediction</w:t>
-      </w:r>
-      <w:r>
-        <w:rPr>
-          <w:b w:val="0"/>
-        </w:rPr>
-        <w:t>s: It may get 4/6 while failing essential support. Declare mandatory criteria before testing so other points cannot compensate.</w:t>
-      </w:r>
-    </w:p>
-    <w:p>
-      <w:pPr>
-        <w:pStyle w:val="Heading3"/>
-      </w:pPr>
-      <w:r>
-        <w:t>Hold back the independent task</w:t>
-      </w:r>
-    </w:p>
-    <w:p>
-      <w:pPr>
-        <w:spacing w:line="336" w:lineRule="auto" w:after="180"/>
-        <w:shd w:fill="F5F1FB"/>
-      </w:pPr>
-      <w:r>
-        <w:rPr>
-          <w:b w:val="0"/>
-        </w:rPr>
-        <w:t>Keep for an independent attempt: Two answers have equally polished language. One has three supported claims; the other has two supported claims and one invented claim. How should a quality rubric distinguish them?</w:t>
-      </w:r>
-    </w:p>
-    <w:p>
-      <w:pPr>
-        <w:pStyle w:val="Heading3"/>
-      </w:pPr>
-      <w:r>
-        <w:t>Classroom dialogue</w:t>
-      </w:r>
-    </w:p>
-    <w:p>
-      <w:pPr>
-        <w:pStyle w:val="Heading3"/>
-      </w:pPr>
-      <w:r>
-        <w:t>Ask the class</w:t>
-      </w:r>
-    </w:p>
-    <w:p>
-      <w:pPr>
-        <w:spacing w:line="336" w:lineRule="auto" w:after="180"/>
-        <w:shd w:fill="F5F1FB"/>
-      </w:pPr>
-      <w:r>
-        <w:rPr>
-          <w:b w:val="0"/>
-        </w:rPr>
-        <w:t>Ask: Which facts are given, and which would we have to assume? Learners mark relevant details before discussing answers.</w:t>
-      </w:r>
-    </w:p>
-    <w:p>
-      <w:pPr>
-        <w:pStyle w:val="Heading3"/>
-      </w:pPr>
-      <w:r>
-        <w:t>Language to model</w:t>
-      </w:r>
-    </w:p>
-    <w:p>
-      <w:pPr>
-        <w:spacing w:line="336" w:lineRule="auto" w:after="180"/>
-        <w:shd w:fill="F1F6F8"/>
-      </w:pPr>
-      <w:r>
-        <w:rPr>
-          <w:b w:val="0"/>
-        </w:rPr>
-        <w:t>Say: Predict first. Show the rule, information path or calculation that would produce the result. A correct guess is not yet an explanation.</w:t>
-      </w:r>
-    </w:p>
-    <w:p>
-      <w:pPr>
-        <w:spacing w:line="336" w:lineRule="auto" w:after="180"/>
       </w:pPr>
       <w:r>
         <w:rPr>
           <w:b w:val="0"/>
         </w:rPr>
         <w:t>Reveal reasoning one step at a time. Explain why a tempting alternative fails. Write units and denominators for arithmetic, trace conditions for decisions, and identify supporting sources for claims.</w:t>
-      </w:r>
-    </w:p>
-    <w:p>
-      <w:pPr>
-        <w:spacing w:line="336" w:lineRule="auto" w:after="180"/>
-      </w:pPr>
-      <w:r>
-        <w:rPr>
-          <w:b w:val="0"/>
-        </w:rPr>
-        <w:t xml:space="preserve">In pairs, one learner solves while the other checks </w:t>
-      </w:r>
-      <w:r>
-        <w:rPr>
-          <w:b/>
-        </w:rPr>
-        <w:t>evidence</w:t>
-      </w:r>
-      <w:r>
-        <w:rPr>
-          <w:b w:val="0"/>
-        </w:rPr>
-        <w:t>; exchange roles. Remove the worked answer before independent assessment.</w:t>
       </w:r>
     </w:p>
     <w:p>
@@ -2689,46 +3002,168 @@
     </w:p>
     <w:p>
       <w:pPr>
+        <w:spacing w:line="336" w:lineRule="auto" w:after="180"/>
+      </w:pPr>
+      <w:r>
+        <w:rPr>
+          <w:b w:val="0"/>
+        </w:rPr>
+        <w:t>Completion task: Ten cases include six answerable and four missing-</w:t>
+      </w:r>
+      <w:r>
+        <w:rPr>
+          <w:b/>
+        </w:rPr>
+        <w:t>evidence</w:t>
+      </w:r>
+      <w:r>
+        <w:rPr>
+          <w:b w:val="0"/>
+        </w:rPr>
+        <w:t xml:space="preserve"> cases. System answers five answerable correctly and abstains appropriately on three missing cases.</w:t>
+      </w:r>
+    </w:p>
+    <w:p>
+      <w:pPr>
+        <w:spacing w:line="336" w:lineRule="auto" w:after="180"/>
+      </w:pPr>
+      <w:r>
+        <w:rPr>
+          <w:b w:val="0"/>
+        </w:rPr>
+        <w:t>Show the intermediate steps and give the conclusion with its scope.</w:t>
+      </w:r>
+    </w:p>
+    <w:p>
+      <w:pPr>
+        <w:spacing w:line="336" w:lineRule="auto" w:after="180"/>
+      </w:pPr>
+      <w:r>
+        <w:rPr>
+          <w:b w:val="0"/>
+        </w:rPr>
+        <w:t xml:space="preserve">Teacher check: Teacher explanation: Answer correctness 5/6; appropriate fallback 3/4; combined </w:t>
+      </w:r>
+      <w:r>
+        <w:rPr>
+          <w:b/>
+        </w:rPr>
+        <w:t>contract pass</w:t>
+      </w:r>
+      <w:r>
+        <w:rPr>
+          <w:b w:val="0"/>
+        </w:rPr>
+        <w:t>es 8/10 if each case has one required outcome. Different denominators answer different questions.</w:t>
+      </w:r>
+    </w:p>
+    <w:p>
+      <w:pPr>
+        <w:spacing w:line="336" w:lineRule="auto" w:after="180"/>
+      </w:pPr>
+      <w:r>
+        <w:rPr>
+          <w:b w:val="0"/>
+        </w:rPr>
+        <w:t xml:space="preserve">Start by identifying the given </w:t>
+      </w:r>
+      <w:r>
+        <w:rPr>
+          <w:b/>
+        </w:rPr>
+        <w:t>input</w:t>
+      </w:r>
+      <w:r>
+        <w:rPr>
+          <w:b w:val="0"/>
+        </w:rPr>
+        <w:t>s together. Leave the intermediate steps blank. If needed, model one step, then withdraw that help on the next step. Move to a full trace only when the partial trace is understood.</w:t>
+      </w:r>
+    </w:p>
+    <w:p>
+      <w:pPr>
+        <w:spacing w:line="336" w:lineRule="auto" w:after="180"/>
+      </w:pPr>
+      <w:r>
+        <w:rPr>
+          <w:b w:val="0"/>
+        </w:rPr>
+        <w:t>For partners, alternate explainer and checker; collect a response from every learner before discussion.</w:t>
+      </w:r>
+    </w:p>
+    <w:p>
+      <w:pPr>
         <w:pStyle w:val="Heading3"/>
       </w:pPr>
       <w:r>
-        <w:t>Completion practice</w:t>
+        <w:t>Individual reasoning check</w:t>
       </w:r>
     </w:p>
     <w:p>
       <w:pPr>
         <w:spacing w:line="336" w:lineRule="auto" w:after="180"/>
-        <w:shd w:fill="F5F1FB"/>
-      </w:pPr>
-      <w:r>
-        <w:rPr>
-          <w:b w:val="0"/>
-        </w:rPr>
-        <w:t>Completion task: Ten cases include six answerable and four missing-</w:t>
+      </w:pPr>
+      <w:r>
+        <w:rPr>
+          <w:b w:val="0"/>
+        </w:rPr>
+        <w:t>Use the worked case for System evaluation sets. Proposed explanation: “The worked result establishes every future case”. Decide whether this explanation is supported.</w:t>
+      </w:r>
+    </w:p>
+    <w:p>
+      <w:pPr>
+        <w:spacing w:line="336" w:lineRule="auto" w:after="180"/>
+      </w:pPr>
+      <w:r>
+        <w:rPr>
+          <w:b w:val="0"/>
+        </w:rPr>
+        <w:t>Point to the step or supplied fact that decides; explain your repair if needed.</w:t>
+      </w:r>
+    </w:p>
+    <w:p>
+      <w:pPr>
+        <w:spacing w:line="336" w:lineRule="auto" w:after="180"/>
+      </w:pPr>
+      <w:r>
+        <w:rPr>
+          <w:b w:val="0"/>
+        </w:rPr>
+        <w:t xml:space="preserve">Expected correction: Evaluation </w:t>
       </w:r>
       <w:r>
         <w:rPr>
           <w:b/>
         </w:rPr>
-        <w:t>evidence</w:t>
-      </w:r>
-      <w:r>
-        <w:rPr>
-          <w:b w:val="0"/>
-        </w:rPr>
-        <w:t xml:space="preserve"> cases. System answers five answerable correctly and abstains appropriately on three missing cases.</w:t>
+        <w:t>coverage</w:t>
+      </w:r>
+      <w:r>
+        <w:rPr>
+          <w:b w:val="0"/>
+        </w:rPr>
+        <w:t xml:space="preserve"> limits the claim; prompts tuned on these cases need new reserved final cases.</w:t>
       </w:r>
     </w:p>
     <w:p>
       <w:pPr>
         <w:spacing w:line="336" w:lineRule="auto" w:after="180"/>
-        <w:shd w:fill="F5F1FB"/>
-      </w:pPr>
-      <w:r>
-        <w:rPr>
-          <w:b w:val="0"/>
-        </w:rPr>
-        <w:t>Show the intermediate steps and give the conclusion with its scope.</w:t>
+      </w:pPr>
+      <w:r>
+        <w:rPr>
+          <w:b w:val="0"/>
+        </w:rPr>
+        <w:t>Collect explanations, not only yes/no votes. If a misunderstanding is common, re-model the relevant step for the class.</w:t>
+      </w:r>
+    </w:p>
+    <w:p>
+      <w:pPr>
+        <w:spacing w:line="336" w:lineRule="auto" w:after="180"/>
+      </w:pPr>
+      <w:r>
+        <w:rPr>
+          <w:b w:val="0"/>
+        </w:rPr>
+        <w:t>If it affects a few learners, give a short targeted group explanation while others solve a more demanding variation.</w:t>
       </w:r>
     </w:p>
     <w:p>
@@ -2736,31 +3171,47 @@
         <w:pStyle w:val="Heading3"/>
       </w:pPr>
       <w:r>
-        <w:t>Reasoning to listen for</w:t>
+        <w:t>Pictorial practice question</w:t>
+      </w:r>
+    </w:p>
+    <w:p>
+      <w:pPr>
+        <w:pStyle w:val="Heading3"/>
+      </w:pPr>
+      <w:r>
+        <w:t>Reasoned teacher answer</w:t>
+      </w:r>
+    </w:p>
+    <w:p>
+      <w:pPr>
+        <w:pStyle w:val="Heading1"/>
+      </w:pPr>
+      <w:r>
+        <w:t>04. Run the three-output rubric comparison</w:t>
+      </w:r>
+    </w:p>
+    <w:p>
+      <w:r>
+        <w:t>Keep rating disagreements and source evidence visible.</w:t>
+      </w:r>
+    </w:p>
+    <w:p>
+      <w:pPr>
+        <w:pStyle w:val="Heading2"/>
+      </w:pPr>
+      <w:r>
+        <w:t>Current cards and answer guidance</w:t>
       </w:r>
     </w:p>
     <w:p>
       <w:pPr>
         <w:spacing w:line="336" w:lineRule="auto" w:after="180"/>
-        <w:shd w:fill="F1F6FC"/>
-      </w:pPr>
-      <w:r>
-        <w:rPr>
-          <w:b w:val="0"/>
-        </w:rPr>
-        <w:t xml:space="preserve">Teacher check: Teacher explanation: Answer correctness 5/6; appropriate fallback 3/4; combined </w:t>
-      </w:r>
-      <w:r>
-        <w:rPr>
-          <w:b/>
-        </w:rPr>
-        <w:t>contract pass</w:t>
-      </w:r>
-      <w:r>
-        <w:rPr>
-          <w:b w:val="0"/>
-        </w:rPr>
-        <w:t>es 8/10 if each case has one required outcome. Different denominators answer different questions.</w:t>
+      </w:pPr>
+      <w:r>
+        <w:rPr>
+          <w:b w:val="0"/>
+        </w:rPr>
+        <w:t>Three root cards: A support fails, task/format pass; B all three pass; C support/task pass, three-sentence format fails. Release only B under this small contract. Missing support is not proof of universal falsity. Independent seed-coat draft fails support for 48 hours; role and format pass, so reject and remove unsupported timing. Broad safety, readability and benefit remain unmeasured.</w:t>
       </w:r>
     </w:p>
     <w:p>
@@ -2771,379 +3222,55 @@
         <w:rPr>
           <w:b w:val="0"/>
         </w:rPr>
-        <w:t xml:space="preserve">Start by identifying the given </w:t>
-      </w:r>
-      <w:r>
-        <w:rPr>
-          <w:b/>
-        </w:rPr>
-        <w:t>input</w:t>
-      </w:r>
-      <w:r>
-        <w:rPr>
-          <w:b w:val="0"/>
-        </w:rPr>
-        <w:t>s together. Leave the intermediate steps blank. If needed, model one step, then withdraw that help on the next step. Move to a full trace only when the partial trace is understood.</w:t>
-      </w:r>
-    </w:p>
-    <w:p>
-      <w:pPr>
-        <w:spacing w:line="336" w:lineRule="auto" w:after="180"/>
-      </w:pPr>
-      <w:r>
-        <w:rPr>
-          <w:b w:val="0"/>
-        </w:rPr>
-        <w:t>For partners, alternate explainer and checker; collect a response from every learner before discussion.</w:t>
-      </w:r>
-    </w:p>
-    <w:p>
-      <w:pPr>
-        <w:pStyle w:val="Heading3"/>
-      </w:pPr>
-      <w:r>
-        <w:t>Individual reasoning check</w:t>
-      </w:r>
-    </w:p>
-    <w:p>
-      <w:pPr>
-        <w:spacing w:line="336" w:lineRule="auto" w:after="180"/>
-      </w:pPr>
-      <w:r>
-        <w:rPr>
-          <w:b w:val="0"/>
-        </w:rPr>
-        <w:t>Use the worked case for System evaluation sets. Proposed explanation: “The worked result establishes every future case”. Decide whether this explanation is supported.</w:t>
-      </w:r>
-    </w:p>
-    <w:p>
-      <w:pPr>
-        <w:spacing w:line="336" w:lineRule="auto" w:after="180"/>
-      </w:pPr>
-      <w:r>
-        <w:rPr>
-          <w:b w:val="0"/>
-        </w:rPr>
-        <w:t>Point to the step or supplied fact that decides; explain your repair if needed.</w:t>
-      </w:r>
-    </w:p>
-    <w:p>
-      <w:pPr>
-        <w:pStyle w:val="Heading3"/>
-      </w:pPr>
-      <w:r>
-        <w:t>Expected repair</w:t>
-      </w:r>
-    </w:p>
-    <w:p>
-      <w:pPr>
-        <w:spacing w:line="336" w:lineRule="auto" w:after="180"/>
-        <w:shd w:fill="F1F6FC"/>
-      </w:pPr>
-      <w:r>
-        <w:rPr>
-          <w:b w:val="0"/>
-        </w:rPr>
-        <w:t xml:space="preserve">Expected correction: Evaluation </w:t>
-      </w:r>
-      <w:r>
-        <w:rPr>
-          <w:b/>
-        </w:rPr>
-        <w:t>coverage</w:t>
-      </w:r>
-      <w:r>
-        <w:rPr>
-          <w:b w:val="0"/>
-        </w:rPr>
-        <w:t xml:space="preserve"> limits the claim; prompts tuned on these cases need new reserved final cases.</w:t>
-      </w:r>
-    </w:p>
-    <w:p>
-      <w:pPr>
-        <w:spacing w:line="336" w:lineRule="auto" w:after="180"/>
-      </w:pPr>
-      <w:r>
-        <w:rPr>
-          <w:b w:val="0"/>
-        </w:rPr>
-        <w:t>Collect explanations, not only yes/no votes. If a misunderstanding is common, re-model the relevant step for the class.</w:t>
-      </w:r>
-    </w:p>
-    <w:p>
-      <w:pPr>
-        <w:spacing w:line="336" w:lineRule="auto" w:after="180"/>
-      </w:pPr>
-      <w:r>
-        <w:rPr>
-          <w:b w:val="0"/>
-        </w:rPr>
-        <w:t>If it affects a few learners, give a short targeted group explanation while others solve a more demanding variation.</w:t>
-      </w:r>
-    </w:p>
-    <w:p>
-      <w:pPr>
-        <w:pStyle w:val="Heading3"/>
-      </w:pPr>
-      <w:r>
-        <w:t>Pictorial practice question</w:t>
-      </w:r>
-    </w:p>
-    <w:p>
-      <w:pPr>
-        <w:spacing w:line="336" w:lineRule="auto" w:after="180"/>
-      </w:pPr>
-      <w:r>
-        <w:rPr>
-          <w:b w:val="0"/>
-        </w:rPr>
-        <w:t xml:space="preserve">Why is “one out of two checks passed” an insufficient release decision? Point to the relevant step in the picture, then write the changed result and the rule or </w:t>
-      </w:r>
-      <w:r>
-        <w:rPr>
-          <w:b/>
-        </w:rPr>
-        <w:t>evidence</w:t>
-      </w:r>
-      <w:r>
-        <w:rPr>
-          <w:b w:val="0"/>
-        </w:rPr>
-        <w:t xml:space="preserve"> that supports it.</w:t>
-      </w:r>
-    </w:p>
-    <w:p>
-      <w:pPr>
-        <w:pStyle w:val="Heading3"/>
-      </w:pPr>
-      <w:r>
-        <w:t>Reasoned teacher answer</w:t>
-      </w:r>
-    </w:p>
-    <w:p>
-      <w:pPr>
-        <w:spacing w:line="336" w:lineRule="auto" w:after="180"/>
-      </w:pPr>
-      <w:r>
-        <w:rPr>
-          <w:b w:val="0"/>
-        </w:rPr>
-        <w:t>Support is a mandatory gate. Passing length cannot compensate for presenting an unsupported claim as fact. Changed-case check: The revised one-sentence answer passes these two declared checks.</w:t>
-      </w:r>
-    </w:p>
-    <w:p>
-      <w:pPr>
-        <w:spacing w:line="336" w:lineRule="auto" w:after="180"/>
-      </w:pPr>
-      <w:r>
-        <w:rPr>
-          <w:b w:val="0"/>
-        </w:rPr>
-        <w:t>The remaining claim is supported and one sentence is within the maximum.</w:t>
-      </w:r>
-    </w:p>
-    <w:p>
-      <w:pPr>
-        <w:spacing w:line="336" w:lineRule="auto" w:after="180"/>
-      </w:pPr>
-      <w:r>
-        <w:rPr>
-          <w:b w:val="0"/>
-        </w:rPr>
-        <w:t>Changed-case reasoning: The revised one-sentence answer passes these two declared checks. The remaining claim is supported and one sentence is within the maximum.</w:t>
-      </w:r>
-    </w:p>
-    <w:p>
-      <w:pPr>
-        <w:spacing w:line="336" w:lineRule="auto" w:after="180"/>
-      </w:pPr>
-      <w:r>
-        <w:rPr>
-          <w:b w:val="0"/>
-        </w:rPr>
-        <w:t xml:space="preserve">Collect each learner’s explanation before discussion. Use the first missing connection between </w:t>
-      </w:r>
-      <w:r>
-        <w:rPr>
-          <w:b/>
-        </w:rPr>
-        <w:t>input</w:t>
-      </w:r>
-      <w:r>
-        <w:rPr>
-          <w:b w:val="0"/>
-        </w:rPr>
-        <w:t xml:space="preserve">, deciding step and result to choose support. This question is worked-case practice, not fresh mastery </w:t>
-      </w:r>
-      <w:r>
-        <w:rPr>
-          <w:b/>
-        </w:rPr>
-        <w:t>evidence</w:t>
-      </w:r>
-      <w:r>
-        <w:rPr>
-          <w:b w:val="0"/>
-        </w:rPr>
-        <w:t>.</w:t>
-      </w:r>
-    </w:p>
-    <w:p>
-      <w:pPr>
-        <w:pStyle w:val="Heading1"/>
-      </w:pPr>
-      <w:r>
-        <w:t>04. Run the weekly evidence lab</w:t>
-      </w:r>
-    </w:p>
-    <w:p>
-      <w:r>
-        <w:t>Run the Quality Rubrics investigation and use the first unsupported step to choose a teaching response.</w:t>
-      </w:r>
-    </w:p>
-    <w:p>
-      <w:pPr>
-        <w:spacing w:line="336" w:lineRule="auto" w:after="180"/>
-      </w:pPr>
-      <w:r>
-        <w:rPr>
-          <w:b w:val="0"/>
-        </w:rPr>
-        <w:t>Words You Can Use to Reason</w:t>
-      </w:r>
-    </w:p>
-    <w:p>
-      <w:pPr>
-        <w:spacing w:line="336" w:lineRule="auto" w:after="180"/>
-      </w:pPr>
-      <w:r>
-        <w:rPr>
-          <w:b w:val="0"/>
-        </w:rPr>
-        <w:t>A definition matters when you can recognize the idea, use it, and contrast it with a near-miss.</w:t>
-      </w:r>
-    </w:p>
-    <w:p>
-      <w:pPr>
-        <w:spacing w:line="336" w:lineRule="auto" w:after="180"/>
-      </w:pPr>
-      <w:r>
-        <w:rPr>
-          <w:b w:val="0"/>
-        </w:rPr>
+        <w:t>Earlier evaluation-rate tasks remain related review.</w:t>
+      </w:r>
+    </w:p>
+    <w:p>
+      <w:pPr>
+        <w:pStyle w:val="Heading2"/>
+      </w:pPr>
+      <w:r>
+        <w:t>Predict, rate and record</w:t>
+      </w:r>
+    </w:p>
+    <w:p>
+      <w:pPr>
+        <w:pStyle w:val="ListNumber"/>
+      </w:pPr>
+      <w:r>
         <w:t>Predict → Test → Record → Explain</w:t>
       </w:r>
     </w:p>
     <w:p>
       <w:pPr>
-        <w:spacing w:line="336" w:lineRule="auto" w:after="180"/>
-      </w:pPr>
-      <w:r>
-        <w:rPr>
-          <w:b w:val="0"/>
-        </w:rPr>
+        <w:pStyle w:val="ListNumber"/>
+      </w:pPr>
+      <w:r>
         <w:t>Keep expected and actual results separate. Surprises are useful data when recorded honestly.</w:t>
       </w:r>
     </w:p>
     <w:p>
       <w:pPr>
-        <w:spacing w:line="336" w:lineRule="auto" w:after="180"/>
-      </w:pPr>
-      <w:r>
-        <w:rPr>
-          <w:b w:val="0"/>
-        </w:rPr>
-        <w:t xml:space="preserve">Score three </w:t>
-      </w:r>
-      <w:r>
-        <w:rPr>
-          <w:b/>
-        </w:rPr>
-        <w:t>output</w:t>
-      </w:r>
-      <w:r>
-        <w:rPr>
-          <w:b w:val="0"/>
-        </w:rPr>
-        <w:t xml:space="preserve">s independently, compare by </w:t>
-      </w:r>
-      <w:r>
-        <w:rPr>
-          <w:b/>
-        </w:rPr>
-        <w:t>dimension</w:t>
-      </w:r>
-      <w:r>
-        <w:rPr>
-          <w:b w:val="0"/>
-        </w:rPr>
-        <w:t xml:space="preserve">, cite </w:t>
-      </w:r>
-      <w:r>
-        <w:rPr>
-          <w:b/>
-        </w:rPr>
-        <w:t>evidence</w:t>
-      </w:r>
-      <w:r>
-        <w:rPr>
-          <w:b w:val="0"/>
-        </w:rPr>
-        <w:t xml:space="preserve"> for each score, and improve one weak </w:t>
-      </w:r>
-      <w:r>
-        <w:rPr>
-          <w:b/>
-        </w:rPr>
-        <w:t>anchor</w:t>
-      </w:r>
-      <w:r>
-        <w:rPr>
-          <w:b w:val="0"/>
-        </w:rPr>
-        <w:t>.</w:t>
-      </w:r>
-    </w:p>
-    <w:p>
-      <w:pPr>
-        <w:spacing w:line="336" w:lineRule="auto" w:after="180"/>
-        <w:shd w:fill="F5F1FB"/>
-      </w:pPr>
-      <w:r>
-        <w:rPr>
-          <w:b w:val="0"/>
-        </w:rPr>
+        <w:pStyle w:val="ListNumber"/>
+      </w:pPr>
+      <w:r>
+        <w:t>Use the three supplied root-role drafts and S1 with the declared source-support, task-fit and sentence-limit anchors. Rate independently, justify each dimension and preserve the mandatory evidence gate. Revise ambiguous anchors explicitly and rescore all outputs; do not claim a live model or usability study.</w:t>
+      </w:r>
+    </w:p>
+    <w:p>
+      <w:pPr>
+        <w:pStyle w:val="ListNumber"/>
+      </w:pPr>
+      <w:r>
         <w:t>What did the hardest test teach you that the normal test did not?</w:t>
       </w:r>
     </w:p>
     <w:p>
       <w:pPr>
-        <w:pStyle w:val="Heading3"/>
-      </w:pPr>
-      <w:r>
-        <w:t>Make the lab runnable</w:t>
-      </w:r>
-    </w:p>
-    <w:p>
-      <w:pPr>
-        <w:spacing w:line="336" w:lineRule="auto" w:after="180"/>
-      </w:pPr>
-      <w:r>
-        <w:rPr>
-          <w:b w:val="0"/>
-        </w:rPr>
-        <w:t>Use the concrete case as the shared normal case and the independent question as a second case. Each pair creates a boundary or missing-information case and predicts its result before testing.</w:t>
-      </w:r>
-    </w:p>
-    <w:p>
-      <w:pPr>
-        <w:spacing w:line="336" w:lineRule="auto" w:after="180"/>
-      </w:pPr>
-      <w:r>
-        <w:rPr>
-          <w:b w:val="0"/>
-        </w:rPr>
-        <w:t>Keep the expected result separate from an observed mistake.</w:t>
+        <w:pStyle w:val="Heading2"/>
+      </w:pPr>
+      <w:r>
+        <w:t>Keep evidence and limits</w:t>
       </w:r>
     </w:p>
     <w:tbl>
@@ -3294,10 +3421,10 @@
     </w:tbl>
     <w:p>
       <w:pPr>
-        <w:pStyle w:val="Heading3"/>
-      </w:pPr>
-      <w:r>
-        <w:t>Diagnose and reteach</w:t>
+        <w:pStyle w:val="Heading2"/>
+      </w:pPr>
+      <w:r>
+        <w:t>Respond to rubric misunderstandings</w:t>
       </w:r>
     </w:p>
     <w:p>
@@ -3308,115 +3435,15 @@
         <w:rPr>
           <w:b w:val="0"/>
         </w:rPr>
-        <w:t>For guessing, return to given facts and request a trace. For vocabulary without application, use one example and one non-example. For arithmetic errors, check the setup before the calculation.</w:t>
-      </w:r>
-    </w:p>
-    <w:p>
-      <w:pPr>
-        <w:spacing w:line="336" w:lineRule="auto" w:after="180"/>
-      </w:pPr>
-      <w:r>
-        <w:rPr>
-          <w:b w:val="0"/>
-        </w:rPr>
-        <w:t>Finish with a different uncoached case before recording mastery.</w:t>
-      </w:r>
-    </w:p>
-    <w:p>
-      <w:pPr>
-        <w:pStyle w:val="Heading3"/>
-      </w:pPr>
-      <w:r>
-        <w:t>Address these additional misconceptions</w:t>
-      </w:r>
-    </w:p>
-    <w:p>
-      <w:pPr>
-        <w:spacing w:line="336" w:lineRule="auto" w:after="180"/>
-      </w:pPr>
-      <w:r>
-        <w:rPr>
-          <w:b w:val="0"/>
-        </w:rPr>
-        <w:t xml:space="preserve">The worked result establishes every future case: Evaluation </w:t>
-      </w:r>
-      <w:r>
-        <w:rPr>
-          <w:b/>
-        </w:rPr>
-        <w:t>coverage</w:t>
-      </w:r>
-      <w:r>
-        <w:rPr>
-          <w:b w:val="0"/>
-        </w:rPr>
-        <w:t xml:space="preserve"> limits the claim; prompts tuned on these cases need new reserved final cases.</w:t>
-      </w:r>
-    </w:p>
-    <w:p>
-      <w:pPr>
-        <w:spacing w:line="336" w:lineRule="auto" w:after="180"/>
-      </w:pPr>
-      <w:r>
-        <w:rPr>
-          <w:b w:val="0"/>
-        </w:rPr>
-        <w:t xml:space="preserve">A missing </w:t>
-      </w:r>
-      <w:r>
-        <w:rPr>
-          <w:b/>
-        </w:rPr>
-        <w:t>input</w:t>
-      </w:r>
-      <w:r>
-        <w:rPr>
-          <w:b w:val="0"/>
-        </w:rPr>
-        <w:t xml:space="preserve"> may be replaced without recording the change: A replacement changes the </w:t>
-      </w:r>
-      <w:r>
-        <w:rPr>
-          <w:b/>
-        </w:rPr>
-        <w:t>evidence</w:t>
-      </w:r>
-      <w:r>
-        <w:rPr>
-          <w:b w:val="0"/>
-        </w:rPr>
-        <w:t xml:space="preserve"> or contract. Record the change and its justification; do not silently turn unknown into a measured value.</w:t>
-      </w:r>
-    </w:p>
-    <w:p>
-      <w:pPr>
-        <w:spacing w:line="336" w:lineRule="auto" w:after="180"/>
-      </w:pPr>
-      <w:r>
-        <w:rPr>
-          <w:b w:val="0"/>
-        </w:rPr>
-        <w:t xml:space="preserve">Repeating an assessed case is new independent </w:t>
-      </w:r>
-      <w:r>
-        <w:rPr>
-          <w:b/>
-        </w:rPr>
-        <w:t>evidence</w:t>
-      </w:r>
-      <w:r>
-        <w:rPr>
-          <w:b w:val="0"/>
-        </w:rPr>
-        <w:t>: A replay checks consistency. An example used for feedback or revision cannot later be described as untouched final evaluation.</w:t>
-      </w:r>
-    </w:p>
-    <w:p>
-      <w:pPr>
-        <w:pStyle w:val="Heading3"/>
-      </w:pPr>
-      <w:r>
-        <w:t>Match the support to the first error</w:t>
+        <w:t>Current misconceptions: high total permits a failed mandatory gate—use the declared release rule; unsupported means false—attribute the evidence gap; one rater’s impression is an anchor—require a visible feature or source passage; changing an anchor improves measured results automatically—version and rescore all cases; three flags measure every quality—name the unmeasured dimensions.</w:t>
+      </w:r>
+    </w:p>
+    <w:p>
+      <w:pPr>
+        <w:pStyle w:val="Heading2"/>
+      </w:pPr>
+      <w:r>
+        <w:t>Choose accessible support</w:t>
       </w:r>
     </w:p>
     <w:tbl>
@@ -3589,15 +3616,456 @@
     </w:p>
     <w:p>
       <w:pPr>
+        <w:pStyle w:val="Heading2"/>
+      </w:pPr>
+      <w:r>
+        <w:t>Earlier wording, alternatives and picture transcripts · reference / check after trying</w:t>
+      </w:r>
+    </w:p>
+    <w:p>
+      <w:pPr>
+        <w:spacing w:line="336" w:lineRule="auto" w:after="180"/>
+      </w:pPr>
+      <w:r>
+        <w:rPr>
+          <w:b w:val="0"/>
+        </w:rPr>
+        <w:t>Run the weekly evidence lab</w:t>
+      </w:r>
+    </w:p>
+    <w:p>
+      <w:pPr>
+        <w:spacing w:line="336" w:lineRule="auto" w:after="180"/>
+      </w:pPr>
+      <w:r>
+        <w:rPr>
+          <w:b w:val="0"/>
+        </w:rPr>
+        <w:t>Words You Can Use to Reason</w:t>
+      </w:r>
+    </w:p>
+    <w:p>
+      <w:pPr>
+        <w:spacing w:line="336" w:lineRule="auto" w:after="180"/>
+      </w:pPr>
+      <w:r>
+        <w:rPr>
+          <w:b w:val="0"/>
+        </w:rPr>
+        <w:t>A definition matters when you can recognize the idea, use it, and contrast it with a near-miss.</w:t>
+      </w:r>
+    </w:p>
+    <w:p>
+      <w:pPr>
+        <w:pStyle w:val="Heading3"/>
+      </w:pPr>
+      <w:r>
+        <w:t>Make the lab runnable</w:t>
+      </w:r>
+    </w:p>
+    <w:p>
+      <w:pPr>
+        <w:spacing w:line="336" w:lineRule="auto" w:after="180"/>
+      </w:pPr>
+      <w:r>
+        <w:rPr>
+          <w:b w:val="0"/>
+        </w:rPr>
+        <w:t>Use the supplied investigation for shared practice. Keep predictions and observed paper-trace results separate. Reserve Judge the new seed-coat draft independently for the individual first attempt before feedback; do not use the reserved case as a paired lab task.</w:t>
+      </w:r>
+    </w:p>
+    <w:p>
+      <w:pPr>
+        <w:pStyle w:val="Heading3"/>
+      </w:pPr>
+      <w:r>
+        <w:t>Diagnose and reteach</w:t>
+      </w:r>
+    </w:p>
+    <w:p>
+      <w:pPr>
+        <w:spacing w:line="336" w:lineRule="auto" w:after="180"/>
+      </w:pPr>
+      <w:r>
+        <w:rPr>
+          <w:b w:val="0"/>
+        </w:rPr>
+        <w:t>For guessing, return to given facts and request a trace. For vocabulary without application, use one example and one non-example. For arithmetic errors, check the setup before the calculation.</w:t>
+      </w:r>
+    </w:p>
+    <w:p>
+      <w:pPr>
+        <w:spacing w:line="336" w:lineRule="auto" w:after="180"/>
+      </w:pPr>
+      <w:r>
+        <w:rPr>
+          <w:b w:val="0"/>
+        </w:rPr>
+        <w:t>Finish with a different uncoached case before recording mastery.</w:t>
+      </w:r>
+    </w:p>
+    <w:p>
+      <w:pPr>
+        <w:pStyle w:val="Heading3"/>
+      </w:pPr>
+      <w:r>
+        <w:t>Address these additional misconceptions</w:t>
+      </w:r>
+    </w:p>
+    <w:p>
+      <w:pPr>
+        <w:spacing w:line="336" w:lineRule="auto" w:after="180"/>
+      </w:pPr>
+      <w:r>
+        <w:rPr>
+          <w:b w:val="0"/>
+        </w:rPr>
+        <w:t xml:space="preserve">The worked result establishes every future case: Evaluation </w:t>
+      </w:r>
+      <w:r>
+        <w:rPr>
+          <w:b/>
+        </w:rPr>
+        <w:t>coverage</w:t>
+      </w:r>
+      <w:r>
+        <w:rPr>
+          <w:b w:val="0"/>
+        </w:rPr>
+        <w:t xml:space="preserve"> limits the claim; prompts tuned on these cases need new reserved final cases.</w:t>
+      </w:r>
+    </w:p>
+    <w:p>
+      <w:pPr>
+        <w:spacing w:line="336" w:lineRule="auto" w:after="180"/>
+      </w:pPr>
+      <w:r>
+        <w:rPr>
+          <w:b w:val="0"/>
+        </w:rPr>
+        <w:t xml:space="preserve">A missing </w:t>
+      </w:r>
+      <w:r>
+        <w:rPr>
+          <w:b/>
+        </w:rPr>
+        <w:t>input</w:t>
+      </w:r>
+      <w:r>
+        <w:rPr>
+          <w:b w:val="0"/>
+        </w:rPr>
+        <w:t xml:space="preserve"> may be replaced without recording the change: A replacement changes the </w:t>
+      </w:r>
+      <w:r>
+        <w:rPr>
+          <w:b/>
+        </w:rPr>
+        <w:t>evidence</w:t>
+      </w:r>
+      <w:r>
+        <w:rPr>
+          <w:b w:val="0"/>
+        </w:rPr>
+        <w:t xml:space="preserve"> or contract. Record the change and its justification; do not silently turn unknown into a measured value.</w:t>
+      </w:r>
+    </w:p>
+    <w:p>
+      <w:pPr>
+        <w:spacing w:line="336" w:lineRule="auto" w:after="180"/>
+      </w:pPr>
+      <w:r>
+        <w:rPr>
+          <w:b w:val="0"/>
+        </w:rPr>
+        <w:t xml:space="preserve">Repeating an assessed case is new independent </w:t>
+      </w:r>
+      <w:r>
+        <w:rPr>
+          <w:b/>
+        </w:rPr>
+        <w:t>evidence</w:t>
+      </w:r>
+      <w:r>
+        <w:rPr>
+          <w:b w:val="0"/>
+        </w:rPr>
+        <w:t>: A replay checks consistency. An example used for feedback or revision cannot later be described as untouched final evaluation.</w:t>
+      </w:r>
+    </w:p>
+    <w:p>
+      <w:pPr>
+        <w:pStyle w:val="Heading3"/>
+      </w:pPr>
+      <w:r>
+        <w:t>Match the support to the first error</w:t>
+      </w:r>
+    </w:p>
+    <w:p>
+      <w:pPr>
         <w:pStyle w:val="Heading1"/>
       </w:pPr>
       <w:r>
-        <w:t>05. Assess and explain the answers</w:t>
-      </w:r>
-    </w:p>
-    <w:p>
-      <w:r>
-        <w:t>Use the Quality Rubrics questions, teacher keys and criteria after the relevant attempts. Previously discussed cases are practice; protect the separately selected independent task.</w:t>
+        <w:t>05. Assess the new seed-coat rubric judgement</w:t>
+      </w:r>
+    </w:p>
+    <w:p>
+      <w:r>
+        <w:t>Reveal this key only after the first attempt.</w:t>
+      </w:r>
+    </w:p>
+    <w:p>
+      <w:pPr>
+        <w:pStyle w:val="Heading2"/>
+      </w:pPr>
+      <w:r>
+        <w:t>Current independent question and key</w:t>
+      </w:r>
+    </w:p>
+    <w:p>
+      <w:pPr>
+        <w:spacing w:line="336" w:lineRule="auto" w:after="180"/>
+      </w:pPr>
+      <w:r>
+        <w:rPr>
+          <w:b w:val="0"/>
+        </w:rPr>
+        <w:t>Approved C2 says: A seed coat protects the seed. Question: what role does the seed coat have? Draft: A seed coat protects the seed. Every seed opens exactly 48 hours later. Use the same three criteria: every factual claim supported by C2, answer the asked role question, at most two sentences. All three are required for release.</w:t>
+      </w:r>
+    </w:p>
+    <w:p>
+      <w:pPr>
+        <w:spacing w:line="336" w:lineRule="auto" w:after="180"/>
+      </w:pPr>
+      <w:r>
+        <w:rPr>
+          <w:b w:val="0"/>
+        </w:rPr>
+        <w:t>Give a separate judgement with evidence for each, the release decision and one justified repair.</w:t>
+      </w:r>
+    </w:p>
+    <w:p>
+      <w:pPr>
+        <w:spacing w:line="336" w:lineRule="auto" w:after="180"/>
+      </w:pPr>
+      <w:r>
+        <w:rPr>
+          <w:b w:val="0"/>
+        </w:rPr>
+        <w:t>Support fails: the 48-hour claim is absent from C2. Task fit passes through the protection clause; format passes with two sentences. Do not release under the all-three rule. Removing the unsupported timing sentence leaves the supported one-sentence role answer; do not invent a source or assert the timing claim is always false.</w:t>
+      </w:r>
+    </w:p>
+    <w:p>
+      <w:pPr>
+        <w:pStyle w:val="Heading2"/>
+      </w:pPr>
+      <w:r>
+        <w:t>Judge reasoning and scope</w:t>
+      </w:r>
+    </w:p>
+    <w:tbl>
+      <w:tblPr>
+        <w:tblStyle w:val="LightShading-Accent1"/>
+        <w:tblW w:type="auto" w:w="0"/>
+        <w:tblLook w:firstColumn="1" w:firstRow="1" w:lastColumn="0" w:lastRow="0" w:noHBand="0" w:noVBand="1" w:val="04A0"/>
+      </w:tblPr>
+      <w:tblGrid>
+        <w:gridCol w:w="5112"/>
+        <w:gridCol w:w="5112"/>
+      </w:tblGrid>
+      <w:tr>
+        <w:trPr>
+          <w:tblHeader/>
+        </w:trPr>
+        <w:tc>
+          <w:tcPr>
+            <w:tcW w:type="dxa" w:w="5112"/>
+          </w:tcPr>
+          <w:p>
+            <w:r>
+              <w:t>Dimension</w:t>
+            </w:r>
+          </w:p>
+        </w:tc>
+        <w:tc>
+          <w:tcPr>
+            <w:tcW w:type="dxa" w:w="5112"/>
+          </w:tcPr>
+          <w:p>
+            <w:r>
+              <w:t>Evidence required</w:t>
+            </w:r>
+          </w:p>
+        </w:tc>
+      </w:tr>
+      <w:tr>
+        <w:tc>
+          <w:tcPr>
+            <w:tcW w:type="dxa" w:w="5112"/>
+          </w:tcPr>
+          <w:p>
+            <w:r>
+              <w:t>Explanation</w:t>
+            </w:r>
+          </w:p>
+        </w:tc>
+        <w:tc>
+          <w:tcPr>
+            <w:tcW w:type="dxa" w:w="5112"/>
+          </w:tcPr>
+          <w:p>
+            <w:r>
+              <w:t>Names the applicable idea or procedure and ties it to the supplied facts.</w:t>
+            </w:r>
+          </w:p>
+        </w:tc>
+      </w:tr>
+      <w:tr>
+        <w:tc>
+          <w:tcPr>
+            <w:tcW w:type="dxa" w:w="5112"/>
+          </w:tcPr>
+          <w:p>
+            <w:r>
+              <w:t>Trace and result</w:t>
+            </w:r>
+          </w:p>
+        </w:tc>
+        <w:tc>
+          <w:tcPr>
+            <w:tcW w:type="dxa" w:w="5112"/>
+          </w:tcPr>
+          <w:p>
+            <w:r>
+              <w:t>Preserves the given inputs and shows the relevant intermediate steps; distinguishes a prediction from an observed execution.</w:t>
+            </w:r>
+          </w:p>
+        </w:tc>
+      </w:tr>
+      <w:tr>
+        <w:tc>
+          <w:tcPr>
+            <w:tcW w:type="dxa" w:w="5112"/>
+          </w:tcPr>
+          <w:p>
+            <w:r>
+              <w:t>Limits</w:t>
+            </w:r>
+          </w:p>
+        </w:tc>
+        <w:tc>
+          <w:tcPr>
+            <w:tcW w:type="dxa" w:w="5112"/>
+          </w:tcPr>
+          <w:p>
+            <w:r>
+              <w:t>States the assumptions, missing evidence or conditions under which the result would change.</w:t>
+            </w:r>
+          </w:p>
+        </w:tc>
+      </w:tr>
+    </w:tbl>
+    <w:p>
+      <w:pPr>
+        <w:spacing w:line="336" w:lineRule="auto" w:after="180"/>
+      </w:pPr>
+      <w:r>
+        <w:rPr>
+          <w:b w:val="0"/>
+        </w:rPr>
+        <w:t xml:space="preserve">Record each </w:t>
+      </w:r>
+      <w:r>
+        <w:rPr>
+          <w:b/>
+        </w:rPr>
+        <w:t>dimension</w:t>
+      </w:r>
+      <w:r>
+        <w:rPr>
+          <w:b w:val="0"/>
+        </w:rPr>
+        <w:t xml:space="preserve"> as not yet, with support, or independent. Accept a valid alternative procedure with a defensible trace.</w:t>
+      </w:r>
+    </w:p>
+    <w:p>
+      <w:pPr>
+        <w:spacing w:line="336" w:lineRule="auto" w:after="180"/>
+      </w:pPr>
+      <w:r>
+        <w:rPr>
+          <w:b w:val="0"/>
+        </w:rPr>
+        <w:t xml:space="preserve">Do not penalise an honestly recorded model failure if the learner correctly explains its </w:t>
+      </w:r>
+      <w:r>
+        <w:rPr>
+          <w:b/>
+        </w:rPr>
+        <w:t>evidence</w:t>
+      </w:r>
+      <w:r>
+        <w:rPr>
+          <w:b w:val="0"/>
+        </w:rPr>
+        <w:t xml:space="preserve"> and limits.</w:t>
+      </w:r>
+    </w:p>
+    <w:p>
+      <w:pPr>
+        <w:pStyle w:val="Heading2"/>
+      </w:pPr>
+      <w:r>
+        <w:t>Give one repair action</w:t>
+      </w:r>
+    </w:p>
+    <w:p>
+      <w:pPr>
+        <w:spacing w:line="336" w:lineRule="auto" w:after="180"/>
+      </w:pPr>
+      <w:r>
+        <w:rPr>
+          <w:b w:val="0"/>
+        </w:rPr>
+        <w:t>Name the earliest unsupported step and give one action to repair it. Have the learner make that repair now and explain why. Then assess the relevant skill on a fresh, fully specified case.</w:t>
+      </w:r>
+    </w:p>
+    <w:p>
+      <w:pPr>
+        <w:spacing w:line="336" w:lineRule="auto" w:after="180"/>
+      </w:pPr>
+      <w:r>
+        <w:rPr>
+          <w:b w:val="0"/>
+        </w:rPr>
+        <w:t>Confirm it was not previously practised with feedback; solve and check the new case before assigning it. A follow-up design prompt is a starting brief, not automatically an equivalent test.</w:t>
+      </w:r>
+    </w:p>
+    <w:p>
+      <w:pPr>
+        <w:pStyle w:val="Heading2"/>
+      </w:pPr>
+      <w:r>
+        <w:t>Current workbook guidance</w:t>
+      </w:r>
+    </w:p>
+    <w:p>
+      <w:pPr>
+        <w:spacing w:line="336" w:lineRule="auto" w:after="180"/>
+      </w:pPr>
+      <w:r>
+        <w:rPr>
+          <w:b w:val="0"/>
+        </w:rPr>
+        <w:t>Current W1 requires observable source, role and length anchors plus the all-three rule. W2 flags support fail/task pass/format pass, then all pass after removing unsupported growth. W3 rejects score compensation. W5 supplies a complete contrasting draft and versions an anchor revision before rescoring. The selected seed-coat task is independent. Earlier rate questions and keys remain review.</w:t>
+      </w:r>
+    </w:p>
+    <w:p>
+      <w:pPr>
+        <w:pStyle w:val="Heading2"/>
+      </w:pPr>
+      <w:r>
+        <w:t>Review · Earlier evaluation questions and keys · reference / check after trying</w:t>
       </w:r>
     </w:p>
     <w:p>
@@ -3605,27 +4073,466 @@
         <w:pStyle w:val="Heading3"/>
       </w:pPr>
       <w:r>
+        <w:t>W1 Explain the mechanism</w:t>
+      </w:r>
+    </w:p>
+    <w:p>
+      <w:pPr>
+        <w:spacing w:line="336" w:lineRule="auto" w:after="180"/>
+      </w:pPr>
+      <w:r>
+        <w:rPr>
+          <w:b w:val="0"/>
+        </w:rPr>
+        <w:t xml:space="preserve">Explain the weekly </w:t>
+      </w:r>
+      <w:r>
+        <w:rPr>
+          <w:b/>
+        </w:rPr>
+        <w:t>mechanism</w:t>
+      </w:r>
+      <w:r>
+        <w:rPr>
+          <w:b w:val="0"/>
+        </w:rPr>
+        <w:t xml:space="preserve"> in your own words. Use the worked scenario to name its </w:t>
+      </w:r>
+      <w:r>
+        <w:rPr>
+          <w:b/>
+        </w:rPr>
+        <w:t>input</w:t>
+      </w:r>
+      <w:r>
+        <w:rPr>
+          <w:b w:val="0"/>
+        </w:rPr>
+        <w:t xml:space="preserve">, decision rule and </w:t>
+      </w:r>
+      <w:r>
+        <w:rPr>
+          <w:b/>
+        </w:rPr>
+        <w:t>output</w:t>
+      </w:r>
+      <w:r>
+        <w:rPr>
+          <w:b w:val="0"/>
+        </w:rPr>
+        <w:t>.</w:t>
+      </w:r>
+    </w:p>
+    <w:p>
+      <w:pPr>
+        <w:spacing w:line="336" w:lineRule="auto" w:after="180"/>
+      </w:pPr>
+      <w:r>
+        <w:rPr>
+          <w:b w:val="0"/>
+        </w:rPr>
+        <w:t>Teacher explanation: A system evaluation set contains cases with expected behaviour and scoring rules. It should cover retrieval, support, fallback and permissions rather than only easy answerable questions.</w:t>
+      </w:r>
+    </w:p>
+    <w:p>
+      <w:pPr>
+        <w:spacing w:line="336" w:lineRule="auto" w:after="180"/>
+      </w:pPr>
+      <w:r>
+        <w:rPr>
+          <w:b w:val="0"/>
+        </w:rPr>
+        <w:t xml:space="preserve">Record case ID, </w:t>
+      </w:r>
+      <w:r>
+        <w:rPr>
+          <w:b/>
+        </w:rPr>
+        <w:t>evidence</w:t>
+      </w:r>
+      <w:r>
+        <w:rPr>
+          <w:b w:val="0"/>
+        </w:rPr>
+        <w:t xml:space="preserve"> version, expected claims or fallback, permitted actions and scoring rubric. Separate development from final cases. Aggregate metrics only after checking required conditions individually.</w:t>
+      </w:r>
+    </w:p>
+    <w:p>
+      <w:pPr>
+        <w:pStyle w:val="Heading3"/>
+      </w:pPr>
+      <w:r>
+        <w:t>W2 Trace the worked case</w:t>
+      </w:r>
+    </w:p>
+    <w:p>
+      <w:pPr>
+        <w:spacing w:line="336" w:lineRule="auto" w:after="180"/>
+      </w:pPr>
+      <w:r>
+        <w:rPr>
+          <w:b w:val="0"/>
+        </w:rPr>
+        <w:t>Ten cases include six answerable and four missing-</w:t>
+      </w:r>
+      <w:r>
+        <w:rPr>
+          <w:b/>
+        </w:rPr>
+        <w:t>evidence</w:t>
+      </w:r>
+      <w:r>
+        <w:rPr>
+          <w:b w:val="0"/>
+        </w:rPr>
+        <w:t xml:space="preserve"> cases. System answers five answerable correctly and abstains appropriately on three missing cases. Show the intermediate steps and give the conclusion with its scope.</w:t>
+      </w:r>
+    </w:p>
+    <w:p>
+      <w:pPr>
+        <w:spacing w:line="336" w:lineRule="auto" w:after="180"/>
+      </w:pPr>
+      <w:r>
+        <w:rPr>
+          <w:b w:val="0"/>
+        </w:rPr>
+        <w:t xml:space="preserve">Teacher explanation: Answer correctness 5/6; appropriate fallback 3/4; combined </w:t>
+      </w:r>
+      <w:r>
+        <w:rPr>
+          <w:b/>
+        </w:rPr>
+        <w:t>contract pass</w:t>
+      </w:r>
+      <w:r>
+        <w:rPr>
+          <w:b w:val="0"/>
+        </w:rPr>
+        <w:t>es 8/10 if each case has one required outcome. Different denominators answer different questions.</w:t>
+      </w:r>
+    </w:p>
+    <w:p>
+      <w:pPr>
+        <w:pStyle w:val="Heading3"/>
+      </w:pPr>
+      <w:r>
+        <w:t>W3 Audit the limit</w:t>
+      </w:r>
+    </w:p>
+    <w:p>
+      <w:pPr>
+        <w:spacing w:line="336" w:lineRule="auto" w:after="180"/>
+      </w:pPr>
+      <w:r>
+        <w:rPr>
+          <w:b w:val="0"/>
+        </w:rPr>
+        <w:t xml:space="preserve">A report omits this qualification: Evaluation </w:t>
+      </w:r>
+      <w:r>
+        <w:rPr>
+          <w:b/>
+        </w:rPr>
+        <w:t>coverage</w:t>
+      </w:r>
+      <w:r>
+        <w:rPr>
+          <w:b w:val="0"/>
+        </w:rPr>
+        <w:t xml:space="preserve"> limits the claim; prompts tuned on these cases need new reserved final cases.</w:t>
+      </w:r>
+    </w:p>
+    <w:p>
+      <w:pPr>
+        <w:spacing w:line="336" w:lineRule="auto" w:after="180"/>
+      </w:pPr>
+      <w:r>
+        <w:rPr>
+          <w:b w:val="0"/>
+        </w:rPr>
+        <w:t>Explain how omitting it could change a reader's interpretation, and write an accurate replacement.</w:t>
+      </w:r>
+    </w:p>
+    <w:p>
+      <w:pPr>
+        <w:spacing w:line="336" w:lineRule="auto" w:after="180"/>
+      </w:pPr>
+      <w:r>
+        <w:rPr>
+          <w:b w:val="0"/>
+        </w:rPr>
+        <w:t xml:space="preserve">Teacher explanation: Evaluation </w:t>
+      </w:r>
+      <w:r>
+        <w:rPr>
+          <w:b/>
+        </w:rPr>
+        <w:t>coverage</w:t>
+      </w:r>
+      <w:r>
+        <w:rPr>
+          <w:b w:val="0"/>
+        </w:rPr>
+        <w:t xml:space="preserve"> limits the claim; prompts tuned on these cases need new reserved final cases.</w:t>
+      </w:r>
+    </w:p>
+    <w:p>
+      <w:pPr>
+        <w:spacing w:line="336" w:lineRule="auto" w:after="180"/>
+      </w:pPr>
+      <w:r>
+        <w:rPr>
+          <w:b w:val="0"/>
+        </w:rPr>
+        <w:t xml:space="preserve">State the observed result separately from the unverified or out-of-scope claim; preserve the original </w:t>
+      </w:r>
+      <w:r>
+        <w:rPr>
+          <w:b/>
+        </w:rPr>
+        <w:t>evidence</w:t>
+      </w:r>
+      <w:r>
+        <w:rPr>
+          <w:b w:val="0"/>
+        </w:rPr>
+        <w:t xml:space="preserve"> rather than inventing a missing fact.</w:t>
+      </w:r>
+    </w:p>
+    <w:p>
+      <w:pPr>
+        <w:pStyle w:val="Heading3"/>
+      </w:pPr>
+      <w:r>
+        <w:t>W4 Apply a new case independently</w:t>
+      </w:r>
+    </w:p>
+    <w:p>
+      <w:pPr>
+        <w:spacing w:line="336" w:lineRule="auto" w:after="180"/>
+      </w:pPr>
+      <w:r>
+        <w:rPr>
+          <w:b w:val="0"/>
+        </w:rPr>
+        <w:t>Twelve cases: eight answerable, four unanswerable. Correct answers six; appropriate abstentions two. Compute separate and combined pass rates.</w:t>
+      </w:r>
+    </w:p>
+    <w:p>
+      <w:pPr>
+        <w:spacing w:line="336" w:lineRule="auto" w:after="180"/>
+      </w:pPr>
+      <w:r>
+        <w:rPr>
+          <w:b w:val="0"/>
+        </w:rPr>
+        <w:t>Teacher explanation: 6/8=75%; 2/4=50%; combined 8/12=2/3. Do not call all twelve answer-accuracy cases.</w:t>
+      </w:r>
+    </w:p>
+    <w:p>
+      <w:pPr>
+        <w:pStyle w:val="Heading3"/>
+      </w:pPr>
+      <w:r>
+        <w:t>W5 Design a revealing follow-up</w:t>
+      </w:r>
+    </w:p>
+    <w:p>
+      <w:pPr>
+        <w:spacing w:line="336" w:lineRule="auto" w:after="180"/>
+      </w:pPr>
+      <w:r>
+        <w:rPr>
+          <w:b w:val="0"/>
+        </w:rPr>
+        <w:t>For the worked scenario, propose one additional case that could reveal a failure, describe its expected outcome before running it, and explain what would need to remain fixed for a fair comparison.</w:t>
+      </w:r>
+    </w:p>
+    <w:p>
+      <w:pPr>
+        <w:spacing w:line="336" w:lineRule="auto" w:after="180"/>
+      </w:pPr>
+      <w:r>
+        <w:rPr>
+          <w:b w:val="0"/>
+        </w:rPr>
+        <w:t>Do not reuse W4 as a new final test after receiving feedback.</w:t>
+      </w:r>
+    </w:p>
+    <w:p>
+      <w:pPr>
+        <w:spacing w:line="336" w:lineRule="auto" w:after="180"/>
+      </w:pPr>
+      <w:r>
+        <w:rPr>
+          <w:b w:val="0"/>
+        </w:rPr>
+        <w:t xml:space="preserve">Teacher explanation: Accept a concrete variant of the worked </w:t>
+      </w:r>
+      <w:r>
+        <w:rPr>
+          <w:b/>
+        </w:rPr>
+        <w:t>input</w:t>
+      </w:r>
+      <w:r>
+        <w:rPr>
+          <w:b w:val="0"/>
+        </w:rPr>
+        <w:t xml:space="preserve"> or a missing/conflicting/boundary condition, with an expectation derived from the declared procedure.</w:t>
+      </w:r>
+    </w:p>
+    <w:p>
+      <w:pPr>
+        <w:spacing w:line="336" w:lineRule="auto" w:after="180"/>
+      </w:pPr>
+      <w:r>
+        <w:rPr>
+          <w:b w:val="0"/>
+        </w:rPr>
+        <w:t xml:space="preserve">Require preserved settings, original </w:t>
+      </w:r>
+      <w:r>
+        <w:rPr>
+          <w:b/>
+        </w:rPr>
+        <w:t>output</w:t>
+      </w:r>
+      <w:r>
+        <w:rPr>
+          <w:b w:val="0"/>
+        </w:rPr>
+        <w:t xml:space="preserve">s and data roles. Evaluation </w:t>
+      </w:r>
+      <w:r>
+        <w:rPr>
+          <w:b/>
+        </w:rPr>
+        <w:t>coverage</w:t>
+      </w:r>
+      <w:r>
+        <w:rPr>
+          <w:b w:val="0"/>
+        </w:rPr>
+        <w:t xml:space="preserve"> limits the claim; prompts tuned on these cases need new reserved final cases.</w:t>
+      </w:r>
+    </w:p>
+    <w:p>
+      <w:pPr>
+        <w:spacing w:line="336" w:lineRule="auto" w:after="180"/>
+      </w:pPr>
+      <w:r>
+        <w:rPr>
+          <w:b w:val="0"/>
+        </w:rPr>
+        <w:t xml:space="preserve">The new case should test this particular </w:t>
+      </w:r>
+      <w:r>
+        <w:rPr>
+          <w:b/>
+        </w:rPr>
+        <w:t>mechanism</w:t>
+      </w:r>
+      <w:r>
+        <w:rPr>
+          <w:b w:val="0"/>
+        </w:rPr>
+        <w:t xml:space="preserve"> rather than merely restate the original result.</w:t>
+      </w:r>
+    </w:p>
+    <w:p>
+      <w:pPr>
+        <w:pStyle w:val="Heading3"/>
+      </w:pPr>
+      <w:r>
+        <w:t>Assess independent transfer</w:t>
+      </w:r>
+    </w:p>
+    <w:p>
+      <w:pPr>
+        <w:spacing w:line="336" w:lineRule="auto" w:after="180"/>
+      </w:pPr>
+      <w:r>
+        <w:rPr>
+          <w:b w:val="0"/>
+        </w:rPr>
+        <w:t>Selected case: Twelve cases: eight answerable, four unanswerable. Correct answers six; appropriate abstentions two. Compute separate and combined pass rates.</w:t>
+      </w:r>
+    </w:p>
+    <w:p>
+      <w:pPr>
+        <w:pStyle w:val="Heading3"/>
+      </w:pPr>
+      <w:r>
+        <w:t>Selected case answer</w:t>
+      </w:r>
+    </w:p>
+    <w:p>
+      <w:pPr>
+        <w:spacing w:line="336" w:lineRule="auto" w:after="180"/>
+      </w:pPr>
+      <w:r>
+        <w:rPr>
+          <w:b w:val="0"/>
+        </w:rPr>
+        <w:t>Teacher explanation: 6/8=75%; 2/4=50%; combined 8/12=2/3. Do not call all twelve answer-accuracy cases.</w:t>
+      </w:r>
+    </w:p>
+    <w:p>
+      <w:pPr>
+        <w:pStyle w:val="Heading2"/>
+      </w:pPr>
+      <w:r>
+        <w:t>Earlier wording, alternatives and picture transcripts · reference / check after trying</w:t>
+      </w:r>
+    </w:p>
+    <w:p>
+      <w:pPr>
+        <w:spacing w:line="336" w:lineRule="auto" w:after="180"/>
+      </w:pPr>
+      <w:r>
+        <w:rPr>
+          <w:b w:val="0"/>
+        </w:rPr>
+        <w:t>Assess and explain the answers</w:t>
+      </w:r>
+    </w:p>
+    <w:p>
+      <w:pPr>
+        <w:pStyle w:val="Heading3"/>
+      </w:pPr>
+      <w:r>
         <w:t>Worked case answer</w:t>
       </w:r>
     </w:p>
     <w:p>
       <w:pPr>
+        <w:spacing w:line="336" w:lineRule="auto" w:after="180"/>
+      </w:pPr>
+      <w:r>
+        <w:rPr>
+          <w:b w:val="0"/>
+        </w:rPr>
+        <w:t>It may get 4/6 while failing essential support. Declare mandatory criteria before testing so other points cannot compensate.</w:t>
+      </w:r>
+    </w:p>
+    <w:p>
+      <w:pPr>
         <w:pStyle w:val="Heading3"/>
       </w:pPr>
       <w:r>
-        <w:t>Teacher key · Worked case answer</w:t>
+        <w:t>Additional transfer practice question</w:t>
       </w:r>
     </w:p>
     <w:p>
       <w:pPr>
         <w:spacing w:line="336" w:lineRule="auto" w:after="180"/>
-        <w:shd w:fill="F1F6FC"/>
-      </w:pPr>
-      <w:r>
-        <w:rPr>
-          <w:b w:val="0"/>
-        </w:rPr>
-        <w:t>It may get 4/6 while failing essential support. Declare mandatory criteria before testing so other points cannot compensate.</w:t>
+      </w:pPr>
+      <w:r>
+        <w:rPr>
+          <w:b w:val="0"/>
+        </w:rPr>
+        <w:t>Two answers have equally polished language. One has three supported claims; the other has two supported claims and one invented claim. How should a quality rubric distinguish them?</w:t>
       </w:r>
     </w:p>
     <w:p>
@@ -3633,49 +4540,12 @@
         <w:pStyle w:val="Heading3"/>
       </w:pPr>
       <w:r>
-        <w:t>Independent question</w:t>
-      </w:r>
-    </w:p>
-    <w:p>
-      <w:pPr>
-        <w:pStyle w:val="Heading3"/>
-      </w:pPr>
-      <w:r>
-        <w:t>Independent question · withhold the key</w:t>
+        <w:t>Reasoned practice answer</w:t>
       </w:r>
     </w:p>
     <w:p>
       <w:pPr>
         <w:spacing w:line="336" w:lineRule="auto" w:after="180"/>
-        <w:shd w:fill="F5F1FB"/>
-      </w:pPr>
-      <w:r>
-        <w:rPr>
-          <w:b w:val="0"/>
-        </w:rPr>
-        <w:t>Two answers have equally polished language. One has three supported claims; the other has two supported claims and one invented claim. How should a quality rubric distinguish them?</w:t>
-      </w:r>
-    </w:p>
-    <w:p>
-      <w:pPr>
-        <w:pStyle w:val="Heading3"/>
-      </w:pPr>
-      <w:r>
-        <w:t>Expected independent answer</w:t>
-      </w:r>
-    </w:p>
-    <w:p>
-      <w:pPr>
-        <w:pStyle w:val="Heading3"/>
-      </w:pPr>
-      <w:r>
-        <w:t>Teacher key · Expected independent answer</w:t>
-      </w:r>
-    </w:p>
-    <w:p>
-      <w:pPr>
-        <w:spacing w:line="336" w:lineRule="auto" w:after="180"/>
-        <w:shd w:fill="F1F6FC"/>
       </w:pPr>
       <w:r>
         <w:rPr>
@@ -3993,22 +4863,84 @@
     </w:p>
     <w:p>
       <w:pPr>
+        <w:spacing w:line="336" w:lineRule="auto" w:after="180"/>
+      </w:pPr>
+      <w:r>
+        <w:rPr>
+          <w:b w:val="0"/>
+        </w:rPr>
+        <w:t xml:space="preserve">No. Require source support as a mandatory pass condition in addition to any overall threshold. Keep tone and format as separate </w:t>
+      </w:r>
+      <w:r>
+        <w:rPr>
+          <w:b/>
+        </w:rPr>
+        <w:t>dimension</w:t>
+      </w:r>
+      <w:r>
+        <w:rPr>
+          <w:b w:val="0"/>
+        </w:rPr>
+        <w:t>s.</w:t>
+      </w:r>
+    </w:p>
+    <w:p>
+      <w:pPr>
+        <w:spacing w:line="336" w:lineRule="auto" w:after="180"/>
+      </w:pPr>
+      <w:r>
+        <w:rPr>
+          <w:b w:val="0"/>
+        </w:rPr>
+        <w:t>State the rule before testing to avoid approving unsupported answers because they look polished.</w:t>
+      </w:r>
+    </w:p>
+    <w:p>
+      <w:pPr>
         <w:pStyle w:val="Heading3"/>
       </w:pPr>
       <w:r>
-        <w:t>Teacher key · Original transfer answer</w:t>
+        <w:t>Explanations for the additional workbook examples</w:t>
+      </w:r>
+    </w:p>
+    <w:p>
+      <w:pPr>
+        <w:pStyle w:val="Heading3"/>
+      </w:pPr>
+      <w:r>
+        <w:t>Feedback that the learner uses</w:t>
+      </w:r>
+    </w:p>
+    <w:p>
+      <w:pPr>
+        <w:pStyle w:val="Heading1"/>
+      </w:pPr>
+      <w:r>
+        <w:t>06. Connect, adapt and return</w:t>
+      </w:r>
+    </w:p>
+    <w:p>
+      <w:r>
+        <w:t>Retain the project evidence and revisit the reasoning on a changed case.</w:t>
+      </w:r>
+    </w:p>
+    <w:p>
+      <w:pPr>
+        <w:pStyle w:val="Heading2"/>
+      </w:pPr>
+      <w:r>
+        <w:t>Project evidence to keep</w:t>
       </w:r>
     </w:p>
     <w:p>
       <w:pPr>
         <w:spacing w:line="336" w:lineRule="auto" w:after="180"/>
-        <w:shd w:fill="F1F6FC"/>
-      </w:pPr>
-      <w:r>
-        <w:rPr>
-          <w:b w:val="0"/>
-        </w:rPr>
-        <w:t xml:space="preserve">No. Require source support as a mandatory pass condition in addition to any overall threshold. Keep tone and format as separate </w:t>
+      </w:pPr>
+      <w:r>
+        <w:rPr>
+          <w:b w:val="0"/>
+        </w:rPr>
+        <w:t>Use a five-</w:t>
       </w:r>
       <w:r>
         <w:rPr>
@@ -4020,1065 +4952,196 @@
         <w:rPr>
           <w:b w:val="0"/>
         </w:rPr>
-        <w:t>s.</w:t>
+        <w:t xml:space="preserve"> rubric and block release when correctness or safety is below threshold.</w:t>
       </w:r>
     </w:p>
     <w:p>
       <w:pPr>
         <w:spacing w:line="336" w:lineRule="auto" w:after="180"/>
-        <w:shd w:fill="F1F6FC"/>
-      </w:pPr>
-      <w:r>
-        <w:rPr>
-          <w:b w:val="0"/>
-        </w:rPr>
-        <w:t>State the rule before testing to avoid approving unsupported answers because they look polished.</w:t>
-      </w:r>
-    </w:p>
-    <w:p>
-      <w:pPr>
-        <w:pStyle w:val="Heading3"/>
-      </w:pPr>
-      <w:r>
-        <w:t>Explanations for the additional workbook examples</w:t>
-      </w:r>
-    </w:p>
-    <w:p>
-      <w:pPr>
-        <w:pStyle w:val="Heading3"/>
-      </w:pPr>
-      <w:r>
-        <w:t>W1 Explain the mechanism</w:t>
-      </w:r>
-    </w:p>
-    <w:p>
-      <w:pPr>
-        <w:pStyle w:val="Heading3"/>
-      </w:pPr>
-      <w:r>
-        <w:t>Workbook question · W1</w:t>
+      </w:pPr>
+      <w:r>
+        <w:rPr>
+          <w:b w:val="0"/>
+        </w:rPr>
+        <w:t xml:space="preserve">Keep the decision, </w:t>
+      </w:r>
+      <w:r>
+        <w:rPr>
+          <w:b/>
+        </w:rPr>
+        <w:t>input</w:t>
+      </w:r>
+      <w:r>
+        <w:rPr>
+          <w:b w:val="0"/>
+        </w:rPr>
+        <w:t xml:space="preserve">, result, explanation and remaining limitation in the project </w:t>
+      </w:r>
+      <w:r>
+        <w:rPr>
+          <w:b/>
+        </w:rPr>
+        <w:t>evidence</w:t>
+      </w:r>
+      <w:r>
+        <w:rPr>
+          <w:b w:val="0"/>
+        </w:rPr>
+        <w:t xml:space="preserve"> record. Retrieve this record next week rather than restarting the project.</w:t>
       </w:r>
     </w:p>
     <w:p>
       <w:pPr>
         <w:spacing w:line="336" w:lineRule="auto" w:after="180"/>
-        <w:shd w:fill="F5F1FB"/>
-      </w:pPr>
-      <w:r>
-        <w:rPr>
-          <w:b w:val="0"/>
-        </w:rPr>
-        <w:t xml:space="preserve">Explain the weekly </w:t>
+      </w:pPr>
+      <w:r>
+        <w:rPr>
+          <w:b w:val="0"/>
+        </w:rPr>
+        <w:t xml:space="preserve">For your Verified Study Buddy, save the </w:t>
       </w:r>
       <w:r>
         <w:rPr>
           <w:b/>
         </w:rPr>
+        <w:t>input</w:t>
+      </w:r>
+      <w:r>
+        <w:rPr>
+          <w:b w:val="0"/>
+        </w:rPr>
+        <w:t>, procedure, observed result and limitation of this check.</w:t>
+      </w:r>
+    </w:p>
+    <w:p>
+      <w:pPr>
+        <w:spacing w:line="336" w:lineRule="auto" w:after="180"/>
+      </w:pPr>
+      <w:r>
+        <w:rPr>
+          <w:b w:val="0"/>
+        </w:rPr>
+        <w:t>Label this worked example as practice; use a different, previously unreviewed case when checking independent understanding.</w:t>
+      </w:r>
+    </w:p>
+    <w:p>
+      <w:pPr>
+        <w:pStyle w:val="Heading2"/>
+      </w:pPr>
+      <w:r>
+        <w:t>Support while preserving the reasoning goal</w:t>
+      </w:r>
+    </w:p>
+    <w:p>
+      <w:pPr>
+        <w:spacing w:line="336" w:lineRule="auto" w:after="180"/>
+      </w:pPr>
+      <w:r>
+        <w:rPr>
+          <w:b w:val="0"/>
+        </w:rPr>
+        <w:t xml:space="preserve">Provide one short approved passage; separate instruction, </w:t>
+      </w:r>
+      <w:r>
+        <w:rPr>
+          <w:b/>
+        </w:rPr>
+        <w:t>input</w:t>
+      </w:r>
+      <w:r>
+        <w:rPr>
+          <w:b w:val="0"/>
+        </w:rPr>
+        <w:t xml:space="preserve">, </w:t>
+      </w:r>
+      <w:r>
+        <w:rPr>
+          <w:b/>
+        </w:rPr>
+        <w:t>output</w:t>
+      </w:r>
+      <w:r>
+        <w:rPr>
+          <w:b w:val="0"/>
+        </w:rPr>
+        <w:t xml:space="preserve"> and </w:t>
+      </w:r>
+      <w:r>
+        <w:rPr>
+          <w:b/>
+        </w:rPr>
+        <w:t>evidence</w:t>
+      </w:r>
+      <w:r>
+        <w:rPr>
+          <w:b w:val="0"/>
+        </w:rPr>
+        <w:t>. Stretch: introduce an unsupported claim or conflicting source and validate claim by claim with a fallback.</w:t>
+      </w:r>
+    </w:p>
+    <w:p>
+      <w:pPr>
+        <w:spacing w:line="336" w:lineRule="auto" w:after="180"/>
+      </w:pPr>
+      <w:r>
+        <w:rPr>
+          <w:b w:val="0"/>
+        </w:rPr>
+        <w:t xml:space="preserve">Provide an </w:t>
+      </w:r>
+      <w:r>
+        <w:rPr>
+          <w:b/>
+        </w:rPr>
+        <w:t>input</w:t>
+      </w:r>
+      <w:r>
+        <w:rPr>
+          <w:b w:val="0"/>
+        </w:rPr>
+        <w:t>/procedure/result/limit frame and a calculator when needed. Ask students to identify the first step before completing the whole trace.</w:t>
+      </w:r>
+    </w:p>
+    <w:p>
+      <w:pPr>
+        <w:spacing w:line="336" w:lineRule="auto" w:after="180"/>
+      </w:pPr>
+      <w:r>
+        <w:rPr>
+          <w:b w:val="0"/>
+        </w:rPr>
+        <w:t xml:space="preserve">Extension: compare two concrete variants of this </w:t>
+      </w:r>
+      <w:r>
+        <w:rPr>
+          <w:b/>
+        </w:rPr>
         <w:t>mechanism</w:t>
       </w:r>
       <w:r>
         <w:rPr>
           <w:b w:val="0"/>
         </w:rPr>
-        <w:t xml:space="preserve"> in your own words. Use the worked scenario to name its </w:t>
-      </w:r>
-      <w:r>
-        <w:rPr>
-          <w:b/>
-        </w:rPr>
-        <w:t>input</w:t>
-      </w:r>
-      <w:r>
-        <w:rPr>
-          <w:b w:val="0"/>
-        </w:rPr>
-        <w:t xml:space="preserve">, decision rule and </w:t>
-      </w:r>
-      <w:r>
-        <w:rPr>
-          <w:b/>
-        </w:rPr>
-        <w:t>output</w:t>
-      </w:r>
-      <w:r>
-        <w:rPr>
-          <w:b w:val="0"/>
-        </w:rPr>
-        <w:t>.</w:t>
-      </w:r>
-    </w:p>
-    <w:p>
-      <w:pPr>
-        <w:pStyle w:val="Heading3"/>
-      </w:pPr>
-      <w:r>
-        <w:t>Teacher reasoning · W1</w:t>
+        <w:t xml:space="preserve"> while holding unrelated conditions fixed; report both successful and unsuccessful outcomes.</w:t>
       </w:r>
     </w:p>
     <w:p>
       <w:pPr>
         <w:spacing w:line="336" w:lineRule="auto" w:after="180"/>
-        <w:shd w:fill="F1F6FC"/>
-      </w:pPr>
-      <w:r>
-        <w:rPr>
-          <w:b w:val="0"/>
-        </w:rPr>
-        <w:t>Teacher explanation: A system evaluation set contains cases with expected behaviour and scoring rules. It should cover retrieval, support, fallback and permissions rather than only easy answerable questions.</w:t>
-      </w:r>
-    </w:p>
-    <w:p>
-      <w:pPr>
-        <w:spacing w:line="336" w:lineRule="auto" w:after="180"/>
-        <w:shd w:fill="F1F6FC"/>
-      </w:pPr>
-      <w:r>
-        <w:rPr>
-          <w:b w:val="0"/>
-        </w:rPr>
-        <w:t xml:space="preserve">Record case ID, </w:t>
-      </w:r>
-      <w:r>
-        <w:rPr>
-          <w:b/>
-        </w:rPr>
-        <w:t>evidence</w:t>
-      </w:r>
-      <w:r>
-        <w:rPr>
-          <w:b w:val="0"/>
-        </w:rPr>
-        <w:t xml:space="preserve"> version, expected claims or fallback, permitted actions and scoring rubric. Separate development from final cases. Aggregate metrics only after checking required conditions individually.</w:t>
-      </w:r>
-    </w:p>
-    <w:p>
-      <w:pPr>
-        <w:pStyle w:val="Heading3"/>
-      </w:pPr>
-      <w:r>
-        <w:t>W2 Trace the worked case</w:t>
-      </w:r>
-    </w:p>
-    <w:p>
-      <w:pPr>
-        <w:pStyle w:val="Heading3"/>
-      </w:pPr>
-      <w:r>
-        <w:t>Workbook question · W2</w:t>
-      </w:r>
-    </w:p>
-    <w:p>
-      <w:pPr>
-        <w:spacing w:line="336" w:lineRule="auto" w:after="180"/>
-        <w:shd w:fill="F5F1FB"/>
-      </w:pPr>
-      <w:r>
-        <w:rPr>
-          <w:b w:val="0"/>
-        </w:rPr>
-        <w:t>Ten cases include six answerable and four missing-</w:t>
-      </w:r>
-      <w:r>
-        <w:rPr>
-          <w:b/>
-        </w:rPr>
-        <w:t>evidence</w:t>
-      </w:r>
-      <w:r>
-        <w:rPr>
-          <w:b w:val="0"/>
-        </w:rPr>
-        <w:t xml:space="preserve"> cases. System answers five answerable correctly and abstains appropriately on three missing cases. Show the intermediate steps and give the conclusion with its scope.</w:t>
-      </w:r>
-    </w:p>
-    <w:p>
-      <w:pPr>
-        <w:pStyle w:val="Heading3"/>
-      </w:pPr>
-      <w:r>
-        <w:t>Teacher reasoning · W2</w:t>
-      </w:r>
-    </w:p>
-    <w:p>
-      <w:pPr>
-        <w:spacing w:line="336" w:lineRule="auto" w:after="180"/>
-        <w:shd w:fill="F1F6FC"/>
-      </w:pPr>
-      <w:r>
-        <w:rPr>
-          <w:b w:val="0"/>
-        </w:rPr>
-        <w:t xml:space="preserve">Teacher explanation: Answer correctness 5/6; appropriate fallback 3/4; combined </w:t>
-      </w:r>
-      <w:r>
-        <w:rPr>
-          <w:b/>
-        </w:rPr>
-        <w:t>contract pass</w:t>
-      </w:r>
-      <w:r>
-        <w:rPr>
-          <w:b w:val="0"/>
-        </w:rPr>
-        <w:t>es 8/10 if each case has one required outcome. Different denominators answer different questions.</w:t>
-      </w:r>
-    </w:p>
-    <w:p>
-      <w:pPr>
-        <w:pStyle w:val="Heading3"/>
-      </w:pPr>
-      <w:r>
-        <w:t>W3 Audit the limit</w:t>
-      </w:r>
-    </w:p>
-    <w:p>
-      <w:pPr>
-        <w:pStyle w:val="Heading3"/>
-      </w:pPr>
-      <w:r>
-        <w:t>Workbook question · W3</w:t>
-      </w:r>
-    </w:p>
-    <w:p>
-      <w:pPr>
-        <w:spacing w:line="336" w:lineRule="auto" w:after="180"/>
-        <w:shd w:fill="F5F1FB"/>
-      </w:pPr>
-      <w:r>
-        <w:rPr>
-          <w:b w:val="0"/>
-        </w:rPr>
-        <w:t xml:space="preserve">A report omits this qualification: Evaluation </w:t>
-      </w:r>
-      <w:r>
-        <w:rPr>
-          <w:b/>
-        </w:rPr>
-        <w:t>coverage</w:t>
-      </w:r>
-      <w:r>
-        <w:rPr>
-          <w:b w:val="0"/>
-        </w:rPr>
-        <w:t xml:space="preserve"> limits the claim; prompts tuned on these cases need new reserved final cases.</w:t>
-      </w:r>
-    </w:p>
-    <w:p>
-      <w:pPr>
-        <w:spacing w:line="336" w:lineRule="auto" w:after="180"/>
-        <w:shd w:fill="F5F1FB"/>
-      </w:pPr>
-      <w:r>
-        <w:rPr>
-          <w:b w:val="0"/>
-        </w:rPr>
-        <w:t>Explain how omitting it could change a reader's interpretation, and write an accurate replacement.</w:t>
-      </w:r>
-    </w:p>
-    <w:p>
-      <w:pPr>
-        <w:pStyle w:val="Heading3"/>
-      </w:pPr>
-      <w:r>
-        <w:t>Teacher reasoning · W3</w:t>
-      </w:r>
-    </w:p>
-    <w:p>
-      <w:pPr>
-        <w:spacing w:line="336" w:lineRule="auto" w:after="180"/>
-        <w:shd w:fill="F1F6FC"/>
-      </w:pPr>
-      <w:r>
-        <w:rPr>
-          <w:b w:val="0"/>
-        </w:rPr>
-        <w:t xml:space="preserve">Teacher explanation: Evaluation </w:t>
-      </w:r>
-      <w:r>
-        <w:rPr>
-          <w:b/>
-        </w:rPr>
-        <w:t>coverage</w:t>
-      </w:r>
-      <w:r>
-        <w:rPr>
-          <w:b w:val="0"/>
-        </w:rPr>
-        <w:t xml:space="preserve"> limits the claim; prompts tuned on these cases need new reserved final cases.</w:t>
-      </w:r>
-    </w:p>
-    <w:p>
-      <w:pPr>
-        <w:spacing w:line="336" w:lineRule="auto" w:after="180"/>
-        <w:shd w:fill="F1F6FC"/>
-      </w:pPr>
-      <w:r>
-        <w:rPr>
-          <w:b w:val="0"/>
-        </w:rPr>
-        <w:t xml:space="preserve">State the observed result separately from the unverified or out-of-scope claim; preserve the original </w:t>
-      </w:r>
-      <w:r>
-        <w:rPr>
-          <w:b/>
-        </w:rPr>
-        <w:t>evidence</w:t>
-      </w:r>
-      <w:r>
-        <w:rPr>
-          <w:b w:val="0"/>
-        </w:rPr>
-        <w:t xml:space="preserve"> rather than inventing a missing fact.</w:t>
-      </w:r>
-    </w:p>
-    <w:p>
-      <w:pPr>
-        <w:pStyle w:val="Heading3"/>
-      </w:pPr>
-      <w:r>
-        <w:t>W4 Apply a new case independently</w:t>
-      </w:r>
-    </w:p>
-    <w:p>
-      <w:pPr>
-        <w:pStyle w:val="Heading3"/>
-      </w:pPr>
-      <w:r>
-        <w:t>Workbook question · W4</w:t>
-      </w:r>
-    </w:p>
-    <w:p>
-      <w:pPr>
-        <w:spacing w:line="336" w:lineRule="auto" w:after="180"/>
-        <w:shd w:fill="F5F1FB"/>
-      </w:pPr>
-      <w:r>
-        <w:rPr>
-          <w:b w:val="0"/>
-        </w:rPr>
-        <w:t>Twelve cases: eight answerable, four unanswerable. Correct answers six; appropriate abstentions two. Compute separate and combined pass rates.</w:t>
-      </w:r>
-    </w:p>
-    <w:p>
-      <w:pPr>
-        <w:pStyle w:val="Heading3"/>
-      </w:pPr>
-      <w:r>
-        <w:t>Teacher reasoning · W4</w:t>
-      </w:r>
-    </w:p>
-    <w:p>
-      <w:pPr>
-        <w:spacing w:line="336" w:lineRule="auto" w:after="180"/>
-        <w:shd w:fill="F1F6FC"/>
-      </w:pPr>
-      <w:r>
-        <w:rPr>
-          <w:b w:val="0"/>
-        </w:rPr>
-        <w:t>Teacher explanation: 6/8=75%; 2/4=50%; combined 8/12=2/3. Do not call all twelve answer-accuracy cases.</w:t>
-      </w:r>
-    </w:p>
-    <w:p>
-      <w:pPr>
-        <w:pStyle w:val="Heading3"/>
-      </w:pPr>
-      <w:r>
-        <w:t>W5 Design a revealing follow-up</w:t>
-      </w:r>
-    </w:p>
-    <w:p>
-      <w:pPr>
-        <w:pStyle w:val="Heading3"/>
-      </w:pPr>
-      <w:r>
-        <w:t>Workbook question · W5</w:t>
-      </w:r>
-    </w:p>
-    <w:p>
-      <w:pPr>
-        <w:spacing w:line="336" w:lineRule="auto" w:after="180"/>
-        <w:shd w:fill="F5F1FB"/>
-      </w:pPr>
-      <w:r>
-        <w:rPr>
-          <w:b w:val="0"/>
-        </w:rPr>
-        <w:t>For the worked scenario, propose one additional case that could reveal a failure, describe its expected outcome before running it, and explain what would need to remain fixed for a fair comparison.</w:t>
-      </w:r>
-    </w:p>
-    <w:p>
-      <w:pPr>
-        <w:spacing w:line="336" w:lineRule="auto" w:after="180"/>
-        <w:shd w:fill="F5F1FB"/>
-      </w:pPr>
-      <w:r>
-        <w:rPr>
-          <w:b w:val="0"/>
-        </w:rPr>
-        <w:t>Do not reuse W4 as a new final test after receiving feedback.</w:t>
-      </w:r>
-    </w:p>
-    <w:p>
-      <w:pPr>
-        <w:pStyle w:val="Heading3"/>
-      </w:pPr>
-      <w:r>
-        <w:t>Teacher reasoning · W5</w:t>
-      </w:r>
-    </w:p>
-    <w:p>
-      <w:pPr>
-        <w:spacing w:line="336" w:lineRule="auto" w:after="180"/>
-        <w:shd w:fill="F1F6FC"/>
-      </w:pPr>
-      <w:r>
-        <w:rPr>
-          <w:b w:val="0"/>
-        </w:rPr>
-        <w:t xml:space="preserve">Teacher explanation: Accept a concrete variant of the worked </w:t>
-      </w:r>
-      <w:r>
-        <w:rPr>
-          <w:b/>
-        </w:rPr>
-        <w:t>input</w:t>
-      </w:r>
-      <w:r>
-        <w:rPr>
-          <w:b w:val="0"/>
-        </w:rPr>
-        <w:t xml:space="preserve"> or a missing/conflicting/boundary condition, with an expectation derived from the declared procedure.</w:t>
-      </w:r>
-    </w:p>
-    <w:p>
-      <w:pPr>
-        <w:spacing w:line="336" w:lineRule="auto" w:after="180"/>
-        <w:shd w:fill="F1F6FC"/>
-      </w:pPr>
-      <w:r>
-        <w:rPr>
-          <w:b w:val="0"/>
-        </w:rPr>
-        <w:t xml:space="preserve">Require preserved settings, original </w:t>
-      </w:r>
-      <w:r>
-        <w:rPr>
-          <w:b/>
-        </w:rPr>
-        <w:t>output</w:t>
-      </w:r>
-      <w:r>
-        <w:rPr>
-          <w:b w:val="0"/>
-        </w:rPr>
-        <w:t xml:space="preserve">s and data roles. Evaluation </w:t>
-      </w:r>
-      <w:r>
-        <w:rPr>
-          <w:b/>
-        </w:rPr>
-        <w:t>coverage</w:t>
-      </w:r>
-      <w:r>
-        <w:rPr>
-          <w:b w:val="0"/>
-        </w:rPr>
-        <w:t xml:space="preserve"> limits the claim; prompts tuned on these cases need new reserved final cases.</w:t>
-      </w:r>
-    </w:p>
-    <w:p>
-      <w:pPr>
-        <w:spacing w:line="336" w:lineRule="auto" w:after="180"/>
-        <w:shd w:fill="F1F6FC"/>
-      </w:pPr>
-      <w:r>
-        <w:rPr>
-          <w:b w:val="0"/>
-        </w:rPr>
-        <w:t xml:space="preserve">The new case should test this particular </w:t>
-      </w:r>
-      <w:r>
-        <w:rPr>
-          <w:b/>
-        </w:rPr>
-        <w:t>mechanism</w:t>
-      </w:r>
-      <w:r>
-        <w:rPr>
-          <w:b w:val="0"/>
-        </w:rPr>
-        <w:t xml:space="preserve"> rather than merely restate the original result.</w:t>
-      </w:r>
-    </w:p>
-    <w:p>
-      <w:pPr>
-        <w:pStyle w:val="Heading3"/>
-      </w:pPr>
-      <w:r>
-        <w:t>Assess independent transfer</w:t>
-      </w:r>
-    </w:p>
-    <w:p>
-      <w:pPr>
-        <w:pStyle w:val="Heading3"/>
-      </w:pPr>
-      <w:r>
-        <w:t>Independent question · withhold the key</w:t>
-      </w:r>
-    </w:p>
-    <w:p>
-      <w:pPr>
-        <w:spacing w:line="336" w:lineRule="auto" w:after="180"/>
-        <w:shd w:fill="F5F1FB"/>
-      </w:pPr>
-      <w:r>
-        <w:rPr>
-          <w:b w:val="0"/>
-        </w:rPr>
-        <w:t>Selected case: Twelve cases: eight answerable, four unanswerable. Correct answers six; appropriate abstentions two. Compute separate and combined pass rates.</w:t>
-      </w:r>
-    </w:p>
-    <w:p>
-      <w:pPr>
-        <w:pStyle w:val="Heading3"/>
-      </w:pPr>
-      <w:r>
-        <w:t>Selected case answer</w:t>
-      </w:r>
-    </w:p>
-    <w:p>
-      <w:pPr>
-        <w:pStyle w:val="Heading3"/>
-      </w:pPr>
-      <w:r>
-        <w:t>Teacher key · Selected case answer</w:t>
-      </w:r>
-    </w:p>
-    <w:p>
-      <w:pPr>
-        <w:spacing w:line="336" w:lineRule="auto" w:after="180"/>
-        <w:shd w:fill="F1F6FC"/>
-      </w:pPr>
-      <w:r>
-        <w:rPr>
-          <w:b w:val="0"/>
-        </w:rPr>
-        <w:t>Teacher explanation: 6/8=75%; 2/4=50%; combined 8/12=2/3. Do not call all twelve answer-accuracy cases.</w:t>
-      </w:r>
-    </w:p>
-    <w:tbl>
-      <w:tblPr>
-        <w:tblStyle w:val="LightShading-Accent1"/>
-        <w:tblW w:type="auto" w:w="0"/>
-        <w:tblLook w:firstColumn="1" w:firstRow="1" w:lastColumn="0" w:lastRow="0" w:noHBand="0" w:noVBand="1" w:val="04A0"/>
-      </w:tblPr>
-      <w:tblGrid>
-        <w:gridCol w:w="5112"/>
-        <w:gridCol w:w="5112"/>
-      </w:tblGrid>
-      <w:tr>
-        <w:trPr>
-          <w:tblHeader/>
-        </w:trPr>
-        <w:tc>
-          <w:tcPr>
-            <w:tcW w:type="dxa" w:w="5112"/>
-          </w:tcPr>
-          <w:p>
-            <w:r>
-              <w:t>Dimension</w:t>
-            </w:r>
-          </w:p>
-        </w:tc>
-        <w:tc>
-          <w:tcPr>
-            <w:tcW w:type="dxa" w:w="5112"/>
-          </w:tcPr>
-          <w:p>
-            <w:r>
-              <w:t>Evidence required</w:t>
-            </w:r>
-          </w:p>
-        </w:tc>
-      </w:tr>
-      <w:tr>
-        <w:tc>
-          <w:tcPr>
-            <w:tcW w:type="dxa" w:w="5112"/>
-          </w:tcPr>
-          <w:p>
-            <w:r>
-              <w:t>Explanation</w:t>
-            </w:r>
-          </w:p>
-        </w:tc>
-        <w:tc>
-          <w:tcPr>
-            <w:tcW w:type="dxa" w:w="5112"/>
-          </w:tcPr>
-          <w:p>
-            <w:r>
-              <w:t>Names the applicable idea or procedure and ties it to the supplied facts.</w:t>
-            </w:r>
-          </w:p>
-        </w:tc>
-      </w:tr>
-      <w:tr>
-        <w:tc>
-          <w:tcPr>
-            <w:tcW w:type="dxa" w:w="5112"/>
-          </w:tcPr>
-          <w:p>
-            <w:r>
-              <w:t>Trace and result</w:t>
-            </w:r>
-          </w:p>
-        </w:tc>
-        <w:tc>
-          <w:tcPr>
-            <w:tcW w:type="dxa" w:w="5112"/>
-          </w:tcPr>
-          <w:p>
-            <w:r>
-              <w:t>Preserves the given inputs and shows the relevant intermediate steps; distinguishes a prediction from an observed execution.</w:t>
-            </w:r>
-          </w:p>
-        </w:tc>
-      </w:tr>
-      <w:tr>
-        <w:tc>
-          <w:tcPr>
-            <w:tcW w:type="dxa" w:w="5112"/>
-          </w:tcPr>
-          <w:p>
-            <w:r>
-              <w:t>Limits</w:t>
-            </w:r>
-          </w:p>
-        </w:tc>
-        <w:tc>
-          <w:tcPr>
-            <w:tcW w:type="dxa" w:w="5112"/>
-          </w:tcPr>
-          <w:p>
-            <w:r>
-              <w:t>States the assumptions, missing evidence or conditions under which the result would change.</w:t>
-            </w:r>
-          </w:p>
-        </w:tc>
-      </w:tr>
-    </w:tbl>
-    <w:p>
-      <w:pPr>
-        <w:pStyle w:val="Heading3"/>
-      </w:pPr>
-      <w:r>
-        <w:t>Teacher key · Selected case answer</w:t>
-      </w:r>
-    </w:p>
-    <w:p>
-      <w:pPr>
-        <w:spacing w:line="336" w:lineRule="auto" w:after="180"/>
-        <w:shd w:fill="F1F6FC"/>
-      </w:pPr>
-      <w:r>
-        <w:rPr>
-          <w:b w:val="0"/>
-        </w:rPr>
-        <w:t xml:space="preserve">Record each </w:t>
-      </w:r>
-      <w:r>
-        <w:rPr>
-          <w:b/>
-        </w:rPr>
-        <w:t>dimension</w:t>
-      </w:r>
-      <w:r>
-        <w:rPr>
-          <w:b w:val="0"/>
-        </w:rPr>
-        <w:t xml:space="preserve"> as not yet, with support, or independent. Accept a valid alternative procedure with a defensible trace.</w:t>
-      </w:r>
-    </w:p>
-    <w:p>
-      <w:pPr>
-        <w:spacing w:line="336" w:lineRule="auto" w:after="180"/>
-        <w:shd w:fill="F1F6FC"/>
-      </w:pPr>
-      <w:r>
-        <w:rPr>
-          <w:b w:val="0"/>
-        </w:rPr>
-        <w:t xml:space="preserve">Do not penalise an honestly recorded model failure if the learner correctly explains its </w:t>
-      </w:r>
-      <w:r>
-        <w:rPr>
-          <w:b/>
-        </w:rPr>
-        <w:t>evidence</w:t>
-      </w:r>
-      <w:r>
-        <w:rPr>
-          <w:b w:val="0"/>
-        </w:rPr>
-        <w:t xml:space="preserve"> and limits.</w:t>
-      </w:r>
-    </w:p>
-    <w:p>
-      <w:pPr>
-        <w:pStyle w:val="Heading3"/>
-      </w:pPr>
-      <w:r>
-        <w:t>Feedback that the learner uses</w:t>
-      </w:r>
-    </w:p>
-    <w:p>
-      <w:pPr>
-        <w:spacing w:line="336" w:lineRule="auto" w:after="180"/>
-      </w:pPr>
-      <w:r>
-        <w:rPr>
-          <w:b w:val="0"/>
-        </w:rPr>
-        <w:t>Name the earliest unsupported step and give one action to repair it. Have the learner make that repair now and explain why. Then assess the relevant skill on a fresh, fully specified case.</w:t>
-      </w:r>
-    </w:p>
-    <w:p>
-      <w:pPr>
-        <w:spacing w:line="336" w:lineRule="auto" w:after="180"/>
-      </w:pPr>
-      <w:r>
-        <w:rPr>
-          <w:b w:val="0"/>
-        </w:rPr>
-        <w:t>Confirm it was not previously practised with feedback; solve and check the new case before assigning it. A follow-up design prompt is a starting brief, not automatically an equivalent test.</w:t>
-      </w:r>
-    </w:p>
-    <w:p>
-      <w:pPr>
-        <w:pStyle w:val="Heading1"/>
-      </w:pPr>
-      <w:r>
-        <w:t>06. Connect and extend learning</w:t>
-      </w:r>
-    </w:p>
-    <w:p>
-      <w:r>
-        <w:t>Connect Quality Rubrics to Verified Study Buddy, adapt support and plan a later changed-case check.</w:t>
-      </w:r>
-    </w:p>
-    <w:p>
-      <w:pPr>
-        <w:pStyle w:val="Heading3"/>
-      </w:pPr>
-      <w:r>
-        <w:t>Verified Study Buddy</w:t>
-      </w:r>
-    </w:p>
-    <w:p>
-      <w:pPr>
-        <w:spacing w:line="336" w:lineRule="auto" w:after="180"/>
-      </w:pPr>
-      <w:r>
-        <w:rPr>
-          <w:b w:val="0"/>
-        </w:rPr>
-        <w:t>Use a five-</w:t>
-      </w:r>
-      <w:r>
-        <w:rPr>
-          <w:b/>
-        </w:rPr>
-        <w:t>dimension</w:t>
-      </w:r>
-      <w:r>
-        <w:rPr>
-          <w:b w:val="0"/>
-        </w:rPr>
-        <w:t xml:space="preserve"> rubric and block release when correctness or safety is below threshold.</w:t>
-      </w:r>
-    </w:p>
-    <w:p>
-      <w:pPr>
-        <w:spacing w:line="336" w:lineRule="auto" w:after="180"/>
-      </w:pPr>
-      <w:r>
-        <w:rPr>
-          <w:b w:val="0"/>
-        </w:rPr>
-        <w:t xml:space="preserve">Keep the decision, </w:t>
-      </w:r>
-      <w:r>
-        <w:rPr>
-          <w:b/>
-        </w:rPr>
-        <w:t>input</w:t>
-      </w:r>
-      <w:r>
-        <w:rPr>
-          <w:b w:val="0"/>
-        </w:rPr>
-        <w:t xml:space="preserve">, result, explanation and remaining limitation in the project </w:t>
-      </w:r>
-      <w:r>
-        <w:rPr>
-          <w:b/>
-        </w:rPr>
-        <w:t>evidence</w:t>
-      </w:r>
-      <w:r>
-        <w:rPr>
-          <w:b w:val="0"/>
-        </w:rPr>
-        <w:t xml:space="preserve"> record. Retrieve this record next week rather than restarting the project.</w:t>
-      </w:r>
-    </w:p>
-    <w:p>
-      <w:pPr>
-        <w:pStyle w:val="Heading3"/>
-      </w:pPr>
-      <w:r>
-        <w:t>Support and stretch</w:t>
-      </w:r>
-    </w:p>
-    <w:p>
-      <w:pPr>
-        <w:spacing w:line="336" w:lineRule="auto" w:after="180"/>
-      </w:pPr>
-      <w:r>
-        <w:rPr>
-          <w:b w:val="0"/>
-        </w:rPr>
-        <w:t xml:space="preserve">Provide one short approved passage; separate instruction, </w:t>
-      </w:r>
-      <w:r>
-        <w:rPr>
-          <w:b/>
-        </w:rPr>
-        <w:t>input</w:t>
-      </w:r>
-      <w:r>
-        <w:rPr>
-          <w:b w:val="0"/>
-        </w:rPr>
-        <w:t xml:space="preserve">, </w:t>
-      </w:r>
-      <w:r>
-        <w:rPr>
-          <w:b/>
-        </w:rPr>
-        <w:t>output</w:t>
-      </w:r>
-      <w:r>
-        <w:rPr>
-          <w:b w:val="0"/>
-        </w:rPr>
-        <w:t xml:space="preserve"> and </w:t>
-      </w:r>
-      <w:r>
-        <w:rPr>
-          <w:b/>
-        </w:rPr>
-        <w:t>evidence</w:t>
-      </w:r>
-      <w:r>
-        <w:rPr>
-          <w:b w:val="0"/>
-        </w:rPr>
-        <w:t>. Stretch: introduce an unsupported claim or conflicting source and validate claim by claim with a fallback.</w:t>
-      </w:r>
-    </w:p>
-    <w:p>
-      <w:pPr>
-        <w:pStyle w:val="Heading3"/>
-      </w:pPr>
-      <w:r>
-        <w:t>Exit reflection</w:t>
-      </w:r>
-    </w:p>
-    <w:p>
-      <w:pPr>
-        <w:spacing w:line="336" w:lineRule="auto" w:after="180"/>
-      </w:pPr>
-      <w:r>
-        <w:rPr>
-          <w:b w:val="0"/>
-        </w:rPr>
-        <w:t xml:space="preserve">Ask for one decision the learner can now justify and one situation requiring more </w:t>
-      </w:r>
-      <w:r>
-        <w:rPr>
-          <w:b/>
-        </w:rPr>
-        <w:t>evidence</w:t>
-      </w:r>
-      <w:r>
-        <w:rPr>
-          <w:b w:val="0"/>
-        </w:rPr>
-        <w:t xml:space="preserve"> or human review. Confidence ratings are separate from correct independent performance.</w:t>
-      </w:r>
-    </w:p>
-    <w:p>
-      <w:pPr>
-        <w:pStyle w:val="Heading3"/>
-      </w:pPr>
-      <w:r>
-        <w:t>Bridge to the next week</w:t>
-      </w:r>
-    </w:p>
-    <w:p>
-      <w:pPr>
-        <w:spacing w:line="336" w:lineRule="auto" w:after="180"/>
-      </w:pPr>
-      <w:r>
-        <w:rPr>
-          <w:b w:val="0"/>
-        </w:rPr>
-        <w:t xml:space="preserve">Next: Week 26: Evaluation Sets. Retrieve today’s </w:t>
-      </w:r>
-      <w:r>
-        <w:rPr>
-          <w:b/>
-        </w:rPr>
-        <w:t>evidence</w:t>
-      </w:r>
-      <w:r>
-        <w:rPr>
-          <w:b w:val="0"/>
-        </w:rPr>
-        <w:t xml:space="preserve"> and identify what carries forward and what is new.</w:t>
-      </w:r>
-    </w:p>
-    <w:p>
-      <w:pPr>
-        <w:pStyle w:val="Heading3"/>
-      </w:pPr>
-      <w:r>
-        <w:t>Support and fresh reassessment</w:t>
-      </w:r>
-    </w:p>
-    <w:p>
-      <w:pPr>
-        <w:spacing w:line="336" w:lineRule="auto" w:after="180"/>
-      </w:pPr>
-      <w:r>
-        <w:rPr>
-          <w:b w:val="0"/>
-        </w:rPr>
-        <w:t xml:space="preserve">Provide an </w:t>
-      </w:r>
-      <w:r>
-        <w:rPr>
-          <w:b/>
-        </w:rPr>
-        <w:t>input</w:t>
-      </w:r>
-      <w:r>
-        <w:rPr>
-          <w:b w:val="0"/>
-        </w:rPr>
-        <w:t>/procedure/result/limit frame and a calculator when needed. Ask students to identify the first step before completing the whole trace.</w:t>
-      </w:r>
-    </w:p>
-    <w:p>
-      <w:pPr>
-        <w:spacing w:line="336" w:lineRule="auto" w:after="180"/>
-      </w:pPr>
-      <w:r>
-        <w:rPr>
-          <w:b w:val="0"/>
-        </w:rPr>
-        <w:t xml:space="preserve">Extension: compare two concrete variants of this </w:t>
-      </w:r>
-      <w:r>
-        <w:rPr>
-          <w:b/>
-        </w:rPr>
-        <w:t>mechanism</w:t>
-      </w:r>
-      <w:r>
-        <w:rPr>
-          <w:b w:val="0"/>
-        </w:rPr>
-        <w:t xml:space="preserve"> while holding unrelated conditions fixed; report both successful and unsuccessful outcomes.</w:t>
-      </w:r>
-    </w:p>
-    <w:p>
-      <w:pPr>
-        <w:spacing w:line="336" w:lineRule="auto" w:after="180"/>
-      </w:pPr>
-      <w:r>
-        <w:rPr>
-          <w:b w:val="0"/>
-        </w:rPr>
-        <w:t>W4: 6/8=75%; 2/4=50%; combined 8/12=2/3. Do not call all twelve answer-accuracy cases. Require intermediate reasoning and the stated scope.</w:t>
-      </w:r>
-    </w:p>
-    <w:p>
-      <w:pPr>
-        <w:spacing w:line="336" w:lineRule="auto" w:after="180"/>
-      </w:pPr>
-      <w:r>
-        <w:rPr>
-          <w:b w:val="0"/>
-        </w:rPr>
-        <w:t>Fresh retry: Five answerable and five unanswerable; four correct answers and four appropriate fallbacks. Expected reasoning: 4/5=</w:t>
-      </w:r>
-      <w:r>
-        <w:rPr>
-          <w:b/>
-        </w:rPr>
-        <w:t>80%</w:t>
-      </w:r>
-      <w:r>
-        <w:rPr>
-          <w:b w:val="0"/>
-        </w:rPr>
-        <w:t xml:space="preserve"> in each category; combined 8/10. Preserve individual failures and permission checks.</w:t>
-      </w:r>
-    </w:p>
-    <w:p>
-      <w:pPr>
-        <w:spacing w:line="336" w:lineRule="auto" w:after="180"/>
-      </w:pPr>
-      <w:r>
-        <w:rPr>
-          <w:b w:val="0"/>
-        </w:rPr>
-        <w:t>If students need support, record it and reassess with another new case rather than awarding independence to a copied answer.</w:t>
-      </w:r>
-    </w:p>
-    <w:p>
-      <w:pPr>
-        <w:spacing w:line="336" w:lineRule="auto" w:after="180"/>
-      </w:pPr>
-      <w:r>
-        <w:rPr>
-          <w:b w:val="0"/>
-        </w:rPr>
-        <w:t xml:space="preserve">Next connection: Capstone requirements and corpus. Preserve the current case record and retrieve its </w:t>
-      </w:r>
-      <w:r>
-        <w:rPr>
-          <w:b/>
-        </w:rPr>
-        <w:t>evidence</w:t>
-      </w:r>
-      <w:r>
-        <w:rPr>
-          <w:b w:val="0"/>
-        </w:rPr>
-        <w:t xml:space="preserve"> boundary before moving on.</w:t>
-      </w:r>
-    </w:p>
-    <w:p>
-      <w:pPr>
-        <w:pStyle w:val="Heading3"/>
-      </w:pPr>
-      <w:r>
-        <w:t>Plan the delayed return</w:t>
+      </w:pPr>
+      <w:r>
+        <w:rPr>
+          <w:b w:val="0"/>
+        </w:rPr>
+        <w:t>Current independent task: seed-coat protection is supported by C2; 48-hour opening is not. Support fails, role and two-sentence format pass; reject under the all-three rule. Remove unsupported timing. Fresh retry: approved note says A shell protects an egg; draft adds exact three-day hatching. Require the same source-support separation without assuming a universal hatching time. Earlier rate calculations remain review; do not use their answers to score the rubric task.</w:t>
+      </w:r>
+    </w:p>
+    <w:p>
+      <w:pPr>
+        <w:pStyle w:val="Heading2"/>
+      </w:pPr>
+      <w:r>
+        <w:t>Plan the delayed check</w:t>
       </w:r>
     </w:p>
     <w:p>
@@ -5295,71 +5358,176 @@
     </w:p>
     <w:p>
       <w:pPr>
+        <w:pStyle w:val="Heading2"/>
+      </w:pPr>
+      <w:r>
+        <w:t>Bridge to next week</w:t>
+      </w:r>
+    </w:p>
+    <w:p>
+      <w:pPr>
+        <w:spacing w:line="336" w:lineRule="auto" w:after="180"/>
+      </w:pPr>
+      <w:r>
+        <w:rPr>
+          <w:b w:val="0"/>
+        </w:rPr>
+        <w:t xml:space="preserve">Ask for one decision the learner can now justify and one situation requiring more </w:t>
+      </w:r>
+      <w:r>
+        <w:rPr>
+          <w:b/>
+        </w:rPr>
+        <w:t>evidence</w:t>
+      </w:r>
+      <w:r>
+        <w:rPr>
+          <w:b w:val="0"/>
+        </w:rPr>
+        <w:t xml:space="preserve"> or human review. Confidence ratings are separate from correct independent performance.</w:t>
+      </w:r>
+    </w:p>
+    <w:p>
+      <w:pPr>
+        <w:spacing w:line="336" w:lineRule="auto" w:after="180"/>
+      </w:pPr>
+      <w:r>
+        <w:rPr>
+          <w:b w:val="0"/>
+        </w:rPr>
+        <w:t xml:space="preserve">Next: Week 26: Evaluation Sets. Retrieve today’s </w:t>
+      </w:r>
+      <w:r>
+        <w:rPr>
+          <w:b/>
+        </w:rPr>
+        <w:t>evidence</w:t>
+      </w:r>
+      <w:r>
+        <w:rPr>
+          <w:b w:val="0"/>
+        </w:rPr>
+        <w:t xml:space="preserve"> and identify what carries forward and what is new.</w:t>
+      </w:r>
+    </w:p>
+    <w:p>
+      <w:pPr>
+        <w:spacing w:line="336" w:lineRule="auto" w:after="180"/>
+      </w:pPr>
+      <w:r>
+        <w:rPr>
+          <w:b w:val="0"/>
+        </w:rPr>
+        <w:t>Next is Week 26: Evaluation Sets. Carry forward versioned criteria, mandatory conditions and justified case-level decisions when selecting cases and aggregating outcomes.</w:t>
+      </w:r>
+    </w:p>
+    <w:p>
+      <w:pPr>
+        <w:pStyle w:val="Heading2"/>
+      </w:pPr>
+      <w:r>
+        <w:t>Earlier wording, alternatives and picture transcripts · reference / check after trying</w:t>
+      </w:r>
+    </w:p>
+    <w:p>
+      <w:pPr>
+        <w:spacing w:line="336" w:lineRule="auto" w:after="180"/>
+      </w:pPr>
+      <w:r>
+        <w:rPr>
+          <w:b w:val="0"/>
+        </w:rPr>
+        <w:t>Connect and extend learning</w:t>
+      </w:r>
+    </w:p>
+    <w:p>
+      <w:pPr>
         <w:pStyle w:val="Heading3"/>
       </w:pPr>
       <w:r>
+        <w:t>Verified Study Buddy</w:t>
+      </w:r>
+    </w:p>
+    <w:p>
+      <w:pPr>
+        <w:pStyle w:val="Heading3"/>
+      </w:pPr>
+      <w:r>
+        <w:t>Support and stretch</w:t>
+      </w:r>
+    </w:p>
+    <w:p>
+      <w:pPr>
+        <w:pStyle w:val="Heading3"/>
+      </w:pPr>
+      <w:r>
+        <w:t>Exit reflection</w:t>
+      </w:r>
+    </w:p>
+    <w:p>
+      <w:pPr>
+        <w:pStyle w:val="Heading3"/>
+      </w:pPr>
+      <w:r>
+        <w:t>Bridge to the next week</w:t>
+      </w:r>
+    </w:p>
+    <w:p>
+      <w:pPr>
+        <w:pStyle w:val="Heading3"/>
+      </w:pPr>
+      <w:r>
+        <w:t>Support and fresh reassessment</w:t>
+      </w:r>
+    </w:p>
+    <w:p>
+      <w:pPr>
+        <w:pStyle w:val="Heading3"/>
+      </w:pPr>
+      <w:r>
+        <w:t>Plan the delayed return</w:t>
+      </w:r>
+    </w:p>
+    <w:p>
+      <w:pPr>
+        <w:pStyle w:val="Heading3"/>
+      </w:pPr>
+      <w:r>
         <w:t>Project evidence from this case</w:t>
       </w:r>
     </w:p>
     <w:p>
       <w:pPr>
+        <w:pStyle w:val="Heading1"/>
+      </w:pPr>
+      <w:r>
+        <w:t>Reference bank and extra practice</w:t>
+      </w:r>
+    </w:p>
+    <w:p>
+      <w:pPr>
+        <w:pStyle w:val="Heading1"/>
+      </w:pPr>
+      <w:r>
+        <w:t>07. Reference: alternative planning checklist</w:t>
+      </w:r>
+    </w:p>
+    <w:p>
+      <w:r>
+        <w:t>Use as a reminder alongside the main route rather than teaching the cycle twice.</w:t>
+      </w:r>
+    </w:p>
+    <w:p>
+      <w:pPr>
+        <w:pStyle w:val="Heading2"/>
+      </w:pPr>
+      <w:r>
+        <w:t>Preparation and schedule</w:t>
+      </w:r>
+    </w:p>
+    <w:p>
+      <w:pPr>
         <w:spacing w:line="336" w:lineRule="auto" w:after="180"/>
-      </w:pPr>
-      <w:r>
-        <w:rPr>
-          <w:b w:val="0"/>
-        </w:rPr>
-        <w:t xml:space="preserve">For your Verified Study Buddy, save the </w:t>
-      </w:r>
-      <w:r>
-        <w:rPr>
-          <w:b/>
-        </w:rPr>
-        <w:t>input</w:t>
-      </w:r>
-      <w:r>
-        <w:rPr>
-          <w:b w:val="0"/>
-        </w:rPr>
-        <w:t>, procedure, observed result and limitation of this check.</w:t>
-      </w:r>
-    </w:p>
-    <w:p>
-      <w:pPr>
-        <w:spacing w:line="336" w:lineRule="auto" w:after="180"/>
-      </w:pPr>
-      <w:r>
-        <w:rPr>
-          <w:b w:val="0"/>
-        </w:rPr>
-        <w:t>Label this worked example as practice; use a different, previously unreviewed case when checking independent understanding.</w:t>
-      </w:r>
-    </w:p>
-    <w:p>
-      <w:pPr>
-        <w:pStyle w:val="Heading1"/>
-      </w:pPr>
-      <w:r>
-        <w:t>07. Prepare, teach and assess</w:t>
-      </w:r>
-    </w:p>
-    <w:p>
-      <w:r>
-        <w:t>Use this preparation summary alongside the detailed Quality Rubrics lesson; it is a checklist rather than a replacement for the full sequence.</w:t>
-      </w:r>
-    </w:p>
-    <w:p>
-      <w:pPr>
-        <w:pStyle w:val="Heading3"/>
-      </w:pPr>
-      <w:r>
-        <w:t>Teaching target</w:t>
-      </w:r>
-    </w:p>
-    <w:p>
-      <w:pPr>
-        <w:spacing w:line="336" w:lineRule="auto" w:after="180"/>
-        <w:shd w:fill="EDF7F3"/>
       </w:pPr>
       <w:r>
         <w:rPr>
@@ -5548,6 +5716,14 @@
     </w:tbl>
     <w:p>
       <w:pPr>
+        <w:pStyle w:val="Heading2"/>
+      </w:pPr>
+      <w:r>
+        <w:t>Practice and assessment reminders</w:t>
+      </w:r>
+    </w:p>
+    <w:p>
+      <w:pPr>
         <w:spacing w:line="336" w:lineRule="auto" w:after="180"/>
       </w:pPr>
       <w:r>
@@ -5582,16 +5758,7 @@
     </w:p>
     <w:p>
       <w:pPr>
-        <w:pStyle w:val="Heading3"/>
-      </w:pPr>
-      <w:r>
-        <w:t>Supported practice answer</w:t>
-      </w:r>
-    </w:p>
-    <w:p>
-      <w:pPr>
         <w:spacing w:line="336" w:lineRule="auto" w:after="180"/>
-        <w:shd w:fill="F1F6FC"/>
       </w:pPr>
       <w:r>
         <w:rPr>
@@ -5636,16 +5803,7 @@
     </w:p>
     <w:p>
       <w:pPr>
-        <w:pStyle w:val="Heading3"/>
-      </w:pPr>
-      <w:r>
-        <w:t>Repair the misconception</w:t>
-      </w:r>
-    </w:p>
-    <w:p>
-      <w:pPr>
         <w:spacing w:line="336" w:lineRule="auto" w:after="180"/>
-        <w:shd w:fill="FFF5E6"/>
       </w:pPr>
       <w:r>
         <w:rPr>
@@ -5668,16 +5826,7 @@
     </w:p>
     <w:p>
       <w:pPr>
-        <w:pStyle w:val="Heading3"/>
-      </w:pPr>
-      <w:r>
-        <w:t>Support without giving away the answer</w:t>
-      </w:r>
-    </w:p>
-    <w:p>
-      <w:pPr>
         <w:spacing w:line="336" w:lineRule="auto" w:after="180"/>
-        <w:shd w:fill="F1F6F8"/>
       </w:pPr>
       <w:r>
         <w:rPr>
@@ -5700,16 +5849,7 @@
     </w:p>
     <w:p>
       <w:pPr>
-        <w:pStyle w:val="Heading3"/>
-      </w:pPr>
-      <w:r>
-        <w:t>Extend the reasoning</w:t>
-      </w:r>
-    </w:p>
-    <w:p>
-      <w:pPr>
         <w:spacing w:line="336" w:lineRule="auto" w:after="180"/>
-        <w:shd w:fill="F5F1FB"/>
       </w:pPr>
       <w:r>
         <w:rPr>
@@ -5733,7 +5873,6 @@
     <w:p>
       <w:pPr>
         <w:spacing w:line="336" w:lineRule="auto" w:after="180"/>
-        <w:shd w:fill="F5F1FB"/>
       </w:pPr>
       <w:r>
         <w:rPr>
@@ -5744,16 +5883,7 @@
     </w:p>
     <w:p>
       <w:pPr>
-        <w:pStyle w:val="Heading3"/>
-      </w:pPr>
-      <w:r>
-        <w:t>Protect the independent attempt</w:t>
-      </w:r>
-    </w:p>
-    <w:p>
-      <w:pPr>
         <w:spacing w:line="336" w:lineRule="auto" w:after="180"/>
-        <w:shd w:fill="FFF5E6"/>
       </w:pPr>
       <w:r>
         <w:rPr>
@@ -5948,16 +6078,7 @@
     </w:tbl>
     <w:p>
       <w:pPr>
-        <w:pStyle w:val="Heading3"/>
-      </w:pPr>
-      <w:r>
-        <w:t>Project checkpoint</w:t>
-      </w:r>
-    </w:p>
-    <w:p>
-      <w:pPr>
         <w:spacing w:line="336" w:lineRule="auto" w:after="180"/>
-        <w:shd w:fill="EDF7F3"/>
       </w:pPr>
       <w:r>
         <w:rPr>
@@ -6006,12 +6127,20 @@
         <w:pStyle w:val="Heading1"/>
       </w:pPr>
       <w:r>
-        <w:t>08. Use feedback, labs and repair paths</w:t>
-      </w:r>
-    </w:p>
-    <w:p>
-      <w:r>
-        <w:t>Use feedback, earlier review and portfolios purposefully. Apply the coding routine only when this lesson has an executable lab.</w:t>
+        <w:t>08. Reference: feedback and records</w:t>
+      </w:r>
+    </w:p>
+    <w:p>
+      <w:r>
+        <w:t>Use digital tools where they help retain an explanation and its evidence.</w:t>
+      </w:r>
+    </w:p>
+    <w:p>
+      <w:pPr>
+        <w:pStyle w:val="Heading2"/>
+      </w:pPr>
+      <w:r>
+        <w:t>Keep practice and independent evidence separate</w:t>
       </w:r>
     </w:p>
     <w:p>
@@ -6050,10 +6179,52 @@
     </w:p>
     <w:p>
       <w:pPr>
-        <w:pStyle w:val="Heading3"/>
-      </w:pPr>
-      <w:r>
-        <w:t>For later coding lessons</w:t>
+        <w:pStyle w:val="Heading2"/>
+      </w:pPr>
+      <w:r>
+        <w:t>Repair and portfolio records</w:t>
+      </w:r>
+    </w:p>
+    <w:p>
+      <w:pPr>
+        <w:spacing w:line="336" w:lineRule="auto" w:after="180"/>
+      </w:pPr>
+      <w:r>
+        <w:rPr>
+          <w:b w:val="0"/>
+        </w:rPr>
+        <w:t>Use the earlier worked-explanation links to address a specific missing building block, then return to the current question. Adapt this suggestion after observing the learner; it is not an automatic diagnosis.</w:t>
+      </w:r>
+    </w:p>
+    <w:p>
+      <w:pPr>
+        <w:spacing w:line="336" w:lineRule="auto" w:after="180"/>
+      </w:pPr>
+      <w:r>
+        <w:rPr>
+          <w:b w:val="0"/>
+        </w:rPr>
+        <w:t xml:space="preserve">Collect the completed-work portfolio as </w:t>
+      </w:r>
+      <w:r>
+        <w:rPr>
+          <w:b/>
+        </w:rPr>
+        <w:t>evidence</w:t>
+      </w:r>
+      <w:r>
+        <w:rPr>
+          <w:b w:val="0"/>
+        </w:rPr>
+        <w:t>. Record support separately from correctness, and assess explanation, trace/test and limitations. Progress ticks and quiz selections alone do not establish mastery.</w:t>
+      </w:r>
+    </w:p>
+    <w:p>
+      <w:pPr>
+        <w:pStyle w:val="Heading2"/>
+      </w:pPr>
+      <w:r>
+        <w:t>Earlier wording, alternatives and picture transcripts · reference / check after trying</w:t>
       </w:r>
     </w:p>
     <w:p>
@@ -6064,7 +6235,6 @@
     <w:p>
       <w:pPr>
         <w:spacing w:line="336" w:lineRule="auto" w:after="180"/>
-        <w:shd w:fill="F1F6F8"/>
       </w:pPr>
       <w:r>
         <w:rPr>
@@ -6087,77 +6257,20 @@
     </w:p>
     <w:p>
       <w:pPr>
-        <w:spacing w:line="336" w:lineRule="auto" w:after="180"/>
-      </w:pPr>
-      <w:r>
-        <w:rPr>
-          <w:b w:val="0"/>
-        </w:rPr>
-        <w:t>Use the earlier worked-explanation links to address a specific missing building block, then return to the current question. Adapt this suggestion after observing the learner; it is not an automatic diagnosis.</w:t>
-      </w:r>
-    </w:p>
-    <w:p>
-      <w:pPr>
-        <w:spacing w:line="336" w:lineRule="auto" w:after="180"/>
-      </w:pPr>
-      <w:r>
-        <w:rPr>
-          <w:b w:val="0"/>
-        </w:rPr>
-        <w:t xml:space="preserve">Collect the completed-work portfolio as </w:t>
-      </w:r>
-      <w:r>
-        <w:rPr>
-          <w:b/>
-        </w:rPr>
-        <w:t>evidence</w:t>
-      </w:r>
-      <w:r>
-        <w:rPr>
-          <w:b w:val="0"/>
-        </w:rPr>
-        <w:t>. Record support separately from correctness, and assess explanation, trace/test and limitations. Progress ticks and quiz selections alone do not establish mastery.</w:t>
-      </w:r>
-    </w:p>
-    <w:p>
-      <w:pPr>
         <w:pStyle w:val="Heading1"/>
       </w:pPr>
       <w:r>
-        <w:t>09. Visual concept journey</w:t>
-      </w:r>
-    </w:p>
-    <w:p>
-      <w:r>
-        <w:t>Show one Quality Rubrics graphic at a time, request a prediction and discuss its trace before the independent assessment.</w:t>
-      </w:r>
-    </w:p>
-    <w:p>
-      <w:pPr>
-        <w:spacing w:line="336" w:lineRule="auto" w:after="180"/>
-      </w:pPr>
-      <w:r>
-        <w:rPr>
-          <w:b w:val="0"/>
-        </w:rPr>
-        <w:t xml:space="preserve">Use one picture at a time. Hide a worked result before asking for a </w:t>
-      </w:r>
-      <w:r>
-        <w:rPr>
-          <w:b/>
-        </w:rPr>
-        <w:t>prediction</w:t>
-      </w:r>
-      <w:r>
-        <w:rPr>
-          <w:b w:val="0"/>
-        </w:rPr>
-        <w:t>, then reveal it for feedback. These are supported teaching cases; retain the separate independent assessment for a fresh first attempt.</w:t>
-      </w:r>
-    </w:p>
-    <w:p>
-      <w:pPr>
-        <w:pStyle w:val="Heading3"/>
+        <w:t>09. Reference: teach with the six pictures</w:t>
+      </w:r>
+    </w:p>
+    <w:p>
+      <w:r>
+        <w:t>Choose the picture for the teaching move and connect it to the explanation.</w:t>
+      </w:r>
+    </w:p>
+    <w:p>
+      <w:pPr>
+        <w:pStyle w:val="Heading2"/>
       </w:pPr>
       <w:r>
         <w:t>01. Quality Rubrics: the case</w:t>
@@ -6168,7 +6281,7 @@
         <w:drawing>
           <wp:inline xmlns:a="http://schemas.openxmlformats.org/drawingml/2006/main" xmlns:pic="http://schemas.openxmlformats.org/drawingml/2006/picture">
             <wp:extent cx="5486400" cy="3288792"/>
-            <wp:docPr id="2" name="Picture 2" descr="Use a quality rubric whose safety gate cannot be traded for attractive formatting. Supplied facts: Approved S1 says: “A root anchors a plant in soil.” Rubric: every claim supported by S1, at most two sentences. Draft: “A root anchors a plant in soil. Roots grow exactly 2 cm each day.” All inputs and outcomes in this worked example are invented classroom data; no real model run is claimed."/>
+            <wp:docPr id="3" name="Picture 3" descr="Use a quality rubric whose safety gate cannot be traded for attractive formatting. Supplied facts: Approved S1 says: “A root anchors a plant in soil.” Rubric: every claim supported by S1, at most two sentences. Draft: “A root anchors a plant in soil. Roots grow exactly 2 cm each day.” All inputs and outcomes in this worked example are invented classroom data; no real model run is claimed."/>
             <wp:cNvGraphicFramePr>
               <a:graphicFrameLocks noChangeAspect="1"/>
             </wp:cNvGraphicFramePr>
@@ -6180,7 +6293,7 @@
                     <pic:cNvPicPr/>
                   </pic:nvPicPr>
                   <pic:blipFill>
-                    <a:blip r:embed="rId10"/>
+                    <a:blip r:embed="rId11"/>
                     <a:stretch>
                       <a:fillRect/>
                     </a:stretch>
@@ -6260,7 +6373,6 @@
     <w:p>
       <w:pPr>
         <w:spacing w:line="336" w:lineRule="auto" w:after="180"/>
-        <w:shd w:fill="F5F1FB"/>
       </w:pPr>
       <w:r>
         <w:rPr>
@@ -6271,16 +6383,7 @@
     </w:p>
     <w:p>
       <w:pPr>
-        <w:pStyle w:val="Heading3"/>
-      </w:pPr>
-      <w:r>
-        <w:t>Discuss while showing the picture</w:t>
-      </w:r>
-    </w:p>
-    <w:p>
-      <w:pPr>
         <w:spacing w:line="336" w:lineRule="auto" w:after="180"/>
-        <w:shd w:fill="F1F6F8"/>
       </w:pPr>
       <w:r>
         <w:rPr>
@@ -6291,7 +6394,7 @@
     </w:p>
     <w:p>
       <w:pPr>
-        <w:pStyle w:val="Heading3"/>
+        <w:pStyle w:val="Heading2"/>
       </w:pPr>
       <w:r>
         <w:t>02. Follow the deciding steps</w:t>
@@ -6302,7 +6405,7 @@
         <w:drawing>
           <wp:inline xmlns:a="http://schemas.openxmlformats.org/drawingml/2006/main" xmlns:pic="http://schemas.openxmlformats.org/drawingml/2006/picture">
             <wp:extent cx="5486400" cy="3337560"/>
-            <wp:docPr id="3" name="Picture 3" descr="Check support: The anchoring sentence matches S1. The daily 2 cm growth sentence has no supporting evidence in S1. → Check format: Two sentences satisfy the format requirement. → Apply gate: Reject the answer for unsupported content despite its correct length."/>
+            <wp:docPr id="4" name="Picture 4" descr="Check support: The anchoring sentence matches S1. The daily 2 cm growth sentence has no supporting evidence in S1. → Check format: Two sentences satisfy the format requirement. → Apply gate: Reject the answer for unsupported content despite its correct length."/>
             <wp:cNvGraphicFramePr>
               <a:graphicFrameLocks noChangeAspect="1"/>
             </wp:cNvGraphicFramePr>
@@ -6314,7 +6417,7 @@
                     <pic:cNvPicPr/>
                   </pic:nvPicPr>
                   <pic:blipFill>
-                    <a:blip r:embed="rId11"/>
+                    <a:blip r:embed="rId9"/>
                     <a:stretch>
                       <a:fillRect/>
                     </a:stretch>
@@ -6382,7 +6485,6 @@
     <w:p>
       <w:pPr>
         <w:spacing w:line="336" w:lineRule="auto" w:after="180"/>
-        <w:shd w:fill="F5F1FB"/>
       </w:pPr>
       <w:r>
         <w:rPr>
@@ -6405,16 +6507,7 @@
     </w:p>
     <w:p>
       <w:pPr>
-        <w:pStyle w:val="Heading3"/>
-      </w:pPr>
-      <w:r>
-        <w:t>Discuss while showing the picture</w:t>
-      </w:r>
-    </w:p>
-    <w:p>
-      <w:pPr>
         <w:spacing w:line="336" w:lineRule="auto" w:after="180"/>
-        <w:shd w:fill="F1F6F8"/>
       </w:pPr>
       <w:r>
         <w:rPr>
@@ -6437,7 +6530,7 @@
     </w:p>
     <w:p>
       <w:pPr>
-        <w:pStyle w:val="Heading3"/>
+        <w:pStyle w:val="Heading2"/>
       </w:pPr>
       <w:r>
         <w:t>03. System evaluation sets — evidence trace</w:t>
@@ -6448,7 +6541,7 @@
         <w:drawing>
           <wp:inline xmlns:a="http://schemas.openxmlformats.org/drawingml/2006/main" xmlns:pic="http://schemas.openxmlformats.org/drawingml/2006/picture">
             <wp:extent cx="5486400" cy="3145536"/>
-            <wp:docPr id="4" name="Picture 4" descr="System evaluation sets — evidence trace. Ten cases include six answerable and four missing-evidence cases. System answers five answerable correctly and abstains appropriately on three missing cases. | Record case ID, evidence version, expected claims or fallback, permitted actions and scoring rubric. Separate development from final cases. Aggregate metrics only after checking required conditions individually. | Answer correctness 5/6; appropriate fallback 3/4; combined contract passes 8/10 if each case has one required outcome. Different denominators answer different questions."/>
+            <wp:docPr id="5" name="Picture 5" descr="System evaluation sets — evidence trace. Ten cases include six answerable and four missing-evidence cases. System answers five answerable correctly and abstains appropriately on three missing cases. | Record case ID, evidence version, expected claims or fallback, permitted actions and scoring rubric. Separate development from final cases. Aggregate metrics only after checking required conditions individually. | Answer correctness 5/6; appropriate fallback 3/4; combined contract passes 8/10 if each case has one required outcome. Different denominators answer different questions."/>
             <wp:cNvGraphicFramePr>
               <a:graphicFrameLocks noChangeAspect="1"/>
             </wp:cNvGraphicFramePr>
@@ -6585,7 +6678,6 @@
     <w:p>
       <w:pPr>
         <w:spacing w:line="336" w:lineRule="auto" w:after="180"/>
-        <w:shd w:fill="F5F1FB"/>
       </w:pPr>
       <w:r>
         <w:rPr>
@@ -6596,16 +6688,7 @@
     </w:p>
     <w:p>
       <w:pPr>
-        <w:pStyle w:val="Heading3"/>
-      </w:pPr>
-      <w:r>
-        <w:t>Discuss while showing the picture</w:t>
-      </w:r>
-    </w:p>
-    <w:p>
-      <w:pPr>
         <w:spacing w:line="336" w:lineRule="auto" w:after="180"/>
-        <w:shd w:fill="F1F6F8"/>
       </w:pPr>
       <w:r>
         <w:rPr>
@@ -6616,7 +6699,7 @@
     </w:p>
     <w:p>
       <w:pPr>
-        <w:pStyle w:val="Heading3"/>
+        <w:pStyle w:val="Heading2"/>
       </w:pPr>
       <w:r>
         <w:t>04. Change one thing. Trace what follows.</w:t>
@@ -6627,7 +6710,7 @@
         <w:drawing>
           <wp:inline xmlns:a="http://schemas.openxmlformats.org/drawingml/2006/main" xmlns:pic="http://schemas.openxmlformats.org/drawingml/2006/picture">
             <wp:extent cx="5486400" cy="3026664"/>
-            <wp:docPr id="5" name="Picture 5" descr="Original case: Reject the answer for unsupported content despite its correct length. Changed condition: Remove the unsupported sentence while preserving the supported one. Expected result: The revised one-sentence answer passes these two declared checks. Reason: The remaining claim is supported and one sentence is within the maximum."/>
+            <wp:docPr id="6" name="Picture 6" descr="Original case: Reject the answer for unsupported content despite its correct length. Changed condition: Remove the unsupported sentence while preserving the supported one. Expected result: The revised one-sentence answer passes these two declared checks. Reason: The remaining claim is supported and one sentence is within the maximum."/>
             <wp:cNvGraphicFramePr>
               <a:graphicFrameLocks noChangeAspect="1"/>
             </wp:cNvGraphicFramePr>
@@ -6683,7 +6766,6 @@
     <w:p>
       <w:pPr>
         <w:spacing w:line="336" w:lineRule="auto" w:after="180"/>
-        <w:shd w:fill="F5F1FB"/>
       </w:pPr>
       <w:r>
         <w:rPr>
@@ -6694,16 +6776,7 @@
     </w:p>
     <w:p>
       <w:pPr>
-        <w:pStyle w:val="Heading3"/>
-      </w:pPr>
-      <w:r>
-        <w:t>Discuss while showing the picture</w:t>
-      </w:r>
-    </w:p>
-    <w:p>
-      <w:pPr>
         <w:spacing w:line="336" w:lineRule="auto" w:after="180"/>
-        <w:shd w:fill="F1F6F8"/>
       </w:pPr>
       <w:r>
         <w:rPr>
@@ -6715,7 +6788,6 @@
     <w:p>
       <w:pPr>
         <w:spacing w:line="336" w:lineRule="auto" w:after="180"/>
-        <w:shd w:fill="F1F6F8"/>
       </w:pPr>
       <w:r>
         <w:rPr>
@@ -6726,7 +6798,7 @@
     </w:p>
     <w:p>
       <w:pPr>
-        <w:pStyle w:val="Heading3"/>
+        <w:pStyle w:val="Heading2"/>
       </w:pPr>
       <w:r>
         <w:t>05. Connect the explanation to its limit</w:t>
@@ -6737,7 +6809,7 @@
         <w:drawing>
           <wp:inline xmlns:a="http://schemas.openxmlformats.org/drawingml/2006/main" xmlns:pic="http://schemas.openxmlformats.org/drawingml/2006/picture">
             <wp:extent cx="5486400" cy="2834640"/>
-            <wp:docPr id="6" name="Picture 6" descr="Compare each draft sentence directly with S1. The anchoring claim matches the supplied source; the daily growth claim adds a measurement the source never gives. Two sentences pass the format rule, but unsupported content fails the mandatory evidence gate. Removing that sentence repairs the support defect rather than merely polishing the wording. Limit: Passing this small rubric does not establish readability, completeness or benefit across every pupil and question."/>
+            <wp:docPr id="7" name="Picture 7" descr="Compare each draft sentence directly with S1. The anchoring claim matches the supplied source; the daily growth claim adds a measurement the source never gives. Two sentences pass the format rule, but unsupported content fails the mandatory evidence gate. Removing that sentence repairs the support defect rather than merely polishing the wording. Limit: Passing this small rubric does not establish readability, completeness or benefit across every pupil and question."/>
             <wp:cNvGraphicFramePr>
               <a:graphicFrameLocks noChangeAspect="1"/>
             </wp:cNvGraphicFramePr>
@@ -6828,7 +6900,6 @@
     <w:p>
       <w:pPr>
         <w:spacing w:line="336" w:lineRule="auto" w:after="180"/>
-        <w:shd w:fill="F5F1FB"/>
       </w:pPr>
       <w:r>
         <w:rPr>
@@ -6839,16 +6910,7 @@
     </w:p>
     <w:p>
       <w:pPr>
-        <w:pStyle w:val="Heading3"/>
-      </w:pPr>
-      <w:r>
-        <w:t>Discuss while showing the picture</w:t>
-      </w:r>
-    </w:p>
-    <w:p>
-      <w:pPr>
         <w:spacing w:line="336" w:lineRule="auto" w:after="180"/>
-        <w:shd w:fill="F1F6F8"/>
       </w:pPr>
       <w:r>
         <w:rPr>
@@ -6860,7 +6922,6 @@
     <w:p>
       <w:pPr>
         <w:spacing w:line="336" w:lineRule="auto" w:after="180"/>
-        <w:shd w:fill="F1F6F8"/>
       </w:pPr>
       <w:r>
         <w:rPr>
@@ -6871,7 +6932,7 @@
     </w:p>
     <w:p>
       <w:pPr>
-        <w:pStyle w:val="Heading3"/>
+        <w:pStyle w:val="Heading2"/>
       </w:pPr>
       <w:r>
         <w:t>06. Make the idea visible in your project</w:t>
@@ -6882,7 +6943,7 @@
         <w:drawing>
           <wp:inline xmlns:a="http://schemas.openxmlformats.org/drawingml/2006/main" xmlns:pic="http://schemas.openxmlformats.org/drawingml/2006/picture">
             <wp:extent cx="5486400" cy="3681984"/>
-            <wp:docPr id="7" name="Picture 7" descr="For your Verified Study Buddy, save the input, procedure, observed result and limitation of this check. Label this worked example as practice; use a different, previously unreviewed case when checking independent understanding. Draw your input, deciding step, result and limit. Supported question: Why is “one out of two checks passed” an insufficient release decision? Point to the relevant step in the picture, then write the changed result and the rule or evidence that supports it."/>
+            <wp:docPr id="8" name="Picture 8" descr="For your Verified Study Buddy, save the input, procedure, observed result and limitation of this check. Label this worked example as practice; use a different, previously unreviewed case when checking independent understanding. Draw your input, deciding step, result and limit. Supported question: Why is “one out of two checks passed” an insufficient release decision? Point to the relevant step in the picture, then write the changed result and the rule or evidence that supports it."/>
             <wp:cNvGraphicFramePr>
               <a:graphicFrameLocks noChangeAspect="1"/>
             </wp:cNvGraphicFramePr>
@@ -6985,7 +7046,6 @@
     <w:p>
       <w:pPr>
         <w:spacing w:line="336" w:lineRule="auto" w:after="180"/>
-        <w:shd w:fill="F5F1FB"/>
       </w:pPr>
       <w:r>
         <w:rPr>
@@ -7008,58 +7068,126 @@
     </w:p>
     <w:p>
       <w:pPr>
+        <w:spacing w:line="336" w:lineRule="auto" w:after="180"/>
+      </w:pPr>
+      <w:r>
+        <w:rPr>
+          <w:b w:val="0"/>
+        </w:rPr>
+        <w:t xml:space="preserve">Teacher prompt: Draw your project trace and justify the deciding step using </w:t>
+      </w:r>
+      <w:r>
+        <w:rPr>
+          <w:b/>
+        </w:rPr>
+        <w:t>evidence</w:t>
+      </w:r>
+      <w:r>
+        <w:rPr>
+          <w:b w:val="0"/>
+        </w:rPr>
+        <w:t>. Ask learners to describe one label or arrow in ordinary words. Use the adjacent transcript if the image is difficult to see.</w:t>
+      </w:r>
+    </w:p>
+    <w:p>
+      <w:pPr>
+        <w:spacing w:line="336" w:lineRule="auto" w:after="180"/>
+      </w:pPr>
+      <w:r>
+        <w:rPr>
+          <w:b w:val="0"/>
+        </w:rPr>
+        <w:t>Supported practice key: Support is a mandatory gate. Passing length cannot compensate for presenting an unsupported claim as fact. Changed-case check: The revised one-sentence answer passes these two declared checks.</w:t>
+      </w:r>
+    </w:p>
+    <w:p>
+      <w:pPr>
+        <w:spacing w:line="336" w:lineRule="auto" w:after="180"/>
+      </w:pPr>
+      <w:r>
+        <w:rPr>
+          <w:b w:val="0"/>
+        </w:rPr>
+        <w:t>The remaining claim is supported and one sentence is within the maximum.</w:t>
+      </w:r>
+    </w:p>
+    <w:p>
+      <w:pPr>
+        <w:pStyle w:val="Heading2"/>
+      </w:pPr>
+      <w:r>
+        <w:t>Earlier wording, alternatives and picture transcripts · reference / check after trying</w:t>
+      </w:r>
+    </w:p>
+    <w:p>
+      <w:pPr>
+        <w:spacing w:line="336" w:lineRule="auto" w:after="180"/>
+      </w:pPr>
+      <w:r>
+        <w:rPr>
+          <w:b w:val="0"/>
+        </w:rPr>
+        <w:t xml:space="preserve">Use one picture at a time. Hide a worked result before asking for a </w:t>
+      </w:r>
+      <w:r>
+        <w:rPr>
+          <w:b/>
+        </w:rPr>
+        <w:t>prediction</w:t>
+      </w:r>
+      <w:r>
+        <w:rPr>
+          <w:b w:val="0"/>
+        </w:rPr>
+        <w:t>, then reveal it for feedback. These are supported teaching cases; retain the separate independent assessment for a fresh first attempt.</w:t>
+      </w:r>
+    </w:p>
+    <w:p>
+      <w:pPr>
         <w:pStyle w:val="Heading3"/>
       </w:pPr>
       <w:r>
-        <w:t>Discuss while showing the picture</w:t>
-      </w:r>
-    </w:p>
-    <w:p>
-      <w:pPr>
-        <w:spacing w:line="336" w:lineRule="auto" w:after="180"/>
-        <w:shd w:fill="F1F6F8"/>
-      </w:pPr>
-      <w:r>
-        <w:rPr>
-          <w:b w:val="0"/>
-        </w:rPr>
-        <w:t xml:space="preserve">Teacher prompt: Draw your project trace and justify the deciding step using </w:t>
-      </w:r>
-      <w:r>
-        <w:rPr>
-          <w:b/>
-        </w:rPr>
-        <w:t>evidence</w:t>
-      </w:r>
-      <w:r>
-        <w:rPr>
-          <w:b w:val="0"/>
-        </w:rPr>
-        <w:t>. Ask learners to describe one label or arrow in ordinary words. Use the adjacent transcript if the image is difficult to see.</w:t>
-      </w:r>
-    </w:p>
-    <w:p>
-      <w:pPr>
-        <w:spacing w:line="336" w:lineRule="auto" w:after="180"/>
-        <w:shd w:fill="F1F6F8"/>
-      </w:pPr>
-      <w:r>
-        <w:rPr>
-          <w:b w:val="0"/>
-        </w:rPr>
-        <w:t>Supported practice key: Support is a mandatory gate. Passing length cannot compensate for presenting an unsupported claim as fact. Changed-case check: The revised one-sentence answer passes these two declared checks.</w:t>
-      </w:r>
-    </w:p>
-    <w:p>
-      <w:pPr>
-        <w:spacing w:line="336" w:lineRule="auto" w:after="180"/>
-        <w:shd w:fill="F1F6F8"/>
-      </w:pPr>
-      <w:r>
-        <w:rPr>
-          <w:b w:val="0"/>
-        </w:rPr>
-        <w:t>The remaining claim is supported and one sentence is within the maximum.</w:t>
+        <w:t>01. Quality Rubrics: the case</w:t>
+      </w:r>
+    </w:p>
+    <w:p>
+      <w:pPr>
+        <w:pStyle w:val="Heading3"/>
+      </w:pPr>
+      <w:r>
+        <w:t>02. Follow the deciding steps</w:t>
+      </w:r>
+    </w:p>
+    <w:p>
+      <w:pPr>
+        <w:pStyle w:val="Heading3"/>
+      </w:pPr>
+      <w:r>
+        <w:t>03. System evaluation sets — evidence trace</w:t>
+      </w:r>
+    </w:p>
+    <w:p>
+      <w:pPr>
+        <w:pStyle w:val="Heading3"/>
+      </w:pPr>
+      <w:r>
+        <w:t>04. Change one thing. Trace what follows.</w:t>
+      </w:r>
+    </w:p>
+    <w:p>
+      <w:pPr>
+        <w:pStyle w:val="Heading3"/>
+      </w:pPr>
+      <w:r>
+        <w:t>05. Connect the explanation to its limit</w:t>
+      </w:r>
+    </w:p>
+    <w:p>
+      <w:pPr>
+        <w:pStyle w:val="Heading3"/>
+      </w:pPr>
+      <w:r>
+        <w:t>06. Make the idea visible in your project</w:t>
       </w:r>
     </w:p>
     <w:sectPr>
